--- a/report/231A010297_TranThiHaVy_DeTai20_TieuLuan_CuoiKy.docx
+++ b/report/231A010297_TranThiHaVy_DeTai20_TieuLuan_CuoiKy.docx
@@ -644,7 +644,7 @@
         </w:rPr>
       </w:pPr>
       <w:bookmarkStart w:id="0" w:name="_Toc235715864"/>
-      <w:bookmarkStart w:id="1" w:name="_Toc236067670"/>
+      <w:bookmarkStart w:id="1" w:name="_Toc236069936"/>
       <w:r>
         <w:rPr>
           <w:rFonts w:ascii="Times New Roman" w:hAnsi="Times New Roman" w:cs="Times New Roman"/>
@@ -653,43 +653,7 @@
           <w:szCs w:val="26"/>
         </w:rPr>
         <w:lastRenderedPageBreak/>
-        <w:t>THÔNG TIN VÀ CAM K</w:t>
-      </w:r>
-      <w:r>
-        <w:rPr>
-          <w:rFonts w:ascii="Times New Roman" w:hAnsi="Times New Roman" w:cs="Times New Roman"/>
-          <w:color w:val="000000" w:themeColor="text1"/>
-          <w:sz w:val="26"/>
-          <w:szCs w:val="26"/>
-        </w:rPr>
-        <w:t>Ế</w:t>
-      </w:r>
-      <w:r>
-        <w:rPr>
-          <w:rFonts w:ascii="Times New Roman" w:hAnsi="Times New Roman" w:cs="Times New Roman"/>
-          <w:color w:val="000000" w:themeColor="text1"/>
-          <w:sz w:val="26"/>
-          <w:szCs w:val="26"/>
-        </w:rPr>
-        <w:t>T N</w:t>
-      </w:r>
-      <w:r>
-        <w:rPr>
-          <w:rFonts w:ascii="Times New Roman" w:hAnsi="Times New Roman" w:cs="Times New Roman"/>
-          <w:color w:val="000000" w:themeColor="text1"/>
-          <w:sz w:val="26"/>
-          <w:szCs w:val="26"/>
-        </w:rPr>
-        <w:t>Ộ</w:t>
-      </w:r>
-      <w:r>
-        <w:rPr>
-          <w:rFonts w:ascii="Times New Roman" w:hAnsi="Times New Roman" w:cs="Times New Roman"/>
-          <w:color w:val="000000" w:themeColor="text1"/>
-          <w:sz w:val="26"/>
-          <w:szCs w:val="26"/>
-        </w:rPr>
-        <w:t>P BÀI</w:t>
+        <w:t>THÔNG TIN VÀ CAM KẾT NỘP BÀI</w:t>
       </w:r>
       <w:bookmarkEnd w:id="0"/>
       <w:bookmarkEnd w:id="1"/>
@@ -1179,55 +1143,13 @@
         </w:rPr>
       </w:pPr>
       <w:bookmarkStart w:id="2" w:name="_Toc235715865"/>
-      <w:bookmarkStart w:id="3" w:name="_Toc236067671"/>
+      <w:bookmarkStart w:id="3" w:name="_Toc236069937"/>
       <w:r>
         <w:rPr>
           <w:rFonts w:ascii="Times New Roman" w:hAnsi="Times New Roman" w:cs="Times New Roman"/>
           <w:color w:val="000000" w:themeColor="text1"/>
         </w:rPr>
-        <w:t>Cam k</w:t>
-      </w:r>
-      <w:r>
-        <w:rPr>
-          <w:rFonts w:ascii="Times New Roman" w:hAnsi="Times New Roman" w:cs="Times New Roman"/>
-          <w:color w:val="000000" w:themeColor="text1"/>
-        </w:rPr>
-        <w:t>ế</w:t>
-      </w:r>
-      <w:r>
-        <w:rPr>
-          <w:rFonts w:ascii="Times New Roman" w:hAnsi="Times New Roman" w:cs="Times New Roman"/>
-          <w:color w:val="000000" w:themeColor="text1"/>
-        </w:rPr>
-        <w:t>t an toàn và h</w:t>
-      </w:r>
-      <w:r>
-        <w:rPr>
-          <w:rFonts w:ascii="Times New Roman" w:hAnsi="Times New Roman" w:cs="Times New Roman"/>
-          <w:color w:val="000000" w:themeColor="text1"/>
-        </w:rPr>
-        <w:t>ọ</w:t>
-      </w:r>
-      <w:r>
-        <w:rPr>
-          <w:rFonts w:ascii="Times New Roman" w:hAnsi="Times New Roman" w:cs="Times New Roman"/>
-          <w:color w:val="000000" w:themeColor="text1"/>
-        </w:rPr>
-        <w:t>c thu</w:t>
-      </w:r>
-      <w:r>
-        <w:rPr>
-          <w:rFonts w:ascii="Times New Roman" w:hAnsi="Times New Roman" w:cs="Times New Roman"/>
-          <w:color w:val="000000" w:themeColor="text1"/>
-        </w:rPr>
-        <w:t>ậ</w:t>
-      </w:r>
-      <w:r>
-        <w:rPr>
-          <w:rFonts w:ascii="Times New Roman" w:hAnsi="Times New Roman" w:cs="Times New Roman"/>
-          <w:color w:val="000000" w:themeColor="text1"/>
-        </w:rPr>
-        <w:t>t</w:t>
+        <w:t>Cam kết an toàn và học thuật</w:t>
       </w:r>
       <w:bookmarkEnd w:id="2"/>
       <w:bookmarkEnd w:id="3"/>
@@ -1441,7 +1363,7 @@
           <w:szCs w:val="26"/>
         </w:rPr>
       </w:pPr>
-      <w:bookmarkStart w:id="4" w:name="_Toc236067672"/>
+      <w:bookmarkStart w:id="4" w:name="_Toc236069938"/>
       <w:r>
         <w:rPr>
           <w:rFonts w:ascii="Times New Roman" w:hAnsi="Times New Roman" w:cs="Times New Roman"/>
@@ -1450,43 +1372,7 @@
           <w:szCs w:val="26"/>
         </w:rPr>
         <w:lastRenderedPageBreak/>
-        <w:t>M</w:t>
-      </w:r>
-      <w:r>
-        <w:rPr>
-          <w:rFonts w:ascii="Times New Roman" w:hAnsi="Times New Roman" w:cs="Times New Roman"/>
-          <w:color w:val="000000" w:themeColor="text1"/>
-          <w:sz w:val="26"/>
-          <w:szCs w:val="26"/>
-        </w:rPr>
-        <w:t>Ụ</w:t>
-      </w:r>
-      <w:r>
-        <w:rPr>
-          <w:rFonts w:ascii="Times New Roman" w:hAnsi="Times New Roman" w:cs="Times New Roman"/>
-          <w:color w:val="000000" w:themeColor="text1"/>
-          <w:sz w:val="26"/>
-          <w:szCs w:val="26"/>
-        </w:rPr>
-        <w:t>C L</w:t>
-      </w:r>
-      <w:r>
-        <w:rPr>
-          <w:rFonts w:ascii="Times New Roman" w:hAnsi="Times New Roman" w:cs="Times New Roman"/>
-          <w:color w:val="000000" w:themeColor="text1"/>
-          <w:sz w:val="26"/>
-          <w:szCs w:val="26"/>
-        </w:rPr>
-        <w:t>Ụ</w:t>
-      </w:r>
-      <w:r>
-        <w:rPr>
-          <w:rFonts w:ascii="Times New Roman" w:hAnsi="Times New Roman" w:cs="Times New Roman"/>
-          <w:color w:val="000000" w:themeColor="text1"/>
-          <w:sz w:val="26"/>
-          <w:szCs w:val="26"/>
-        </w:rPr>
-        <w:t>C</w:t>
+        <w:t>MỤC LỤC</w:t>
       </w:r>
       <w:bookmarkEnd w:id="4"/>
     </w:p>
@@ -1534,7 +1420,7 @@
         </w:rPr>
         <w:fldChar w:fldCharType="separate"/>
       </w:r>
-      <w:hyperlink w:anchor="_Toc236067670" w:history="1">
+      <w:hyperlink w:anchor="_Toc236069936" w:history="1">
         <w:r>
           <w:rPr>
             <w:rStyle w:val="Siuktni"/>
@@ -1562,7 +1448,7 @@
             <w:noProof/>
             <w:webHidden/>
           </w:rPr>
-          <w:instrText xml:space="preserve"> PAGEREF _Toc236067670 \h </w:instrText>
+          <w:instrText xml:space="preserve"> PAGEREF _Toc236069936 \h </w:instrText>
         </w:r>
         <w:r>
           <w:rPr>
@@ -1610,7 +1496,7 @@
           <w14:ligatures w14:val="standardContextual"/>
         </w:rPr>
       </w:pPr>
-      <w:hyperlink w:anchor="_Toc236067671" w:history="1">
+      <w:hyperlink w:anchor="_Toc236069937" w:history="1">
         <w:r>
           <w:rPr>
             <w:rStyle w:val="Siuktni"/>
@@ -1638,7 +1524,7 @@
             <w:noProof/>
             <w:webHidden/>
           </w:rPr>
-          <w:instrText xml:space="preserve"> PAGEREF _Toc236067671 \h </w:instrText>
+          <w:instrText xml:space="preserve"> PAGEREF _Toc236069937 \h </w:instrText>
         </w:r>
         <w:r>
           <w:rPr>
@@ -1686,7 +1572,7 @@
           <w14:ligatures w14:val="standardContextual"/>
         </w:rPr>
       </w:pPr>
-      <w:hyperlink w:anchor="_Toc236067672" w:history="1">
+      <w:hyperlink w:anchor="_Toc236069938" w:history="1">
         <w:r>
           <w:rPr>
             <w:rStyle w:val="Siuktni"/>
@@ -1714,7 +1600,7 @@
             <w:noProof/>
             <w:webHidden/>
           </w:rPr>
-          <w:instrText xml:space="preserve"> PAGEREF _Toc236067672 \h </w:instrText>
+          <w:instrText xml:space="preserve"> PAGEREF _Toc236069938 \h </w:instrText>
         </w:r>
         <w:r>
           <w:rPr>
@@ -1762,7 +1648,7 @@
           <w14:ligatures w14:val="standardContextual"/>
         </w:rPr>
       </w:pPr>
-      <w:hyperlink w:anchor="_Toc236067673" w:history="1">
+      <w:hyperlink w:anchor="_Toc236069939" w:history="1">
         <w:r>
           <w:rPr>
             <w:rStyle w:val="Siuktni"/>
@@ -1790,7 +1676,7 @@
             <w:noProof/>
             <w:webHidden/>
           </w:rPr>
-          <w:instrText xml:space="preserve"> PAGEREF _Toc236067673 \h </w:instrText>
+          <w:instrText xml:space="preserve"> PAGEREF _Toc236069939 \h </w:instrText>
         </w:r>
         <w:r>
           <w:rPr>
@@ -1838,7 +1724,7 @@
           <w14:ligatures w14:val="standardContextual"/>
         </w:rPr>
       </w:pPr>
-      <w:hyperlink w:anchor="_Toc236067674" w:history="1">
+      <w:hyperlink w:anchor="_Toc236069940" w:history="1">
         <w:r>
           <w:rPr>
             <w:rStyle w:val="Siuktni"/>
@@ -1866,7 +1752,7 @@
             <w:noProof/>
             <w:webHidden/>
           </w:rPr>
-          <w:instrText xml:space="preserve"> PAGEREF _Toc236067674 \h </w:instrText>
+          <w:instrText xml:space="preserve"> PAGEREF _Toc236069940 \h </w:instrText>
         </w:r>
         <w:r>
           <w:rPr>
@@ -1914,7 +1800,7 @@
           <w14:ligatures w14:val="standardContextual"/>
         </w:rPr>
       </w:pPr>
-      <w:hyperlink w:anchor="_Toc236067675" w:history="1">
+      <w:hyperlink w:anchor="_Toc236069941" w:history="1">
         <w:r>
           <w:rPr>
             <w:rStyle w:val="Siuktni"/>
@@ -1942,7 +1828,7 @@
             <w:noProof/>
             <w:webHidden/>
           </w:rPr>
-          <w:instrText xml:space="preserve"> PAGEREF _Toc236067675 \h </w:instrText>
+          <w:instrText xml:space="preserve"> PAGEREF _Toc236069941 \h </w:instrText>
         </w:r>
         <w:r>
           <w:rPr>
@@ -1990,7 +1876,7 @@
           <w14:ligatures w14:val="standardContextual"/>
         </w:rPr>
       </w:pPr>
-      <w:hyperlink w:anchor="_Toc236067676" w:history="1">
+      <w:hyperlink w:anchor="_Toc236069942" w:history="1">
         <w:r>
           <w:rPr>
             <w:rStyle w:val="Siuktni"/>
@@ -2018,7 +1904,7 @@
             <w:noProof/>
             <w:webHidden/>
           </w:rPr>
-          <w:instrText xml:space="preserve"> PAGEREF _Toc236067676 \h </w:instrText>
+          <w:instrText xml:space="preserve"> PAGEREF _Toc236069942 \h </w:instrText>
         </w:r>
         <w:r>
           <w:rPr>
@@ -2066,7 +1952,7 @@
           <w14:ligatures w14:val="standardContextual"/>
         </w:rPr>
       </w:pPr>
-      <w:hyperlink w:anchor="_Toc236067677" w:history="1">
+      <w:hyperlink w:anchor="_Toc236069943" w:history="1">
         <w:r>
           <w:rPr>
             <w:rStyle w:val="Siuktni"/>
@@ -2094,7 +1980,7 @@
             <w:noProof/>
             <w:webHidden/>
           </w:rPr>
-          <w:instrText xml:space="preserve"> PAGEREF _Toc236067677 \h </w:instrText>
+          <w:instrText xml:space="preserve"> PAGEREF _Toc236069943 \h </w:instrText>
         </w:r>
         <w:r>
           <w:rPr>
@@ -2142,7 +2028,7 @@
           <w14:ligatures w14:val="standardContextual"/>
         </w:rPr>
       </w:pPr>
-      <w:hyperlink w:anchor="_Toc236067678" w:history="1">
+      <w:hyperlink w:anchor="_Toc236069944" w:history="1">
         <w:r>
           <w:rPr>
             <w:rStyle w:val="Siuktni"/>
@@ -2170,7 +2056,7 @@
             <w:noProof/>
             <w:webHidden/>
           </w:rPr>
-          <w:instrText xml:space="preserve"> PAGEREF _Toc236067678 \h </w:instrText>
+          <w:instrText xml:space="preserve"> PAGEREF _Toc236069944 \h </w:instrText>
         </w:r>
         <w:r>
           <w:rPr>
@@ -2218,7 +2104,7 @@
           <w14:ligatures w14:val="standardContextual"/>
         </w:rPr>
       </w:pPr>
-      <w:hyperlink w:anchor="_Toc236067679" w:history="1">
+      <w:hyperlink w:anchor="_Toc236069945" w:history="1">
         <w:r>
           <w:rPr>
             <w:rStyle w:val="Siuktni"/>
@@ -2246,7 +2132,7 @@
             <w:noProof/>
             <w:webHidden/>
           </w:rPr>
-          <w:instrText xml:space="preserve"> PAGEREF _Toc236067679 \h </w:instrText>
+          <w:instrText xml:space="preserve"> PAGEREF _Toc236069945 \h </w:instrText>
         </w:r>
         <w:r>
           <w:rPr>
@@ -2294,7 +2180,7 @@
           <w14:ligatures w14:val="standardContextual"/>
         </w:rPr>
       </w:pPr>
-      <w:hyperlink w:anchor="_Toc236067680" w:history="1">
+      <w:hyperlink w:anchor="_Toc236069946" w:history="1">
         <w:r>
           <w:rPr>
             <w:rStyle w:val="Siuktni"/>
@@ -2322,7 +2208,7 @@
             <w:noProof/>
             <w:webHidden/>
           </w:rPr>
-          <w:instrText xml:space="preserve"> PAGEREF _Toc236067680 \h </w:instrText>
+          <w:instrText xml:space="preserve"> PAGEREF _Toc236069946 \h </w:instrText>
         </w:r>
         <w:r>
           <w:rPr>
@@ -2370,7 +2256,7 @@
           <w14:ligatures w14:val="standardContextual"/>
         </w:rPr>
       </w:pPr>
-      <w:hyperlink w:anchor="_Toc236067681" w:history="1">
+      <w:hyperlink w:anchor="_Toc236069947" w:history="1">
         <w:r>
           <w:rPr>
             <w:rStyle w:val="Siuktni"/>
@@ -2398,7 +2284,7 @@
             <w:noProof/>
             <w:webHidden/>
           </w:rPr>
-          <w:instrText xml:space="preserve"> PAGEREF _Toc236067681 \h </w:instrText>
+          <w:instrText xml:space="preserve"> PAGEREF _Toc236069947 \h </w:instrText>
         </w:r>
         <w:r>
           <w:rPr>
@@ -2446,7 +2332,7 @@
           <w14:ligatures w14:val="standardContextual"/>
         </w:rPr>
       </w:pPr>
-      <w:hyperlink w:anchor="_Toc236067682" w:history="1">
+      <w:hyperlink w:anchor="_Toc236069948" w:history="1">
         <w:r>
           <w:rPr>
             <w:rStyle w:val="Siuktni"/>
@@ -2474,7 +2360,7 @@
             <w:noProof/>
             <w:webHidden/>
           </w:rPr>
-          <w:instrText xml:space="preserve"> PAGEREF _Toc236067682 \h </w:instrText>
+          <w:instrText xml:space="preserve"> PAGEREF _Toc236069948 \h </w:instrText>
         </w:r>
         <w:r>
           <w:rPr>
@@ -2522,7 +2408,7 @@
           <w14:ligatures w14:val="standardContextual"/>
         </w:rPr>
       </w:pPr>
-      <w:hyperlink w:anchor="_Toc236067683" w:history="1">
+      <w:hyperlink w:anchor="_Toc236069949" w:history="1">
         <w:r>
           <w:rPr>
             <w:rStyle w:val="Siuktni"/>
@@ -2550,7 +2436,7 @@
             <w:noProof/>
             <w:webHidden/>
           </w:rPr>
-          <w:instrText xml:space="preserve"> PAGEREF _Toc236067683 \h </w:instrText>
+          <w:instrText xml:space="preserve"> PAGEREF _Toc236069949 \h </w:instrText>
         </w:r>
         <w:r>
           <w:rPr>
@@ -2598,7 +2484,7 @@
           <w14:ligatures w14:val="standardContextual"/>
         </w:rPr>
       </w:pPr>
-      <w:hyperlink w:anchor="_Toc236067684" w:history="1">
+      <w:hyperlink w:anchor="_Toc236069950" w:history="1">
         <w:r>
           <w:rPr>
             <w:rStyle w:val="Siuktni"/>
@@ -2626,7 +2512,7 @@
             <w:noProof/>
             <w:webHidden/>
           </w:rPr>
-          <w:instrText xml:space="preserve"> PAGEREF _Toc236067684 \h </w:instrText>
+          <w:instrText xml:space="preserve"> PAGEREF _Toc236069950 \h </w:instrText>
         </w:r>
         <w:r>
           <w:rPr>
@@ -2674,7 +2560,7 @@
           <w14:ligatures w14:val="standardContextual"/>
         </w:rPr>
       </w:pPr>
-      <w:hyperlink w:anchor="_Toc236067685" w:history="1">
+      <w:hyperlink w:anchor="_Toc236069951" w:history="1">
         <w:r>
           <w:rPr>
             <w:rStyle w:val="Siuktni"/>
@@ -2702,7 +2588,7 @@
             <w:noProof/>
             <w:webHidden/>
           </w:rPr>
-          <w:instrText xml:space="preserve"> PAGEREF _Toc236067685 \h </w:instrText>
+          <w:instrText xml:space="preserve"> PAGEREF _Toc236069951 \h </w:instrText>
         </w:r>
         <w:r>
           <w:rPr>
@@ -2750,7 +2636,7 @@
           <w14:ligatures w14:val="standardContextual"/>
         </w:rPr>
       </w:pPr>
-      <w:hyperlink w:anchor="_Toc236067686" w:history="1">
+      <w:hyperlink w:anchor="_Toc236069952" w:history="1">
         <w:r>
           <w:rPr>
             <w:rStyle w:val="Siuktni"/>
@@ -2778,7 +2664,7 @@
             <w:noProof/>
             <w:webHidden/>
           </w:rPr>
-          <w:instrText xml:space="preserve"> PAGEREF _Toc236067686 \h </w:instrText>
+          <w:instrText xml:space="preserve"> PAGEREF _Toc236069952 \h </w:instrText>
         </w:r>
         <w:r>
           <w:rPr>
@@ -2826,7 +2712,7 @@
           <w14:ligatures w14:val="standardContextual"/>
         </w:rPr>
       </w:pPr>
-      <w:hyperlink w:anchor="_Toc236067687" w:history="1">
+      <w:hyperlink w:anchor="_Toc236069953" w:history="1">
         <w:r>
           <w:rPr>
             <w:rStyle w:val="Siuktni"/>
@@ -2854,7 +2740,7 @@
             <w:noProof/>
             <w:webHidden/>
           </w:rPr>
-          <w:instrText xml:space="preserve"> PAGEREF _Toc236067687 \h </w:instrText>
+          <w:instrText xml:space="preserve"> PAGEREF _Toc236069953 \h </w:instrText>
         </w:r>
         <w:r>
           <w:rPr>
@@ -2902,7 +2788,7 @@
           <w14:ligatures w14:val="standardContextual"/>
         </w:rPr>
       </w:pPr>
-      <w:hyperlink w:anchor="_Toc236067688" w:history="1">
+      <w:hyperlink w:anchor="_Toc236069954" w:history="1">
         <w:r>
           <w:rPr>
             <w:rStyle w:val="Siuktni"/>
@@ -2930,7 +2816,7 @@
             <w:noProof/>
             <w:webHidden/>
           </w:rPr>
-          <w:instrText xml:space="preserve"> PAGEREF _Toc236067688 \h </w:instrText>
+          <w:instrText xml:space="preserve"> PAGEREF _Toc236069954 \h </w:instrText>
         </w:r>
         <w:r>
           <w:rPr>
@@ -2978,7 +2864,7 @@
           <w14:ligatures w14:val="standardContextual"/>
         </w:rPr>
       </w:pPr>
-      <w:hyperlink w:anchor="_Toc236067689" w:history="1">
+      <w:hyperlink w:anchor="_Toc236069955" w:history="1">
         <w:r>
           <w:rPr>
             <w:rStyle w:val="Siuktni"/>
@@ -3006,7 +2892,7 @@
             <w:noProof/>
             <w:webHidden/>
           </w:rPr>
-          <w:instrText xml:space="preserve"> PAGEREF _Toc236067689 \h </w:instrText>
+          <w:instrText xml:space="preserve"> PAGEREF _Toc236069955 \h </w:instrText>
         </w:r>
         <w:r>
           <w:rPr>
@@ -3054,7 +2940,7 @@
           <w14:ligatures w14:val="standardContextual"/>
         </w:rPr>
       </w:pPr>
-      <w:hyperlink w:anchor="_Toc236067690" w:history="1">
+      <w:hyperlink w:anchor="_Toc236069956" w:history="1">
         <w:r>
           <w:rPr>
             <w:rStyle w:val="Siuktni"/>
@@ -3082,7 +2968,7 @@
             <w:noProof/>
             <w:webHidden/>
           </w:rPr>
-          <w:instrText xml:space="preserve"> PAGEREF _Toc236067690 \h </w:instrText>
+          <w:instrText xml:space="preserve"> PAGEREF _Toc236069956 \h </w:instrText>
         </w:r>
         <w:r>
           <w:rPr>
@@ -3130,7 +3016,7 @@
           <w14:ligatures w14:val="standardContextual"/>
         </w:rPr>
       </w:pPr>
-      <w:hyperlink w:anchor="_Toc236067691" w:history="1">
+      <w:hyperlink w:anchor="_Toc236069957" w:history="1">
         <w:r>
           <w:rPr>
             <w:rStyle w:val="Siuktni"/>
@@ -3158,7 +3044,7 @@
             <w:noProof/>
             <w:webHidden/>
           </w:rPr>
-          <w:instrText xml:space="preserve"> PAGEREF _Toc236067691 \h </w:instrText>
+          <w:instrText xml:space="preserve"> PAGEREF _Toc236069957 \h </w:instrText>
         </w:r>
         <w:r>
           <w:rPr>
@@ -3206,7 +3092,7 @@
           <w14:ligatures w14:val="standardContextual"/>
         </w:rPr>
       </w:pPr>
-      <w:hyperlink w:anchor="_Toc236067692" w:history="1">
+      <w:hyperlink w:anchor="_Toc236069958" w:history="1">
         <w:r>
           <w:rPr>
             <w:rStyle w:val="Siuktni"/>
@@ -3234,7 +3120,7 @@
             <w:noProof/>
             <w:webHidden/>
           </w:rPr>
-          <w:instrText xml:space="preserve"> PAGEREF _Toc236067692 \h </w:instrText>
+          <w:instrText xml:space="preserve"> PAGEREF _Toc236069958 \h </w:instrText>
         </w:r>
         <w:r>
           <w:rPr>
@@ -3282,7 +3168,7 @@
           <w14:ligatures w14:val="standardContextual"/>
         </w:rPr>
       </w:pPr>
-      <w:hyperlink w:anchor="_Toc236067693" w:history="1">
+      <w:hyperlink w:anchor="_Toc236069959" w:history="1">
         <w:r>
           <w:rPr>
             <w:rStyle w:val="Siuktni"/>
@@ -3310,7 +3196,7 @@
             <w:noProof/>
             <w:webHidden/>
           </w:rPr>
-          <w:instrText xml:space="preserve"> PAGEREF _Toc236067693 \h </w:instrText>
+          <w:instrText xml:space="preserve"> PAGEREF _Toc236069959 \h </w:instrText>
         </w:r>
         <w:r>
           <w:rPr>
@@ -3358,7 +3244,7 @@
           <w14:ligatures w14:val="standardContextual"/>
         </w:rPr>
       </w:pPr>
-      <w:hyperlink w:anchor="_Toc236067694" w:history="1">
+      <w:hyperlink w:anchor="_Toc236069960" w:history="1">
         <w:r>
           <w:rPr>
             <w:rStyle w:val="Siuktni"/>
@@ -3386,7 +3272,7 @@
             <w:noProof/>
             <w:webHidden/>
           </w:rPr>
-          <w:instrText xml:space="preserve"> PAGEREF _Toc236067694 \h </w:instrText>
+          <w:instrText xml:space="preserve"> PAGEREF _Toc236069960 \h </w:instrText>
         </w:r>
         <w:r>
           <w:rPr>
@@ -3434,7 +3320,7 @@
           <w14:ligatures w14:val="standardContextual"/>
         </w:rPr>
       </w:pPr>
-      <w:hyperlink w:anchor="_Toc236067695" w:history="1">
+      <w:hyperlink w:anchor="_Toc236069961" w:history="1">
         <w:r>
           <w:rPr>
             <w:rStyle w:val="Siuktni"/>
@@ -3462,7 +3348,7 @@
             <w:noProof/>
             <w:webHidden/>
           </w:rPr>
-          <w:instrText xml:space="preserve"> PAGEREF _Toc236067695 \h </w:instrText>
+          <w:instrText xml:space="preserve"> PAGEREF _Toc236069961 \h </w:instrText>
         </w:r>
         <w:r>
           <w:rPr>
@@ -3510,7 +3396,7 @@
           <w14:ligatures w14:val="standardContextual"/>
         </w:rPr>
       </w:pPr>
-      <w:hyperlink w:anchor="_Toc236067696" w:history="1">
+      <w:hyperlink w:anchor="_Toc236069962" w:history="1">
         <w:r>
           <w:rPr>
             <w:rStyle w:val="Siuktni"/>
@@ -3538,7 +3424,7 @@
             <w:noProof/>
             <w:webHidden/>
           </w:rPr>
-          <w:instrText xml:space="preserve"> PAGEREF _Toc236067696 \h </w:instrText>
+          <w:instrText xml:space="preserve"> PAGEREF _Toc236069962 \h </w:instrText>
         </w:r>
         <w:r>
           <w:rPr>
@@ -3586,7 +3472,7 @@
           <w14:ligatures w14:val="standardContextual"/>
         </w:rPr>
       </w:pPr>
-      <w:hyperlink w:anchor="_Toc236067697" w:history="1">
+      <w:hyperlink w:anchor="_Toc236069963" w:history="1">
         <w:r>
           <w:rPr>
             <w:rStyle w:val="Siuktni"/>
@@ -3614,7 +3500,7 @@
             <w:noProof/>
             <w:webHidden/>
           </w:rPr>
-          <w:instrText xml:space="preserve"> PAGEREF _Toc236067697 \h </w:instrText>
+          <w:instrText xml:space="preserve"> PAGEREF _Toc236069963 \h </w:instrText>
         </w:r>
         <w:r>
           <w:rPr>
@@ -3662,7 +3548,7 @@
           <w14:ligatures w14:val="standardContextual"/>
         </w:rPr>
       </w:pPr>
-      <w:hyperlink w:anchor="_Toc236067698" w:history="1">
+      <w:hyperlink w:anchor="_Toc236069964" w:history="1">
         <w:r>
           <w:rPr>
             <w:rStyle w:val="Siuktni"/>
@@ -3690,7 +3576,7 @@
             <w:noProof/>
             <w:webHidden/>
           </w:rPr>
-          <w:instrText xml:space="preserve"> PAGEREF _Toc236067698 \h </w:instrText>
+          <w:instrText xml:space="preserve"> PAGEREF _Toc236069964 \h </w:instrText>
         </w:r>
         <w:r>
           <w:rPr>
@@ -3738,7 +3624,7 @@
           <w14:ligatures w14:val="standardContextual"/>
         </w:rPr>
       </w:pPr>
-      <w:hyperlink w:anchor="_Toc236067699" w:history="1">
+      <w:hyperlink w:anchor="_Toc236069965" w:history="1">
         <w:r>
           <w:rPr>
             <w:rStyle w:val="Siuktni"/>
@@ -3766,7 +3652,7 @@
             <w:noProof/>
             <w:webHidden/>
           </w:rPr>
-          <w:instrText xml:space="preserve"> PAGEREF _Toc236067699 \h </w:instrText>
+          <w:instrText xml:space="preserve"> PAGEREF _Toc236069965 \h </w:instrText>
         </w:r>
         <w:r>
           <w:rPr>
@@ -3814,7 +3700,7 @@
           <w14:ligatures w14:val="standardContextual"/>
         </w:rPr>
       </w:pPr>
-      <w:hyperlink w:anchor="_Toc236067700" w:history="1">
+      <w:hyperlink w:anchor="_Toc236069966" w:history="1">
         <w:r>
           <w:rPr>
             <w:rStyle w:val="Siuktni"/>
@@ -3842,7 +3728,7 @@
             <w:noProof/>
             <w:webHidden/>
           </w:rPr>
-          <w:instrText xml:space="preserve"> PAGEREF _Toc236067700 \h </w:instrText>
+          <w:instrText xml:space="preserve"> PAGEREF _Toc236069966 \h </w:instrText>
         </w:r>
         <w:r>
           <w:rPr>
@@ -3890,7 +3776,7 @@
           <w14:ligatures w14:val="standardContextual"/>
         </w:rPr>
       </w:pPr>
-      <w:hyperlink w:anchor="_Toc236067701" w:history="1">
+      <w:hyperlink w:anchor="_Toc236069967" w:history="1">
         <w:r>
           <w:rPr>
             <w:rStyle w:val="Siuktni"/>
@@ -3918,7 +3804,7 @@
             <w:noProof/>
             <w:webHidden/>
           </w:rPr>
-          <w:instrText xml:space="preserve"> PAGEREF _Toc236067701 \h </w:instrText>
+          <w:instrText xml:space="preserve"> PAGEREF _Toc236069967 \h </w:instrText>
         </w:r>
         <w:r>
           <w:rPr>
@@ -3966,7 +3852,7 @@
           <w14:ligatures w14:val="standardContextual"/>
         </w:rPr>
       </w:pPr>
-      <w:hyperlink w:anchor="_Toc236067702" w:history="1">
+      <w:hyperlink w:anchor="_Toc236069968" w:history="1">
         <w:r>
           <w:rPr>
             <w:rStyle w:val="Siuktni"/>
@@ -3994,7 +3880,7 @@
             <w:noProof/>
             <w:webHidden/>
           </w:rPr>
-          <w:instrText xml:space="preserve"> PAGEREF _Toc236067702 \h </w:instrText>
+          <w:instrText xml:space="preserve"> PAGEREF _Toc236069968 \h </w:instrText>
         </w:r>
         <w:r>
           <w:rPr>
@@ -4042,7 +3928,7 @@
           <w14:ligatures w14:val="standardContextual"/>
         </w:rPr>
       </w:pPr>
-      <w:hyperlink w:anchor="_Toc236067703" w:history="1">
+      <w:hyperlink w:anchor="_Toc236069969" w:history="1">
         <w:r>
           <w:rPr>
             <w:rStyle w:val="Siuktni"/>
@@ -4070,7 +3956,7 @@
             <w:noProof/>
             <w:webHidden/>
           </w:rPr>
-          <w:instrText xml:space="preserve"> PAGEREF _Toc236067703 \h </w:instrText>
+          <w:instrText xml:space="preserve"> PAGEREF _Toc236069969 \h </w:instrText>
         </w:r>
         <w:r>
           <w:rPr>
@@ -4118,7 +4004,7 @@
           <w14:ligatures w14:val="standardContextual"/>
         </w:rPr>
       </w:pPr>
-      <w:hyperlink w:anchor="_Toc236067704" w:history="1">
+      <w:hyperlink w:anchor="_Toc236069970" w:history="1">
         <w:r>
           <w:rPr>
             <w:rStyle w:val="Siuktni"/>
@@ -4146,7 +4032,7 @@
             <w:noProof/>
             <w:webHidden/>
           </w:rPr>
-          <w:instrText xml:space="preserve"> PAGEREF _Toc236067704 \h </w:instrText>
+          <w:instrText xml:space="preserve"> PAGEREF _Toc236069970 \h </w:instrText>
         </w:r>
         <w:r>
           <w:rPr>
@@ -4194,7 +4080,7 @@
           <w14:ligatures w14:val="standardContextual"/>
         </w:rPr>
       </w:pPr>
-      <w:hyperlink w:anchor="_Toc236067705" w:history="1">
+      <w:hyperlink w:anchor="_Toc236069971" w:history="1">
         <w:r>
           <w:rPr>
             <w:rStyle w:val="Siuktni"/>
@@ -4222,7 +4108,7 @@
             <w:noProof/>
             <w:webHidden/>
           </w:rPr>
-          <w:instrText xml:space="preserve"> PAGEREF _Toc236067705 \h </w:instrText>
+          <w:instrText xml:space="preserve"> PAGEREF _Toc236069971 \h </w:instrText>
         </w:r>
         <w:r>
           <w:rPr>
@@ -4270,7 +4156,7 @@
           <w14:ligatures w14:val="standardContextual"/>
         </w:rPr>
       </w:pPr>
-      <w:hyperlink w:anchor="_Toc236067706" w:history="1">
+      <w:hyperlink w:anchor="_Toc236069972" w:history="1">
         <w:r>
           <w:rPr>
             <w:rStyle w:val="Siuktni"/>
@@ -4298,7 +4184,7 @@
             <w:noProof/>
             <w:webHidden/>
           </w:rPr>
-          <w:instrText xml:space="preserve"> PAGEREF _Toc236067706 \h </w:instrText>
+          <w:instrText xml:space="preserve"> PAGEREF _Toc236069972 \h </w:instrText>
         </w:r>
         <w:r>
           <w:rPr>
@@ -4346,7 +4232,7 @@
           <w14:ligatures w14:val="standardContextual"/>
         </w:rPr>
       </w:pPr>
-      <w:hyperlink w:anchor="_Toc236067707" w:history="1">
+      <w:hyperlink w:anchor="_Toc236069973" w:history="1">
         <w:r>
           <w:rPr>
             <w:rStyle w:val="Siuktni"/>
@@ -4374,7 +4260,7 @@
             <w:noProof/>
             <w:webHidden/>
           </w:rPr>
-          <w:instrText xml:space="preserve"> PAGEREF _Toc236067707 \h </w:instrText>
+          <w:instrText xml:space="preserve"> PAGEREF _Toc236069973 \h </w:instrText>
         </w:r>
         <w:r>
           <w:rPr>
@@ -4422,7 +4308,7 @@
           <w14:ligatures w14:val="standardContextual"/>
         </w:rPr>
       </w:pPr>
-      <w:hyperlink w:anchor="_Toc236067708" w:history="1">
+      <w:hyperlink w:anchor="_Toc236069974" w:history="1">
         <w:r>
           <w:rPr>
             <w:rStyle w:val="Siuktni"/>
@@ -4450,7 +4336,7 @@
             <w:noProof/>
             <w:webHidden/>
           </w:rPr>
-          <w:instrText xml:space="preserve"> PAGEREF _Toc236067708 \h </w:instrText>
+          <w:instrText xml:space="preserve"> PAGEREF _Toc236069974 \h </w:instrText>
         </w:r>
         <w:r>
           <w:rPr>
@@ -4498,7 +4384,7 @@
           <w14:ligatures w14:val="standardContextual"/>
         </w:rPr>
       </w:pPr>
-      <w:hyperlink w:anchor="_Toc236067709" w:history="1">
+      <w:hyperlink w:anchor="_Toc236069975" w:history="1">
         <w:r>
           <w:rPr>
             <w:rStyle w:val="Siuktni"/>
@@ -4526,7 +4412,7 @@
             <w:noProof/>
             <w:webHidden/>
           </w:rPr>
-          <w:instrText xml:space="preserve"> PAGEREF _Toc236067709 \h </w:instrText>
+          <w:instrText xml:space="preserve"> PAGEREF _Toc236069975 \h </w:instrText>
         </w:r>
         <w:r>
           <w:rPr>
@@ -4574,7 +4460,7 @@
           <w14:ligatures w14:val="standardContextual"/>
         </w:rPr>
       </w:pPr>
-      <w:hyperlink w:anchor="_Toc236067710" w:history="1">
+      <w:hyperlink w:anchor="_Toc236069976" w:history="1">
         <w:r>
           <w:rPr>
             <w:rStyle w:val="Siuktni"/>
@@ -4602,7 +4488,7 @@
             <w:noProof/>
             <w:webHidden/>
           </w:rPr>
-          <w:instrText xml:space="preserve"> PAGEREF _Toc236067710 \h </w:instrText>
+          <w:instrText xml:space="preserve"> PAGEREF _Toc236069976 \h </w:instrText>
         </w:r>
         <w:r>
           <w:rPr>
@@ -4650,7 +4536,7 @@
           <w14:ligatures w14:val="standardContextual"/>
         </w:rPr>
       </w:pPr>
-      <w:hyperlink w:anchor="_Toc236067711" w:history="1">
+      <w:hyperlink w:anchor="_Toc236069977" w:history="1">
         <w:r>
           <w:rPr>
             <w:rStyle w:val="Siuktni"/>
@@ -4678,7 +4564,7 @@
             <w:noProof/>
             <w:webHidden/>
           </w:rPr>
-          <w:instrText xml:space="preserve"> PAGEREF _Toc236067711 \h </w:instrText>
+          <w:instrText xml:space="preserve"> PAGEREF _Toc236069977 \h </w:instrText>
         </w:r>
         <w:r>
           <w:rPr>
@@ -4726,7 +4612,7 @@
           <w14:ligatures w14:val="standardContextual"/>
         </w:rPr>
       </w:pPr>
-      <w:hyperlink w:anchor="_Toc236067712" w:history="1">
+      <w:hyperlink w:anchor="_Toc236069978" w:history="1">
         <w:r>
           <w:rPr>
             <w:rStyle w:val="Siuktni"/>
@@ -4754,7 +4640,7 @@
             <w:noProof/>
             <w:webHidden/>
           </w:rPr>
-          <w:instrText xml:space="preserve"> PAGEREF _Toc236067712 \h </w:instrText>
+          <w:instrText xml:space="preserve"> PAGEREF _Toc236069978 \h </w:instrText>
         </w:r>
         <w:r>
           <w:rPr>
@@ -4802,7 +4688,7 @@
           <w14:ligatures w14:val="standardContextual"/>
         </w:rPr>
       </w:pPr>
-      <w:hyperlink w:anchor="_Toc236067713" w:history="1">
+      <w:hyperlink w:anchor="_Toc236069979" w:history="1">
         <w:r>
           <w:rPr>
             <w:rStyle w:val="Siuktni"/>
@@ -4830,7 +4716,7 @@
             <w:noProof/>
             <w:webHidden/>
           </w:rPr>
-          <w:instrText xml:space="preserve"> PAGEREF _Toc236067713 \h </w:instrText>
+          <w:instrText xml:space="preserve"> PAGEREF _Toc236069979 \h </w:instrText>
         </w:r>
         <w:r>
           <w:rPr>
@@ -4878,7 +4764,7 @@
           <w14:ligatures w14:val="standardContextual"/>
         </w:rPr>
       </w:pPr>
-      <w:hyperlink w:anchor="_Toc236067714" w:history="1">
+      <w:hyperlink w:anchor="_Toc236069980" w:history="1">
         <w:r>
           <w:rPr>
             <w:rStyle w:val="Siuktni"/>
@@ -4906,7 +4792,7 @@
             <w:noProof/>
             <w:webHidden/>
           </w:rPr>
-          <w:instrText xml:space="preserve"> PAGEREF _Toc236067714 \h </w:instrText>
+          <w:instrText xml:space="preserve"> PAGEREF _Toc236069980 \h </w:instrText>
         </w:r>
         <w:r>
           <w:rPr>
@@ -4954,7 +4840,7 @@
           <w14:ligatures w14:val="standardContextual"/>
         </w:rPr>
       </w:pPr>
-      <w:hyperlink w:anchor="_Toc236067715" w:history="1">
+      <w:hyperlink w:anchor="_Toc236069981" w:history="1">
         <w:r>
           <w:rPr>
             <w:rStyle w:val="Siuktni"/>
@@ -4982,7 +4868,7 @@
             <w:noProof/>
             <w:webHidden/>
           </w:rPr>
-          <w:instrText xml:space="preserve"> PAGEREF _Toc236067715 \h </w:instrText>
+          <w:instrText xml:space="preserve"> PAGEREF _Toc236069981 \h </w:instrText>
         </w:r>
         <w:r>
           <w:rPr>
@@ -5030,7 +4916,7 @@
           <w14:ligatures w14:val="standardContextual"/>
         </w:rPr>
       </w:pPr>
-      <w:hyperlink w:anchor="_Toc236067716" w:history="1">
+      <w:hyperlink w:anchor="_Toc236069982" w:history="1">
         <w:r>
           <w:rPr>
             <w:rStyle w:val="Siuktni"/>
@@ -5058,7 +4944,7 @@
             <w:noProof/>
             <w:webHidden/>
           </w:rPr>
-          <w:instrText xml:space="preserve"> PAGEREF _Toc236067716 \h </w:instrText>
+          <w:instrText xml:space="preserve"> PAGEREF _Toc236069982 \h </w:instrText>
         </w:r>
         <w:r>
           <w:rPr>
@@ -5106,7 +4992,7 @@
           <w14:ligatures w14:val="standardContextual"/>
         </w:rPr>
       </w:pPr>
-      <w:hyperlink w:anchor="_Toc236067717" w:history="1">
+      <w:hyperlink w:anchor="_Toc236069983" w:history="1">
         <w:r>
           <w:rPr>
             <w:rStyle w:val="Siuktni"/>
@@ -5134,7 +5020,7 @@
             <w:noProof/>
             <w:webHidden/>
           </w:rPr>
-          <w:instrText xml:space="preserve"> PAGEREF _Toc236067717 \h </w:instrText>
+          <w:instrText xml:space="preserve"> PAGEREF _Toc236069983 \h </w:instrText>
         </w:r>
         <w:r>
           <w:rPr>
@@ -5182,7 +5068,7 @@
           <w14:ligatures w14:val="standardContextual"/>
         </w:rPr>
       </w:pPr>
-      <w:hyperlink w:anchor="_Toc236067718" w:history="1">
+      <w:hyperlink w:anchor="_Toc236069984" w:history="1">
         <w:r>
           <w:rPr>
             <w:rStyle w:val="Siuktni"/>
@@ -5210,7 +5096,7 @@
             <w:noProof/>
             <w:webHidden/>
           </w:rPr>
-          <w:instrText xml:space="preserve"> PAGEREF _Toc236067718 \h </w:instrText>
+          <w:instrText xml:space="preserve"> PAGEREF _Toc236069984 \h </w:instrText>
         </w:r>
         <w:r>
           <w:rPr>
@@ -5258,7 +5144,7 @@
           <w14:ligatures w14:val="standardContextual"/>
         </w:rPr>
       </w:pPr>
-      <w:hyperlink w:anchor="_Toc236067719" w:history="1">
+      <w:hyperlink w:anchor="_Toc236069985" w:history="1">
         <w:r>
           <w:rPr>
             <w:rStyle w:val="Siuktni"/>
@@ -5286,7 +5172,7 @@
             <w:noProof/>
             <w:webHidden/>
           </w:rPr>
-          <w:instrText xml:space="preserve"> PAGEREF _Toc236067719 \h </w:instrText>
+          <w:instrText xml:space="preserve"> PAGEREF _Toc236069985 \h </w:instrText>
         </w:r>
         <w:r>
           <w:rPr>
@@ -5334,7 +5220,7 @@
           <w14:ligatures w14:val="standardContextual"/>
         </w:rPr>
       </w:pPr>
-      <w:hyperlink w:anchor="_Toc236067720" w:history="1">
+      <w:hyperlink w:anchor="_Toc236069986" w:history="1">
         <w:r>
           <w:rPr>
             <w:rStyle w:val="Siuktni"/>
@@ -5362,7 +5248,7 @@
             <w:noProof/>
             <w:webHidden/>
           </w:rPr>
-          <w:instrText xml:space="preserve"> PAGEREF _Toc236067720 \h </w:instrText>
+          <w:instrText xml:space="preserve"> PAGEREF _Toc236069986 \h </w:instrText>
         </w:r>
         <w:r>
           <w:rPr>
@@ -5410,7 +5296,7 @@
           <w14:ligatures w14:val="standardContextual"/>
         </w:rPr>
       </w:pPr>
-      <w:hyperlink w:anchor="_Toc236067721" w:history="1">
+      <w:hyperlink w:anchor="_Toc236069987" w:history="1">
         <w:r>
           <w:rPr>
             <w:rStyle w:val="Siuktni"/>
@@ -5438,7 +5324,7 @@
             <w:noProof/>
             <w:webHidden/>
           </w:rPr>
-          <w:instrText xml:space="preserve"> PAGEREF _Toc236067721 \h </w:instrText>
+          <w:instrText xml:space="preserve"> PAGEREF _Toc236069987 \h </w:instrText>
         </w:r>
         <w:r>
           <w:rPr>
@@ -5486,7 +5372,7 @@
           <w14:ligatures w14:val="standardContextual"/>
         </w:rPr>
       </w:pPr>
-      <w:hyperlink w:anchor="_Toc236067722" w:history="1">
+      <w:hyperlink w:anchor="_Toc236069988" w:history="1">
         <w:r>
           <w:rPr>
             <w:rStyle w:val="Siuktni"/>
@@ -5514,7 +5400,7 @@
             <w:noProof/>
             <w:webHidden/>
           </w:rPr>
-          <w:instrText xml:space="preserve"> PAGEREF _Toc236067722 \h </w:instrText>
+          <w:instrText xml:space="preserve"> PAGEREF _Toc236069988 \h </w:instrText>
         </w:r>
         <w:r>
           <w:rPr>
@@ -5562,7 +5448,7 @@
           <w14:ligatures w14:val="standardContextual"/>
         </w:rPr>
       </w:pPr>
-      <w:hyperlink w:anchor="_Toc236067723" w:history="1">
+      <w:hyperlink w:anchor="_Toc236069989" w:history="1">
         <w:r>
           <w:rPr>
             <w:rStyle w:val="Siuktni"/>
@@ -5590,7 +5476,7 @@
             <w:noProof/>
             <w:webHidden/>
           </w:rPr>
-          <w:instrText xml:space="preserve"> PAGEREF _Toc236067723 \h </w:instrText>
+          <w:instrText xml:space="preserve"> PAGEREF _Toc236069989 \h </w:instrText>
         </w:r>
         <w:r>
           <w:rPr>
@@ -5638,7 +5524,7 @@
           <w14:ligatures w14:val="standardContextual"/>
         </w:rPr>
       </w:pPr>
-      <w:hyperlink w:anchor="_Toc236067724" w:history="1">
+      <w:hyperlink w:anchor="_Toc236069990" w:history="1">
         <w:r>
           <w:rPr>
             <w:rStyle w:val="Siuktni"/>
@@ -5666,7 +5552,7 @@
             <w:noProof/>
             <w:webHidden/>
           </w:rPr>
-          <w:instrText xml:space="preserve"> PAGEREF _Toc236067724 \h </w:instrText>
+          <w:instrText xml:space="preserve"> PAGEREF _Toc236069990 \h </w:instrText>
         </w:r>
         <w:r>
           <w:rPr>
@@ -5748,7 +5634,7 @@
           <w:szCs w:val="26"/>
         </w:rPr>
       </w:pPr>
-      <w:bookmarkStart w:id="5" w:name="_Toc236067673"/>
+      <w:bookmarkStart w:id="5" w:name="_Toc236069939"/>
       <w:r>
         <w:rPr>
           <w:rFonts w:ascii="Times New Roman" w:hAnsi="Times New Roman" w:cs="Times New Roman"/>
@@ -5757,79 +5643,7 @@
           <w:szCs w:val="26"/>
         </w:rPr>
         <w:lastRenderedPageBreak/>
-        <w:t>DANH M</w:t>
-      </w:r>
-      <w:r>
-        <w:rPr>
-          <w:rFonts w:ascii="Times New Roman" w:hAnsi="Times New Roman" w:cs="Times New Roman"/>
-          <w:color w:val="000000" w:themeColor="text1"/>
-          <w:sz w:val="26"/>
-          <w:szCs w:val="26"/>
-        </w:rPr>
-        <w:t>Ụ</w:t>
-      </w:r>
-      <w:r>
-        <w:rPr>
-          <w:rFonts w:ascii="Times New Roman" w:hAnsi="Times New Roman" w:cs="Times New Roman"/>
-          <w:color w:val="000000" w:themeColor="text1"/>
-          <w:sz w:val="26"/>
-          <w:szCs w:val="26"/>
-        </w:rPr>
-        <w:t>C T</w:t>
-      </w:r>
-      <w:r>
-        <w:rPr>
-          <w:rFonts w:ascii="Times New Roman" w:hAnsi="Times New Roman" w:cs="Times New Roman"/>
-          <w:color w:val="000000" w:themeColor="text1"/>
-          <w:sz w:val="26"/>
-          <w:szCs w:val="26"/>
-        </w:rPr>
-        <w:t>Ừ</w:t>
-      </w:r>
-      <w:r>
-        <w:rPr>
-          <w:rFonts w:ascii="Times New Roman" w:hAnsi="Times New Roman" w:cs="Times New Roman"/>
-          <w:color w:val="000000" w:themeColor="text1"/>
-          <w:sz w:val="26"/>
-          <w:szCs w:val="26"/>
-        </w:rPr>
-        <w:t xml:space="preserve"> VI</w:t>
-      </w:r>
-      <w:r>
-        <w:rPr>
-          <w:rFonts w:ascii="Times New Roman" w:hAnsi="Times New Roman" w:cs="Times New Roman"/>
-          <w:color w:val="000000" w:themeColor="text1"/>
-          <w:sz w:val="26"/>
-          <w:szCs w:val="26"/>
-        </w:rPr>
-        <w:t>Ế</w:t>
-      </w:r>
-      <w:r>
-        <w:rPr>
-          <w:rFonts w:ascii="Times New Roman" w:hAnsi="Times New Roman" w:cs="Times New Roman"/>
-          <w:color w:val="000000" w:themeColor="text1"/>
-          <w:sz w:val="26"/>
-          <w:szCs w:val="26"/>
-        </w:rPr>
-        <w:t>T T</w:t>
-      </w:r>
-      <w:r>
-        <w:rPr>
-          <w:rFonts w:ascii="Times New Roman" w:hAnsi="Times New Roman" w:cs="Times New Roman"/>
-          <w:color w:val="000000" w:themeColor="text1"/>
-          <w:sz w:val="26"/>
-          <w:szCs w:val="26"/>
-        </w:rPr>
-        <w:t>Ắ</w:t>
-      </w:r>
-      <w:r>
-        <w:rPr>
-          <w:rFonts w:ascii="Times New Roman" w:hAnsi="Times New Roman" w:cs="Times New Roman"/>
-          <w:color w:val="000000" w:themeColor="text1"/>
-          <w:sz w:val="26"/>
-          <w:szCs w:val="26"/>
-        </w:rPr>
-        <w:t>T</w:t>
+        <w:t>DANH MỤC TỪ VIẾT TẮT</w:t>
       </w:r>
       <w:bookmarkEnd w:id="5"/>
     </w:p>
@@ -6742,7 +6556,7 @@
           <w:szCs w:val="26"/>
         </w:rPr>
       </w:pPr>
-      <w:bookmarkStart w:id="6" w:name="_Toc236067674"/>
+      <w:bookmarkStart w:id="6" w:name="_Toc236069940"/>
       <w:r>
         <w:rPr>
           <w:rFonts w:ascii="Times New Roman" w:hAnsi="Times New Roman" w:cs="Times New Roman"/>
@@ -6751,43 +6565,7 @@
           <w:szCs w:val="26"/>
         </w:rPr>
         <w:lastRenderedPageBreak/>
-        <w:t>CHƯƠNG 1. T</w:t>
-      </w:r>
-      <w:r>
-        <w:rPr>
-          <w:rFonts w:ascii="Times New Roman" w:hAnsi="Times New Roman" w:cs="Times New Roman"/>
-          <w:color w:val="000000" w:themeColor="text1"/>
-          <w:sz w:val="26"/>
-          <w:szCs w:val="26"/>
-        </w:rPr>
-        <w:t>Ổ</w:t>
-      </w:r>
-      <w:r>
-        <w:rPr>
-          <w:rFonts w:ascii="Times New Roman" w:hAnsi="Times New Roman" w:cs="Times New Roman"/>
-          <w:color w:val="000000" w:themeColor="text1"/>
-          <w:sz w:val="26"/>
-          <w:szCs w:val="26"/>
-        </w:rPr>
-        <w:t>NG QUAN Đ</w:t>
-      </w:r>
-      <w:r>
-        <w:rPr>
-          <w:rFonts w:ascii="Times New Roman" w:hAnsi="Times New Roman" w:cs="Times New Roman"/>
-          <w:color w:val="000000" w:themeColor="text1"/>
-          <w:sz w:val="26"/>
-          <w:szCs w:val="26"/>
-        </w:rPr>
-        <w:t>Ề</w:t>
-      </w:r>
-      <w:r>
-        <w:rPr>
-          <w:rFonts w:ascii="Times New Roman" w:hAnsi="Times New Roman" w:cs="Times New Roman"/>
-          <w:color w:val="000000" w:themeColor="text1"/>
-          <w:sz w:val="26"/>
-          <w:szCs w:val="26"/>
-        </w:rPr>
-        <w:t xml:space="preserve"> TÀI</w:t>
+        <w:t>CHƯƠNG 1. TỔNG QUAN ĐỀ TÀI</w:t>
       </w:r>
       <w:bookmarkEnd w:id="6"/>
     </w:p>
@@ -6800,69 +6578,13 @@
           <w:color w:val="000000" w:themeColor="text1"/>
         </w:rPr>
       </w:pPr>
-      <w:bookmarkStart w:id="7" w:name="_Toc236067675"/>
+      <w:bookmarkStart w:id="7" w:name="_Toc236069941"/>
       <w:r>
         <w:rPr>
           <w:rFonts w:ascii="Times New Roman" w:hAnsi="Times New Roman" w:cs="Times New Roman"/>
           <w:color w:val="000000" w:themeColor="text1"/>
         </w:rPr>
-        <w:t>1.1. B</w:t>
-      </w:r>
-      <w:r>
-        <w:rPr>
-          <w:rFonts w:ascii="Times New Roman" w:hAnsi="Times New Roman" w:cs="Times New Roman"/>
-          <w:color w:val="000000" w:themeColor="text1"/>
-        </w:rPr>
-        <w:t>ố</w:t>
-      </w:r>
-      <w:r>
-        <w:rPr>
-          <w:rFonts w:ascii="Times New Roman" w:hAnsi="Times New Roman" w:cs="Times New Roman"/>
-          <w:color w:val="000000" w:themeColor="text1"/>
-        </w:rPr>
-        <w:t>i c</w:t>
-      </w:r>
-      <w:r>
-        <w:rPr>
-          <w:rFonts w:ascii="Times New Roman" w:hAnsi="Times New Roman" w:cs="Times New Roman"/>
-          <w:color w:val="000000" w:themeColor="text1"/>
-        </w:rPr>
-        <w:t>ả</w:t>
-      </w:r>
-      <w:r>
-        <w:rPr>
-          <w:rFonts w:ascii="Times New Roman" w:hAnsi="Times New Roman" w:cs="Times New Roman"/>
-          <w:color w:val="000000" w:themeColor="text1"/>
-        </w:rPr>
-        <w:t>nh và lý do ch</w:t>
-      </w:r>
-      <w:r>
-        <w:rPr>
-          <w:rFonts w:ascii="Times New Roman" w:hAnsi="Times New Roman" w:cs="Times New Roman"/>
-          <w:color w:val="000000" w:themeColor="text1"/>
-        </w:rPr>
-        <w:t>ọ</w:t>
-      </w:r>
-      <w:r>
-        <w:rPr>
-          <w:rFonts w:ascii="Times New Roman" w:hAnsi="Times New Roman" w:cs="Times New Roman"/>
-          <w:color w:val="000000" w:themeColor="text1"/>
-        </w:rPr>
-        <w:t>n đ</w:t>
-      </w:r>
-      <w:r>
-        <w:rPr>
-          <w:rFonts w:ascii="Times New Roman" w:hAnsi="Times New Roman" w:cs="Times New Roman"/>
-          <w:color w:val="000000" w:themeColor="text1"/>
-        </w:rPr>
-        <w:t>ề</w:t>
-      </w:r>
-      <w:r>
-        <w:rPr>
-          <w:rFonts w:ascii="Times New Roman" w:hAnsi="Times New Roman" w:cs="Times New Roman"/>
-          <w:color w:val="000000" w:themeColor="text1"/>
-        </w:rPr>
-        <w:t xml:space="preserve"> tài</w:t>
+        <w:t>1.1. Bối cảnh và lý do chọn đề tài</w:t>
       </w:r>
       <w:bookmarkEnd w:id="7"/>
     </w:p>
@@ -6919,111 +6641,13 @@
           <w:color w:val="000000" w:themeColor="text1"/>
         </w:rPr>
       </w:pPr>
-      <w:bookmarkStart w:id="8" w:name="_Toc236067676"/>
+      <w:bookmarkStart w:id="8" w:name="_Toc236069942"/>
       <w:r>
         <w:rPr>
           <w:rFonts w:ascii="Times New Roman" w:hAnsi="Times New Roman" w:cs="Times New Roman"/>
           <w:color w:val="000000" w:themeColor="text1"/>
         </w:rPr>
-        <w:t>1.2. V</w:t>
-      </w:r>
-      <w:r>
-        <w:rPr>
-          <w:rFonts w:ascii="Times New Roman" w:hAnsi="Times New Roman" w:cs="Times New Roman"/>
-          <w:color w:val="000000" w:themeColor="text1"/>
-        </w:rPr>
-        <w:t>ấ</w:t>
-      </w:r>
-      <w:r>
-        <w:rPr>
-          <w:rFonts w:ascii="Times New Roman" w:hAnsi="Times New Roman" w:cs="Times New Roman"/>
-          <w:color w:val="000000" w:themeColor="text1"/>
-        </w:rPr>
-        <w:t>n đ</w:t>
-      </w:r>
-      <w:r>
-        <w:rPr>
-          <w:rFonts w:ascii="Times New Roman" w:hAnsi="Times New Roman" w:cs="Times New Roman"/>
-          <w:color w:val="000000" w:themeColor="text1"/>
-        </w:rPr>
-        <w:t>ề</w:t>
-      </w:r>
-      <w:r>
-        <w:rPr>
-          <w:rFonts w:ascii="Times New Roman" w:hAnsi="Times New Roman" w:cs="Times New Roman"/>
-          <w:color w:val="000000" w:themeColor="text1"/>
-        </w:rPr>
-        <w:t xml:space="preserve"> b</w:t>
-      </w:r>
-      <w:r>
-        <w:rPr>
-          <w:rFonts w:ascii="Times New Roman" w:hAnsi="Times New Roman" w:cs="Times New Roman"/>
-          <w:color w:val="000000" w:themeColor="text1"/>
-        </w:rPr>
-        <w:t>ả</w:t>
-      </w:r>
-      <w:r>
-        <w:rPr>
-          <w:rFonts w:ascii="Times New Roman" w:hAnsi="Times New Roman" w:cs="Times New Roman"/>
-          <w:color w:val="000000" w:themeColor="text1"/>
-        </w:rPr>
-        <w:t>o m</w:t>
-      </w:r>
-      <w:r>
-        <w:rPr>
-          <w:rFonts w:ascii="Times New Roman" w:hAnsi="Times New Roman" w:cs="Times New Roman"/>
-          <w:color w:val="000000" w:themeColor="text1"/>
-        </w:rPr>
-        <w:t>ậ</w:t>
-      </w:r>
-      <w:r>
-        <w:rPr>
-          <w:rFonts w:ascii="Times New Roman" w:hAnsi="Times New Roman" w:cs="Times New Roman"/>
-          <w:color w:val="000000" w:themeColor="text1"/>
-        </w:rPr>
-        <w:t>t và k</w:t>
-      </w:r>
-      <w:r>
-        <w:rPr>
-          <w:rFonts w:ascii="Times New Roman" w:hAnsi="Times New Roman" w:cs="Times New Roman"/>
-          <w:color w:val="000000" w:themeColor="text1"/>
-        </w:rPr>
-        <w:t>ị</w:t>
-      </w:r>
-      <w:r>
-        <w:rPr>
-          <w:rFonts w:ascii="Times New Roman" w:hAnsi="Times New Roman" w:cs="Times New Roman"/>
-          <w:color w:val="000000" w:themeColor="text1"/>
-        </w:rPr>
-        <w:t>ch b</w:t>
-      </w:r>
-      <w:r>
-        <w:rPr>
-          <w:rFonts w:ascii="Times New Roman" w:hAnsi="Times New Roman" w:cs="Times New Roman"/>
-          <w:color w:val="000000" w:themeColor="text1"/>
-        </w:rPr>
-        <w:t>ả</w:t>
-      </w:r>
-      <w:r>
-        <w:rPr>
-          <w:rFonts w:ascii="Times New Roman" w:hAnsi="Times New Roman" w:cs="Times New Roman"/>
-          <w:color w:val="000000" w:themeColor="text1"/>
-        </w:rPr>
-        <w:t>n t</w:t>
-      </w:r>
-      <w:r>
-        <w:rPr>
-          <w:rFonts w:ascii="Times New Roman" w:hAnsi="Times New Roman" w:cs="Times New Roman"/>
-          <w:color w:val="000000" w:themeColor="text1"/>
-        </w:rPr>
-        <w:t>ấ</w:t>
-      </w:r>
-      <w:r>
-        <w:rPr>
-          <w:rFonts w:ascii="Times New Roman" w:hAnsi="Times New Roman" w:cs="Times New Roman"/>
-          <w:color w:val="000000" w:themeColor="text1"/>
-        </w:rPr>
-        <w:t>n công</w:t>
+        <w:t>1.2. Vấn đề bảo mật và kịch bản tấn công</w:t>
       </w:r>
       <w:bookmarkEnd w:id="8"/>
     </w:p>
@@ -7080,41 +6704,13 @@
           <w:color w:val="000000" w:themeColor="text1"/>
         </w:rPr>
       </w:pPr>
-      <w:bookmarkStart w:id="9" w:name="_Toc236067677"/>
+      <w:bookmarkStart w:id="9" w:name="_Toc236069943"/>
       <w:r>
         <w:rPr>
           <w:rFonts w:ascii="Times New Roman" w:hAnsi="Times New Roman" w:cs="Times New Roman"/>
           <w:color w:val="000000" w:themeColor="text1"/>
         </w:rPr>
-        <w:t>1.3. M</w:t>
-      </w:r>
-      <w:r>
-        <w:rPr>
-          <w:rFonts w:ascii="Times New Roman" w:hAnsi="Times New Roman" w:cs="Times New Roman"/>
-          <w:color w:val="000000" w:themeColor="text1"/>
-        </w:rPr>
-        <w:t>ụ</w:t>
-      </w:r>
-      <w:r>
-        <w:rPr>
-          <w:rFonts w:ascii="Times New Roman" w:hAnsi="Times New Roman" w:cs="Times New Roman"/>
-          <w:color w:val="000000" w:themeColor="text1"/>
-        </w:rPr>
-        <w:t>c tiêu đo đư</w:t>
-      </w:r>
-      <w:r>
-        <w:rPr>
-          <w:rFonts w:ascii="Times New Roman" w:hAnsi="Times New Roman" w:cs="Times New Roman"/>
-          <w:color w:val="000000" w:themeColor="text1"/>
-        </w:rPr>
-        <w:t>ợ</w:t>
-      </w:r>
-      <w:r>
-        <w:rPr>
-          <w:rFonts w:ascii="Times New Roman" w:hAnsi="Times New Roman" w:cs="Times New Roman"/>
-          <w:color w:val="000000" w:themeColor="text1"/>
-        </w:rPr>
-        <w:t>c</w:t>
+        <w:t>1.3. Mục tiêu đo được</w:t>
       </w:r>
       <w:bookmarkEnd w:id="9"/>
     </w:p>
@@ -7783,84 +7379,14 @@
           <w:color w:val="000000" w:themeColor="text1"/>
         </w:rPr>
       </w:pPr>
-      <w:bookmarkStart w:id="10" w:name="_Toc236067678"/>
+      <w:bookmarkStart w:id="10" w:name="_Toc236069944"/>
       <w:r>
         <w:rPr>
           <w:rFonts w:ascii="Times New Roman" w:hAnsi="Times New Roman" w:cs="Times New Roman"/>
           <w:color w:val="000000" w:themeColor="text1"/>
         </w:rPr>
         <w:lastRenderedPageBreak/>
-        <w:t>1.4. Đ</w:t>
-      </w:r>
-      <w:r>
-        <w:rPr>
-          <w:rFonts w:ascii="Times New Roman" w:hAnsi="Times New Roman" w:cs="Times New Roman"/>
-          <w:color w:val="000000" w:themeColor="text1"/>
-        </w:rPr>
-        <w:t>ố</w:t>
-      </w:r>
-      <w:r>
-        <w:rPr>
-          <w:rFonts w:ascii="Times New Roman" w:hAnsi="Times New Roman" w:cs="Times New Roman"/>
-          <w:color w:val="000000" w:themeColor="text1"/>
-        </w:rPr>
-        <w:t>i tư</w:t>
-      </w:r>
-      <w:r>
-        <w:rPr>
-          <w:rFonts w:ascii="Times New Roman" w:hAnsi="Times New Roman" w:cs="Times New Roman"/>
-          <w:color w:val="000000" w:themeColor="text1"/>
-        </w:rPr>
-        <w:t>ợ</w:t>
-      </w:r>
-      <w:r>
-        <w:rPr>
-          <w:rFonts w:ascii="Times New Roman" w:hAnsi="Times New Roman" w:cs="Times New Roman"/>
-          <w:color w:val="000000" w:themeColor="text1"/>
-        </w:rPr>
-        <w:t>ng, ph</w:t>
-      </w:r>
-      <w:r>
-        <w:rPr>
-          <w:rFonts w:ascii="Times New Roman" w:hAnsi="Times New Roman" w:cs="Times New Roman"/>
-          <w:color w:val="000000" w:themeColor="text1"/>
-        </w:rPr>
-        <w:t>ạ</w:t>
-      </w:r>
-      <w:r>
-        <w:rPr>
-          <w:rFonts w:ascii="Times New Roman" w:hAnsi="Times New Roman" w:cs="Times New Roman"/>
-          <w:color w:val="000000" w:themeColor="text1"/>
-        </w:rPr>
-        <w:t>m vi và gi</w:t>
-      </w:r>
-      <w:r>
-        <w:rPr>
-          <w:rFonts w:ascii="Times New Roman" w:hAnsi="Times New Roman" w:cs="Times New Roman"/>
-          <w:color w:val="000000" w:themeColor="text1"/>
-        </w:rPr>
-        <w:t>ớ</w:t>
-      </w:r>
-      <w:r>
-        <w:rPr>
-          <w:rFonts w:ascii="Times New Roman" w:hAnsi="Times New Roman" w:cs="Times New Roman"/>
-          <w:color w:val="000000" w:themeColor="text1"/>
-        </w:rPr>
-        <w:t>i h</w:t>
-      </w:r>
-      <w:r>
-        <w:rPr>
-          <w:rFonts w:ascii="Times New Roman" w:hAnsi="Times New Roman" w:cs="Times New Roman"/>
-          <w:color w:val="000000" w:themeColor="text1"/>
-        </w:rPr>
-        <w:t>ạ</w:t>
-      </w:r>
-      <w:r>
-        <w:rPr>
-          <w:rFonts w:ascii="Times New Roman" w:hAnsi="Times New Roman" w:cs="Times New Roman"/>
-          <w:color w:val="000000" w:themeColor="text1"/>
-        </w:rPr>
-        <w:t>n an toàn</w:t>
+        <w:t>1.4. Đối tượng, phạm vi và giới hạn an toàn</w:t>
       </w:r>
       <w:bookmarkEnd w:id="10"/>
     </w:p>
@@ -7917,41 +7443,13 @@
           <w:color w:val="000000" w:themeColor="text1"/>
         </w:rPr>
       </w:pPr>
-      <w:bookmarkStart w:id="11" w:name="_Toc236067679"/>
+      <w:bookmarkStart w:id="11" w:name="_Toc236069945"/>
       <w:r>
         <w:rPr>
           <w:rFonts w:ascii="Times New Roman" w:hAnsi="Times New Roman" w:cs="Times New Roman"/>
           <w:color w:val="000000" w:themeColor="text1"/>
         </w:rPr>
-        <w:t>1.5. S</w:t>
-      </w:r>
-      <w:r>
-        <w:rPr>
-          <w:rFonts w:ascii="Times New Roman" w:hAnsi="Times New Roman" w:cs="Times New Roman"/>
-          <w:color w:val="000000" w:themeColor="text1"/>
-        </w:rPr>
-        <w:t>ả</w:t>
-      </w:r>
-      <w:r>
-        <w:rPr>
-          <w:rFonts w:ascii="Times New Roman" w:hAnsi="Times New Roman" w:cs="Times New Roman"/>
-          <w:color w:val="000000" w:themeColor="text1"/>
-        </w:rPr>
-        <w:t>n ph</w:t>
-      </w:r>
-      <w:r>
-        <w:rPr>
-          <w:rFonts w:ascii="Times New Roman" w:hAnsi="Times New Roman" w:cs="Times New Roman"/>
-          <w:color w:val="000000" w:themeColor="text1"/>
-        </w:rPr>
-        <w:t>ẩ</w:t>
-      </w:r>
-      <w:r>
-        <w:rPr>
-          <w:rFonts w:ascii="Times New Roman" w:hAnsi="Times New Roman" w:cs="Times New Roman"/>
-          <w:color w:val="000000" w:themeColor="text1"/>
-        </w:rPr>
-        <w:t>m và đóng góp</w:t>
+        <w:t>1.5. Sản phẩm và đóng góp</w:t>
       </w:r>
       <w:bookmarkEnd w:id="11"/>
     </w:p>
@@ -8072,7 +7570,7 @@
           <w:sz w:val="26"/>
           <w:szCs w:val="26"/>
         </w:rPr>
-        <w:t>Repository công khai https://github.com/hv6z/n20-secure-firmware-update-iot, mốc đối chiếu `eda9be5fd821368b54bcffa67e2507124a7f123b`.</w:t>
+        <w:t>Repository công khai https://github.com/hv6z/n20-secure-firmware-update-iot, mốc đối chiếu `a8febb243aca96388c1981e141e823b8f397af8b`.</w:t>
       </w:r>
     </w:p>
     <w:p>
@@ -8084,27 +7582,13 @@
           <w:color w:val="000000" w:themeColor="text1"/>
         </w:rPr>
       </w:pPr>
-      <w:bookmarkStart w:id="12" w:name="_Toc236067680"/>
+      <w:bookmarkStart w:id="12" w:name="_Toc236069946"/>
       <w:r>
         <w:rPr>
           <w:rFonts w:ascii="Times New Roman" w:hAnsi="Times New Roman" w:cs="Times New Roman"/>
           <w:color w:val="000000" w:themeColor="text1"/>
         </w:rPr>
-        <w:t>1.6. C</w:t>
-      </w:r>
-      <w:r>
-        <w:rPr>
-          <w:rFonts w:ascii="Times New Roman" w:hAnsi="Times New Roman" w:cs="Times New Roman"/>
-          <w:color w:val="000000" w:themeColor="text1"/>
-        </w:rPr>
-        <w:t>ấ</w:t>
-      </w:r>
-      <w:r>
-        <w:rPr>
-          <w:rFonts w:ascii="Times New Roman" w:hAnsi="Times New Roman" w:cs="Times New Roman"/>
-          <w:color w:val="000000" w:themeColor="text1"/>
-        </w:rPr>
-        <w:t>u trúc báo cáo</w:t>
+        <w:t>1.6. Cấu trúc báo cáo</w:t>
       </w:r>
       <w:bookmarkEnd w:id="12"/>
     </w:p>
@@ -8161,7 +7645,7 @@
           <w:szCs w:val="26"/>
         </w:rPr>
       </w:pPr>
-      <w:bookmarkStart w:id="13" w:name="_Toc236067681"/>
+      <w:bookmarkStart w:id="13" w:name="_Toc236069947"/>
       <w:r>
         <w:rPr>
           <w:rFonts w:ascii="Times New Roman" w:hAnsi="Times New Roman" w:cs="Times New Roman"/>
@@ -8170,61 +7654,7 @@
           <w:szCs w:val="26"/>
         </w:rPr>
         <w:lastRenderedPageBreak/>
-        <w:t>CHƯƠNG 2. CƠ S</w:t>
-      </w:r>
-      <w:r>
-        <w:rPr>
-          <w:rFonts w:ascii="Times New Roman" w:hAnsi="Times New Roman" w:cs="Times New Roman"/>
-          <w:color w:val="000000" w:themeColor="text1"/>
-          <w:sz w:val="26"/>
-          <w:szCs w:val="26"/>
-        </w:rPr>
-        <w:t>Ở</w:t>
-      </w:r>
-      <w:r>
-        <w:rPr>
-          <w:rFonts w:ascii="Times New Roman" w:hAnsi="Times New Roman" w:cs="Times New Roman"/>
-          <w:color w:val="000000" w:themeColor="text1"/>
-          <w:sz w:val="26"/>
-          <w:szCs w:val="26"/>
-        </w:rPr>
-        <w:t xml:space="preserve"> LÝ THUY</w:t>
-      </w:r>
-      <w:r>
-        <w:rPr>
-          <w:rFonts w:ascii="Times New Roman" w:hAnsi="Times New Roman" w:cs="Times New Roman"/>
-          <w:color w:val="000000" w:themeColor="text1"/>
-          <w:sz w:val="26"/>
-          <w:szCs w:val="26"/>
-        </w:rPr>
-        <w:t>Ế</w:t>
-      </w:r>
-      <w:r>
-        <w:rPr>
-          <w:rFonts w:ascii="Times New Roman" w:hAnsi="Times New Roman" w:cs="Times New Roman"/>
-          <w:color w:val="000000" w:themeColor="text1"/>
-          <w:sz w:val="26"/>
-          <w:szCs w:val="26"/>
-        </w:rPr>
-        <w:t>T VÀ TÀI LI</w:t>
-      </w:r>
-      <w:r>
-        <w:rPr>
-          <w:rFonts w:ascii="Times New Roman" w:hAnsi="Times New Roman" w:cs="Times New Roman"/>
-          <w:color w:val="000000" w:themeColor="text1"/>
-          <w:sz w:val="26"/>
-          <w:szCs w:val="26"/>
-        </w:rPr>
-        <w:t>Ệ</w:t>
-      </w:r>
-      <w:r>
-        <w:rPr>
-          <w:rFonts w:ascii="Times New Roman" w:hAnsi="Times New Roman" w:cs="Times New Roman"/>
-          <w:color w:val="000000" w:themeColor="text1"/>
-          <w:sz w:val="26"/>
-          <w:szCs w:val="26"/>
-        </w:rPr>
-        <w:t>U LIÊN QUAN</w:t>
+        <w:t>CHƯƠNG 2. CƠ SỞ LÝ THUYẾT VÀ TÀI LIỆU LIÊN QUAN</w:t>
       </w:r>
       <w:bookmarkEnd w:id="13"/>
     </w:p>
@@ -8237,97 +7667,13 @@
           <w:color w:val="000000" w:themeColor="text1"/>
         </w:rPr>
       </w:pPr>
-      <w:bookmarkStart w:id="14" w:name="_Toc236067682"/>
+      <w:bookmarkStart w:id="14" w:name="_Toc236069948"/>
       <w:r>
         <w:rPr>
           <w:rFonts w:ascii="Times New Roman" w:hAnsi="Times New Roman" w:cs="Times New Roman"/>
           <w:color w:val="000000" w:themeColor="text1"/>
         </w:rPr>
-        <w:t>2.1. Ki</w:t>
-      </w:r>
-      <w:r>
-        <w:rPr>
-          <w:rFonts w:ascii="Times New Roman" w:hAnsi="Times New Roman" w:cs="Times New Roman"/>
-          <w:color w:val="000000" w:themeColor="text1"/>
-        </w:rPr>
-        <w:t>ế</w:t>
-      </w:r>
-      <w:r>
-        <w:rPr>
-          <w:rFonts w:ascii="Times New Roman" w:hAnsi="Times New Roman" w:cs="Times New Roman"/>
-          <w:color w:val="000000" w:themeColor="text1"/>
-        </w:rPr>
-        <w:t>n trúc và biên tin c</w:t>
-      </w:r>
-      <w:r>
-        <w:rPr>
-          <w:rFonts w:ascii="Times New Roman" w:hAnsi="Times New Roman" w:cs="Times New Roman"/>
-          <w:color w:val="000000" w:themeColor="text1"/>
-        </w:rPr>
-        <w:t>ậ</w:t>
-      </w:r>
-      <w:r>
-        <w:rPr>
-          <w:rFonts w:ascii="Times New Roman" w:hAnsi="Times New Roman" w:cs="Times New Roman"/>
-          <w:color w:val="000000" w:themeColor="text1"/>
-        </w:rPr>
-        <w:t>y c</w:t>
-      </w:r>
-      <w:r>
-        <w:rPr>
-          <w:rFonts w:ascii="Times New Roman" w:hAnsi="Times New Roman" w:cs="Times New Roman"/>
-          <w:color w:val="000000" w:themeColor="text1"/>
-        </w:rPr>
-        <w:t>ủ</w:t>
-      </w:r>
-      <w:r>
-        <w:rPr>
-          <w:rFonts w:ascii="Times New Roman" w:hAnsi="Times New Roman" w:cs="Times New Roman"/>
-          <w:color w:val="000000" w:themeColor="text1"/>
-        </w:rPr>
-        <w:t>a chu</w:t>
-      </w:r>
-      <w:r>
-        <w:rPr>
-          <w:rFonts w:ascii="Times New Roman" w:hAnsi="Times New Roman" w:cs="Times New Roman"/>
-          <w:color w:val="000000" w:themeColor="text1"/>
-        </w:rPr>
-        <w:t>ỗ</w:t>
-      </w:r>
-      <w:r>
-        <w:rPr>
-          <w:rFonts w:ascii="Times New Roman" w:hAnsi="Times New Roman" w:cs="Times New Roman"/>
-          <w:color w:val="000000" w:themeColor="text1"/>
-        </w:rPr>
-        <w:t>i c</w:t>
-      </w:r>
-      <w:r>
-        <w:rPr>
-          <w:rFonts w:ascii="Times New Roman" w:hAnsi="Times New Roman" w:cs="Times New Roman"/>
-          <w:color w:val="000000" w:themeColor="text1"/>
-        </w:rPr>
-        <w:t>ậ</w:t>
-      </w:r>
-      <w:r>
-        <w:rPr>
-          <w:rFonts w:ascii="Times New Roman" w:hAnsi="Times New Roman" w:cs="Times New Roman"/>
-          <w:color w:val="000000" w:themeColor="text1"/>
-        </w:rPr>
-        <w:t>p nh</w:t>
-      </w:r>
-      <w:r>
-        <w:rPr>
-          <w:rFonts w:ascii="Times New Roman" w:hAnsi="Times New Roman" w:cs="Times New Roman"/>
-          <w:color w:val="000000" w:themeColor="text1"/>
-        </w:rPr>
-        <w:t>ậ</w:t>
-      </w:r>
-      <w:r>
-        <w:rPr>
-          <w:rFonts w:ascii="Times New Roman" w:hAnsi="Times New Roman" w:cs="Times New Roman"/>
-          <w:color w:val="000000" w:themeColor="text1"/>
-        </w:rPr>
-        <w:t>t</w:t>
+        <w:t>2.1. Kiến trúc và biên tin cậy của chuỗi cập nhật</w:t>
       </w:r>
       <w:bookmarkEnd w:id="14"/>
     </w:p>
@@ -8465,97 +7811,13 @@
           <w:color w:val="000000" w:themeColor="text1"/>
         </w:rPr>
       </w:pPr>
-      <w:bookmarkStart w:id="15" w:name="_Toc236067683"/>
+      <w:bookmarkStart w:id="15" w:name="_Toc236069949"/>
       <w:r>
         <w:rPr>
           <w:rFonts w:ascii="Times New Roman" w:hAnsi="Times New Roman" w:cs="Times New Roman"/>
           <w:color w:val="000000" w:themeColor="text1"/>
         </w:rPr>
-        <w:t>2.2. Các khái ni</w:t>
-      </w:r>
-      <w:r>
-        <w:rPr>
-          <w:rFonts w:ascii="Times New Roman" w:hAnsi="Times New Roman" w:cs="Times New Roman"/>
-          <w:color w:val="000000" w:themeColor="text1"/>
-        </w:rPr>
-        <w:t>ệ</w:t>
-      </w:r>
-      <w:r>
-        <w:rPr>
-          <w:rFonts w:ascii="Times New Roman" w:hAnsi="Times New Roman" w:cs="Times New Roman"/>
-          <w:color w:val="000000" w:themeColor="text1"/>
-        </w:rPr>
-        <w:t>m b</w:t>
-      </w:r>
-      <w:r>
-        <w:rPr>
-          <w:rFonts w:ascii="Times New Roman" w:hAnsi="Times New Roman" w:cs="Times New Roman"/>
-          <w:color w:val="000000" w:themeColor="text1"/>
-        </w:rPr>
-        <w:t>ả</w:t>
-      </w:r>
-      <w:r>
-        <w:rPr>
-          <w:rFonts w:ascii="Times New Roman" w:hAnsi="Times New Roman" w:cs="Times New Roman"/>
-          <w:color w:val="000000" w:themeColor="text1"/>
-        </w:rPr>
-        <w:t>o m</w:t>
-      </w:r>
-      <w:r>
-        <w:rPr>
-          <w:rFonts w:ascii="Times New Roman" w:hAnsi="Times New Roman" w:cs="Times New Roman"/>
-          <w:color w:val="000000" w:themeColor="text1"/>
-        </w:rPr>
-        <w:t>ậ</w:t>
-      </w:r>
-      <w:r>
-        <w:rPr>
-          <w:rFonts w:ascii="Times New Roman" w:hAnsi="Times New Roman" w:cs="Times New Roman"/>
-          <w:color w:val="000000" w:themeColor="text1"/>
-        </w:rPr>
-        <w:t>t đư</w:t>
-      </w:r>
-      <w:r>
-        <w:rPr>
-          <w:rFonts w:ascii="Times New Roman" w:hAnsi="Times New Roman" w:cs="Times New Roman"/>
-          <w:color w:val="000000" w:themeColor="text1"/>
-        </w:rPr>
-        <w:t>ợ</w:t>
-      </w:r>
-      <w:r>
-        <w:rPr>
-          <w:rFonts w:ascii="Times New Roman" w:hAnsi="Times New Roman" w:cs="Times New Roman"/>
-          <w:color w:val="000000" w:themeColor="text1"/>
-        </w:rPr>
-        <w:t>c s</w:t>
-      </w:r>
-      <w:r>
-        <w:rPr>
-          <w:rFonts w:ascii="Times New Roman" w:hAnsi="Times New Roman" w:cs="Times New Roman"/>
-          <w:color w:val="000000" w:themeColor="text1"/>
-        </w:rPr>
-        <w:t>ử</w:t>
-      </w:r>
-      <w:r>
-        <w:rPr>
-          <w:rFonts w:ascii="Times New Roman" w:hAnsi="Times New Roman" w:cs="Times New Roman"/>
-          <w:color w:val="000000" w:themeColor="text1"/>
-        </w:rPr>
-        <w:t xml:space="preserve"> d</w:t>
-      </w:r>
-      <w:r>
-        <w:rPr>
-          <w:rFonts w:ascii="Times New Roman" w:hAnsi="Times New Roman" w:cs="Times New Roman"/>
-          <w:color w:val="000000" w:themeColor="text1"/>
-        </w:rPr>
-        <w:t>ụ</w:t>
-      </w:r>
-      <w:r>
-        <w:rPr>
-          <w:rFonts w:ascii="Times New Roman" w:hAnsi="Times New Roman" w:cs="Times New Roman"/>
-          <w:color w:val="000000" w:themeColor="text1"/>
-        </w:rPr>
-        <w:t>ng</w:t>
+        <w:t>2.2. Các khái niệm bảo mật được sử dụng</w:t>
       </w:r>
       <w:bookmarkEnd w:id="15"/>
     </w:p>
@@ -9130,84 +8392,14 @@
           <w:color w:val="000000" w:themeColor="text1"/>
         </w:rPr>
       </w:pPr>
-      <w:bookmarkStart w:id="16" w:name="_Toc236067684"/>
+      <w:bookmarkStart w:id="16" w:name="_Toc236069950"/>
       <w:r>
         <w:rPr>
           <w:rFonts w:ascii="Times New Roman" w:hAnsi="Times New Roman" w:cs="Times New Roman"/>
           <w:color w:val="000000" w:themeColor="text1"/>
         </w:rPr>
         <w:lastRenderedPageBreak/>
-        <w:t>2.3. Chu</w:t>
-      </w:r>
-      <w:r>
-        <w:rPr>
-          <w:rFonts w:ascii="Times New Roman" w:hAnsi="Times New Roman" w:cs="Times New Roman"/>
-          <w:color w:val="000000" w:themeColor="text1"/>
-        </w:rPr>
-        <w:t>ỗ</w:t>
-      </w:r>
-      <w:r>
-        <w:rPr>
-          <w:rFonts w:ascii="Times New Roman" w:hAnsi="Times New Roman" w:cs="Times New Roman"/>
-          <w:color w:val="000000" w:themeColor="text1"/>
-        </w:rPr>
-        <w:t>i boot/update, ph</w:t>
-      </w:r>
-      <w:r>
-        <w:rPr>
-          <w:rFonts w:ascii="Times New Roman" w:hAnsi="Times New Roman" w:cs="Times New Roman"/>
-          <w:color w:val="000000" w:themeColor="text1"/>
-        </w:rPr>
-        <w:t>ầ</w:t>
-      </w:r>
-      <w:r>
-        <w:rPr>
-          <w:rFonts w:ascii="Times New Roman" w:hAnsi="Times New Roman" w:cs="Times New Roman"/>
-          <w:color w:val="000000" w:themeColor="text1"/>
-        </w:rPr>
-        <w:t>n c</w:t>
-      </w:r>
-      <w:r>
-        <w:rPr>
-          <w:rFonts w:ascii="Times New Roman" w:hAnsi="Times New Roman" w:cs="Times New Roman"/>
-          <w:color w:val="000000" w:themeColor="text1"/>
-        </w:rPr>
-        <w:t>ứ</w:t>
-      </w:r>
-      <w:r>
-        <w:rPr>
-          <w:rFonts w:ascii="Times New Roman" w:hAnsi="Times New Roman" w:cs="Times New Roman"/>
-          <w:color w:val="000000" w:themeColor="text1"/>
-        </w:rPr>
-        <w:t>ng và b</w:t>
-      </w:r>
-      <w:r>
-        <w:rPr>
-          <w:rFonts w:ascii="Times New Roman" w:hAnsi="Times New Roman" w:cs="Times New Roman"/>
-          <w:color w:val="000000" w:themeColor="text1"/>
-        </w:rPr>
-        <w:t>ả</w:t>
-      </w:r>
-      <w:r>
-        <w:rPr>
-          <w:rFonts w:ascii="Times New Roman" w:hAnsi="Times New Roman" w:cs="Times New Roman"/>
-          <w:color w:val="000000" w:themeColor="text1"/>
-        </w:rPr>
-        <w:t>o v</w:t>
-      </w:r>
-      <w:r>
-        <w:rPr>
-          <w:rFonts w:ascii="Times New Roman" w:hAnsi="Times New Roman" w:cs="Times New Roman"/>
-          <w:color w:val="000000" w:themeColor="text1"/>
-        </w:rPr>
-        <w:t>ệ</w:t>
-      </w:r>
-      <w:r>
-        <w:rPr>
-          <w:rFonts w:ascii="Times New Roman" w:hAnsi="Times New Roman" w:cs="Times New Roman"/>
-          <w:color w:val="000000" w:themeColor="text1"/>
-        </w:rPr>
-        <w:t xml:space="preserve"> khóa</w:t>
+        <w:t>2.3. Chuỗi boot/update, phần cứng và bảo vệ khóa</w:t>
       </w:r>
       <w:bookmarkEnd w:id="16"/>
     </w:p>
@@ -9892,55 +9084,13 @@
           <w:color w:val="000000" w:themeColor="text1"/>
         </w:rPr>
       </w:pPr>
-      <w:bookmarkStart w:id="17" w:name="_Toc236067685"/>
+      <w:bookmarkStart w:id="17" w:name="_Toc236069951"/>
       <w:r>
         <w:rPr>
           <w:rFonts w:ascii="Times New Roman" w:hAnsi="Times New Roman" w:cs="Times New Roman"/>
           <w:color w:val="000000" w:themeColor="text1"/>
         </w:rPr>
-        <w:t>2.4. Chu</w:t>
-      </w:r>
-      <w:r>
-        <w:rPr>
-          <w:rFonts w:ascii="Times New Roman" w:hAnsi="Times New Roman" w:cs="Times New Roman"/>
-          <w:color w:val="000000" w:themeColor="text1"/>
-        </w:rPr>
-        <w:t>ẩ</w:t>
-      </w:r>
-      <w:r>
-        <w:rPr>
-          <w:rFonts w:ascii="Times New Roman" w:hAnsi="Times New Roman" w:cs="Times New Roman"/>
-          <w:color w:val="000000" w:themeColor="text1"/>
-        </w:rPr>
-        <w:t>n, công c</w:t>
-      </w:r>
-      <w:r>
-        <w:rPr>
-          <w:rFonts w:ascii="Times New Roman" w:hAnsi="Times New Roman" w:cs="Times New Roman"/>
-          <w:color w:val="000000" w:themeColor="text1"/>
-        </w:rPr>
-        <w:t>ụ</w:t>
-      </w:r>
-      <w:r>
-        <w:rPr>
-          <w:rFonts w:ascii="Times New Roman" w:hAnsi="Times New Roman" w:cs="Times New Roman"/>
-          <w:color w:val="000000" w:themeColor="text1"/>
-        </w:rPr>
-        <w:t xml:space="preserve"> và repository tham chi</w:t>
-      </w:r>
-      <w:r>
-        <w:rPr>
-          <w:rFonts w:ascii="Times New Roman" w:hAnsi="Times New Roman" w:cs="Times New Roman"/>
-          <w:color w:val="000000" w:themeColor="text1"/>
-        </w:rPr>
-        <w:t>ế</w:t>
-      </w:r>
-      <w:r>
-        <w:rPr>
-          <w:rFonts w:ascii="Times New Roman" w:hAnsi="Times New Roman" w:cs="Times New Roman"/>
-          <w:color w:val="000000" w:themeColor="text1"/>
-        </w:rPr>
-        <w:t>u</w:t>
+        <w:t>2.4. Chuẩn, công cụ và repository tham chiếu</w:t>
       </w:r>
       <w:bookmarkEnd w:id="17"/>
     </w:p>
@@ -11130,55 +10280,13 @@
           <w:color w:val="000000" w:themeColor="text1"/>
         </w:rPr>
       </w:pPr>
-      <w:bookmarkStart w:id="18" w:name="_Toc236067686"/>
+      <w:bookmarkStart w:id="18" w:name="_Toc236069952"/>
       <w:r>
         <w:rPr>
           <w:rFonts w:ascii="Times New Roman" w:hAnsi="Times New Roman" w:cs="Times New Roman"/>
           <w:color w:val="000000" w:themeColor="text1"/>
         </w:rPr>
-        <w:t>2.5. So sánh các gi</w:t>
-      </w:r>
-      <w:r>
-        <w:rPr>
-          <w:rFonts w:ascii="Times New Roman" w:hAnsi="Times New Roman" w:cs="Times New Roman"/>
-          <w:color w:val="000000" w:themeColor="text1"/>
-        </w:rPr>
-        <w:t>ả</w:t>
-      </w:r>
-      <w:r>
-        <w:rPr>
-          <w:rFonts w:ascii="Times New Roman" w:hAnsi="Times New Roman" w:cs="Times New Roman"/>
-          <w:color w:val="000000" w:themeColor="text1"/>
-        </w:rPr>
-        <w:t>i pháp g</w:t>
-      </w:r>
-      <w:r>
-        <w:rPr>
-          <w:rFonts w:ascii="Times New Roman" w:hAnsi="Times New Roman" w:cs="Times New Roman"/>
-          <w:color w:val="000000" w:themeColor="text1"/>
-        </w:rPr>
-        <w:t>ầ</w:t>
-      </w:r>
-      <w:r>
-        <w:rPr>
-          <w:rFonts w:ascii="Times New Roman" w:hAnsi="Times New Roman" w:cs="Times New Roman"/>
-          <w:color w:val="000000" w:themeColor="text1"/>
-        </w:rPr>
-        <w:t>n nh</w:t>
-      </w:r>
-      <w:r>
-        <w:rPr>
-          <w:rFonts w:ascii="Times New Roman" w:hAnsi="Times New Roman" w:cs="Times New Roman"/>
-          <w:color w:val="000000" w:themeColor="text1"/>
-        </w:rPr>
-        <w:t>ấ</w:t>
-      </w:r>
-      <w:r>
-        <w:rPr>
-          <w:rFonts w:ascii="Times New Roman" w:hAnsi="Times New Roman" w:cs="Times New Roman"/>
-          <w:color w:val="000000" w:themeColor="text1"/>
-        </w:rPr>
-        <w:t>t</w:t>
+        <w:t>2.5. So sánh các giải pháp gần nhất</w:t>
       </w:r>
       <w:bookmarkEnd w:id="18"/>
     </w:p>
@@ -11632,41 +10740,13 @@
           <w:color w:val="000000" w:themeColor="text1"/>
         </w:rPr>
       </w:pPr>
-      <w:bookmarkStart w:id="19" w:name="_Toc236067687"/>
+      <w:bookmarkStart w:id="19" w:name="_Toc236069953"/>
       <w:r>
         <w:rPr>
           <w:rFonts w:ascii="Times New Roman" w:hAnsi="Times New Roman" w:cs="Times New Roman"/>
           <w:color w:val="000000" w:themeColor="text1"/>
         </w:rPr>
-        <w:t>2.6. Ti</w:t>
-      </w:r>
-      <w:r>
-        <w:rPr>
-          <w:rFonts w:ascii="Times New Roman" w:hAnsi="Times New Roman" w:cs="Times New Roman"/>
-          <w:color w:val="000000" w:themeColor="text1"/>
-        </w:rPr>
-        <w:t>ể</w:t>
-      </w:r>
-      <w:r>
-        <w:rPr>
-          <w:rFonts w:ascii="Times New Roman" w:hAnsi="Times New Roman" w:cs="Times New Roman"/>
-          <w:color w:val="000000" w:themeColor="text1"/>
-        </w:rPr>
-        <w:t>u k</w:t>
-      </w:r>
-      <w:r>
-        <w:rPr>
-          <w:rFonts w:ascii="Times New Roman" w:hAnsi="Times New Roman" w:cs="Times New Roman"/>
-          <w:color w:val="000000" w:themeColor="text1"/>
-        </w:rPr>
-        <w:t>ế</w:t>
-      </w:r>
-      <w:r>
-        <w:rPr>
-          <w:rFonts w:ascii="Times New Roman" w:hAnsi="Times New Roman" w:cs="Times New Roman"/>
-          <w:color w:val="000000" w:themeColor="text1"/>
-        </w:rPr>
-        <w:t>t Chương 2</w:t>
+        <w:t>2.6. Tiểu kết Chương 2</w:t>
       </w:r>
       <w:bookmarkEnd w:id="19"/>
     </w:p>
@@ -11723,7 +10803,7 @@
           <w:szCs w:val="26"/>
         </w:rPr>
       </w:pPr>
-      <w:bookmarkStart w:id="20" w:name="_Toc236067688"/>
+      <w:bookmarkStart w:id="20" w:name="_Toc236069954"/>
       <w:r>
         <w:rPr>
           <w:rFonts w:ascii="Times New Roman" w:hAnsi="Times New Roman" w:cs="Times New Roman"/>
@@ -11732,34 +10812,7 @@
           <w:szCs w:val="26"/>
         </w:rPr>
         <w:lastRenderedPageBreak/>
-        <w:t>CHƯƠNG 3. PHƯƠNG PHÁP VÀ THI</w:t>
-      </w:r>
-      <w:r>
-        <w:rPr>
-          <w:rFonts w:ascii="Times New Roman" w:hAnsi="Times New Roman" w:cs="Times New Roman"/>
-          <w:color w:val="000000" w:themeColor="text1"/>
-          <w:sz w:val="26"/>
-          <w:szCs w:val="26"/>
-        </w:rPr>
-        <w:t>Ế</w:t>
-      </w:r>
-      <w:r>
-        <w:rPr>
-          <w:rFonts w:ascii="Times New Roman" w:hAnsi="Times New Roman" w:cs="Times New Roman"/>
-          <w:color w:val="000000" w:themeColor="text1"/>
-          <w:sz w:val="26"/>
-          <w:szCs w:val="26"/>
-        </w:rPr>
-        <w:t>T K</w:t>
-      </w:r>
-      <w:r>
-        <w:rPr>
-          <w:rFonts w:ascii="Times New Roman" w:hAnsi="Times New Roman" w:cs="Times New Roman"/>
-          <w:color w:val="000000" w:themeColor="text1"/>
-          <w:sz w:val="26"/>
-          <w:szCs w:val="26"/>
-        </w:rPr>
-        <w:t>Ế</w:t>
+        <w:t>CHƯƠNG 3. PHƯƠNG PHÁP VÀ THIẾT KẾ</w:t>
       </w:r>
       <w:bookmarkEnd w:id="20"/>
     </w:p>
@@ -11772,41 +10825,13 @@
           <w:color w:val="000000" w:themeColor="text1"/>
         </w:rPr>
       </w:pPr>
-      <w:bookmarkStart w:id="21" w:name="_Toc236067689"/>
+      <w:bookmarkStart w:id="21" w:name="_Toc236069955"/>
       <w:r>
         <w:rPr>
           <w:rFonts w:ascii="Times New Roman" w:hAnsi="Times New Roman" w:cs="Times New Roman"/>
           <w:color w:val="000000" w:themeColor="text1"/>
         </w:rPr>
-        <w:t>3.1. Phương pháp th</w:t>
-      </w:r>
-      <w:r>
-        <w:rPr>
-          <w:rFonts w:ascii="Times New Roman" w:hAnsi="Times New Roman" w:cs="Times New Roman"/>
-          <w:color w:val="000000" w:themeColor="text1"/>
-        </w:rPr>
-        <w:t>ự</w:t>
-      </w:r>
-      <w:r>
-        <w:rPr>
-          <w:rFonts w:ascii="Times New Roman" w:hAnsi="Times New Roman" w:cs="Times New Roman"/>
-          <w:color w:val="000000" w:themeColor="text1"/>
-        </w:rPr>
-        <w:t>c hi</w:t>
-      </w:r>
-      <w:r>
-        <w:rPr>
-          <w:rFonts w:ascii="Times New Roman" w:hAnsi="Times New Roman" w:cs="Times New Roman"/>
-          <w:color w:val="000000" w:themeColor="text1"/>
-        </w:rPr>
-        <w:t>ệ</w:t>
-      </w:r>
-      <w:r>
-        <w:rPr>
-          <w:rFonts w:ascii="Times New Roman" w:hAnsi="Times New Roman" w:cs="Times New Roman"/>
-          <w:color w:val="000000" w:themeColor="text1"/>
-        </w:rPr>
-        <w:t>n</w:t>
+        <w:t>3.1. Phương pháp thực hiện</w:t>
       </w:r>
       <w:bookmarkEnd w:id="21"/>
     </w:p>
@@ -11964,41 +10989,13 @@
           <w:color w:val="000000" w:themeColor="text1"/>
         </w:rPr>
       </w:pPr>
-      <w:bookmarkStart w:id="22" w:name="_Toc236067690"/>
+      <w:bookmarkStart w:id="22" w:name="_Toc236069956"/>
       <w:r>
         <w:rPr>
           <w:rFonts w:ascii="Times New Roman" w:hAnsi="Times New Roman" w:cs="Times New Roman"/>
           <w:color w:val="000000" w:themeColor="text1"/>
         </w:rPr>
-        <w:t>3.2. Mô hình đ</w:t>
-      </w:r>
-      <w:r>
-        <w:rPr>
-          <w:rFonts w:ascii="Times New Roman" w:hAnsi="Times New Roman" w:cs="Times New Roman"/>
-          <w:color w:val="000000" w:themeColor="text1"/>
-        </w:rPr>
-        <w:t>ề</w:t>
-      </w:r>
-      <w:r>
-        <w:rPr>
-          <w:rFonts w:ascii="Times New Roman" w:hAnsi="Times New Roman" w:cs="Times New Roman"/>
-          <w:color w:val="000000" w:themeColor="text1"/>
-        </w:rPr>
-        <w:t xml:space="preserve"> xu</w:t>
-      </w:r>
-      <w:r>
-        <w:rPr>
-          <w:rFonts w:ascii="Times New Roman" w:hAnsi="Times New Roman" w:cs="Times New Roman"/>
-          <w:color w:val="000000" w:themeColor="text1"/>
-        </w:rPr>
-        <w:t>ấ</w:t>
-      </w:r>
-      <w:r>
-        <w:rPr>
-          <w:rFonts w:ascii="Times New Roman" w:hAnsi="Times New Roman" w:cs="Times New Roman"/>
-          <w:color w:val="000000" w:themeColor="text1"/>
-        </w:rPr>
-        <w:t>t</w:t>
+        <w:t>3.2. Mô hình đề xuất</w:t>
       </w:r>
       <w:bookmarkEnd w:id="22"/>
     </w:p>
@@ -12138,70 +11135,14 @@
           <w:color w:val="000000" w:themeColor="text1"/>
         </w:rPr>
       </w:pPr>
-      <w:bookmarkStart w:id="23" w:name="_Toc236067691"/>
+      <w:bookmarkStart w:id="23" w:name="_Toc236069957"/>
       <w:r>
         <w:rPr>
           <w:rFonts w:ascii="Times New Roman" w:hAnsi="Times New Roman" w:cs="Times New Roman"/>
           <w:color w:val="000000" w:themeColor="text1"/>
         </w:rPr>
         <w:lastRenderedPageBreak/>
-        <w:t>3.3. Môi trư</w:t>
-      </w:r>
-      <w:r>
-        <w:rPr>
-          <w:rFonts w:ascii="Times New Roman" w:hAnsi="Times New Roman" w:cs="Times New Roman"/>
-          <w:color w:val="000000" w:themeColor="text1"/>
-        </w:rPr>
-        <w:t>ờ</w:t>
-      </w:r>
-      <w:r>
-        <w:rPr>
-          <w:rFonts w:ascii="Times New Roman" w:hAnsi="Times New Roman" w:cs="Times New Roman"/>
-          <w:color w:val="000000" w:themeColor="text1"/>
-        </w:rPr>
-        <w:t>ng, công c</w:t>
-      </w:r>
-      <w:r>
-        <w:rPr>
-          <w:rFonts w:ascii="Times New Roman" w:hAnsi="Times New Roman" w:cs="Times New Roman"/>
-          <w:color w:val="000000" w:themeColor="text1"/>
-        </w:rPr>
-        <w:t>ụ</w:t>
-      </w:r>
-      <w:r>
-        <w:rPr>
-          <w:rFonts w:ascii="Times New Roman" w:hAnsi="Times New Roman" w:cs="Times New Roman"/>
-          <w:color w:val="000000" w:themeColor="text1"/>
-        </w:rPr>
-        <w:t xml:space="preserve"> và d</w:t>
-      </w:r>
-      <w:r>
-        <w:rPr>
-          <w:rFonts w:ascii="Times New Roman" w:hAnsi="Times New Roman" w:cs="Times New Roman"/>
-          <w:color w:val="000000" w:themeColor="text1"/>
-        </w:rPr>
-        <w:t>ữ</w:t>
-      </w:r>
-      <w:r>
-        <w:rPr>
-          <w:rFonts w:ascii="Times New Roman" w:hAnsi="Times New Roman" w:cs="Times New Roman"/>
-          <w:color w:val="000000" w:themeColor="text1"/>
-        </w:rPr>
-        <w:t xml:space="preserve"> li</w:t>
-      </w:r>
-      <w:r>
-        <w:rPr>
-          <w:rFonts w:ascii="Times New Roman" w:hAnsi="Times New Roman" w:cs="Times New Roman"/>
-          <w:color w:val="000000" w:themeColor="text1"/>
-        </w:rPr>
-        <w:t>ệ</w:t>
-      </w:r>
-      <w:r>
-        <w:rPr>
-          <w:rFonts w:ascii="Times New Roman" w:hAnsi="Times New Roman" w:cs="Times New Roman"/>
-          <w:color w:val="000000" w:themeColor="text1"/>
-        </w:rPr>
-        <w:t>u</w:t>
+        <w:t>3.3. Môi trường, công cụ và dữ liệu</w:t>
       </w:r>
       <w:bookmarkEnd w:id="23"/>
     </w:p>
@@ -12958,55 +11899,13 @@
           <w:color w:val="000000" w:themeColor="text1"/>
         </w:rPr>
       </w:pPr>
-      <w:bookmarkStart w:id="24" w:name="_Toc236067692"/>
+      <w:bookmarkStart w:id="24" w:name="_Toc236069958"/>
       <w:r>
         <w:rPr>
           <w:rFonts w:ascii="Times New Roman" w:hAnsi="Times New Roman" w:cs="Times New Roman"/>
           <w:color w:val="000000" w:themeColor="text1"/>
         </w:rPr>
-        <w:t>3.4. Quy trình và m</w:t>
-      </w:r>
-      <w:r>
-        <w:rPr>
-          <w:rFonts w:ascii="Times New Roman" w:hAnsi="Times New Roman" w:cs="Times New Roman"/>
-          <w:color w:val="000000" w:themeColor="text1"/>
-        </w:rPr>
-        <w:t>ố</w:t>
-      </w:r>
-      <w:r>
-        <w:rPr>
-          <w:rFonts w:ascii="Times New Roman" w:hAnsi="Times New Roman" w:cs="Times New Roman"/>
-          <w:color w:val="000000" w:themeColor="text1"/>
-        </w:rPr>
-        <w:t>c th</w:t>
-      </w:r>
-      <w:r>
-        <w:rPr>
-          <w:rFonts w:ascii="Times New Roman" w:hAnsi="Times New Roman" w:cs="Times New Roman"/>
-          <w:color w:val="000000" w:themeColor="text1"/>
-        </w:rPr>
-        <w:t>ự</w:t>
-      </w:r>
-      <w:r>
-        <w:rPr>
-          <w:rFonts w:ascii="Times New Roman" w:hAnsi="Times New Roman" w:cs="Times New Roman"/>
-          <w:color w:val="000000" w:themeColor="text1"/>
-        </w:rPr>
-        <w:t>c hi</w:t>
-      </w:r>
-      <w:r>
-        <w:rPr>
-          <w:rFonts w:ascii="Times New Roman" w:hAnsi="Times New Roman" w:cs="Times New Roman"/>
-          <w:color w:val="000000" w:themeColor="text1"/>
-        </w:rPr>
-        <w:t>ệ</w:t>
-      </w:r>
-      <w:r>
-        <w:rPr>
-          <w:rFonts w:ascii="Times New Roman" w:hAnsi="Times New Roman" w:cs="Times New Roman"/>
-          <w:color w:val="000000" w:themeColor="text1"/>
-        </w:rPr>
-        <w:t>n</w:t>
+        <w:t>3.4. Quy trình và mốc thực hiện</w:t>
       </w:r>
       <w:bookmarkEnd w:id="24"/>
     </w:p>
@@ -13670,28 +12569,14 @@
           <w:color w:val="000000" w:themeColor="text1"/>
         </w:rPr>
       </w:pPr>
-      <w:bookmarkStart w:id="25" w:name="_Toc236067693"/>
+      <w:bookmarkStart w:id="25" w:name="_Toc236069959"/>
       <w:r>
         <w:rPr>
           <w:rFonts w:ascii="Times New Roman" w:hAnsi="Times New Roman" w:cs="Times New Roman"/>
           <w:color w:val="000000" w:themeColor="text1"/>
         </w:rPr>
         <w:lastRenderedPageBreak/>
-        <w:t>3.5. Tiêu chí đánh giá và ngư</w:t>
-      </w:r>
-      <w:r>
-        <w:rPr>
-          <w:rFonts w:ascii="Times New Roman" w:hAnsi="Times New Roman" w:cs="Times New Roman"/>
-          <w:color w:val="000000" w:themeColor="text1"/>
-        </w:rPr>
-        <w:t>ỡ</w:t>
-      </w:r>
-      <w:r>
-        <w:rPr>
-          <w:rFonts w:ascii="Times New Roman" w:hAnsi="Times New Roman" w:cs="Times New Roman"/>
-          <w:color w:val="000000" w:themeColor="text1"/>
-        </w:rPr>
-        <w:t>ng PASS</w:t>
+        <w:t>3.5. Tiêu chí đánh giá và ngưỡng PASS</w:t>
       </w:r>
       <w:bookmarkEnd w:id="25"/>
     </w:p>
@@ -14219,7 +13104,7 @@
           <w:szCs w:val="26"/>
         </w:rPr>
       </w:pPr>
-      <w:bookmarkStart w:id="26" w:name="_Toc236067694"/>
+      <w:bookmarkStart w:id="26" w:name="_Toc236069960"/>
       <w:r>
         <w:rPr>
           <w:rFonts w:ascii="Times New Roman" w:hAnsi="Times New Roman" w:cs="Times New Roman"/>
@@ -14228,52 +13113,7 @@
           <w:szCs w:val="26"/>
         </w:rPr>
         <w:lastRenderedPageBreak/>
-        <w:t>CHƯƠNG 4. TRI</w:t>
-      </w:r>
-      <w:r>
-        <w:rPr>
-          <w:rFonts w:ascii="Times New Roman" w:hAnsi="Times New Roman" w:cs="Times New Roman"/>
-          <w:color w:val="000000" w:themeColor="text1"/>
-          <w:sz w:val="26"/>
-          <w:szCs w:val="26"/>
-        </w:rPr>
-        <w:t>Ể</w:t>
-      </w:r>
-      <w:r>
-        <w:rPr>
-          <w:rFonts w:ascii="Times New Roman" w:hAnsi="Times New Roman" w:cs="Times New Roman"/>
-          <w:color w:val="000000" w:themeColor="text1"/>
-          <w:sz w:val="26"/>
-          <w:szCs w:val="26"/>
-        </w:rPr>
-        <w:t>N KHAI VÀ K</w:t>
-      </w:r>
-      <w:r>
-        <w:rPr>
-          <w:rFonts w:ascii="Times New Roman" w:hAnsi="Times New Roman" w:cs="Times New Roman"/>
-          <w:color w:val="000000" w:themeColor="text1"/>
-          <w:sz w:val="26"/>
-          <w:szCs w:val="26"/>
-        </w:rPr>
-        <w:t>Ế</w:t>
-      </w:r>
-      <w:r>
-        <w:rPr>
-          <w:rFonts w:ascii="Times New Roman" w:hAnsi="Times New Roman" w:cs="Times New Roman"/>
-          <w:color w:val="000000" w:themeColor="text1"/>
-          <w:sz w:val="26"/>
-          <w:szCs w:val="26"/>
-        </w:rPr>
-        <w:t>T QU</w:t>
-      </w:r>
-      <w:r>
-        <w:rPr>
-          <w:rFonts w:ascii="Times New Roman" w:hAnsi="Times New Roman" w:cs="Times New Roman"/>
-          <w:color w:val="000000" w:themeColor="text1"/>
-          <w:sz w:val="26"/>
-          <w:szCs w:val="26"/>
-        </w:rPr>
-        <w:t>Ả</w:t>
+        <w:t>CHƯƠNG 4. TRIỂN KHAI VÀ KẾT QUẢ</w:t>
       </w:r>
       <w:bookmarkEnd w:id="26"/>
     </w:p>
@@ -14286,83 +13126,13 @@
           <w:color w:val="000000" w:themeColor="text1"/>
         </w:rPr>
       </w:pPr>
-      <w:bookmarkStart w:id="27" w:name="_Toc236067695"/>
+      <w:bookmarkStart w:id="27" w:name="_Toc236069961"/>
       <w:r>
         <w:rPr>
           <w:rFonts w:ascii="Times New Roman" w:hAnsi="Times New Roman" w:cs="Times New Roman"/>
           <w:color w:val="000000" w:themeColor="text1"/>
         </w:rPr>
-        <w:t>4.1. Chu</w:t>
-      </w:r>
-      <w:r>
-        <w:rPr>
-          <w:rFonts w:ascii="Times New Roman" w:hAnsi="Times New Roman" w:cs="Times New Roman"/>
-          <w:color w:val="000000" w:themeColor="text1"/>
-        </w:rPr>
-        <w:t>ẩ</w:t>
-      </w:r>
-      <w:r>
-        <w:rPr>
-          <w:rFonts w:ascii="Times New Roman" w:hAnsi="Times New Roman" w:cs="Times New Roman"/>
-          <w:color w:val="000000" w:themeColor="text1"/>
-        </w:rPr>
-        <w:t>n b</w:t>
-      </w:r>
-      <w:r>
-        <w:rPr>
-          <w:rFonts w:ascii="Times New Roman" w:hAnsi="Times New Roman" w:cs="Times New Roman"/>
-          <w:color w:val="000000" w:themeColor="text1"/>
-        </w:rPr>
-        <w:t>ị</w:t>
-      </w:r>
-      <w:r>
-        <w:rPr>
-          <w:rFonts w:ascii="Times New Roman" w:hAnsi="Times New Roman" w:cs="Times New Roman"/>
-          <w:color w:val="000000" w:themeColor="text1"/>
-        </w:rPr>
-        <w:t xml:space="preserve"> môi trư</w:t>
-      </w:r>
-      <w:r>
-        <w:rPr>
-          <w:rFonts w:ascii="Times New Roman" w:hAnsi="Times New Roman" w:cs="Times New Roman"/>
-          <w:color w:val="000000" w:themeColor="text1"/>
-        </w:rPr>
-        <w:t>ờ</w:t>
-      </w:r>
-      <w:r>
-        <w:rPr>
-          <w:rFonts w:ascii="Times New Roman" w:hAnsi="Times New Roman" w:cs="Times New Roman"/>
-          <w:color w:val="000000" w:themeColor="text1"/>
-        </w:rPr>
-        <w:t>ng và ch</w:t>
-      </w:r>
-      <w:r>
-        <w:rPr>
-          <w:rFonts w:ascii="Times New Roman" w:hAnsi="Times New Roman" w:cs="Times New Roman"/>
-          <w:color w:val="000000" w:themeColor="text1"/>
-        </w:rPr>
-        <w:t>ạ</w:t>
-      </w:r>
-      <w:r>
-        <w:rPr>
-          <w:rFonts w:ascii="Times New Roman" w:hAnsi="Times New Roman" w:cs="Times New Roman"/>
-          <w:color w:val="000000" w:themeColor="text1"/>
-        </w:rPr>
-        <w:t>y mô ph</w:t>
-      </w:r>
-      <w:r>
-        <w:rPr>
-          <w:rFonts w:ascii="Times New Roman" w:hAnsi="Times New Roman" w:cs="Times New Roman"/>
-          <w:color w:val="000000" w:themeColor="text1"/>
-        </w:rPr>
-        <w:t>ỏ</w:t>
-      </w:r>
-      <w:r>
-        <w:rPr>
-          <w:rFonts w:ascii="Times New Roman" w:hAnsi="Times New Roman" w:cs="Times New Roman"/>
-          <w:color w:val="000000" w:themeColor="text1"/>
-        </w:rPr>
-        <w:t>ng</w:t>
+        <w:t>4.1. Chuẩn bị môi trường và chạy mô phỏng</w:t>
       </w:r>
       <w:bookmarkEnd w:id="27"/>
     </w:p>
@@ -14596,69 +13366,13 @@
           <w:color w:val="000000" w:themeColor="text1"/>
         </w:rPr>
       </w:pPr>
-      <w:bookmarkStart w:id="28" w:name="_Toc236067696"/>
+      <w:bookmarkStart w:id="28" w:name="_Toc236069962"/>
       <w:r>
         <w:rPr>
           <w:rFonts w:ascii="Times New Roman" w:hAnsi="Times New Roman" w:cs="Times New Roman"/>
           <w:color w:val="000000" w:themeColor="text1"/>
         </w:rPr>
-        <w:t>4.2. Thành ph</w:t>
-      </w:r>
-      <w:r>
-        <w:rPr>
-          <w:rFonts w:ascii="Times New Roman" w:hAnsi="Times New Roman" w:cs="Times New Roman"/>
-          <w:color w:val="000000" w:themeColor="text1"/>
-        </w:rPr>
-        <w:t>ầ</w:t>
-      </w:r>
-      <w:r>
-        <w:rPr>
-          <w:rFonts w:ascii="Times New Roman" w:hAnsi="Times New Roman" w:cs="Times New Roman"/>
-          <w:color w:val="000000" w:themeColor="text1"/>
-        </w:rPr>
-        <w:t>n s</w:t>
-      </w:r>
-      <w:r>
-        <w:rPr>
-          <w:rFonts w:ascii="Times New Roman" w:hAnsi="Times New Roman" w:cs="Times New Roman"/>
-          <w:color w:val="000000" w:themeColor="text1"/>
-        </w:rPr>
-        <w:t>ả</w:t>
-      </w:r>
-      <w:r>
-        <w:rPr>
-          <w:rFonts w:ascii="Times New Roman" w:hAnsi="Times New Roman" w:cs="Times New Roman"/>
-          <w:color w:val="000000" w:themeColor="text1"/>
-        </w:rPr>
-        <w:t>n ph</w:t>
-      </w:r>
-      <w:r>
-        <w:rPr>
-          <w:rFonts w:ascii="Times New Roman" w:hAnsi="Times New Roman" w:cs="Times New Roman"/>
-          <w:color w:val="000000" w:themeColor="text1"/>
-        </w:rPr>
-        <w:t>ẩ</w:t>
-      </w:r>
-      <w:r>
-        <w:rPr>
-          <w:rFonts w:ascii="Times New Roman" w:hAnsi="Times New Roman" w:cs="Times New Roman"/>
-          <w:color w:val="000000" w:themeColor="text1"/>
-        </w:rPr>
-        <w:t>m và c</w:t>
-      </w:r>
-      <w:r>
-        <w:rPr>
-          <w:rFonts w:ascii="Times New Roman" w:hAnsi="Times New Roman" w:cs="Times New Roman"/>
-          <w:color w:val="000000" w:themeColor="text1"/>
-        </w:rPr>
-        <w:t>ấ</w:t>
-      </w:r>
-      <w:r>
-        <w:rPr>
-          <w:rFonts w:ascii="Times New Roman" w:hAnsi="Times New Roman" w:cs="Times New Roman"/>
-          <w:color w:val="000000" w:themeColor="text1"/>
-        </w:rPr>
-        <w:t>u trúc repository</w:t>
+        <w:t>4.2. Thành phần sản phẩm và cấu trúc repository</w:t>
       </w:r>
       <w:bookmarkEnd w:id="28"/>
     </w:p>
@@ -15409,62 +14123,13 @@
           <w:color w:val="000000" w:themeColor="text1"/>
         </w:rPr>
       </w:pPr>
-      <w:bookmarkStart w:id="29" w:name="_Toc236067697"/>
+      <w:bookmarkStart w:id="29" w:name="_Toc236069963"/>
       <w:r>
         <w:rPr>
           <w:rFonts w:ascii="Times New Roman" w:hAnsi="Times New Roman" w:cs="Times New Roman"/>
           <w:color w:val="000000" w:themeColor="text1"/>
         </w:rPr>
-        <w:t>4.3. K</w:t>
-      </w:r>
-      <w:r>
-        <w:rPr>
-          <w:rFonts w:ascii="Times New Roman" w:hAnsi="Times New Roman" w:cs="Times New Roman"/>
-          <w:color w:val="000000" w:themeColor="text1"/>
-        </w:rPr>
-        <w:t>ị</w:t>
-      </w:r>
-      <w:r>
-        <w:rPr>
-          <w:rFonts w:ascii="Times New Roman" w:hAnsi="Times New Roman" w:cs="Times New Roman"/>
-          <w:color w:val="000000" w:themeColor="text1"/>
-        </w:rPr>
-        <w:t>ch b</w:t>
-      </w:r>
-      <w:r>
-        <w:rPr>
-          <w:rFonts w:ascii="Times New Roman" w:hAnsi="Times New Roman" w:cs="Times New Roman"/>
-          <w:color w:val="000000" w:themeColor="text1"/>
-        </w:rPr>
-        <w:t>ả</w:t>
-      </w:r>
-      <w:r>
-        <w:rPr>
-          <w:rFonts w:ascii="Times New Roman" w:hAnsi="Times New Roman" w:cs="Times New Roman"/>
-          <w:color w:val="000000" w:themeColor="text1"/>
-        </w:rPr>
-        <w:t>n ki</w:t>
-      </w:r>
-      <w:r>
-        <w:rPr>
-          <w:rFonts w:ascii="Times New Roman" w:hAnsi="Times New Roman" w:cs="Times New Roman"/>
-          <w:color w:val="000000" w:themeColor="text1"/>
-        </w:rPr>
-        <w:t>ể</w:t>
-      </w:r>
-      <w:r>
-        <w:rPr>
-          <w:rFonts w:ascii="Times New Roman" w:hAnsi="Times New Roman" w:cs="Times New Roman"/>
-          <w:color w:val="000000" w:themeColor="text1"/>
-        </w:rPr>
-        <w:t>m th</w:t>
-      </w:r>
-      <w:r>
-        <w:rPr>
-          <w:rFonts w:ascii="Times New Roman" w:hAnsi="Times New Roman" w:cs="Times New Roman"/>
-          <w:color w:val="000000" w:themeColor="text1"/>
-        </w:rPr>
-        <w:t>ử</w:t>
+        <w:t>4.3. Kịch bản kiểm thử</w:t>
       </w:r>
       <w:bookmarkEnd w:id="29"/>
     </w:p>
@@ -16268,69 +14933,13 @@
           <w:color w:val="000000" w:themeColor="text1"/>
         </w:rPr>
       </w:pPr>
-      <w:bookmarkStart w:id="30" w:name="_Toc236067698"/>
+      <w:bookmarkStart w:id="30" w:name="_Toc236069964"/>
       <w:r>
         <w:rPr>
           <w:rFonts w:ascii="Times New Roman" w:hAnsi="Times New Roman" w:cs="Times New Roman"/>
           <w:color w:val="000000" w:themeColor="text1"/>
         </w:rPr>
-        <w:t>4.4. K</w:t>
-      </w:r>
-      <w:r>
-        <w:rPr>
-          <w:rFonts w:ascii="Times New Roman" w:hAnsi="Times New Roman" w:cs="Times New Roman"/>
-          <w:color w:val="000000" w:themeColor="text1"/>
-        </w:rPr>
-        <w:t>ế</w:t>
-      </w:r>
-      <w:r>
-        <w:rPr>
-          <w:rFonts w:ascii="Times New Roman" w:hAnsi="Times New Roman" w:cs="Times New Roman"/>
-          <w:color w:val="000000" w:themeColor="text1"/>
-        </w:rPr>
-        <w:t>t qu</w:t>
-      </w:r>
-      <w:r>
-        <w:rPr>
-          <w:rFonts w:ascii="Times New Roman" w:hAnsi="Times New Roman" w:cs="Times New Roman"/>
-          <w:color w:val="000000" w:themeColor="text1"/>
-        </w:rPr>
-        <w:t>ả</w:t>
-      </w:r>
-      <w:r>
-        <w:rPr>
-          <w:rFonts w:ascii="Times New Roman" w:hAnsi="Times New Roman" w:cs="Times New Roman"/>
-          <w:color w:val="000000" w:themeColor="text1"/>
-        </w:rPr>
-        <w:t xml:space="preserve"> và đ</w:t>
-      </w:r>
-      <w:r>
-        <w:rPr>
-          <w:rFonts w:ascii="Times New Roman" w:hAnsi="Times New Roman" w:cs="Times New Roman"/>
-          <w:color w:val="000000" w:themeColor="text1"/>
-        </w:rPr>
-        <w:t>ố</w:t>
-      </w:r>
-      <w:r>
-        <w:rPr>
-          <w:rFonts w:ascii="Times New Roman" w:hAnsi="Times New Roman" w:cs="Times New Roman"/>
-          <w:color w:val="000000" w:themeColor="text1"/>
-        </w:rPr>
-        <w:t>i chi</w:t>
-      </w:r>
-      <w:r>
-        <w:rPr>
-          <w:rFonts w:ascii="Times New Roman" w:hAnsi="Times New Roman" w:cs="Times New Roman"/>
-          <w:color w:val="000000" w:themeColor="text1"/>
-        </w:rPr>
-        <w:t>ế</w:t>
-      </w:r>
-      <w:r>
-        <w:rPr>
-          <w:rFonts w:ascii="Times New Roman" w:hAnsi="Times New Roman" w:cs="Times New Roman"/>
-          <w:color w:val="000000" w:themeColor="text1"/>
-        </w:rPr>
-        <w:t>u tiêu chí</w:t>
+        <w:t>4.4. Kết quả và đối chiếu tiêu chí</w:t>
       </w:r>
       <w:bookmarkEnd w:id="30"/>
     </w:p>
@@ -17163,62 +15772,13 @@
           <w:color w:val="000000" w:themeColor="text1"/>
         </w:rPr>
       </w:pPr>
-      <w:bookmarkStart w:id="31" w:name="_Toc236067699"/>
+      <w:bookmarkStart w:id="31" w:name="_Toc236069965"/>
       <w:r>
         <w:rPr>
           <w:rFonts w:ascii="Times New Roman" w:hAnsi="Times New Roman" w:cs="Times New Roman"/>
           <w:color w:val="000000" w:themeColor="text1"/>
         </w:rPr>
-        <w:t>4.5. Script t</w:t>
-      </w:r>
-      <w:r>
-        <w:rPr>
-          <w:rFonts w:ascii="Times New Roman" w:hAnsi="Times New Roman" w:cs="Times New Roman"/>
-          <w:color w:val="000000" w:themeColor="text1"/>
-        </w:rPr>
-        <w:t>ổ</w:t>
-      </w:r>
-      <w:r>
-        <w:rPr>
-          <w:rFonts w:ascii="Times New Roman" w:hAnsi="Times New Roman" w:cs="Times New Roman"/>
-          <w:color w:val="000000" w:themeColor="text1"/>
-        </w:rPr>
-        <w:t>ng h</w:t>
-      </w:r>
-      <w:r>
-        <w:rPr>
-          <w:rFonts w:ascii="Times New Roman" w:hAnsi="Times New Roman" w:cs="Times New Roman"/>
-          <w:color w:val="000000" w:themeColor="text1"/>
-        </w:rPr>
-        <w:t>ợ</w:t>
-      </w:r>
-      <w:r>
-        <w:rPr>
-          <w:rFonts w:ascii="Times New Roman" w:hAnsi="Times New Roman" w:cs="Times New Roman"/>
-          <w:color w:val="000000" w:themeColor="text1"/>
-        </w:rPr>
-        <w:t>p k</w:t>
-      </w:r>
-      <w:r>
-        <w:rPr>
-          <w:rFonts w:ascii="Times New Roman" w:hAnsi="Times New Roman" w:cs="Times New Roman"/>
-          <w:color w:val="000000" w:themeColor="text1"/>
-        </w:rPr>
-        <w:t>ế</w:t>
-      </w:r>
-      <w:r>
-        <w:rPr>
-          <w:rFonts w:ascii="Times New Roman" w:hAnsi="Times New Roman" w:cs="Times New Roman"/>
-          <w:color w:val="000000" w:themeColor="text1"/>
-        </w:rPr>
-        <w:t>t qu</w:t>
-      </w:r>
-      <w:r>
-        <w:rPr>
-          <w:rFonts w:ascii="Times New Roman" w:hAnsi="Times New Roman" w:cs="Times New Roman"/>
-          <w:color w:val="000000" w:themeColor="text1"/>
-        </w:rPr>
-        <w:t>ả</w:t>
+        <w:t>4.5. Script tổng hợp kết quả</w:t>
       </w:r>
       <w:bookmarkEnd w:id="31"/>
     </w:p>
@@ -17399,69 +15959,13 @@
           <w:color w:val="000000" w:themeColor="text1"/>
         </w:rPr>
       </w:pPr>
-      <w:bookmarkStart w:id="32" w:name="_Toc236067700"/>
+      <w:bookmarkStart w:id="32" w:name="_Toc236069966"/>
       <w:r>
         <w:rPr>
           <w:rFonts w:ascii="Times New Roman" w:hAnsi="Times New Roman" w:cs="Times New Roman"/>
           <w:color w:val="000000" w:themeColor="text1"/>
         </w:rPr>
-        <w:t>4.6. Th</w:t>
-      </w:r>
-      <w:r>
-        <w:rPr>
-          <w:rFonts w:ascii="Times New Roman" w:hAnsi="Times New Roman" w:cs="Times New Roman"/>
-          <w:color w:val="000000" w:themeColor="text1"/>
-        </w:rPr>
-        <w:t>ả</w:t>
-      </w:r>
-      <w:r>
-        <w:rPr>
-          <w:rFonts w:ascii="Times New Roman" w:hAnsi="Times New Roman" w:cs="Times New Roman"/>
-          <w:color w:val="000000" w:themeColor="text1"/>
-        </w:rPr>
-        <w:t>o lu</w:t>
-      </w:r>
-      <w:r>
-        <w:rPr>
-          <w:rFonts w:ascii="Times New Roman" w:hAnsi="Times New Roman" w:cs="Times New Roman"/>
-          <w:color w:val="000000" w:themeColor="text1"/>
-        </w:rPr>
-        <w:t>ậ</w:t>
-      </w:r>
-      <w:r>
-        <w:rPr>
-          <w:rFonts w:ascii="Times New Roman" w:hAnsi="Times New Roman" w:cs="Times New Roman"/>
-          <w:color w:val="000000" w:themeColor="text1"/>
-        </w:rPr>
-        <w:t>n và gi</w:t>
-      </w:r>
-      <w:r>
-        <w:rPr>
-          <w:rFonts w:ascii="Times New Roman" w:hAnsi="Times New Roman" w:cs="Times New Roman"/>
-          <w:color w:val="000000" w:themeColor="text1"/>
-        </w:rPr>
-        <w:t>ớ</w:t>
-      </w:r>
-      <w:r>
-        <w:rPr>
-          <w:rFonts w:ascii="Times New Roman" w:hAnsi="Times New Roman" w:cs="Times New Roman"/>
-          <w:color w:val="000000" w:themeColor="text1"/>
-        </w:rPr>
-        <w:t>i h</w:t>
-      </w:r>
-      <w:r>
-        <w:rPr>
-          <w:rFonts w:ascii="Times New Roman" w:hAnsi="Times New Roman" w:cs="Times New Roman"/>
-          <w:color w:val="000000" w:themeColor="text1"/>
-        </w:rPr>
-        <w:t>ạ</w:t>
-      </w:r>
-      <w:r>
-        <w:rPr>
-          <w:rFonts w:ascii="Times New Roman" w:hAnsi="Times New Roman" w:cs="Times New Roman"/>
-          <w:color w:val="000000" w:themeColor="text1"/>
-        </w:rPr>
-        <w:t>n</w:t>
+        <w:t>4.6. Thảo luận và giới hạn</w:t>
       </w:r>
       <w:bookmarkEnd w:id="32"/>
     </w:p>
@@ -17542,7 +16046,7 @@
           <w:szCs w:val="26"/>
         </w:rPr>
       </w:pPr>
-      <w:bookmarkStart w:id="33" w:name="_Toc236067701"/>
+      <w:bookmarkStart w:id="33" w:name="_Toc236069967"/>
       <w:r>
         <w:rPr>
           <w:rFonts w:ascii="Times New Roman" w:hAnsi="Times New Roman" w:cs="Times New Roman"/>
@@ -17551,43 +16055,7 @@
           <w:szCs w:val="26"/>
         </w:rPr>
         <w:lastRenderedPageBreak/>
-        <w:t>CHƯƠNG 5. ĐÁNH GIÁ B</w:t>
-      </w:r>
-      <w:r>
-        <w:rPr>
-          <w:rFonts w:ascii="Times New Roman" w:hAnsi="Times New Roman" w:cs="Times New Roman"/>
-          <w:color w:val="000000" w:themeColor="text1"/>
-          <w:sz w:val="26"/>
-          <w:szCs w:val="26"/>
-        </w:rPr>
-        <w:t>Ả</w:t>
-      </w:r>
-      <w:r>
-        <w:rPr>
-          <w:rFonts w:ascii="Times New Roman" w:hAnsi="Times New Roman" w:cs="Times New Roman"/>
-          <w:color w:val="000000" w:themeColor="text1"/>
-          <w:sz w:val="26"/>
-          <w:szCs w:val="26"/>
-        </w:rPr>
-        <w:t>O M</w:t>
-      </w:r>
-      <w:r>
-        <w:rPr>
-          <w:rFonts w:ascii="Times New Roman" w:hAnsi="Times New Roman" w:cs="Times New Roman"/>
-          <w:color w:val="000000" w:themeColor="text1"/>
-          <w:sz w:val="26"/>
-          <w:szCs w:val="26"/>
-        </w:rPr>
-        <w:t>Ậ</w:t>
-      </w:r>
-      <w:r>
-        <w:rPr>
-          <w:rFonts w:ascii="Times New Roman" w:hAnsi="Times New Roman" w:cs="Times New Roman"/>
-          <w:color w:val="000000" w:themeColor="text1"/>
-          <w:sz w:val="26"/>
-          <w:szCs w:val="26"/>
-        </w:rPr>
-        <w:t>T</w:t>
+        <w:t>CHƯƠNG 5. ĐÁNH GIÁ BẢO MẬT</w:t>
       </w:r>
       <w:bookmarkEnd w:id="33"/>
     </w:p>
@@ -17600,41 +16068,13 @@
           <w:color w:val="000000" w:themeColor="text1"/>
         </w:rPr>
       </w:pPr>
-      <w:bookmarkStart w:id="34" w:name="_Toc236067702"/>
+      <w:bookmarkStart w:id="34" w:name="_Toc236069968"/>
       <w:r>
         <w:rPr>
           <w:rFonts w:ascii="Times New Roman" w:hAnsi="Times New Roman" w:cs="Times New Roman"/>
           <w:color w:val="000000" w:themeColor="text1"/>
         </w:rPr>
-        <w:t>5.1. Tài s</w:t>
-      </w:r>
-      <w:r>
-        <w:rPr>
-          <w:rFonts w:ascii="Times New Roman" w:hAnsi="Times New Roman" w:cs="Times New Roman"/>
-          <w:color w:val="000000" w:themeColor="text1"/>
-        </w:rPr>
-        <w:t>ả</w:t>
-      </w:r>
-      <w:r>
-        <w:rPr>
-          <w:rFonts w:ascii="Times New Roman" w:hAnsi="Times New Roman" w:cs="Times New Roman"/>
-          <w:color w:val="000000" w:themeColor="text1"/>
-        </w:rPr>
-        <w:t>n và yêu c</w:t>
-      </w:r>
-      <w:r>
-        <w:rPr>
-          <w:rFonts w:ascii="Times New Roman" w:hAnsi="Times New Roman" w:cs="Times New Roman"/>
-          <w:color w:val="000000" w:themeColor="text1"/>
-        </w:rPr>
-        <w:t>ầ</w:t>
-      </w:r>
-      <w:r>
-        <w:rPr>
-          <w:rFonts w:ascii="Times New Roman" w:hAnsi="Times New Roman" w:cs="Times New Roman"/>
-          <w:color w:val="000000" w:themeColor="text1"/>
-        </w:rPr>
-        <w:t>u CIA</w:t>
+        <w:t>5.1. Tài sản và yêu cầu CIA</w:t>
       </w:r>
       <w:bookmarkEnd w:id="34"/>
     </w:p>
@@ -18735,69 +17175,13 @@
           <w:color w:val="000000" w:themeColor="text1"/>
         </w:rPr>
       </w:pPr>
-      <w:bookmarkStart w:id="35" w:name="_Toc236067703"/>
+      <w:bookmarkStart w:id="35" w:name="_Toc236069969"/>
       <w:r>
         <w:rPr>
           <w:rFonts w:ascii="Times New Roman" w:hAnsi="Times New Roman" w:cs="Times New Roman"/>
           <w:color w:val="000000" w:themeColor="text1"/>
         </w:rPr>
-        <w:t>5.2. Phân tích STRIDE g</w:t>
-      </w:r>
-      <w:r>
-        <w:rPr>
-          <w:rFonts w:ascii="Times New Roman" w:hAnsi="Times New Roman" w:cs="Times New Roman"/>
-          <w:color w:val="000000" w:themeColor="text1"/>
-        </w:rPr>
-        <w:t>ắ</w:t>
-      </w:r>
-      <w:r>
-        <w:rPr>
-          <w:rFonts w:ascii="Times New Roman" w:hAnsi="Times New Roman" w:cs="Times New Roman"/>
-          <w:color w:val="000000" w:themeColor="text1"/>
-        </w:rPr>
-        <w:t>n v</w:t>
-      </w:r>
-      <w:r>
-        <w:rPr>
-          <w:rFonts w:ascii="Times New Roman" w:hAnsi="Times New Roman" w:cs="Times New Roman"/>
-          <w:color w:val="000000" w:themeColor="text1"/>
-        </w:rPr>
-        <w:t>ớ</w:t>
-      </w:r>
-      <w:r>
-        <w:rPr>
-          <w:rFonts w:ascii="Times New Roman" w:hAnsi="Times New Roman" w:cs="Times New Roman"/>
-          <w:color w:val="000000" w:themeColor="text1"/>
-        </w:rPr>
-        <w:t>i h</w:t>
-      </w:r>
-      <w:r>
-        <w:rPr>
-          <w:rFonts w:ascii="Times New Roman" w:hAnsi="Times New Roman" w:cs="Times New Roman"/>
-          <w:color w:val="000000" w:themeColor="text1"/>
-        </w:rPr>
-        <w:t>ệ</w:t>
-      </w:r>
-      <w:r>
-        <w:rPr>
-          <w:rFonts w:ascii="Times New Roman" w:hAnsi="Times New Roman" w:cs="Times New Roman"/>
-          <w:color w:val="000000" w:themeColor="text1"/>
-        </w:rPr>
-        <w:t xml:space="preserve"> th</w:t>
-      </w:r>
-      <w:r>
-        <w:rPr>
-          <w:rFonts w:ascii="Times New Roman" w:hAnsi="Times New Roman" w:cs="Times New Roman"/>
-          <w:color w:val="000000" w:themeColor="text1"/>
-        </w:rPr>
-        <w:t>ố</w:t>
-      </w:r>
-      <w:r>
-        <w:rPr>
-          <w:rFonts w:ascii="Times New Roman" w:hAnsi="Times New Roman" w:cs="Times New Roman"/>
-          <w:color w:val="000000" w:themeColor="text1"/>
-        </w:rPr>
-        <w:t>ng</w:t>
+        <w:t>5.2. Phân tích STRIDE gắn với hệ thống</w:t>
       </w:r>
       <w:bookmarkEnd w:id="35"/>
     </w:p>
@@ -19561,42 +17945,14 @@
           <w:color w:val="000000" w:themeColor="text1"/>
         </w:rPr>
       </w:pPr>
-      <w:bookmarkStart w:id="36" w:name="_Toc236067704"/>
+      <w:bookmarkStart w:id="36" w:name="_Toc236069970"/>
       <w:r>
         <w:rPr>
           <w:rFonts w:ascii="Times New Roman" w:hAnsi="Times New Roman" w:cs="Times New Roman"/>
           <w:color w:val="000000" w:themeColor="text1"/>
         </w:rPr>
         <w:lastRenderedPageBreak/>
-        <w:t>5.3. Ma tr</w:t>
-      </w:r>
-      <w:r>
-        <w:rPr>
-          <w:rFonts w:ascii="Times New Roman" w:hAnsi="Times New Roman" w:cs="Times New Roman"/>
-          <w:color w:val="000000" w:themeColor="text1"/>
-        </w:rPr>
-        <w:t>ậ</w:t>
-      </w:r>
-      <w:r>
-        <w:rPr>
-          <w:rFonts w:ascii="Times New Roman" w:hAnsi="Times New Roman" w:cs="Times New Roman"/>
-          <w:color w:val="000000" w:themeColor="text1"/>
-        </w:rPr>
-        <w:t>n r</w:t>
-      </w:r>
-      <w:r>
-        <w:rPr>
-          <w:rFonts w:ascii="Times New Roman" w:hAnsi="Times New Roman" w:cs="Times New Roman"/>
-          <w:color w:val="000000" w:themeColor="text1"/>
-        </w:rPr>
-        <w:t>ủ</w:t>
-      </w:r>
-      <w:r>
-        <w:rPr>
-          <w:rFonts w:ascii="Times New Roman" w:hAnsi="Times New Roman" w:cs="Times New Roman"/>
-          <w:color w:val="000000" w:themeColor="text1"/>
-        </w:rPr>
-        <w:t>i ro 5×5 và ưu tiên</w:t>
+        <w:t>5.3. Ma trận rủi ro 5×5 và ưu tiên</w:t>
       </w:r>
       <w:bookmarkEnd w:id="36"/>
     </w:p>
@@ -21488,41 +19844,13 @@
           <w:color w:val="000000" w:themeColor="text1"/>
         </w:rPr>
       </w:pPr>
-      <w:bookmarkStart w:id="37" w:name="_Toc236067705"/>
+      <w:bookmarkStart w:id="37" w:name="_Toc236069971"/>
       <w:r>
         <w:rPr>
           <w:rFonts w:ascii="Times New Roman" w:hAnsi="Times New Roman" w:cs="Times New Roman"/>
           <w:color w:val="000000" w:themeColor="text1"/>
         </w:rPr>
-        <w:t>5.4. Ki</w:t>
-      </w:r>
-      <w:r>
-        <w:rPr>
-          <w:rFonts w:ascii="Times New Roman" w:hAnsi="Times New Roman" w:cs="Times New Roman"/>
-          <w:color w:val="000000" w:themeColor="text1"/>
-        </w:rPr>
-        <w:t>ể</w:t>
-      </w:r>
-      <w:r>
-        <w:rPr>
-          <w:rFonts w:ascii="Times New Roman" w:hAnsi="Times New Roman" w:cs="Times New Roman"/>
-          <w:color w:val="000000" w:themeColor="text1"/>
-        </w:rPr>
-        <w:t>m soát theo r</w:t>
-      </w:r>
-      <w:r>
-        <w:rPr>
-          <w:rFonts w:ascii="Times New Roman" w:hAnsi="Times New Roman" w:cs="Times New Roman"/>
-          <w:color w:val="000000" w:themeColor="text1"/>
-        </w:rPr>
-        <w:t>ủ</w:t>
-      </w:r>
-      <w:r>
-        <w:rPr>
-          <w:rFonts w:ascii="Times New Roman" w:hAnsi="Times New Roman" w:cs="Times New Roman"/>
-          <w:color w:val="000000" w:themeColor="text1"/>
-        </w:rPr>
-        <w:t>i ro ưu tiên</w:t>
+        <w:t>5.4. Kiểm soát theo rủi ro ưu tiên</w:t>
       </w:r>
       <w:bookmarkEnd w:id="37"/>
     </w:p>
@@ -22208,84 +20536,14 @@
           <w:color w:val="000000" w:themeColor="text1"/>
         </w:rPr>
       </w:pPr>
-      <w:bookmarkStart w:id="38" w:name="_Toc236067706"/>
+      <w:bookmarkStart w:id="38" w:name="_Toc236069972"/>
       <w:r>
         <w:rPr>
           <w:rFonts w:ascii="Times New Roman" w:hAnsi="Times New Roman" w:cs="Times New Roman"/>
           <w:color w:val="000000" w:themeColor="text1"/>
         </w:rPr>
         <w:lastRenderedPageBreak/>
-        <w:t>5.5. R</w:t>
-      </w:r>
-      <w:r>
-        <w:rPr>
-          <w:rFonts w:ascii="Times New Roman" w:hAnsi="Times New Roman" w:cs="Times New Roman"/>
-          <w:color w:val="000000" w:themeColor="text1"/>
-        </w:rPr>
-        <w:t>ủ</w:t>
-      </w:r>
-      <w:r>
-        <w:rPr>
-          <w:rFonts w:ascii="Times New Roman" w:hAnsi="Times New Roman" w:cs="Times New Roman"/>
-          <w:color w:val="000000" w:themeColor="text1"/>
-        </w:rPr>
-        <w:t>i ro còn l</w:t>
-      </w:r>
-      <w:r>
-        <w:rPr>
-          <w:rFonts w:ascii="Times New Roman" w:hAnsi="Times New Roman" w:cs="Times New Roman"/>
-          <w:color w:val="000000" w:themeColor="text1"/>
-        </w:rPr>
-        <w:t>ạ</w:t>
-      </w:r>
-      <w:r>
-        <w:rPr>
-          <w:rFonts w:ascii="Times New Roman" w:hAnsi="Times New Roman" w:cs="Times New Roman"/>
-          <w:color w:val="000000" w:themeColor="text1"/>
-        </w:rPr>
-        <w:t>i và đi</w:t>
-      </w:r>
-      <w:r>
-        <w:rPr>
-          <w:rFonts w:ascii="Times New Roman" w:hAnsi="Times New Roman" w:cs="Times New Roman"/>
-          <w:color w:val="000000" w:themeColor="text1"/>
-        </w:rPr>
-        <w:t>ề</w:t>
-      </w:r>
-      <w:r>
-        <w:rPr>
-          <w:rFonts w:ascii="Times New Roman" w:hAnsi="Times New Roman" w:cs="Times New Roman"/>
-          <w:color w:val="000000" w:themeColor="text1"/>
-        </w:rPr>
-        <w:t>u ki</w:t>
-      </w:r>
-      <w:r>
-        <w:rPr>
-          <w:rFonts w:ascii="Times New Roman" w:hAnsi="Times New Roman" w:cs="Times New Roman"/>
-          <w:color w:val="000000" w:themeColor="text1"/>
-        </w:rPr>
-        <w:t>ệ</w:t>
-      </w:r>
-      <w:r>
-        <w:rPr>
-          <w:rFonts w:ascii="Times New Roman" w:hAnsi="Times New Roman" w:cs="Times New Roman"/>
-          <w:color w:val="000000" w:themeColor="text1"/>
-        </w:rPr>
-        <w:t>n xem xét l</w:t>
-      </w:r>
-      <w:r>
-        <w:rPr>
-          <w:rFonts w:ascii="Times New Roman" w:hAnsi="Times New Roman" w:cs="Times New Roman"/>
-          <w:color w:val="000000" w:themeColor="text1"/>
-        </w:rPr>
-        <w:t>ạ</w:t>
-      </w:r>
-      <w:r>
-        <w:rPr>
-          <w:rFonts w:ascii="Times New Roman" w:hAnsi="Times New Roman" w:cs="Times New Roman"/>
-          <w:color w:val="000000" w:themeColor="text1"/>
-        </w:rPr>
-        <w:t>i</w:t>
+        <w:t>5.5. Rủi ro còn lại và điều kiện xem xét lại</w:t>
       </w:r>
       <w:bookmarkEnd w:id="38"/>
     </w:p>
@@ -22347,7 +20605,7 @@
           <w:szCs w:val="26"/>
         </w:rPr>
       </w:pPr>
-      <w:bookmarkStart w:id="39" w:name="_Toc236067707"/>
+      <w:bookmarkStart w:id="39" w:name="_Toc236069973"/>
       <w:r>
         <w:rPr>
           <w:rFonts w:ascii="Times New Roman" w:hAnsi="Times New Roman" w:cs="Times New Roman"/>
@@ -22356,79 +20614,7 @@
           <w:szCs w:val="26"/>
         </w:rPr>
         <w:lastRenderedPageBreak/>
-        <w:t>CHƯƠNG 6. K</w:t>
-      </w:r>
-      <w:r>
-        <w:rPr>
-          <w:rFonts w:ascii="Times New Roman" w:hAnsi="Times New Roman" w:cs="Times New Roman"/>
-          <w:color w:val="000000" w:themeColor="text1"/>
-          <w:sz w:val="26"/>
-          <w:szCs w:val="26"/>
-        </w:rPr>
-        <w:t>Ế</w:t>
-      </w:r>
-      <w:r>
-        <w:rPr>
-          <w:rFonts w:ascii="Times New Roman" w:hAnsi="Times New Roman" w:cs="Times New Roman"/>
-          <w:color w:val="000000" w:themeColor="text1"/>
-          <w:sz w:val="26"/>
-          <w:szCs w:val="26"/>
-        </w:rPr>
-        <w:t>T LU</w:t>
-      </w:r>
-      <w:r>
-        <w:rPr>
-          <w:rFonts w:ascii="Times New Roman" w:hAnsi="Times New Roman" w:cs="Times New Roman"/>
-          <w:color w:val="000000" w:themeColor="text1"/>
-          <w:sz w:val="26"/>
-          <w:szCs w:val="26"/>
-        </w:rPr>
-        <w:t>Ậ</w:t>
-      </w:r>
-      <w:r>
-        <w:rPr>
-          <w:rFonts w:ascii="Times New Roman" w:hAnsi="Times New Roman" w:cs="Times New Roman"/>
-          <w:color w:val="000000" w:themeColor="text1"/>
-          <w:sz w:val="26"/>
-          <w:szCs w:val="26"/>
-        </w:rPr>
-        <w:t>N VÀ HƯ</w:t>
-      </w:r>
-      <w:r>
-        <w:rPr>
-          <w:rFonts w:ascii="Times New Roman" w:hAnsi="Times New Roman" w:cs="Times New Roman"/>
-          <w:color w:val="000000" w:themeColor="text1"/>
-          <w:sz w:val="26"/>
-          <w:szCs w:val="26"/>
-        </w:rPr>
-        <w:t>Ớ</w:t>
-      </w:r>
-      <w:r>
-        <w:rPr>
-          <w:rFonts w:ascii="Times New Roman" w:hAnsi="Times New Roman" w:cs="Times New Roman"/>
-          <w:color w:val="000000" w:themeColor="text1"/>
-          <w:sz w:val="26"/>
-          <w:szCs w:val="26"/>
-        </w:rPr>
-        <w:t>NG PHÁT TRI</w:t>
-      </w:r>
-      <w:r>
-        <w:rPr>
-          <w:rFonts w:ascii="Times New Roman" w:hAnsi="Times New Roman" w:cs="Times New Roman"/>
-          <w:color w:val="000000" w:themeColor="text1"/>
-          <w:sz w:val="26"/>
-          <w:szCs w:val="26"/>
-        </w:rPr>
-        <w:t>Ể</w:t>
-      </w:r>
-      <w:r>
-        <w:rPr>
-          <w:rFonts w:ascii="Times New Roman" w:hAnsi="Times New Roman" w:cs="Times New Roman"/>
-          <w:color w:val="000000" w:themeColor="text1"/>
-          <w:sz w:val="26"/>
-          <w:szCs w:val="26"/>
-        </w:rPr>
-        <w:t>N</w:t>
+        <w:t>CHƯƠNG 6. KẾT LUẬN VÀ HƯỚNG PHÁT TRIỂN</w:t>
       </w:r>
       <w:bookmarkEnd w:id="39"/>
     </w:p>
@@ -22441,55 +20627,13 @@
           <w:color w:val="000000" w:themeColor="text1"/>
         </w:rPr>
       </w:pPr>
-      <w:bookmarkStart w:id="40" w:name="_Toc236067708"/>
+      <w:bookmarkStart w:id="40" w:name="_Toc236069974"/>
       <w:r>
         <w:rPr>
           <w:rFonts w:ascii="Times New Roman" w:hAnsi="Times New Roman" w:cs="Times New Roman"/>
           <w:color w:val="000000" w:themeColor="text1"/>
         </w:rPr>
-        <w:t>6.1. K</w:t>
-      </w:r>
-      <w:r>
-        <w:rPr>
-          <w:rFonts w:ascii="Times New Roman" w:hAnsi="Times New Roman" w:cs="Times New Roman"/>
-          <w:color w:val="000000" w:themeColor="text1"/>
-        </w:rPr>
-        <w:t>ế</w:t>
-      </w:r>
-      <w:r>
-        <w:rPr>
-          <w:rFonts w:ascii="Times New Roman" w:hAnsi="Times New Roman" w:cs="Times New Roman"/>
-          <w:color w:val="000000" w:themeColor="text1"/>
-        </w:rPr>
-        <w:t>t lu</w:t>
-      </w:r>
-      <w:r>
-        <w:rPr>
-          <w:rFonts w:ascii="Times New Roman" w:hAnsi="Times New Roman" w:cs="Times New Roman"/>
-          <w:color w:val="000000" w:themeColor="text1"/>
-        </w:rPr>
-        <w:t>ậ</w:t>
-      </w:r>
-      <w:r>
-        <w:rPr>
-          <w:rFonts w:ascii="Times New Roman" w:hAnsi="Times New Roman" w:cs="Times New Roman"/>
-          <w:color w:val="000000" w:themeColor="text1"/>
-        </w:rPr>
-        <w:t>n theo m</w:t>
-      </w:r>
-      <w:r>
-        <w:rPr>
-          <w:rFonts w:ascii="Times New Roman" w:hAnsi="Times New Roman" w:cs="Times New Roman"/>
-          <w:color w:val="000000" w:themeColor="text1"/>
-        </w:rPr>
-        <w:t>ụ</w:t>
-      </w:r>
-      <w:r>
-        <w:rPr>
-          <w:rFonts w:ascii="Times New Roman" w:hAnsi="Times New Roman" w:cs="Times New Roman"/>
-          <w:color w:val="000000" w:themeColor="text1"/>
-        </w:rPr>
-        <w:t>c tiêu</w:t>
+        <w:t>6.1. Kết luận theo mục tiêu</w:t>
       </w:r>
       <w:bookmarkEnd w:id="40"/>
     </w:p>
@@ -23064,34 +21208,13 @@
           <w:color w:val="000000" w:themeColor="text1"/>
         </w:rPr>
       </w:pPr>
-      <w:bookmarkStart w:id="41" w:name="_Toc236067709"/>
+      <w:bookmarkStart w:id="41" w:name="_Toc236069975"/>
       <w:r>
         <w:rPr>
           <w:rFonts w:ascii="Times New Roman" w:hAnsi="Times New Roman" w:cs="Times New Roman"/>
           <w:color w:val="000000" w:themeColor="text1"/>
         </w:rPr>
-        <w:t>6.2. H</w:t>
-      </w:r>
-      <w:r>
-        <w:rPr>
-          <w:rFonts w:ascii="Times New Roman" w:hAnsi="Times New Roman" w:cs="Times New Roman"/>
-          <w:color w:val="000000" w:themeColor="text1"/>
-        </w:rPr>
-        <w:t>ạ</w:t>
-      </w:r>
-      <w:r>
-        <w:rPr>
-          <w:rFonts w:ascii="Times New Roman" w:hAnsi="Times New Roman" w:cs="Times New Roman"/>
-          <w:color w:val="000000" w:themeColor="text1"/>
-        </w:rPr>
-        <w:t>n ch</w:t>
-      </w:r>
-      <w:r>
-        <w:rPr>
-          <w:rFonts w:ascii="Times New Roman" w:hAnsi="Times New Roman" w:cs="Times New Roman"/>
-          <w:color w:val="000000" w:themeColor="text1"/>
-        </w:rPr>
-        <w:t>ế</w:t>
+        <w:t>6.2. Hạn chế</w:t>
       </w:r>
       <w:bookmarkEnd w:id="41"/>
     </w:p>
@@ -23126,41 +21249,13 @@
           <w:color w:val="000000" w:themeColor="text1"/>
         </w:rPr>
       </w:pPr>
-      <w:bookmarkStart w:id="42" w:name="_Toc236067710"/>
+      <w:bookmarkStart w:id="42" w:name="_Toc236069976"/>
       <w:r>
         <w:rPr>
           <w:rFonts w:ascii="Times New Roman" w:hAnsi="Times New Roman" w:cs="Times New Roman"/>
           <w:color w:val="000000" w:themeColor="text1"/>
         </w:rPr>
-        <w:t>6.3. Hư</w:t>
-      </w:r>
-      <w:r>
-        <w:rPr>
-          <w:rFonts w:ascii="Times New Roman" w:hAnsi="Times New Roman" w:cs="Times New Roman"/>
-          <w:color w:val="000000" w:themeColor="text1"/>
-        </w:rPr>
-        <w:t>ớ</w:t>
-      </w:r>
-      <w:r>
-        <w:rPr>
-          <w:rFonts w:ascii="Times New Roman" w:hAnsi="Times New Roman" w:cs="Times New Roman"/>
-          <w:color w:val="000000" w:themeColor="text1"/>
-        </w:rPr>
-        <w:t>ng phát tri</w:t>
-      </w:r>
-      <w:r>
-        <w:rPr>
-          <w:rFonts w:ascii="Times New Roman" w:hAnsi="Times New Roman" w:cs="Times New Roman"/>
-          <w:color w:val="000000" w:themeColor="text1"/>
-        </w:rPr>
-        <w:t>ể</w:t>
-      </w:r>
-      <w:r>
-        <w:rPr>
-          <w:rFonts w:ascii="Times New Roman" w:hAnsi="Times New Roman" w:cs="Times New Roman"/>
-          <w:color w:val="000000" w:themeColor="text1"/>
-        </w:rPr>
-        <w:t>n</w:t>
+        <w:t>6.3. Hướng phát triển</w:t>
       </w:r>
       <w:bookmarkEnd w:id="42"/>
     </w:p>
@@ -23334,7 +21429,7 @@
           <w:szCs w:val="26"/>
         </w:rPr>
       </w:pPr>
-      <w:bookmarkStart w:id="43" w:name="_Toc236067711"/>
+      <w:bookmarkStart w:id="43" w:name="_Toc236069977"/>
       <w:r>
         <w:rPr>
           <w:rFonts w:ascii="Times New Roman" w:hAnsi="Times New Roman" w:cs="Times New Roman"/>
@@ -23343,43 +21438,7 @@
           <w:szCs w:val="26"/>
         </w:rPr>
         <w:lastRenderedPageBreak/>
-        <w:t>TÀI LI</w:t>
-      </w:r>
-      <w:r>
-        <w:rPr>
-          <w:rFonts w:ascii="Times New Roman" w:hAnsi="Times New Roman" w:cs="Times New Roman"/>
-          <w:color w:val="000000" w:themeColor="text1"/>
-          <w:sz w:val="26"/>
-          <w:szCs w:val="26"/>
-        </w:rPr>
-        <w:t>Ệ</w:t>
-      </w:r>
-      <w:r>
-        <w:rPr>
-          <w:rFonts w:ascii="Times New Roman" w:hAnsi="Times New Roman" w:cs="Times New Roman"/>
-          <w:color w:val="000000" w:themeColor="text1"/>
-          <w:sz w:val="26"/>
-          <w:szCs w:val="26"/>
-        </w:rPr>
-        <w:t>U THAM KH</w:t>
-      </w:r>
-      <w:r>
-        <w:rPr>
-          <w:rFonts w:ascii="Times New Roman" w:hAnsi="Times New Roman" w:cs="Times New Roman"/>
-          <w:color w:val="000000" w:themeColor="text1"/>
-          <w:sz w:val="26"/>
-          <w:szCs w:val="26"/>
-        </w:rPr>
-        <w:t>Ả</w:t>
-      </w:r>
-      <w:r>
-        <w:rPr>
-          <w:rFonts w:ascii="Times New Roman" w:hAnsi="Times New Roman" w:cs="Times New Roman"/>
-          <w:color w:val="000000" w:themeColor="text1"/>
-          <w:sz w:val="26"/>
-          <w:szCs w:val="26"/>
-        </w:rPr>
-        <w:t>O</w:t>
+        <w:t>TÀI LIỆU THAM KHẢO</w:t>
       </w:r>
       <w:bookmarkEnd w:id="43"/>
     </w:p>
@@ -23560,7 +21619,7 @@
           <w:sz w:val="26"/>
           <w:szCs w:val="26"/>
         </w:rPr>
-        <w:t>[9] Trần Thị Hà Vy, “n20-secure-firmware-update-iot,” commit eda9be5fd821368b54bcffa67e2507124a7f123b, https://github.com/hv6z/n20-secure-firmware-update-iot. Truy cập 25/07/2026. Dùng cho toàn bộ code, cấu hình và minh chứng thực nghiệm.</w:t>
+        <w:t>[9] Trần Thị Hà Vy, “n20-secure-firmware-update-iot,” commit a8febb243aca96388c1981e141e823b8f397af8b, https://github.com/hv6z/n20-secure-firmware-update-iot. Truy cập 25/07/2026. Dùng cho toàn bộ code, cấu hình và minh chứng thực nghiệm.</w:t>
       </w:r>
     </w:p>
     <w:p>
@@ -23592,7 +21651,7 @@
           <w:szCs w:val="26"/>
         </w:rPr>
       </w:pPr>
-      <w:bookmarkStart w:id="44" w:name="_Toc236067712"/>
+      <w:bookmarkStart w:id="44" w:name="_Toc236069978"/>
       <w:r>
         <w:rPr>
           <w:rFonts w:ascii="Times New Roman" w:hAnsi="Times New Roman" w:cs="Times New Roman"/>
@@ -23601,106 +21660,7 @@
           <w:szCs w:val="26"/>
         </w:rPr>
         <w:lastRenderedPageBreak/>
-        <w:t>PH</w:t>
-      </w:r>
-      <w:r>
-        <w:rPr>
-          <w:rFonts w:ascii="Times New Roman" w:hAnsi="Times New Roman" w:cs="Times New Roman"/>
-          <w:color w:val="000000" w:themeColor="text1"/>
-          <w:sz w:val="26"/>
-          <w:szCs w:val="26"/>
-        </w:rPr>
-        <w:t>Ụ</w:t>
-      </w:r>
-      <w:r>
-        <w:rPr>
-          <w:rFonts w:ascii="Times New Roman" w:hAnsi="Times New Roman" w:cs="Times New Roman"/>
-          <w:color w:val="000000" w:themeColor="text1"/>
-          <w:sz w:val="26"/>
-          <w:szCs w:val="26"/>
-        </w:rPr>
-        <w:t xml:space="preserve"> L</w:t>
-      </w:r>
-      <w:r>
-        <w:rPr>
-          <w:rFonts w:ascii="Times New Roman" w:hAnsi="Times New Roman" w:cs="Times New Roman"/>
-          <w:color w:val="000000" w:themeColor="text1"/>
-          <w:sz w:val="26"/>
-          <w:szCs w:val="26"/>
-        </w:rPr>
-        <w:t>Ụ</w:t>
-      </w:r>
-      <w:r>
-        <w:rPr>
-          <w:rFonts w:ascii="Times New Roman" w:hAnsi="Times New Roman" w:cs="Times New Roman"/>
-          <w:color w:val="000000" w:themeColor="text1"/>
-          <w:sz w:val="26"/>
-          <w:szCs w:val="26"/>
-        </w:rPr>
-        <w:t>C A. PH</w:t>
-      </w:r>
-      <w:r>
-        <w:rPr>
-          <w:rFonts w:ascii="Times New Roman" w:hAnsi="Times New Roman" w:cs="Times New Roman"/>
-          <w:color w:val="000000" w:themeColor="text1"/>
-          <w:sz w:val="26"/>
-          <w:szCs w:val="26"/>
-        </w:rPr>
-        <w:t>Ầ</w:t>
-      </w:r>
-      <w:r>
-        <w:rPr>
-          <w:rFonts w:ascii="Times New Roman" w:hAnsi="Times New Roman" w:cs="Times New Roman"/>
-          <w:color w:val="000000" w:themeColor="text1"/>
-          <w:sz w:val="26"/>
-          <w:szCs w:val="26"/>
-        </w:rPr>
-        <w:t>N A – CHECKLIST VÀ PHI</w:t>
-      </w:r>
-      <w:r>
-        <w:rPr>
-          <w:rFonts w:ascii="Times New Roman" w:hAnsi="Times New Roman" w:cs="Times New Roman"/>
-          <w:color w:val="000000" w:themeColor="text1"/>
-          <w:sz w:val="26"/>
-          <w:szCs w:val="26"/>
-        </w:rPr>
-        <w:t>Ế</w:t>
-      </w:r>
-      <w:r>
-        <w:rPr>
-          <w:rFonts w:ascii="Times New Roman" w:hAnsi="Times New Roman" w:cs="Times New Roman"/>
-          <w:color w:val="000000" w:themeColor="text1"/>
-          <w:sz w:val="26"/>
-          <w:szCs w:val="26"/>
-        </w:rPr>
-        <w:t>U TI</w:t>
-      </w:r>
-      <w:r>
-        <w:rPr>
-          <w:rFonts w:ascii="Times New Roman" w:hAnsi="Times New Roman" w:cs="Times New Roman"/>
-          <w:color w:val="000000" w:themeColor="text1"/>
-          <w:sz w:val="26"/>
-          <w:szCs w:val="26"/>
-        </w:rPr>
-        <w:t>Ế</w:t>
-      </w:r>
-      <w:r>
-        <w:rPr>
-          <w:rFonts w:ascii="Times New Roman" w:hAnsi="Times New Roman" w:cs="Times New Roman"/>
-          <w:color w:val="000000" w:themeColor="text1"/>
-          <w:sz w:val="26"/>
-          <w:szCs w:val="26"/>
-        </w:rPr>
-        <w:t>N Đ</w:t>
-      </w:r>
-      <w:r>
-        <w:rPr>
-          <w:rFonts w:ascii="Times New Roman" w:hAnsi="Times New Roman" w:cs="Times New Roman"/>
-          <w:color w:val="000000" w:themeColor="text1"/>
-          <w:sz w:val="26"/>
-          <w:szCs w:val="26"/>
-        </w:rPr>
-        <w:t>Ộ</w:t>
+        <w:t>PHỤ LỤC A. PHẦN A – CHECKLIST VÀ PHIẾU TIẾN ĐỘ</w:t>
       </w:r>
       <w:bookmarkEnd w:id="44"/>
     </w:p>
@@ -23735,55 +21695,13 @@
           <w:color w:val="000000" w:themeColor="text1"/>
         </w:rPr>
       </w:pPr>
-      <w:bookmarkStart w:id="45" w:name="_Toc236067713"/>
+      <w:bookmarkStart w:id="45" w:name="_Toc236069979"/>
       <w:r>
         <w:rPr>
           <w:rFonts w:ascii="Times New Roman" w:hAnsi="Times New Roman" w:cs="Times New Roman"/>
           <w:color w:val="000000" w:themeColor="text1"/>
         </w:rPr>
-        <w:t>A.1. Checklist nhanh trư</w:t>
-      </w:r>
-      <w:r>
-        <w:rPr>
-          <w:rFonts w:ascii="Times New Roman" w:hAnsi="Times New Roman" w:cs="Times New Roman"/>
-          <w:color w:val="000000" w:themeColor="text1"/>
-        </w:rPr>
-        <w:t>ớ</w:t>
-      </w:r>
-      <w:r>
-        <w:rPr>
-          <w:rFonts w:ascii="Times New Roman" w:hAnsi="Times New Roman" w:cs="Times New Roman"/>
-          <w:color w:val="000000" w:themeColor="text1"/>
-        </w:rPr>
-        <w:t>c khi vi</w:t>
-      </w:r>
-      <w:r>
-        <w:rPr>
-          <w:rFonts w:ascii="Times New Roman" w:hAnsi="Times New Roman" w:cs="Times New Roman"/>
-          <w:color w:val="000000" w:themeColor="text1"/>
-        </w:rPr>
-        <w:t>ế</w:t>
-      </w:r>
-      <w:r>
-        <w:rPr>
-          <w:rFonts w:ascii="Times New Roman" w:hAnsi="Times New Roman" w:cs="Times New Roman"/>
-          <w:color w:val="000000" w:themeColor="text1"/>
-        </w:rPr>
-        <w:t>t – Tu</w:t>
-      </w:r>
-      <w:r>
-        <w:rPr>
-          <w:rFonts w:ascii="Times New Roman" w:hAnsi="Times New Roman" w:cs="Times New Roman"/>
-          <w:color w:val="000000" w:themeColor="text1"/>
-        </w:rPr>
-        <w:t>ầ</w:t>
-      </w:r>
-      <w:r>
-        <w:rPr>
-          <w:rFonts w:ascii="Times New Roman" w:hAnsi="Times New Roman" w:cs="Times New Roman"/>
-          <w:color w:val="000000" w:themeColor="text1"/>
-        </w:rPr>
-        <w:t>n 02</w:t>
+        <w:t>A.1. Checklist nhanh trước khi viết – Tuần 02</w:t>
       </w:r>
       <w:bookmarkEnd w:id="45"/>
     </w:p>
@@ -24718,41 +22636,13 @@
           <w:color w:val="000000" w:themeColor="text1"/>
         </w:rPr>
       </w:pPr>
-      <w:bookmarkStart w:id="46" w:name="_Toc236067714"/>
+      <w:bookmarkStart w:id="46" w:name="_Toc236069980"/>
       <w:r>
         <w:rPr>
           <w:rFonts w:ascii="Times New Roman" w:hAnsi="Times New Roman" w:cs="Times New Roman"/>
           <w:color w:val="000000" w:themeColor="text1"/>
         </w:rPr>
-        <w:t>A.2. Góp ý và cách x</w:t>
-      </w:r>
-      <w:r>
-        <w:rPr>
-          <w:rFonts w:ascii="Times New Roman" w:hAnsi="Times New Roman" w:cs="Times New Roman"/>
-          <w:color w:val="000000" w:themeColor="text1"/>
-        </w:rPr>
-        <w:t>ử</w:t>
-      </w:r>
-      <w:r>
-        <w:rPr>
-          <w:rFonts w:ascii="Times New Roman" w:hAnsi="Times New Roman" w:cs="Times New Roman"/>
-          <w:color w:val="000000" w:themeColor="text1"/>
-        </w:rPr>
-        <w:t xml:space="preserve"> lý – Tu</w:t>
-      </w:r>
-      <w:r>
-        <w:rPr>
-          <w:rFonts w:ascii="Times New Roman" w:hAnsi="Times New Roman" w:cs="Times New Roman"/>
-          <w:color w:val="000000" w:themeColor="text1"/>
-        </w:rPr>
-        <w:t>ầ</w:t>
-      </w:r>
-      <w:r>
-        <w:rPr>
-          <w:rFonts w:ascii="Times New Roman" w:hAnsi="Times New Roman" w:cs="Times New Roman"/>
-          <w:color w:val="000000" w:themeColor="text1"/>
-        </w:rPr>
-        <w:t>n 02</w:t>
+        <w:t>A.2. Góp ý và cách xử lý – Tuần 02</w:t>
       </w:r>
       <w:bookmarkEnd w:id="46"/>
     </w:p>
@@ -25431,41 +23321,13 @@
           <w:color w:val="000000" w:themeColor="text1"/>
         </w:rPr>
       </w:pPr>
-      <w:bookmarkStart w:id="47" w:name="_Toc236067715"/>
+      <w:bookmarkStart w:id="47" w:name="_Toc236069981"/>
       <w:r>
         <w:rPr>
           <w:rFonts w:ascii="Times New Roman" w:hAnsi="Times New Roman" w:cs="Times New Roman"/>
           <w:color w:val="000000" w:themeColor="text1"/>
         </w:rPr>
-        <w:t>A.3. Minh ch</w:t>
-      </w:r>
-      <w:r>
-        <w:rPr>
-          <w:rFonts w:ascii="Times New Roman" w:hAnsi="Times New Roman" w:cs="Times New Roman"/>
-          <w:color w:val="000000" w:themeColor="text1"/>
-        </w:rPr>
-        <w:t>ứ</w:t>
-      </w:r>
-      <w:r>
-        <w:rPr>
-          <w:rFonts w:ascii="Times New Roman" w:hAnsi="Times New Roman" w:cs="Times New Roman"/>
-          <w:color w:val="000000" w:themeColor="text1"/>
-        </w:rPr>
-        <w:t>ng đã khai báo – Tu</w:t>
-      </w:r>
-      <w:r>
-        <w:rPr>
-          <w:rFonts w:ascii="Times New Roman" w:hAnsi="Times New Roman" w:cs="Times New Roman"/>
-          <w:color w:val="000000" w:themeColor="text1"/>
-        </w:rPr>
-        <w:t>ầ</w:t>
-      </w:r>
-      <w:r>
-        <w:rPr>
-          <w:rFonts w:ascii="Times New Roman" w:hAnsi="Times New Roman" w:cs="Times New Roman"/>
-          <w:color w:val="000000" w:themeColor="text1"/>
-        </w:rPr>
-        <w:t>n 02</w:t>
+        <w:t>A.3. Minh chứng đã khai báo – Tuần 02</w:t>
       </w:r>
       <w:bookmarkEnd w:id="47"/>
     </w:p>
@@ -26469,62 +24331,13 @@
           <w:color w:val="000000" w:themeColor="text1"/>
         </w:rPr>
       </w:pPr>
-      <w:bookmarkStart w:id="48" w:name="_Toc236067716"/>
+      <w:bookmarkStart w:id="48" w:name="_Toc236069982"/>
       <w:r>
         <w:rPr>
           <w:rFonts w:ascii="Times New Roman" w:hAnsi="Times New Roman" w:cs="Times New Roman"/>
           <w:color w:val="000000" w:themeColor="text1"/>
         </w:rPr>
-        <w:t>A.4. Thông tin chung c</w:t>
-      </w:r>
-      <w:r>
-        <w:rPr>
-          <w:rFonts w:ascii="Times New Roman" w:hAnsi="Times New Roman" w:cs="Times New Roman"/>
-          <w:color w:val="000000" w:themeColor="text1"/>
-        </w:rPr>
-        <w:t>ủ</w:t>
-      </w:r>
-      <w:r>
-        <w:rPr>
-          <w:rFonts w:ascii="Times New Roman" w:hAnsi="Times New Roman" w:cs="Times New Roman"/>
-          <w:color w:val="000000" w:themeColor="text1"/>
-        </w:rPr>
-        <w:t>a phi</w:t>
-      </w:r>
-      <w:r>
-        <w:rPr>
-          <w:rFonts w:ascii="Times New Roman" w:hAnsi="Times New Roman" w:cs="Times New Roman"/>
-          <w:color w:val="000000" w:themeColor="text1"/>
-        </w:rPr>
-        <w:t>ế</w:t>
-      </w:r>
-      <w:r>
-        <w:rPr>
-          <w:rFonts w:ascii="Times New Roman" w:hAnsi="Times New Roman" w:cs="Times New Roman"/>
-          <w:color w:val="000000" w:themeColor="text1"/>
-        </w:rPr>
-        <w:t>u ti</w:t>
-      </w:r>
-      <w:r>
-        <w:rPr>
-          <w:rFonts w:ascii="Times New Roman" w:hAnsi="Times New Roman" w:cs="Times New Roman"/>
-          <w:color w:val="000000" w:themeColor="text1"/>
-        </w:rPr>
-        <w:t>ế</w:t>
-      </w:r>
-      <w:r>
-        <w:rPr>
-          <w:rFonts w:ascii="Times New Roman" w:hAnsi="Times New Roman" w:cs="Times New Roman"/>
-          <w:color w:val="000000" w:themeColor="text1"/>
-        </w:rPr>
-        <w:t>n đ</w:t>
-      </w:r>
-      <w:r>
-        <w:rPr>
-          <w:rFonts w:ascii="Times New Roman" w:hAnsi="Times New Roman" w:cs="Times New Roman"/>
-          <w:color w:val="000000" w:themeColor="text1"/>
-        </w:rPr>
-        <w:t>ộ</w:t>
+        <w:t>A.4. Thông tin chung của phiếu tiến độ</w:t>
       </w:r>
       <w:bookmarkEnd w:id="48"/>
     </w:p>
@@ -27202,55 +25015,13 @@
           <w:color w:val="000000" w:themeColor="text1"/>
         </w:rPr>
       </w:pPr>
-      <w:bookmarkStart w:id="49" w:name="_Toc236067717"/>
+      <w:bookmarkStart w:id="49" w:name="_Toc236069983"/>
       <w:r>
         <w:rPr>
           <w:rFonts w:ascii="Times New Roman" w:hAnsi="Times New Roman" w:cs="Times New Roman"/>
           <w:color w:val="000000" w:themeColor="text1"/>
         </w:rPr>
-        <w:t>A.5. Checklist ti</w:t>
-      </w:r>
-      <w:r>
-        <w:rPr>
-          <w:rFonts w:ascii="Times New Roman" w:hAnsi="Times New Roman" w:cs="Times New Roman"/>
-          <w:color w:val="000000" w:themeColor="text1"/>
-        </w:rPr>
-        <w:t>ế</w:t>
-      </w:r>
-      <w:r>
-        <w:rPr>
-          <w:rFonts w:ascii="Times New Roman" w:hAnsi="Times New Roman" w:cs="Times New Roman"/>
-          <w:color w:val="000000" w:themeColor="text1"/>
-        </w:rPr>
-        <w:t>n đ</w:t>
-      </w:r>
-      <w:r>
-        <w:rPr>
-          <w:rFonts w:ascii="Times New Roman" w:hAnsi="Times New Roman" w:cs="Times New Roman"/>
-          <w:color w:val="000000" w:themeColor="text1"/>
-        </w:rPr>
-        <w:t>ộ</w:t>
-      </w:r>
-      <w:r>
-        <w:rPr>
-          <w:rFonts w:ascii="Times New Roman" w:hAnsi="Times New Roman" w:cs="Times New Roman"/>
-          <w:color w:val="000000" w:themeColor="text1"/>
-        </w:rPr>
-        <w:t xml:space="preserve"> Tu</w:t>
-      </w:r>
-      <w:r>
-        <w:rPr>
-          <w:rFonts w:ascii="Times New Roman" w:hAnsi="Times New Roman" w:cs="Times New Roman"/>
-          <w:color w:val="000000" w:themeColor="text1"/>
-        </w:rPr>
-        <w:t>ầ</w:t>
-      </w:r>
-      <w:r>
-        <w:rPr>
-          <w:rFonts w:ascii="Times New Roman" w:hAnsi="Times New Roman" w:cs="Times New Roman"/>
-          <w:color w:val="000000" w:themeColor="text1"/>
-        </w:rPr>
-        <w:t>n 02</w:t>
+        <w:t>A.5. Checklist tiến độ Tuần 02</w:t>
       </w:r>
       <w:bookmarkEnd w:id="49"/>
     </w:p>
@@ -27918,70 +25689,14 @@
           <w:color w:val="000000" w:themeColor="text1"/>
         </w:rPr>
       </w:pPr>
-      <w:bookmarkStart w:id="50" w:name="_Toc236067718"/>
+      <w:bookmarkStart w:id="50" w:name="_Toc236069984"/>
       <w:r>
         <w:rPr>
           <w:rFonts w:ascii="Times New Roman" w:hAnsi="Times New Roman" w:cs="Times New Roman"/>
           <w:color w:val="000000" w:themeColor="text1"/>
         </w:rPr>
         <w:lastRenderedPageBreak/>
-        <w:t>A.6. N</w:t>
-      </w:r>
-      <w:r>
-        <w:rPr>
-          <w:rFonts w:ascii="Times New Roman" w:hAnsi="Times New Roman" w:cs="Times New Roman"/>
-          <w:color w:val="000000" w:themeColor="text1"/>
-        </w:rPr>
-        <w:t>ộ</w:t>
-      </w:r>
-      <w:r>
-        <w:rPr>
-          <w:rFonts w:ascii="Times New Roman" w:hAnsi="Times New Roman" w:cs="Times New Roman"/>
-          <w:color w:val="000000" w:themeColor="text1"/>
-        </w:rPr>
-        <w:t>i dung đã th</w:t>
-      </w:r>
-      <w:r>
-        <w:rPr>
-          <w:rFonts w:ascii="Times New Roman" w:hAnsi="Times New Roman" w:cs="Times New Roman"/>
-          <w:color w:val="000000" w:themeColor="text1"/>
-        </w:rPr>
-        <w:t>ự</w:t>
-      </w:r>
-      <w:r>
-        <w:rPr>
-          <w:rFonts w:ascii="Times New Roman" w:hAnsi="Times New Roman" w:cs="Times New Roman"/>
-          <w:color w:val="000000" w:themeColor="text1"/>
-        </w:rPr>
-        <w:t>c hi</w:t>
-      </w:r>
-      <w:r>
-        <w:rPr>
-          <w:rFonts w:ascii="Times New Roman" w:hAnsi="Times New Roman" w:cs="Times New Roman"/>
-          <w:color w:val="000000" w:themeColor="text1"/>
-        </w:rPr>
-        <w:t>ệ</w:t>
-      </w:r>
-      <w:r>
-        <w:rPr>
-          <w:rFonts w:ascii="Times New Roman" w:hAnsi="Times New Roman" w:cs="Times New Roman"/>
-          <w:color w:val="000000" w:themeColor="text1"/>
-        </w:rPr>
-        <w:t>n trong tu</w:t>
-      </w:r>
-      <w:r>
-        <w:rPr>
-          <w:rFonts w:ascii="Times New Roman" w:hAnsi="Times New Roman" w:cs="Times New Roman"/>
-          <w:color w:val="000000" w:themeColor="text1"/>
-        </w:rPr>
-        <w:t>ầ</w:t>
-      </w:r>
-      <w:r>
-        <w:rPr>
-          <w:rFonts w:ascii="Times New Roman" w:hAnsi="Times New Roman" w:cs="Times New Roman"/>
-          <w:color w:val="000000" w:themeColor="text1"/>
-        </w:rPr>
-        <w:t>n</w:t>
+        <w:t>A.6. Nội dung đã thực hiện trong tuần</w:t>
       </w:r>
       <w:bookmarkEnd w:id="50"/>
     </w:p>
@@ -28785,42 +26500,14 @@
           <w:color w:val="000000" w:themeColor="text1"/>
         </w:rPr>
       </w:pPr>
-      <w:bookmarkStart w:id="51" w:name="_Toc236067719"/>
+      <w:bookmarkStart w:id="51" w:name="_Toc236069985"/>
       <w:r>
         <w:rPr>
           <w:rFonts w:ascii="Times New Roman" w:hAnsi="Times New Roman" w:cs="Times New Roman"/>
           <w:color w:val="000000" w:themeColor="text1"/>
         </w:rPr>
         <w:lastRenderedPageBreak/>
-        <w:t>A.7. Khó khăn/r</w:t>
-      </w:r>
-      <w:r>
-        <w:rPr>
-          <w:rFonts w:ascii="Times New Roman" w:hAnsi="Times New Roman" w:cs="Times New Roman"/>
-          <w:color w:val="000000" w:themeColor="text1"/>
-        </w:rPr>
-        <w:t>ủ</w:t>
-      </w:r>
-      <w:r>
-        <w:rPr>
-          <w:rFonts w:ascii="Times New Roman" w:hAnsi="Times New Roman" w:cs="Times New Roman"/>
-          <w:color w:val="000000" w:themeColor="text1"/>
-        </w:rPr>
-        <w:t>i ro đang g</w:t>
-      </w:r>
-      <w:r>
-        <w:rPr>
-          <w:rFonts w:ascii="Times New Roman" w:hAnsi="Times New Roman" w:cs="Times New Roman"/>
-          <w:color w:val="000000" w:themeColor="text1"/>
-        </w:rPr>
-        <w:t>ặ</w:t>
-      </w:r>
-      <w:r>
-        <w:rPr>
-          <w:rFonts w:ascii="Times New Roman" w:hAnsi="Times New Roman" w:cs="Times New Roman"/>
-          <w:color w:val="000000" w:themeColor="text1"/>
-        </w:rPr>
-        <w:t>p</w:t>
+        <w:t>A.7. Khó khăn/rủi ro đang gặp</w:t>
       </w:r>
       <w:bookmarkEnd w:id="51"/>
     </w:p>
@@ -29173,55 +26860,13 @@
           <w:color w:val="000000" w:themeColor="text1"/>
         </w:rPr>
       </w:pPr>
-      <w:bookmarkStart w:id="52" w:name="_Toc236067720"/>
+      <w:bookmarkStart w:id="52" w:name="_Toc236069986"/>
       <w:r>
         <w:rPr>
           <w:rFonts w:ascii="Times New Roman" w:hAnsi="Times New Roman" w:cs="Times New Roman"/>
           <w:color w:val="000000" w:themeColor="text1"/>
         </w:rPr>
-        <w:t>A.8. K</w:t>
-      </w:r>
-      <w:r>
-        <w:rPr>
-          <w:rFonts w:ascii="Times New Roman" w:hAnsi="Times New Roman" w:cs="Times New Roman"/>
-          <w:color w:val="000000" w:themeColor="text1"/>
-        </w:rPr>
-        <w:t>ế</w:t>
-      </w:r>
-      <w:r>
-        <w:rPr>
-          <w:rFonts w:ascii="Times New Roman" w:hAnsi="Times New Roman" w:cs="Times New Roman"/>
-          <w:color w:val="000000" w:themeColor="text1"/>
-        </w:rPr>
-        <w:t xml:space="preserve"> ho</w:t>
-      </w:r>
-      <w:r>
-        <w:rPr>
-          <w:rFonts w:ascii="Times New Roman" w:hAnsi="Times New Roman" w:cs="Times New Roman"/>
-          <w:color w:val="000000" w:themeColor="text1"/>
-        </w:rPr>
-        <w:t>ạ</w:t>
-      </w:r>
-      <w:r>
-        <w:rPr>
-          <w:rFonts w:ascii="Times New Roman" w:hAnsi="Times New Roman" w:cs="Times New Roman"/>
-          <w:color w:val="000000" w:themeColor="text1"/>
-        </w:rPr>
-        <w:t>ch Tu</w:t>
-      </w:r>
-      <w:r>
-        <w:rPr>
-          <w:rFonts w:ascii="Times New Roman" w:hAnsi="Times New Roman" w:cs="Times New Roman"/>
-          <w:color w:val="000000" w:themeColor="text1"/>
-        </w:rPr>
-        <w:t>ầ</w:t>
-      </w:r>
-      <w:r>
-        <w:rPr>
-          <w:rFonts w:ascii="Times New Roman" w:hAnsi="Times New Roman" w:cs="Times New Roman"/>
-          <w:color w:val="000000" w:themeColor="text1"/>
-        </w:rPr>
-        <w:t>n 03</w:t>
+        <w:t>A.8. Kế hoạch Tuần 03</w:t>
       </w:r>
       <w:bookmarkEnd w:id="52"/>
     </w:p>
@@ -29239,10 +26884,10 @@
         <w:tblLook w:val="04A0" w:firstRow="1" w:lastRow="0" w:firstColumn="1" w:lastColumn="0" w:noHBand="0" w:noVBand="1"/>
       </w:tblPr>
       <w:tblGrid>
-        <w:gridCol w:w="1415"/>
-        <w:gridCol w:w="1897"/>
+        <w:gridCol w:w="1408"/>
+        <w:gridCol w:w="1890"/>
         <w:gridCol w:w="1401"/>
-        <w:gridCol w:w="5141"/>
+        <w:gridCol w:w="5155"/>
       </w:tblGrid>
       <w:tr>
         <w:trPr>
@@ -29748,7 +27393,7 @@
                 <w:sz w:val="26"/>
                 <w:szCs w:val="26"/>
               </w:rPr>
-              <w:t>eda9be5fd821368b54bcffa67e2507124a7f123b</w:t>
+              <w:t>a8febb243aca96388c1981e141e823b8f397af8b</w:t>
             </w:r>
           </w:p>
         </w:tc>
@@ -29763,42 +27408,14 @@
           <w:color w:val="000000" w:themeColor="text1"/>
         </w:rPr>
       </w:pPr>
-      <w:bookmarkStart w:id="53" w:name="_Toc236067721"/>
+      <w:bookmarkStart w:id="53" w:name="_Toc236069987"/>
       <w:r>
         <w:rPr>
           <w:rFonts w:ascii="Times New Roman" w:hAnsi="Times New Roman" w:cs="Times New Roman"/>
           <w:color w:val="000000" w:themeColor="text1"/>
         </w:rPr>
         <w:lastRenderedPageBreak/>
-        <w:t>A.9. T</w:t>
-      </w:r>
-      <w:r>
-        <w:rPr>
-          <w:rFonts w:ascii="Times New Roman" w:hAnsi="Times New Roman" w:cs="Times New Roman"/>
-          <w:color w:val="000000" w:themeColor="text1"/>
-        </w:rPr>
-        <w:t>ự</w:t>
-      </w:r>
-      <w:r>
-        <w:rPr>
-          <w:rFonts w:ascii="Times New Roman" w:hAnsi="Times New Roman" w:cs="Times New Roman"/>
-          <w:color w:val="000000" w:themeColor="text1"/>
-        </w:rPr>
-        <w:t xml:space="preserve"> đánh giá c</w:t>
-      </w:r>
-      <w:r>
-        <w:rPr>
-          <w:rFonts w:ascii="Times New Roman" w:hAnsi="Times New Roman" w:cs="Times New Roman"/>
-          <w:color w:val="000000" w:themeColor="text1"/>
-        </w:rPr>
-        <w:t>ủ</w:t>
-      </w:r>
-      <w:r>
-        <w:rPr>
-          <w:rFonts w:ascii="Times New Roman" w:hAnsi="Times New Roman" w:cs="Times New Roman"/>
-          <w:color w:val="000000" w:themeColor="text1"/>
-        </w:rPr>
-        <w:t>a sinh viên</w:t>
+        <w:t>A.9. Tự đánh giá của sinh viên</w:t>
       </w:r>
       <w:bookmarkEnd w:id="53"/>
     </w:p>
@@ -30109,7 +27726,7 @@
           <w:szCs w:val="26"/>
         </w:rPr>
       </w:pPr>
-      <w:bookmarkStart w:id="54" w:name="_Toc236067722"/>
+      <w:bookmarkStart w:id="54" w:name="_Toc236069988"/>
       <w:r>
         <w:rPr>
           <w:rFonts w:ascii="Times New Roman" w:hAnsi="Times New Roman" w:cs="Times New Roman"/>
@@ -30118,61 +27735,7 @@
           <w:szCs w:val="26"/>
         </w:rPr>
         <w:lastRenderedPageBreak/>
-        <w:t>PH</w:t>
-      </w:r>
-      <w:r>
-        <w:rPr>
-          <w:rFonts w:ascii="Times New Roman" w:hAnsi="Times New Roman" w:cs="Times New Roman"/>
-          <w:color w:val="000000" w:themeColor="text1"/>
-          <w:sz w:val="26"/>
-          <w:szCs w:val="26"/>
-        </w:rPr>
-        <w:t>Ụ</w:t>
-      </w:r>
-      <w:r>
-        <w:rPr>
-          <w:rFonts w:ascii="Times New Roman" w:hAnsi="Times New Roman" w:cs="Times New Roman"/>
-          <w:color w:val="000000" w:themeColor="text1"/>
-          <w:sz w:val="26"/>
-          <w:szCs w:val="26"/>
-        </w:rPr>
-        <w:t xml:space="preserve"> L</w:t>
-      </w:r>
-      <w:r>
-        <w:rPr>
-          <w:rFonts w:ascii="Times New Roman" w:hAnsi="Times New Roman" w:cs="Times New Roman"/>
-          <w:color w:val="000000" w:themeColor="text1"/>
-          <w:sz w:val="26"/>
-          <w:szCs w:val="26"/>
-        </w:rPr>
-        <w:t>Ụ</w:t>
-      </w:r>
-      <w:r>
-        <w:rPr>
-          <w:rFonts w:ascii="Times New Roman" w:hAnsi="Times New Roman" w:cs="Times New Roman"/>
-          <w:color w:val="000000" w:themeColor="text1"/>
-          <w:sz w:val="26"/>
-          <w:szCs w:val="26"/>
-        </w:rPr>
-        <w:t>C B. REPOSITORY, COMMIT VÀ GÓI N</w:t>
-      </w:r>
-      <w:r>
-        <w:rPr>
-          <w:rFonts w:ascii="Times New Roman" w:hAnsi="Times New Roman" w:cs="Times New Roman"/>
-          <w:color w:val="000000" w:themeColor="text1"/>
-          <w:sz w:val="26"/>
-          <w:szCs w:val="26"/>
-        </w:rPr>
-        <w:t>Ộ</w:t>
-      </w:r>
-      <w:r>
-        <w:rPr>
-          <w:rFonts w:ascii="Times New Roman" w:hAnsi="Times New Roman" w:cs="Times New Roman"/>
-          <w:color w:val="000000" w:themeColor="text1"/>
-          <w:sz w:val="26"/>
-          <w:szCs w:val="26"/>
-        </w:rPr>
-        <w:t>P</w:t>
+        <w:t>PHỤ LỤC B. REPOSITORY, COMMIT VÀ GÓI NỘP</w:t>
       </w:r>
       <w:bookmarkEnd w:id="54"/>
     </w:p>
@@ -30208,21 +27771,7 @@
         </w:rPr>
       </w:pPr>
       <w:r>
-        <w:rPr>
-          <w:rFonts w:cs="Times New Roman"/>
-          <w:color w:val="000000" w:themeColor="text1"/>
-          <w:sz w:val="26"/>
-          <w:szCs w:val="26"/>
-        </w:rPr>
-        <w:t>Commit main kiểm tra lần cuối: eda9be5fd821368b54bcffa67e25071</w:t>
-      </w:r>
-      <w:r>
-        <w:rPr>
-          <w:rFonts w:cs="Times New Roman"/>
-          <w:sz w:val="26"/>
-          <w:szCs w:val="26"/>
-        </w:rPr>
-        <w:t>24a7f123b (18/07/2026).</w:t>
+        <w:t>Commit main kiểm tra lần cuối: a8febb243aca96388c1981e141e823b8f397af8b (27/07/2026).</w:t>
       </w:r>
     </w:p>
     <w:tbl>
@@ -30233,9 +27782,9 @@
         <w:tblLook w:val="04A0" w:firstRow="1" w:lastRow="0" w:firstColumn="1" w:lastColumn="0" w:noHBand="0" w:noVBand="1"/>
       </w:tblPr>
       <w:tblGrid>
-        <w:gridCol w:w="5141"/>
-        <w:gridCol w:w="1401"/>
-        <w:gridCol w:w="3312"/>
+        <w:gridCol w:w="5155"/>
+        <w:gridCol w:w="1219"/>
+        <w:gridCol w:w="3480"/>
       </w:tblGrid>
       <w:tr>
         <w:trPr>
@@ -30348,31 +27897,18 @@
                 <w:sz w:val="26"/>
                 <w:szCs w:val="26"/>
               </w:rPr>
-              <w:t>eda9be5fd821368b54bcffa67e2507124a7f123b</w:t>
-            </w:r>
-          </w:p>
-        </w:tc>
-        <w:tc>
-          <w:tcPr>
-            <w:tcW w:w="0" w:type="auto"/>
-            <w:vAlign w:val="center"/>
-          </w:tcPr>
-          <w:p>
-            <w:pPr>
-              <w:spacing w:after="0" w:line="312" w:lineRule="auto"/>
-              <w:rPr>
-                <w:rFonts w:cs="Times New Roman"/>
-                <w:sz w:val="26"/>
-                <w:szCs w:val="26"/>
-              </w:rPr>
-            </w:pPr>
-            <w:r>
-              <w:rPr>
-                <w:rFonts w:cs="Times New Roman"/>
-                <w:sz w:val="26"/>
-                <w:szCs w:val="26"/>
-              </w:rPr>
-              <w:t>18/07/2026</w:t>
+              <w:t>a8febb243aca96388c1981e141e823b8f397af8b</w:t>
+            </w:r>
+          </w:p>
+        </w:tc>
+        <w:tc>
+          <w:tcPr>
+            <w:tcW w:w="0" w:type="auto"/>
+            <w:vAlign w:val="center"/>
+          </w:tcPr>
+          <w:p>
+            <w:r>
+              <w:t>27/07/2026</w:t>
             </w:r>
           </w:p>
         </w:tc>
@@ -30441,7 +27977,7 @@
           <w:szCs w:val="26"/>
         </w:rPr>
       </w:pPr>
-      <w:bookmarkStart w:id="55" w:name="_Toc236067723"/>
+      <w:bookmarkStart w:id="55" w:name="_Toc236069989"/>
       <w:r>
         <w:rPr>
           <w:rFonts w:ascii="Times New Roman" w:hAnsi="Times New Roman" w:cs="Times New Roman"/>
@@ -30450,79 +27986,7 @@
           <w:szCs w:val="26"/>
         </w:rPr>
         <w:lastRenderedPageBreak/>
-        <w:t>PH</w:t>
-      </w:r>
-      <w:r>
-        <w:rPr>
-          <w:rFonts w:ascii="Times New Roman" w:hAnsi="Times New Roman" w:cs="Times New Roman"/>
-          <w:color w:val="000000" w:themeColor="text1"/>
-          <w:sz w:val="26"/>
-          <w:szCs w:val="26"/>
-        </w:rPr>
-        <w:t>Ụ</w:t>
-      </w:r>
-      <w:r>
-        <w:rPr>
-          <w:rFonts w:ascii="Times New Roman" w:hAnsi="Times New Roman" w:cs="Times New Roman"/>
-          <w:color w:val="000000" w:themeColor="text1"/>
-          <w:sz w:val="26"/>
-          <w:szCs w:val="26"/>
-        </w:rPr>
-        <w:t xml:space="preserve"> L</w:t>
-      </w:r>
-      <w:r>
-        <w:rPr>
-          <w:rFonts w:ascii="Times New Roman" w:hAnsi="Times New Roman" w:cs="Times New Roman"/>
-          <w:color w:val="000000" w:themeColor="text1"/>
-          <w:sz w:val="26"/>
-          <w:szCs w:val="26"/>
-        </w:rPr>
-        <w:t>Ụ</w:t>
-      </w:r>
-      <w:r>
-        <w:rPr>
-          <w:rFonts w:ascii="Times New Roman" w:hAnsi="Times New Roman" w:cs="Times New Roman"/>
-          <w:color w:val="000000" w:themeColor="text1"/>
-          <w:sz w:val="26"/>
-          <w:szCs w:val="26"/>
-        </w:rPr>
-        <w:t>C C. CHECKLIST TRƯ</w:t>
-      </w:r>
-      <w:r>
-        <w:rPr>
-          <w:rFonts w:ascii="Times New Roman" w:hAnsi="Times New Roman" w:cs="Times New Roman"/>
-          <w:color w:val="000000" w:themeColor="text1"/>
-          <w:sz w:val="26"/>
-          <w:szCs w:val="26"/>
-        </w:rPr>
-        <w:t>Ớ</w:t>
-      </w:r>
-      <w:r>
-        <w:rPr>
-          <w:rFonts w:ascii="Times New Roman" w:hAnsi="Times New Roman" w:cs="Times New Roman"/>
-          <w:color w:val="000000" w:themeColor="text1"/>
-          <w:sz w:val="26"/>
-          <w:szCs w:val="26"/>
-        </w:rPr>
-        <w:t>C KHI IN VÀ N</w:t>
-      </w:r>
-      <w:r>
-        <w:rPr>
-          <w:rFonts w:ascii="Times New Roman" w:hAnsi="Times New Roman" w:cs="Times New Roman"/>
-          <w:color w:val="000000" w:themeColor="text1"/>
-          <w:sz w:val="26"/>
-          <w:szCs w:val="26"/>
-        </w:rPr>
-        <w:t>Ộ</w:t>
-      </w:r>
-      <w:r>
-        <w:rPr>
-          <w:rFonts w:ascii="Times New Roman" w:hAnsi="Times New Roman" w:cs="Times New Roman"/>
-          <w:color w:val="000000" w:themeColor="text1"/>
-          <w:sz w:val="26"/>
-          <w:szCs w:val="26"/>
-        </w:rPr>
-        <w:t>P</w:t>
+        <w:t>PHỤ LỤC C. CHECKLIST TRƯỚC KHI IN VÀ NỘP</w:t>
       </w:r>
       <w:bookmarkEnd w:id="55"/>
     </w:p>
@@ -31512,7 +28976,7 @@
           <w:szCs w:val="26"/>
         </w:rPr>
       </w:pPr>
-      <w:bookmarkStart w:id="56" w:name="_Toc236067724"/>
+      <w:bookmarkStart w:id="56" w:name="_Toc236069990"/>
       <w:r>
         <w:rPr>
           <w:rFonts w:ascii="Times New Roman" w:hAnsi="Times New Roman" w:cs="Times New Roman"/>
@@ -31521,124 +28985,7 @@
           <w:szCs w:val="26"/>
         </w:rPr>
         <w:lastRenderedPageBreak/>
-        <w:t>PH</w:t>
-      </w:r>
-      <w:r>
-        <w:rPr>
-          <w:rFonts w:ascii="Times New Roman" w:hAnsi="Times New Roman" w:cs="Times New Roman"/>
-          <w:color w:val="000000" w:themeColor="text1"/>
-          <w:sz w:val="26"/>
-          <w:szCs w:val="26"/>
-        </w:rPr>
-        <w:t>Ụ</w:t>
-      </w:r>
-      <w:r>
-        <w:rPr>
-          <w:rFonts w:ascii="Times New Roman" w:hAnsi="Times New Roman" w:cs="Times New Roman"/>
-          <w:color w:val="000000" w:themeColor="text1"/>
-          <w:sz w:val="26"/>
-          <w:szCs w:val="26"/>
-        </w:rPr>
-        <w:t xml:space="preserve"> L</w:t>
-      </w:r>
-      <w:r>
-        <w:rPr>
-          <w:rFonts w:ascii="Times New Roman" w:hAnsi="Times New Roman" w:cs="Times New Roman"/>
-          <w:color w:val="000000" w:themeColor="text1"/>
-          <w:sz w:val="26"/>
-          <w:szCs w:val="26"/>
-        </w:rPr>
-        <w:t>Ụ</w:t>
-      </w:r>
-      <w:r>
-        <w:rPr>
-          <w:rFonts w:ascii="Times New Roman" w:hAnsi="Times New Roman" w:cs="Times New Roman"/>
-          <w:color w:val="000000" w:themeColor="text1"/>
-          <w:sz w:val="26"/>
-          <w:szCs w:val="26"/>
-        </w:rPr>
-        <w:t>C D. CÂU H</w:t>
-      </w:r>
-      <w:r>
-        <w:rPr>
-          <w:rFonts w:ascii="Times New Roman" w:hAnsi="Times New Roman" w:cs="Times New Roman"/>
-          <w:color w:val="000000" w:themeColor="text1"/>
-          <w:sz w:val="26"/>
-          <w:szCs w:val="26"/>
-        </w:rPr>
-        <w:t>Ỏ</w:t>
-      </w:r>
-      <w:r>
-        <w:rPr>
-          <w:rFonts w:ascii="Times New Roman" w:hAnsi="Times New Roman" w:cs="Times New Roman"/>
-          <w:color w:val="000000" w:themeColor="text1"/>
-          <w:sz w:val="26"/>
-          <w:szCs w:val="26"/>
-        </w:rPr>
-        <w:t>I CHU</w:t>
-      </w:r>
-      <w:r>
-        <w:rPr>
-          <w:rFonts w:ascii="Times New Roman" w:hAnsi="Times New Roman" w:cs="Times New Roman"/>
-          <w:color w:val="000000" w:themeColor="text1"/>
-          <w:sz w:val="26"/>
-          <w:szCs w:val="26"/>
-        </w:rPr>
-        <w:t>Ẩ</w:t>
-      </w:r>
-      <w:r>
-        <w:rPr>
-          <w:rFonts w:ascii="Times New Roman" w:hAnsi="Times New Roman" w:cs="Times New Roman"/>
-          <w:color w:val="000000" w:themeColor="text1"/>
-          <w:sz w:val="26"/>
-          <w:szCs w:val="26"/>
-        </w:rPr>
-        <w:t>N B</w:t>
-      </w:r>
-      <w:r>
-        <w:rPr>
-          <w:rFonts w:ascii="Times New Roman" w:hAnsi="Times New Roman" w:cs="Times New Roman"/>
-          <w:color w:val="000000" w:themeColor="text1"/>
-          <w:sz w:val="26"/>
-          <w:szCs w:val="26"/>
-        </w:rPr>
-        <w:t>Ị</w:t>
-      </w:r>
-      <w:r>
-        <w:rPr>
-          <w:rFonts w:ascii="Times New Roman" w:hAnsi="Times New Roman" w:cs="Times New Roman"/>
-          <w:color w:val="000000" w:themeColor="text1"/>
-          <w:sz w:val="26"/>
-          <w:szCs w:val="26"/>
-        </w:rPr>
-        <w:t xml:space="preserve"> B</w:t>
-      </w:r>
-      <w:r>
-        <w:rPr>
-          <w:rFonts w:ascii="Times New Roman" w:hAnsi="Times New Roman" w:cs="Times New Roman"/>
-          <w:color w:val="000000" w:themeColor="text1"/>
-          <w:sz w:val="26"/>
-          <w:szCs w:val="26"/>
-        </w:rPr>
-        <w:t>Ả</w:t>
-      </w:r>
-      <w:r>
-        <w:rPr>
-          <w:rFonts w:ascii="Times New Roman" w:hAnsi="Times New Roman" w:cs="Times New Roman"/>
-          <w:color w:val="000000" w:themeColor="text1"/>
-          <w:sz w:val="26"/>
-          <w:szCs w:val="26"/>
-        </w:rPr>
-        <w:t>O V</w:t>
-      </w:r>
-      <w:r>
-        <w:rPr>
-          <w:rFonts w:ascii="Times New Roman" w:hAnsi="Times New Roman" w:cs="Times New Roman"/>
-          <w:color w:val="000000" w:themeColor="text1"/>
-          <w:sz w:val="26"/>
-          <w:szCs w:val="26"/>
-        </w:rPr>
-        <w:t>Ệ</w:t>
+        <w:t>PHỤ LỤC D. CÂU HỎI CHUẨN BỊ BẢO VỆ</w:t>
       </w:r>
       <w:bookmarkEnd w:id="56"/>
     </w:p>

--- a/report/231A010297_TranThiHaVy_DeTai20_TieuLuan_CuoiKy.docx
+++ b/report/231A010297_TranThiHaVy_DeTai20_TieuLuan_CuoiKy.docx
@@ -488,20 +488,14 @@
           </w:tcPr>
           <w:p>
             <w:pPr>
-              <w:spacing w:after="0" w:line="312" w:lineRule="auto"/>
-              <w:rPr>
-                <w:rFonts w:cs="Times New Roman"/>
-                <w:sz w:val="26"/>
-                <w:szCs w:val="26"/>
-              </w:rPr>
-            </w:pPr>
-            <w:r>
-              <w:rPr>
-                <w:rFonts w:cs="Times New Roman"/>
-                <w:sz w:val="26"/>
-                <w:szCs w:val="26"/>
-              </w:rPr>
-              <w:t>Link repo GitHub</w:t>
+              <w:spacing w:after="0"/>
+            </w:pPr>
+            <w:r>
+              <w:rPr>
+                <w:b/>
+                <w:sz w:val="21"/>
+              </w:rPr>
+              <w:t>Hướng đề tài</w:t>
             </w:r>
           </w:p>
         </w:tc>
@@ -518,20 +512,13 @@
           </w:tcPr>
           <w:p>
             <w:pPr>
-              <w:spacing w:after="0" w:line="312" w:lineRule="auto"/>
-              <w:rPr>
-                <w:rFonts w:cs="Times New Roman"/>
-                <w:sz w:val="26"/>
-                <w:szCs w:val="26"/>
-              </w:rPr>
-            </w:pPr>
-            <w:r>
-              <w:rPr>
-                <w:rFonts w:cs="Times New Roman"/>
-                <w:sz w:val="26"/>
-                <w:szCs w:val="26"/>
-              </w:rPr>
-              <w:t>https://github.com/hv6z/n20-secure-firmware-update-iot</w:t>
+              <w:spacing w:after="0"/>
+            </w:pPr>
+            <w:r>
+              <w:rPr>
+                <w:sz w:val="21"/>
+              </w:rPr>
+              <w:t>Hướng C - Firmware và chuỗi boot/update</w:t>
             </w:r>
           </w:p>
         </w:tc>
@@ -567,7 +554,7 @@
                 <w:sz w:val="26"/>
                 <w:szCs w:val="26"/>
               </w:rPr>
-              <w:t>Ngày nộp</w:t>
+              <w:t>Link repo GitHub</w:t>
             </w:r>
           </w:p>
         </w:tc>
@@ -597,7 +584,66 @@
                 <w:sz w:val="26"/>
                 <w:szCs w:val="26"/>
               </w:rPr>
-              <w:t>25/07/2026</w:t>
+              <w:t>https://github.com/hv6z/n20-secure-firmware-update-iot</w:t>
+            </w:r>
+          </w:p>
+        </w:tc>
+      </w:tr>
+      <w:tr>
+        <w:trPr>
+          <w:cantSplit/>
+        </w:trPr>
+        <w:tc>
+          <w:tcPr>
+            <w:tcW w:w="2600" w:type="dxa"/>
+            <w:shd w:val="clear" w:color="auto" w:fill="E8EEF5"/>
+            <w:tcMar>
+              <w:top w:w="80" w:type="dxa"/>
+              <w:left w:w="120" w:type="dxa"/>
+              <w:bottom w:w="80" w:type="dxa"/>
+              <w:right w:w="120" w:type="dxa"/>
+            </w:tcMar>
+            <w:vAlign w:val="center"/>
+          </w:tcPr>
+          <w:p>
+            <w:pPr>
+              <w:spacing w:after="0" w:line="312" w:lineRule="auto"/>
+              <w:rPr>
+                <w:rFonts w:cs="Times New Roman"/>
+                <w:sz w:val="26"/>
+                <w:szCs w:val="26"/>
+              </w:rPr>
+            </w:pPr>
+            <w:r>
+              <w:rPr>
+                <w:rFonts w:cs="Times New Roman"/>
+                <w:sz w:val="26"/>
+                <w:szCs w:val="26"/>
+              </w:rPr>
+              <w:t>Ngày nộp</w:t>
+            </w:r>
+          </w:p>
+        </w:tc>
+        <w:tc>
+          <w:tcPr>
+            <w:tcW w:w="7038" w:type="dxa"/>
+            <w:tcMar>
+              <w:top w:w="80" w:type="dxa"/>
+              <w:left w:w="120" w:type="dxa"/>
+              <w:bottom w:w="80" w:type="dxa"/>
+              <w:right w:w="120" w:type="dxa"/>
+            </w:tcMar>
+            <w:vAlign w:val="center"/>
+          </w:tcPr>
+          <w:p>
+            <w:pPr>
+              <w:spacing w:after="0"/>
+            </w:pPr>
+            <w:r>
+              <w:rPr>
+                <w:sz w:val="21"/>
+              </w:rPr>
+              <w:t>27/07/2026</w:t>
             </w:r>
           </w:p>
         </w:tc>
@@ -644,7 +690,7 @@
         </w:rPr>
       </w:pPr>
       <w:bookmarkStart w:id="0" w:name="_Toc235715864"/>
-      <w:bookmarkStart w:id="1" w:name="_Toc236069936"/>
+      <w:bookmarkStart w:id="1" w:name="_Toc236140319"/>
       <w:r>
         <w:rPr>
           <w:rFonts w:ascii="Times New Roman" w:hAnsi="Times New Roman" w:cs="Times New Roman"/>
@@ -820,20 +866,14 @@
           </w:tcPr>
           <w:p>
             <w:pPr>
-              <w:spacing w:after="0" w:line="312" w:lineRule="auto"/>
-              <w:rPr>
-                <w:rFonts w:cs="Times New Roman"/>
-                <w:sz w:val="26"/>
-                <w:szCs w:val="26"/>
-              </w:rPr>
-            </w:pPr>
-            <w:r>
-              <w:rPr>
-                <w:rFonts w:cs="Times New Roman"/>
-                <w:sz w:val="26"/>
-                <w:szCs w:val="26"/>
-              </w:rPr>
-              <w:t>Sinh viên/Nhóm</w:t>
+              <w:spacing w:after="0"/>
+            </w:pPr>
+            <w:r>
+              <w:rPr>
+                <w:b/>
+                <w:sz w:val="21"/>
+              </w:rPr>
+              <w:t>Hướng đề tài</w:t>
             </w:r>
           </w:p>
         </w:tc>
@@ -850,20 +890,13 @@
           </w:tcPr>
           <w:p>
             <w:pPr>
-              <w:spacing w:after="0" w:line="312" w:lineRule="auto"/>
-              <w:rPr>
-                <w:rFonts w:cs="Times New Roman"/>
-                <w:sz w:val="26"/>
-                <w:szCs w:val="26"/>
-              </w:rPr>
-            </w:pPr>
-            <w:r>
-              <w:rPr>
-                <w:rFonts w:cs="Times New Roman"/>
-                <w:sz w:val="26"/>
-                <w:szCs w:val="26"/>
-              </w:rPr>
-              <w:t>Trần Thị Hà Vy - 231A010297</w:t>
+              <w:spacing w:after="0"/>
+            </w:pPr>
+            <w:r>
+              <w:rPr>
+                <w:sz w:val="21"/>
+              </w:rPr>
+              <w:t>Hướng C</w:t>
             </w:r>
           </w:p>
         </w:tc>
@@ -899,7 +932,7 @@
                 <w:sz w:val="26"/>
                 <w:szCs w:val="26"/>
               </w:rPr>
-              <w:t>Repo GitHub</w:t>
+              <w:t>Sinh viên/Nhóm</w:t>
             </w:r>
           </w:p>
         </w:tc>
@@ -929,7 +962,7 @@
                 <w:sz w:val="26"/>
                 <w:szCs w:val="26"/>
               </w:rPr>
-              <w:t>https://github.com/hv6z/n20-secure-firmware-update-iot</w:t>
+              <w:t>Trần Thị Hà Vy - 231A010297</w:t>
             </w:r>
           </w:p>
         </w:tc>
@@ -965,7 +998,7 @@
                 <w:sz w:val="26"/>
                 <w:szCs w:val="26"/>
               </w:rPr>
-              <w:t>Bản báo cáo</w:t>
+              <w:t>Repo GitHub</w:t>
             </w:r>
           </w:p>
         </w:tc>
@@ -995,7 +1028,7 @@
                 <w:sz w:val="26"/>
                 <w:szCs w:val="26"/>
               </w:rPr>
-              <w:t>231A010297_TranThiHaVy_DeTai20_TieuLuan_CuoiKy.docx</w:t>
+              <w:t>https://github.com/hv6z/n20-secure-firmware-update-iot</w:t>
             </w:r>
           </w:p>
         </w:tc>
@@ -1031,7 +1064,7 @@
                 <w:sz w:val="26"/>
                 <w:szCs w:val="26"/>
               </w:rPr>
-              <w:t>Sản phẩm chính</w:t>
+              <w:t>Bản báo cáo</w:t>
             </w:r>
           </w:p>
         </w:tc>
@@ -1061,7 +1094,7 @@
                 <w:sz w:val="26"/>
                 <w:szCs w:val="26"/>
               </w:rPr>
-              <w:t>Code demo, manifest, policy, log, ma trận kiểm thử, sơ đồ OTA và bảng rủi ro</w:t>
+              <w:t>231A010297_TranThiHaVy_DeTai20_TieuLuan_CuoiKy.docx</w:t>
             </w:r>
           </w:p>
         </w:tc>
@@ -1097,7 +1130,7 @@
                 <w:sz w:val="26"/>
                 <w:szCs w:val="26"/>
               </w:rPr>
-              <w:t>Ngày nộp</w:t>
+              <w:t>Sản phẩm chính</w:t>
             </w:r>
           </w:p>
         </w:tc>
@@ -1127,7 +1160,66 @@
                 <w:sz w:val="26"/>
                 <w:szCs w:val="26"/>
               </w:rPr>
-              <w:t>25/07/2026</w:t>
+              <w:t>Code demo, manifest, policy, log, ma trận kiểm thử, sơ đồ OTA và bảng rủi ro</w:t>
+            </w:r>
+          </w:p>
+        </w:tc>
+      </w:tr>
+      <w:tr>
+        <w:trPr>
+          <w:cantSplit/>
+        </w:trPr>
+        <w:tc>
+          <w:tcPr>
+            <w:tcW w:w="0" w:type="auto"/>
+            <w:shd w:val="clear" w:color="auto" w:fill="E8EEF5"/>
+            <w:tcMar>
+              <w:top w:w="80" w:type="dxa"/>
+              <w:left w:w="120" w:type="dxa"/>
+              <w:bottom w:w="80" w:type="dxa"/>
+              <w:right w:w="120" w:type="dxa"/>
+            </w:tcMar>
+            <w:vAlign w:val="center"/>
+          </w:tcPr>
+          <w:p>
+            <w:pPr>
+              <w:spacing w:after="0" w:line="312" w:lineRule="auto"/>
+              <w:rPr>
+                <w:rFonts w:cs="Times New Roman"/>
+                <w:sz w:val="26"/>
+                <w:szCs w:val="26"/>
+              </w:rPr>
+            </w:pPr>
+            <w:r>
+              <w:rPr>
+                <w:rFonts w:cs="Times New Roman"/>
+                <w:sz w:val="26"/>
+                <w:szCs w:val="26"/>
+              </w:rPr>
+              <w:t>Ngày nộp</w:t>
+            </w:r>
+          </w:p>
+        </w:tc>
+        <w:tc>
+          <w:tcPr>
+            <w:tcW w:w="0" w:type="auto"/>
+            <w:tcMar>
+              <w:top w:w="80" w:type="dxa"/>
+              <w:left w:w="120" w:type="dxa"/>
+              <w:bottom w:w="80" w:type="dxa"/>
+              <w:right w:w="120" w:type="dxa"/>
+            </w:tcMar>
+            <w:vAlign w:val="center"/>
+          </w:tcPr>
+          <w:p>
+            <w:pPr>
+              <w:spacing w:after="0"/>
+            </w:pPr>
+            <w:r>
+              <w:rPr>
+                <w:sz w:val="21"/>
+              </w:rPr>
+              <w:t>27/07/2026</w:t>
             </w:r>
           </w:p>
         </w:tc>
@@ -1143,7 +1235,7 @@
         </w:rPr>
       </w:pPr>
       <w:bookmarkStart w:id="2" w:name="_Toc235715865"/>
-      <w:bookmarkStart w:id="3" w:name="_Toc236069937"/>
+      <w:bookmarkStart w:id="3" w:name="_Toc236140320"/>
       <w:r>
         <w:rPr>
           <w:rFonts w:ascii="Times New Roman" w:hAnsi="Times New Roman" w:cs="Times New Roman"/>
@@ -1363,7 +1455,7 @@
           <w:szCs w:val="26"/>
         </w:rPr>
       </w:pPr>
-      <w:bookmarkStart w:id="4" w:name="_Toc236069938"/>
+      <w:bookmarkStart w:id="4" w:name="_Toc236140321"/>
       <w:r>
         <w:rPr>
           <w:rFonts w:ascii="Times New Roman" w:hAnsi="Times New Roman" w:cs="Times New Roman"/>
@@ -1420,7 +1512,7 @@
         </w:rPr>
         <w:fldChar w:fldCharType="separate"/>
       </w:r>
-      <w:hyperlink w:anchor="_Toc236069936" w:history="1">
+      <w:hyperlink w:anchor="_Toc236140319" w:history="1">
         <w:r>
           <w:rPr>
             <w:rStyle w:val="Siuktni"/>
@@ -1448,7 +1540,7 @@
             <w:noProof/>
             <w:webHidden/>
           </w:rPr>
-          <w:instrText xml:space="preserve"> PAGEREF _Toc236069936 \h </w:instrText>
+          <w:instrText xml:space="preserve"> PAGEREF _Toc236140319 \h </w:instrText>
         </w:r>
         <w:r>
           <w:rPr>
@@ -1496,7 +1588,7 @@
           <w14:ligatures w14:val="standardContextual"/>
         </w:rPr>
       </w:pPr>
-      <w:hyperlink w:anchor="_Toc236069937" w:history="1">
+      <w:hyperlink w:anchor="_Toc236140320" w:history="1">
         <w:r>
           <w:rPr>
             <w:rStyle w:val="Siuktni"/>
@@ -1524,7 +1616,7 @@
             <w:noProof/>
             <w:webHidden/>
           </w:rPr>
-          <w:instrText xml:space="preserve"> PAGEREF _Toc236069937 \h </w:instrText>
+          <w:instrText xml:space="preserve"> PAGEREF _Toc236140320 \h </w:instrText>
         </w:r>
         <w:r>
           <w:rPr>
@@ -1572,7 +1664,7 @@
           <w14:ligatures w14:val="standardContextual"/>
         </w:rPr>
       </w:pPr>
-      <w:hyperlink w:anchor="_Toc236069938" w:history="1">
+      <w:hyperlink w:anchor="_Toc236140321" w:history="1">
         <w:r>
           <w:rPr>
             <w:rStyle w:val="Siuktni"/>
@@ -1600,7 +1692,7 @@
             <w:noProof/>
             <w:webHidden/>
           </w:rPr>
-          <w:instrText xml:space="preserve"> PAGEREF _Toc236069938 \h </w:instrText>
+          <w:instrText xml:space="preserve"> PAGEREF _Toc236140321 \h </w:instrText>
         </w:r>
         <w:r>
           <w:rPr>
@@ -1648,7 +1740,7 @@
           <w14:ligatures w14:val="standardContextual"/>
         </w:rPr>
       </w:pPr>
-      <w:hyperlink w:anchor="_Toc236069939" w:history="1">
+      <w:hyperlink w:anchor="_Toc236140322" w:history="1">
         <w:r>
           <w:rPr>
             <w:rStyle w:val="Siuktni"/>
@@ -1676,7 +1768,7 @@
             <w:noProof/>
             <w:webHidden/>
           </w:rPr>
-          <w:instrText xml:space="preserve"> PAGEREF _Toc236069939 \h </w:instrText>
+          <w:instrText xml:space="preserve"> PAGEREF _Toc236140322 \h </w:instrText>
         </w:r>
         <w:r>
           <w:rPr>
@@ -1724,7 +1816,7 @@
           <w14:ligatures w14:val="standardContextual"/>
         </w:rPr>
       </w:pPr>
-      <w:hyperlink w:anchor="_Toc236069940" w:history="1">
+      <w:hyperlink w:anchor="_Toc236140323" w:history="1">
         <w:r>
           <w:rPr>
             <w:rStyle w:val="Siuktni"/>
@@ -1752,7 +1844,7 @@
             <w:noProof/>
             <w:webHidden/>
           </w:rPr>
-          <w:instrText xml:space="preserve"> PAGEREF _Toc236069940 \h </w:instrText>
+          <w:instrText xml:space="preserve"> PAGEREF _Toc236140323 \h </w:instrText>
         </w:r>
         <w:r>
           <w:rPr>
@@ -1800,7 +1892,7 @@
           <w14:ligatures w14:val="standardContextual"/>
         </w:rPr>
       </w:pPr>
-      <w:hyperlink w:anchor="_Toc236069941" w:history="1">
+      <w:hyperlink w:anchor="_Toc236140324" w:history="1">
         <w:r>
           <w:rPr>
             <w:rStyle w:val="Siuktni"/>
@@ -1828,7 +1920,7 @@
             <w:noProof/>
             <w:webHidden/>
           </w:rPr>
-          <w:instrText xml:space="preserve"> PAGEREF _Toc236069941 \h </w:instrText>
+          <w:instrText xml:space="preserve"> PAGEREF _Toc236140324 \h </w:instrText>
         </w:r>
         <w:r>
           <w:rPr>
@@ -1876,7 +1968,7 @@
           <w14:ligatures w14:val="standardContextual"/>
         </w:rPr>
       </w:pPr>
-      <w:hyperlink w:anchor="_Toc236069942" w:history="1">
+      <w:hyperlink w:anchor="_Toc236140325" w:history="1">
         <w:r>
           <w:rPr>
             <w:rStyle w:val="Siuktni"/>
@@ -1904,7 +1996,7 @@
             <w:noProof/>
             <w:webHidden/>
           </w:rPr>
-          <w:instrText xml:space="preserve"> PAGEREF _Toc236069942 \h </w:instrText>
+          <w:instrText xml:space="preserve"> PAGEREF _Toc236140325 \h </w:instrText>
         </w:r>
         <w:r>
           <w:rPr>
@@ -1952,7 +2044,7 @@
           <w14:ligatures w14:val="standardContextual"/>
         </w:rPr>
       </w:pPr>
-      <w:hyperlink w:anchor="_Toc236069943" w:history="1">
+      <w:hyperlink w:anchor="_Toc236140326" w:history="1">
         <w:r>
           <w:rPr>
             <w:rStyle w:val="Siuktni"/>
@@ -1980,7 +2072,7 @@
             <w:noProof/>
             <w:webHidden/>
           </w:rPr>
-          <w:instrText xml:space="preserve"> PAGEREF _Toc236069943 \h </w:instrText>
+          <w:instrText xml:space="preserve"> PAGEREF _Toc236140326 \h </w:instrText>
         </w:r>
         <w:r>
           <w:rPr>
@@ -2028,7 +2120,7 @@
           <w14:ligatures w14:val="standardContextual"/>
         </w:rPr>
       </w:pPr>
-      <w:hyperlink w:anchor="_Toc236069944" w:history="1">
+      <w:hyperlink w:anchor="_Toc236140327" w:history="1">
         <w:r>
           <w:rPr>
             <w:rStyle w:val="Siuktni"/>
@@ -2056,7 +2148,7 @@
             <w:noProof/>
             <w:webHidden/>
           </w:rPr>
-          <w:instrText xml:space="preserve"> PAGEREF _Toc236069944 \h </w:instrText>
+          <w:instrText xml:space="preserve"> PAGEREF _Toc236140327 \h </w:instrText>
         </w:r>
         <w:r>
           <w:rPr>
@@ -2104,7 +2196,7 @@
           <w14:ligatures w14:val="standardContextual"/>
         </w:rPr>
       </w:pPr>
-      <w:hyperlink w:anchor="_Toc236069945" w:history="1">
+      <w:hyperlink w:anchor="_Toc236140328" w:history="1">
         <w:r>
           <w:rPr>
             <w:rStyle w:val="Siuktni"/>
@@ -2132,7 +2224,7 @@
             <w:noProof/>
             <w:webHidden/>
           </w:rPr>
-          <w:instrText xml:space="preserve"> PAGEREF _Toc236069945 \h </w:instrText>
+          <w:instrText xml:space="preserve"> PAGEREF _Toc236140328 \h </w:instrText>
         </w:r>
         <w:r>
           <w:rPr>
@@ -2180,7 +2272,7 @@
           <w14:ligatures w14:val="standardContextual"/>
         </w:rPr>
       </w:pPr>
-      <w:hyperlink w:anchor="_Toc236069946" w:history="1">
+      <w:hyperlink w:anchor="_Toc236140329" w:history="1">
         <w:r>
           <w:rPr>
             <w:rStyle w:val="Siuktni"/>
@@ -2208,7 +2300,7 @@
             <w:noProof/>
             <w:webHidden/>
           </w:rPr>
-          <w:instrText xml:space="preserve"> PAGEREF _Toc236069946 \h </w:instrText>
+          <w:instrText xml:space="preserve"> PAGEREF _Toc236140329 \h </w:instrText>
         </w:r>
         <w:r>
           <w:rPr>
@@ -2256,7 +2348,7 @@
           <w14:ligatures w14:val="standardContextual"/>
         </w:rPr>
       </w:pPr>
-      <w:hyperlink w:anchor="_Toc236069947" w:history="1">
+      <w:hyperlink w:anchor="_Toc236140330" w:history="1">
         <w:r>
           <w:rPr>
             <w:rStyle w:val="Siuktni"/>
@@ -2284,7 +2376,7 @@
             <w:noProof/>
             <w:webHidden/>
           </w:rPr>
-          <w:instrText xml:space="preserve"> PAGEREF _Toc236069947 \h </w:instrText>
+          <w:instrText xml:space="preserve"> PAGEREF _Toc236140330 \h </w:instrText>
         </w:r>
         <w:r>
           <w:rPr>
@@ -2332,7 +2424,7 @@
           <w14:ligatures w14:val="standardContextual"/>
         </w:rPr>
       </w:pPr>
-      <w:hyperlink w:anchor="_Toc236069948" w:history="1">
+      <w:hyperlink w:anchor="_Toc236140331" w:history="1">
         <w:r>
           <w:rPr>
             <w:rStyle w:val="Siuktni"/>
@@ -2360,7 +2452,7 @@
             <w:noProof/>
             <w:webHidden/>
           </w:rPr>
-          <w:instrText xml:space="preserve"> PAGEREF _Toc236069948 \h </w:instrText>
+          <w:instrText xml:space="preserve"> PAGEREF _Toc236140331 \h </w:instrText>
         </w:r>
         <w:r>
           <w:rPr>
@@ -2408,7 +2500,7 @@
           <w14:ligatures w14:val="standardContextual"/>
         </w:rPr>
       </w:pPr>
-      <w:hyperlink w:anchor="_Toc236069949" w:history="1">
+      <w:hyperlink w:anchor="_Toc236140332" w:history="1">
         <w:r>
           <w:rPr>
             <w:rStyle w:val="Siuktni"/>
@@ -2436,7 +2528,7 @@
             <w:noProof/>
             <w:webHidden/>
           </w:rPr>
-          <w:instrText xml:space="preserve"> PAGEREF _Toc236069949 \h </w:instrText>
+          <w:instrText xml:space="preserve"> PAGEREF _Toc236140332 \h </w:instrText>
         </w:r>
         <w:r>
           <w:rPr>
@@ -2484,7 +2576,7 @@
           <w14:ligatures w14:val="standardContextual"/>
         </w:rPr>
       </w:pPr>
-      <w:hyperlink w:anchor="_Toc236069950" w:history="1">
+      <w:hyperlink w:anchor="_Toc236140333" w:history="1">
         <w:r>
           <w:rPr>
             <w:rStyle w:val="Siuktni"/>
@@ -2512,7 +2604,7 @@
             <w:noProof/>
             <w:webHidden/>
           </w:rPr>
-          <w:instrText xml:space="preserve"> PAGEREF _Toc236069950 \h </w:instrText>
+          <w:instrText xml:space="preserve"> PAGEREF _Toc236140333 \h </w:instrText>
         </w:r>
         <w:r>
           <w:rPr>
@@ -2560,7 +2652,7 @@
           <w14:ligatures w14:val="standardContextual"/>
         </w:rPr>
       </w:pPr>
-      <w:hyperlink w:anchor="_Toc236069951" w:history="1">
+      <w:hyperlink w:anchor="_Toc236140334" w:history="1">
         <w:r>
           <w:rPr>
             <w:rStyle w:val="Siuktni"/>
@@ -2588,7 +2680,7 @@
             <w:noProof/>
             <w:webHidden/>
           </w:rPr>
-          <w:instrText xml:space="preserve"> PAGEREF _Toc236069951 \h </w:instrText>
+          <w:instrText xml:space="preserve"> PAGEREF _Toc236140334 \h </w:instrText>
         </w:r>
         <w:r>
           <w:rPr>
@@ -2636,7 +2728,7 @@
           <w14:ligatures w14:val="standardContextual"/>
         </w:rPr>
       </w:pPr>
-      <w:hyperlink w:anchor="_Toc236069952" w:history="1">
+      <w:hyperlink w:anchor="_Toc236140335" w:history="1">
         <w:r>
           <w:rPr>
             <w:rStyle w:val="Siuktni"/>
@@ -2664,7 +2756,7 @@
             <w:noProof/>
             <w:webHidden/>
           </w:rPr>
-          <w:instrText xml:space="preserve"> PAGEREF _Toc236069952 \h </w:instrText>
+          <w:instrText xml:space="preserve"> PAGEREF _Toc236140335 \h </w:instrText>
         </w:r>
         <w:r>
           <w:rPr>
@@ -2712,7 +2804,7 @@
           <w14:ligatures w14:val="standardContextual"/>
         </w:rPr>
       </w:pPr>
-      <w:hyperlink w:anchor="_Toc236069953" w:history="1">
+      <w:hyperlink w:anchor="_Toc236140336" w:history="1">
         <w:r>
           <w:rPr>
             <w:rStyle w:val="Siuktni"/>
@@ -2740,7 +2832,7 @@
             <w:noProof/>
             <w:webHidden/>
           </w:rPr>
-          <w:instrText xml:space="preserve"> PAGEREF _Toc236069953 \h </w:instrText>
+          <w:instrText xml:space="preserve"> PAGEREF _Toc236140336 \h </w:instrText>
         </w:r>
         <w:r>
           <w:rPr>
@@ -2788,7 +2880,7 @@
           <w14:ligatures w14:val="standardContextual"/>
         </w:rPr>
       </w:pPr>
-      <w:hyperlink w:anchor="_Toc236069954" w:history="1">
+      <w:hyperlink w:anchor="_Toc236140337" w:history="1">
         <w:r>
           <w:rPr>
             <w:rStyle w:val="Siuktni"/>
@@ -2816,7 +2908,7 @@
             <w:noProof/>
             <w:webHidden/>
           </w:rPr>
-          <w:instrText xml:space="preserve"> PAGEREF _Toc236069954 \h </w:instrText>
+          <w:instrText xml:space="preserve"> PAGEREF _Toc236140337 \h </w:instrText>
         </w:r>
         <w:r>
           <w:rPr>
@@ -2836,7 +2928,7 @@
             <w:noProof/>
             <w:webHidden/>
           </w:rPr>
-          <w:t>11</w:t>
+          <w:t>12</w:t>
         </w:r>
         <w:r>
           <w:rPr>
@@ -2864,7 +2956,7 @@
           <w14:ligatures w14:val="standardContextual"/>
         </w:rPr>
       </w:pPr>
-      <w:hyperlink w:anchor="_Toc236069955" w:history="1">
+      <w:hyperlink w:anchor="_Toc236140338" w:history="1">
         <w:r>
           <w:rPr>
             <w:rStyle w:val="Siuktni"/>
@@ -2892,7 +2984,7 @@
             <w:noProof/>
             <w:webHidden/>
           </w:rPr>
-          <w:instrText xml:space="preserve"> PAGEREF _Toc236069955 \h </w:instrText>
+          <w:instrText xml:space="preserve"> PAGEREF _Toc236140338 \h </w:instrText>
         </w:r>
         <w:r>
           <w:rPr>
@@ -2912,7 +3004,7 @@
             <w:noProof/>
             <w:webHidden/>
           </w:rPr>
-          <w:t>11</w:t>
+          <w:t>12</w:t>
         </w:r>
         <w:r>
           <w:rPr>
@@ -2940,7 +3032,7 @@
           <w14:ligatures w14:val="standardContextual"/>
         </w:rPr>
       </w:pPr>
-      <w:hyperlink w:anchor="_Toc236069956" w:history="1">
+      <w:hyperlink w:anchor="_Toc236140339" w:history="1">
         <w:r>
           <w:rPr>
             <w:rStyle w:val="Siuktni"/>
@@ -2968,7 +3060,7 @@
             <w:noProof/>
             <w:webHidden/>
           </w:rPr>
-          <w:instrText xml:space="preserve"> PAGEREF _Toc236069956 \h </w:instrText>
+          <w:instrText xml:space="preserve"> PAGEREF _Toc236140339 \h </w:instrText>
         </w:r>
         <w:r>
           <w:rPr>
@@ -2988,7 +3080,7 @@
             <w:noProof/>
             <w:webHidden/>
           </w:rPr>
-          <w:t>11</w:t>
+          <w:t>12</w:t>
         </w:r>
         <w:r>
           <w:rPr>
@@ -3016,7 +3108,7 @@
           <w14:ligatures w14:val="standardContextual"/>
         </w:rPr>
       </w:pPr>
-      <w:hyperlink w:anchor="_Toc236069957" w:history="1">
+      <w:hyperlink w:anchor="_Toc236140340" w:history="1">
         <w:r>
           <w:rPr>
             <w:rStyle w:val="Siuktni"/>
@@ -3044,7 +3136,7 @@
             <w:noProof/>
             <w:webHidden/>
           </w:rPr>
-          <w:instrText xml:space="preserve"> PAGEREF _Toc236069957 \h </w:instrText>
+          <w:instrText xml:space="preserve"> PAGEREF _Toc236140340 \h </w:instrText>
         </w:r>
         <w:r>
           <w:rPr>
@@ -3064,7 +3156,7 @@
             <w:noProof/>
             <w:webHidden/>
           </w:rPr>
-          <w:t>12</w:t>
+          <w:t>13</w:t>
         </w:r>
         <w:r>
           <w:rPr>
@@ -3092,7 +3184,7 @@
           <w14:ligatures w14:val="standardContextual"/>
         </w:rPr>
       </w:pPr>
-      <w:hyperlink w:anchor="_Toc236069958" w:history="1">
+      <w:hyperlink w:anchor="_Toc236140341" w:history="1">
         <w:r>
           <w:rPr>
             <w:rStyle w:val="Siuktni"/>
@@ -3120,7 +3212,7 @@
             <w:noProof/>
             <w:webHidden/>
           </w:rPr>
-          <w:instrText xml:space="preserve"> PAGEREF _Toc236069958 \h </w:instrText>
+          <w:instrText xml:space="preserve"> PAGEREF _Toc236140341 \h </w:instrText>
         </w:r>
         <w:r>
           <w:rPr>
@@ -3140,7 +3232,7 @@
             <w:noProof/>
             <w:webHidden/>
           </w:rPr>
-          <w:t>12</w:t>
+          <w:t>13</w:t>
         </w:r>
         <w:r>
           <w:rPr>
@@ -3168,7 +3260,7 @@
           <w14:ligatures w14:val="standardContextual"/>
         </w:rPr>
       </w:pPr>
-      <w:hyperlink w:anchor="_Toc236069959" w:history="1">
+      <w:hyperlink w:anchor="_Toc236140342" w:history="1">
         <w:r>
           <w:rPr>
             <w:rStyle w:val="Siuktni"/>
@@ -3196,7 +3288,7 @@
             <w:noProof/>
             <w:webHidden/>
           </w:rPr>
-          <w:instrText xml:space="preserve"> PAGEREF _Toc236069959 \h </w:instrText>
+          <w:instrText xml:space="preserve"> PAGEREF _Toc236140342 \h </w:instrText>
         </w:r>
         <w:r>
           <w:rPr>
@@ -3216,7 +3308,7 @@
             <w:noProof/>
             <w:webHidden/>
           </w:rPr>
-          <w:t>13</w:t>
+          <w:t>14</w:t>
         </w:r>
         <w:r>
           <w:rPr>
@@ -3244,7 +3336,7 @@
           <w14:ligatures w14:val="standardContextual"/>
         </w:rPr>
       </w:pPr>
-      <w:hyperlink w:anchor="_Toc236069960" w:history="1">
+      <w:hyperlink w:anchor="_Toc236140343" w:history="1">
         <w:r>
           <w:rPr>
             <w:rStyle w:val="Siuktni"/>
@@ -3272,7 +3364,7 @@
             <w:noProof/>
             <w:webHidden/>
           </w:rPr>
-          <w:instrText xml:space="preserve"> PAGEREF _Toc236069960 \h </w:instrText>
+          <w:instrText xml:space="preserve"> PAGEREF _Toc236140343 \h </w:instrText>
         </w:r>
         <w:r>
           <w:rPr>
@@ -3292,7 +3384,7 @@
             <w:noProof/>
             <w:webHidden/>
           </w:rPr>
-          <w:t>14</w:t>
+          <w:t>15</w:t>
         </w:r>
         <w:r>
           <w:rPr>
@@ -3320,7 +3412,7 @@
           <w14:ligatures w14:val="standardContextual"/>
         </w:rPr>
       </w:pPr>
-      <w:hyperlink w:anchor="_Toc236069961" w:history="1">
+      <w:hyperlink w:anchor="_Toc236140344" w:history="1">
         <w:r>
           <w:rPr>
             <w:rStyle w:val="Siuktni"/>
@@ -3348,7 +3440,7 @@
             <w:noProof/>
             <w:webHidden/>
           </w:rPr>
-          <w:instrText xml:space="preserve"> PAGEREF _Toc236069961 \h </w:instrText>
+          <w:instrText xml:space="preserve"> PAGEREF _Toc236140344 \h </w:instrText>
         </w:r>
         <w:r>
           <w:rPr>
@@ -3368,7 +3460,7 @@
             <w:noProof/>
             <w:webHidden/>
           </w:rPr>
-          <w:t>14</w:t>
+          <w:t>15</w:t>
         </w:r>
         <w:r>
           <w:rPr>
@@ -3396,7 +3488,7 @@
           <w14:ligatures w14:val="standardContextual"/>
         </w:rPr>
       </w:pPr>
-      <w:hyperlink w:anchor="_Toc236069962" w:history="1">
+      <w:hyperlink w:anchor="_Toc236140345" w:history="1">
         <w:r>
           <w:rPr>
             <w:rStyle w:val="Siuktni"/>
@@ -3424,7 +3516,7 @@
             <w:noProof/>
             <w:webHidden/>
           </w:rPr>
-          <w:instrText xml:space="preserve"> PAGEREF _Toc236069962 \h </w:instrText>
+          <w:instrText xml:space="preserve"> PAGEREF _Toc236140345 \h </w:instrText>
         </w:r>
         <w:r>
           <w:rPr>
@@ -3444,7 +3536,7 @@
             <w:noProof/>
             <w:webHidden/>
           </w:rPr>
-          <w:t>14</w:t>
+          <w:t>15</w:t>
         </w:r>
         <w:r>
           <w:rPr>
@@ -3472,7 +3564,7 @@
           <w14:ligatures w14:val="standardContextual"/>
         </w:rPr>
       </w:pPr>
-      <w:hyperlink w:anchor="_Toc236069963" w:history="1">
+      <w:hyperlink w:anchor="_Toc236140346" w:history="1">
         <w:r>
           <w:rPr>
             <w:rStyle w:val="Siuktni"/>
@@ -3500,7 +3592,7 @@
             <w:noProof/>
             <w:webHidden/>
           </w:rPr>
-          <w:instrText xml:space="preserve"> PAGEREF _Toc236069963 \h </w:instrText>
+          <w:instrText xml:space="preserve"> PAGEREF _Toc236140346 \h </w:instrText>
         </w:r>
         <w:r>
           <w:rPr>
@@ -3520,7 +3612,7 @@
             <w:noProof/>
             <w:webHidden/>
           </w:rPr>
-          <w:t>15</w:t>
+          <w:t>16</w:t>
         </w:r>
         <w:r>
           <w:rPr>
@@ -3548,7 +3640,7 @@
           <w14:ligatures w14:val="standardContextual"/>
         </w:rPr>
       </w:pPr>
-      <w:hyperlink w:anchor="_Toc236069964" w:history="1">
+      <w:hyperlink w:anchor="_Toc236140347" w:history="1">
         <w:r>
           <w:rPr>
             <w:rStyle w:val="Siuktni"/>
@@ -3576,7 +3668,7 @@
             <w:noProof/>
             <w:webHidden/>
           </w:rPr>
-          <w:instrText xml:space="preserve"> PAGEREF _Toc236069964 \h </w:instrText>
+          <w:instrText xml:space="preserve"> PAGEREF _Toc236140347 \h </w:instrText>
         </w:r>
         <w:r>
           <w:rPr>
@@ -3596,7 +3688,7 @@
             <w:noProof/>
             <w:webHidden/>
           </w:rPr>
-          <w:t>15</w:t>
+          <w:t>16</w:t>
         </w:r>
         <w:r>
           <w:rPr>
@@ -3624,7 +3716,7 @@
           <w14:ligatures w14:val="standardContextual"/>
         </w:rPr>
       </w:pPr>
-      <w:hyperlink w:anchor="_Toc236069965" w:history="1">
+      <w:hyperlink w:anchor="_Toc236140348" w:history="1">
         <w:r>
           <w:rPr>
             <w:rStyle w:val="Siuktni"/>
@@ -3652,7 +3744,7 @@
             <w:noProof/>
             <w:webHidden/>
           </w:rPr>
-          <w:instrText xml:space="preserve"> PAGEREF _Toc236069965 \h </w:instrText>
+          <w:instrText xml:space="preserve"> PAGEREF _Toc236140348 \h </w:instrText>
         </w:r>
         <w:r>
           <w:rPr>
@@ -3672,7 +3764,7 @@
             <w:noProof/>
             <w:webHidden/>
           </w:rPr>
-          <w:t>16</w:t>
+          <w:t>17</w:t>
         </w:r>
         <w:r>
           <w:rPr>
@@ -3700,7 +3792,7 @@
           <w14:ligatures w14:val="standardContextual"/>
         </w:rPr>
       </w:pPr>
-      <w:hyperlink w:anchor="_Toc236069966" w:history="1">
+      <w:hyperlink w:anchor="_Toc236140349" w:history="1">
         <w:r>
           <w:rPr>
             <w:rStyle w:val="Siuktni"/>
@@ -3728,7 +3820,7 @@
             <w:noProof/>
             <w:webHidden/>
           </w:rPr>
-          <w:instrText xml:space="preserve"> PAGEREF _Toc236069966 \h </w:instrText>
+          <w:instrText xml:space="preserve"> PAGEREF _Toc236140349 \h </w:instrText>
         </w:r>
         <w:r>
           <w:rPr>
@@ -3748,7 +3840,7 @@
             <w:noProof/>
             <w:webHidden/>
           </w:rPr>
-          <w:t>16</w:t>
+          <w:t>17</w:t>
         </w:r>
         <w:r>
           <w:rPr>
@@ -3776,7 +3868,7 @@
           <w14:ligatures w14:val="standardContextual"/>
         </w:rPr>
       </w:pPr>
-      <w:hyperlink w:anchor="_Toc236069967" w:history="1">
+      <w:hyperlink w:anchor="_Toc236140350" w:history="1">
         <w:r>
           <w:rPr>
             <w:rStyle w:val="Siuktni"/>
@@ -3804,7 +3896,7 @@
             <w:noProof/>
             <w:webHidden/>
           </w:rPr>
-          <w:instrText xml:space="preserve"> PAGEREF _Toc236069967 \h </w:instrText>
+          <w:instrText xml:space="preserve"> PAGEREF _Toc236140350 \h </w:instrText>
         </w:r>
         <w:r>
           <w:rPr>
@@ -3824,7 +3916,7 @@
             <w:noProof/>
             <w:webHidden/>
           </w:rPr>
-          <w:t>17</w:t>
+          <w:t>18</w:t>
         </w:r>
         <w:r>
           <w:rPr>
@@ -3852,7 +3944,7 @@
           <w14:ligatures w14:val="standardContextual"/>
         </w:rPr>
       </w:pPr>
-      <w:hyperlink w:anchor="_Toc236069968" w:history="1">
+      <w:hyperlink w:anchor="_Toc236140351" w:history="1">
         <w:r>
           <w:rPr>
             <w:rStyle w:val="Siuktni"/>
@@ -3880,7 +3972,7 @@
             <w:noProof/>
             <w:webHidden/>
           </w:rPr>
-          <w:instrText xml:space="preserve"> PAGEREF _Toc236069968 \h </w:instrText>
+          <w:instrText xml:space="preserve"> PAGEREF _Toc236140351 \h </w:instrText>
         </w:r>
         <w:r>
           <w:rPr>
@@ -3900,7 +3992,7 @@
             <w:noProof/>
             <w:webHidden/>
           </w:rPr>
-          <w:t>17</w:t>
+          <w:t>18</w:t>
         </w:r>
         <w:r>
           <w:rPr>
@@ -3928,7 +4020,7 @@
           <w14:ligatures w14:val="standardContextual"/>
         </w:rPr>
       </w:pPr>
-      <w:hyperlink w:anchor="_Toc236069969" w:history="1">
+      <w:hyperlink w:anchor="_Toc236140352" w:history="1">
         <w:r>
           <w:rPr>
             <w:rStyle w:val="Siuktni"/>
@@ -3956,7 +4048,7 @@
             <w:noProof/>
             <w:webHidden/>
           </w:rPr>
-          <w:instrText xml:space="preserve"> PAGEREF _Toc236069969 \h </w:instrText>
+          <w:instrText xml:space="preserve"> PAGEREF _Toc236140352 \h </w:instrText>
         </w:r>
         <w:r>
           <w:rPr>
@@ -3976,7 +4068,7 @@
             <w:noProof/>
             <w:webHidden/>
           </w:rPr>
-          <w:t>17</w:t>
+          <w:t>18</w:t>
         </w:r>
         <w:r>
           <w:rPr>
@@ -4004,7 +4096,7 @@
           <w14:ligatures w14:val="standardContextual"/>
         </w:rPr>
       </w:pPr>
-      <w:hyperlink w:anchor="_Toc236069970" w:history="1">
+      <w:hyperlink w:anchor="_Toc236140353" w:history="1">
         <w:r>
           <w:rPr>
             <w:rStyle w:val="Siuktni"/>
@@ -4032,7 +4124,7 @@
             <w:noProof/>
             <w:webHidden/>
           </w:rPr>
-          <w:instrText xml:space="preserve"> PAGEREF _Toc236069970 \h </w:instrText>
+          <w:instrText xml:space="preserve"> PAGEREF _Toc236140353 \h </w:instrText>
         </w:r>
         <w:r>
           <w:rPr>
@@ -4052,7 +4144,7 @@
             <w:noProof/>
             <w:webHidden/>
           </w:rPr>
-          <w:t>18</w:t>
+          <w:t>19</w:t>
         </w:r>
         <w:r>
           <w:rPr>
@@ -4080,7 +4172,7 @@
           <w14:ligatures w14:val="standardContextual"/>
         </w:rPr>
       </w:pPr>
-      <w:hyperlink w:anchor="_Toc236069971" w:history="1">
+      <w:hyperlink w:anchor="_Toc236140354" w:history="1">
         <w:r>
           <w:rPr>
             <w:rStyle w:val="Siuktni"/>
@@ -4108,7 +4200,7 @@
             <w:noProof/>
             <w:webHidden/>
           </w:rPr>
-          <w:instrText xml:space="preserve"> PAGEREF _Toc236069971 \h </w:instrText>
+          <w:instrText xml:space="preserve"> PAGEREF _Toc236140354 \h </w:instrText>
         </w:r>
         <w:r>
           <w:rPr>
@@ -4128,7 +4220,7 @@
             <w:noProof/>
             <w:webHidden/>
           </w:rPr>
-          <w:t>18</w:t>
+          <w:t>19</w:t>
         </w:r>
         <w:r>
           <w:rPr>
@@ -4156,7 +4248,7 @@
           <w14:ligatures w14:val="standardContextual"/>
         </w:rPr>
       </w:pPr>
-      <w:hyperlink w:anchor="_Toc236069972" w:history="1">
+      <w:hyperlink w:anchor="_Toc236140355" w:history="1">
         <w:r>
           <w:rPr>
             <w:rStyle w:val="Siuktni"/>
@@ -4184,7 +4276,7 @@
             <w:noProof/>
             <w:webHidden/>
           </w:rPr>
-          <w:instrText xml:space="preserve"> PAGEREF _Toc236069972 \h </w:instrText>
+          <w:instrText xml:space="preserve"> PAGEREF _Toc236140355 \h </w:instrText>
         </w:r>
         <w:r>
           <w:rPr>
@@ -4204,7 +4296,7 @@
             <w:noProof/>
             <w:webHidden/>
           </w:rPr>
-          <w:t>19</w:t>
+          <w:t>20</w:t>
         </w:r>
         <w:r>
           <w:rPr>
@@ -4232,7 +4324,7 @@
           <w14:ligatures w14:val="standardContextual"/>
         </w:rPr>
       </w:pPr>
-      <w:hyperlink w:anchor="_Toc236069973" w:history="1">
+      <w:hyperlink w:anchor="_Toc236140356" w:history="1">
         <w:r>
           <w:rPr>
             <w:rStyle w:val="Siuktni"/>
@@ -4260,7 +4352,7 @@
             <w:noProof/>
             <w:webHidden/>
           </w:rPr>
-          <w:instrText xml:space="preserve"> PAGEREF _Toc236069973 \h </w:instrText>
+          <w:instrText xml:space="preserve"> PAGEREF _Toc236140356 \h </w:instrText>
         </w:r>
         <w:r>
           <w:rPr>
@@ -4280,7 +4372,7 @@
             <w:noProof/>
             <w:webHidden/>
           </w:rPr>
-          <w:t>20</w:t>
+          <w:t>21</w:t>
         </w:r>
         <w:r>
           <w:rPr>
@@ -4308,7 +4400,7 @@
           <w14:ligatures w14:val="standardContextual"/>
         </w:rPr>
       </w:pPr>
-      <w:hyperlink w:anchor="_Toc236069974" w:history="1">
+      <w:hyperlink w:anchor="_Toc236140357" w:history="1">
         <w:r>
           <w:rPr>
             <w:rStyle w:val="Siuktni"/>
@@ -4336,7 +4428,7 @@
             <w:noProof/>
             <w:webHidden/>
           </w:rPr>
-          <w:instrText xml:space="preserve"> PAGEREF _Toc236069974 \h </w:instrText>
+          <w:instrText xml:space="preserve"> PAGEREF _Toc236140357 \h </w:instrText>
         </w:r>
         <w:r>
           <w:rPr>
@@ -4356,7 +4448,7 @@
             <w:noProof/>
             <w:webHidden/>
           </w:rPr>
-          <w:t>20</w:t>
+          <w:t>21</w:t>
         </w:r>
         <w:r>
           <w:rPr>
@@ -4384,7 +4476,7 @@
           <w14:ligatures w14:val="standardContextual"/>
         </w:rPr>
       </w:pPr>
-      <w:hyperlink w:anchor="_Toc236069975" w:history="1">
+      <w:hyperlink w:anchor="_Toc236140358" w:history="1">
         <w:r>
           <w:rPr>
             <w:rStyle w:val="Siuktni"/>
@@ -4412,7 +4504,7 @@
             <w:noProof/>
             <w:webHidden/>
           </w:rPr>
-          <w:instrText xml:space="preserve"> PAGEREF _Toc236069975 \h </w:instrText>
+          <w:instrText xml:space="preserve"> PAGEREF _Toc236140358 \h </w:instrText>
         </w:r>
         <w:r>
           <w:rPr>
@@ -4432,7 +4524,7 @@
             <w:noProof/>
             <w:webHidden/>
           </w:rPr>
-          <w:t>20</w:t>
+          <w:t>21</w:t>
         </w:r>
         <w:r>
           <w:rPr>
@@ -4460,7 +4552,7 @@
           <w14:ligatures w14:val="standardContextual"/>
         </w:rPr>
       </w:pPr>
-      <w:hyperlink w:anchor="_Toc236069976" w:history="1">
+      <w:hyperlink w:anchor="_Toc236140359" w:history="1">
         <w:r>
           <w:rPr>
             <w:rStyle w:val="Siuktni"/>
@@ -4488,7 +4580,7 @@
             <w:noProof/>
             <w:webHidden/>
           </w:rPr>
-          <w:instrText xml:space="preserve"> PAGEREF _Toc236069976 \h </w:instrText>
+          <w:instrText xml:space="preserve"> PAGEREF _Toc236140359 \h </w:instrText>
         </w:r>
         <w:r>
           <w:rPr>
@@ -4508,7 +4600,7 @@
             <w:noProof/>
             <w:webHidden/>
           </w:rPr>
-          <w:t>20</w:t>
+          <w:t>21</w:t>
         </w:r>
         <w:r>
           <w:rPr>
@@ -4536,7 +4628,7 @@
           <w14:ligatures w14:val="standardContextual"/>
         </w:rPr>
       </w:pPr>
-      <w:hyperlink w:anchor="_Toc236069977" w:history="1">
+      <w:hyperlink w:anchor="_Toc236140360" w:history="1">
         <w:r>
           <w:rPr>
             <w:rStyle w:val="Siuktni"/>
@@ -4564,7 +4656,7 @@
             <w:noProof/>
             <w:webHidden/>
           </w:rPr>
-          <w:instrText xml:space="preserve"> PAGEREF _Toc236069977 \h </w:instrText>
+          <w:instrText xml:space="preserve"> PAGEREF _Toc236140360 \h </w:instrText>
         </w:r>
         <w:r>
           <w:rPr>
@@ -4584,7 +4676,7 @@
             <w:noProof/>
             <w:webHidden/>
           </w:rPr>
-          <w:t>21</w:t>
+          <w:t>22</w:t>
         </w:r>
         <w:r>
           <w:rPr>
@@ -4612,7 +4704,7 @@
           <w14:ligatures w14:val="standardContextual"/>
         </w:rPr>
       </w:pPr>
-      <w:hyperlink w:anchor="_Toc236069978" w:history="1">
+      <w:hyperlink w:anchor="_Toc236140361" w:history="1">
         <w:r>
           <w:rPr>
             <w:rStyle w:val="Siuktni"/>
@@ -4640,7 +4732,7 @@
             <w:noProof/>
             <w:webHidden/>
           </w:rPr>
-          <w:instrText xml:space="preserve"> PAGEREF _Toc236069978 \h </w:instrText>
+          <w:instrText xml:space="preserve"> PAGEREF _Toc236140361 \h </w:instrText>
         </w:r>
         <w:r>
           <w:rPr>
@@ -4660,7 +4752,7 @@
             <w:noProof/>
             <w:webHidden/>
           </w:rPr>
-          <w:t>22</w:t>
+          <w:t>23</w:t>
         </w:r>
         <w:r>
           <w:rPr>
@@ -4688,7 +4780,7 @@
           <w14:ligatures w14:val="standardContextual"/>
         </w:rPr>
       </w:pPr>
-      <w:hyperlink w:anchor="_Toc236069979" w:history="1">
+      <w:hyperlink w:anchor="_Toc236140362" w:history="1">
         <w:r>
           <w:rPr>
             <w:rStyle w:val="Siuktni"/>
@@ -4716,7 +4808,7 @@
             <w:noProof/>
             <w:webHidden/>
           </w:rPr>
-          <w:instrText xml:space="preserve"> PAGEREF _Toc236069979 \h </w:instrText>
+          <w:instrText xml:space="preserve"> PAGEREF _Toc236140362 \h </w:instrText>
         </w:r>
         <w:r>
           <w:rPr>
@@ -4736,7 +4828,7 @@
             <w:noProof/>
             <w:webHidden/>
           </w:rPr>
-          <w:t>22</w:t>
+          <w:t>23</w:t>
         </w:r>
         <w:r>
           <w:rPr>
@@ -4764,7 +4856,7 @@
           <w14:ligatures w14:val="standardContextual"/>
         </w:rPr>
       </w:pPr>
-      <w:hyperlink w:anchor="_Toc236069980" w:history="1">
+      <w:hyperlink w:anchor="_Toc236140363" w:history="1">
         <w:r>
           <w:rPr>
             <w:rStyle w:val="Siuktni"/>
@@ -4792,7 +4884,7 @@
             <w:noProof/>
             <w:webHidden/>
           </w:rPr>
-          <w:instrText xml:space="preserve"> PAGEREF _Toc236069980 \h </w:instrText>
+          <w:instrText xml:space="preserve"> PAGEREF _Toc236140363 \h </w:instrText>
         </w:r>
         <w:r>
           <w:rPr>
@@ -4812,7 +4904,7 @@
             <w:noProof/>
             <w:webHidden/>
           </w:rPr>
-          <w:t>22</w:t>
+          <w:t>23</w:t>
         </w:r>
         <w:r>
           <w:rPr>
@@ -4840,7 +4932,7 @@
           <w14:ligatures w14:val="standardContextual"/>
         </w:rPr>
       </w:pPr>
-      <w:hyperlink w:anchor="_Toc236069981" w:history="1">
+      <w:hyperlink w:anchor="_Toc236140364" w:history="1">
         <w:r>
           <w:rPr>
             <w:rStyle w:val="Siuktni"/>
@@ -4868,7 +4960,7 @@
             <w:noProof/>
             <w:webHidden/>
           </w:rPr>
-          <w:instrText xml:space="preserve"> PAGEREF _Toc236069981 \h </w:instrText>
+          <w:instrText xml:space="preserve"> PAGEREF _Toc236140364 \h </w:instrText>
         </w:r>
         <w:r>
           <w:rPr>
@@ -4888,7 +4980,7 @@
             <w:noProof/>
             <w:webHidden/>
           </w:rPr>
-          <w:t>23</w:t>
+          <w:t>24</w:t>
         </w:r>
         <w:r>
           <w:rPr>
@@ -4916,7 +5008,7 @@
           <w14:ligatures w14:val="standardContextual"/>
         </w:rPr>
       </w:pPr>
-      <w:hyperlink w:anchor="_Toc236069982" w:history="1">
+      <w:hyperlink w:anchor="_Toc236140365" w:history="1">
         <w:r>
           <w:rPr>
             <w:rStyle w:val="Siuktni"/>
@@ -4944,7 +5036,7 @@
             <w:noProof/>
             <w:webHidden/>
           </w:rPr>
-          <w:instrText xml:space="preserve"> PAGEREF _Toc236069982 \h </w:instrText>
+          <w:instrText xml:space="preserve"> PAGEREF _Toc236140365 \h </w:instrText>
         </w:r>
         <w:r>
           <w:rPr>
@@ -4964,7 +5056,7 @@
             <w:noProof/>
             <w:webHidden/>
           </w:rPr>
-          <w:t>24</w:t>
+          <w:t>25</w:t>
         </w:r>
         <w:r>
           <w:rPr>
@@ -4992,7 +5084,7 @@
           <w14:ligatures w14:val="standardContextual"/>
         </w:rPr>
       </w:pPr>
-      <w:hyperlink w:anchor="_Toc236069983" w:history="1">
+      <w:hyperlink w:anchor="_Toc236140366" w:history="1">
         <w:r>
           <w:rPr>
             <w:rStyle w:val="Siuktni"/>
@@ -5020,7 +5112,7 @@
             <w:noProof/>
             <w:webHidden/>
           </w:rPr>
-          <w:instrText xml:space="preserve"> PAGEREF _Toc236069983 \h </w:instrText>
+          <w:instrText xml:space="preserve"> PAGEREF _Toc236140366 \h </w:instrText>
         </w:r>
         <w:r>
           <w:rPr>
@@ -5040,7 +5132,7 @@
             <w:noProof/>
             <w:webHidden/>
           </w:rPr>
-          <w:t>25</w:t>
+          <w:t>26</w:t>
         </w:r>
         <w:r>
           <w:rPr>
@@ -5068,7 +5160,7 @@
           <w14:ligatures w14:val="standardContextual"/>
         </w:rPr>
       </w:pPr>
-      <w:hyperlink w:anchor="_Toc236069984" w:history="1">
+      <w:hyperlink w:anchor="_Toc236140367" w:history="1">
         <w:r>
           <w:rPr>
             <w:rStyle w:val="Siuktni"/>
@@ -5096,7 +5188,7 @@
             <w:noProof/>
             <w:webHidden/>
           </w:rPr>
-          <w:instrText xml:space="preserve"> PAGEREF _Toc236069984 \h </w:instrText>
+          <w:instrText xml:space="preserve"> PAGEREF _Toc236140367 \h </w:instrText>
         </w:r>
         <w:r>
           <w:rPr>
@@ -5116,7 +5208,7 @@
             <w:noProof/>
             <w:webHidden/>
           </w:rPr>
-          <w:t>26</w:t>
+          <w:t>27</w:t>
         </w:r>
         <w:r>
           <w:rPr>
@@ -5144,7 +5236,7 @@
           <w14:ligatures w14:val="standardContextual"/>
         </w:rPr>
       </w:pPr>
-      <w:hyperlink w:anchor="_Toc236069985" w:history="1">
+      <w:hyperlink w:anchor="_Toc236140368" w:history="1">
         <w:r>
           <w:rPr>
             <w:rStyle w:val="Siuktni"/>
@@ -5172,7 +5264,7 @@
             <w:noProof/>
             <w:webHidden/>
           </w:rPr>
-          <w:instrText xml:space="preserve"> PAGEREF _Toc236069985 \h </w:instrText>
+          <w:instrText xml:space="preserve"> PAGEREF _Toc236140368 \h </w:instrText>
         </w:r>
         <w:r>
           <w:rPr>
@@ -5192,7 +5284,7 @@
             <w:noProof/>
             <w:webHidden/>
           </w:rPr>
-          <w:t>27</w:t>
+          <w:t>28</w:t>
         </w:r>
         <w:r>
           <w:rPr>
@@ -5220,7 +5312,7 @@
           <w14:ligatures w14:val="standardContextual"/>
         </w:rPr>
       </w:pPr>
-      <w:hyperlink w:anchor="_Toc236069986" w:history="1">
+      <w:hyperlink w:anchor="_Toc236140369" w:history="1">
         <w:r>
           <w:rPr>
             <w:rStyle w:val="Siuktni"/>
@@ -5248,7 +5340,7 @@
             <w:noProof/>
             <w:webHidden/>
           </w:rPr>
-          <w:instrText xml:space="preserve"> PAGEREF _Toc236069986 \h </w:instrText>
+          <w:instrText xml:space="preserve"> PAGEREF _Toc236140369 \h </w:instrText>
         </w:r>
         <w:r>
           <w:rPr>
@@ -5268,7 +5360,7 @@
             <w:noProof/>
             <w:webHidden/>
           </w:rPr>
-          <w:t>27</w:t>
+          <w:t>28</w:t>
         </w:r>
         <w:r>
           <w:rPr>
@@ -5296,7 +5388,7 @@
           <w14:ligatures w14:val="standardContextual"/>
         </w:rPr>
       </w:pPr>
-      <w:hyperlink w:anchor="_Toc236069987" w:history="1">
+      <w:hyperlink w:anchor="_Toc236140370" w:history="1">
         <w:r>
           <w:rPr>
             <w:rStyle w:val="Siuktni"/>
@@ -5324,7 +5416,7 @@
             <w:noProof/>
             <w:webHidden/>
           </w:rPr>
-          <w:instrText xml:space="preserve"> PAGEREF _Toc236069987 \h </w:instrText>
+          <w:instrText xml:space="preserve"> PAGEREF _Toc236140370 \h </w:instrText>
         </w:r>
         <w:r>
           <w:rPr>
@@ -5344,7 +5436,82 @@
             <w:noProof/>
             <w:webHidden/>
           </w:rPr>
-          <w:t>28</w:t>
+          <w:t>29</w:t>
+        </w:r>
+        <w:r>
+          <w:rPr>
+            <w:noProof/>
+            <w:webHidden/>
+          </w:rPr>
+          <w:fldChar w:fldCharType="end"/>
+        </w:r>
+      </w:hyperlink>
+    </w:p>
+    <w:p>
+      <w:pPr>
+        <w:pStyle w:val="Mucluc2"/>
+        <w:tabs>
+          <w:tab w:val="right" w:leader="dot" w:pos="9628"/>
+        </w:tabs>
+        <w:rPr>
+          <w:rFonts w:asciiTheme="minorHAnsi" w:eastAsiaTheme="minorEastAsia" w:hAnsiTheme="minorHAnsi"/>
+          <w:noProof/>
+          <w:color w:val="auto"/>
+          <w:kern w:val="2"/>
+          <w:sz w:val="24"/>
+          <w:szCs w:val="24"/>
+          <w:lang w:val="vi-VN" w:eastAsia="vi-VN"/>
+          <w14:ligatures w14:val="standardContextual"/>
+        </w:rPr>
+      </w:pPr>
+      <w:hyperlink w:anchor="_Toc236140371" w:history="1">
+        <w:r>
+          <w:rPr>
+            <w:rStyle w:val="Siuktni"/>
+            <w:noProof/>
+          </w:rPr>
+          <w:t>A.10. Tổng hợp tiến độ các tuần theo minh chứng thực tế</w:t>
+        </w:r>
+        <w:r>
+          <w:rPr>
+            <w:noProof/>
+            <w:webHidden/>
+          </w:rPr>
+          <w:tab/>
+        </w:r>
+        <w:r>
+          <w:rPr>
+            <w:noProof/>
+            <w:webHidden/>
+          </w:rPr>
+          <w:fldChar w:fldCharType="begin"/>
+        </w:r>
+        <w:r>
+          <w:rPr>
+            <w:noProof/>
+            <w:webHidden/>
+          </w:rPr>
+          <w:instrText xml:space="preserve"> PAGEREF _Toc236140371 \h </w:instrText>
+        </w:r>
+        <w:r>
+          <w:rPr>
+            <w:noProof/>
+            <w:webHidden/>
+          </w:rPr>
+        </w:r>
+        <w:r>
+          <w:rPr>
+            <w:noProof/>
+            <w:webHidden/>
+          </w:rPr>
+          <w:fldChar w:fldCharType="separate"/>
+        </w:r>
+        <w:r>
+          <w:rPr>
+            <w:noProof/>
+            <w:webHidden/>
+          </w:rPr>
+          <w:t>30</w:t>
         </w:r>
         <w:r>
           <w:rPr>
@@ -5372,7 +5539,7 @@
           <w14:ligatures w14:val="standardContextual"/>
         </w:rPr>
       </w:pPr>
-      <w:hyperlink w:anchor="_Toc236069988" w:history="1">
+      <w:hyperlink w:anchor="_Toc236140372" w:history="1">
         <w:r>
           <w:rPr>
             <w:rStyle w:val="Siuktni"/>
@@ -5400,7 +5567,7 @@
             <w:noProof/>
             <w:webHidden/>
           </w:rPr>
-          <w:instrText xml:space="preserve"> PAGEREF _Toc236069988 \h </w:instrText>
+          <w:instrText xml:space="preserve"> PAGEREF _Toc236140372 \h </w:instrText>
         </w:r>
         <w:r>
           <w:rPr>
@@ -5420,7 +5587,7 @@
             <w:noProof/>
             <w:webHidden/>
           </w:rPr>
-          <w:t>29</w:t>
+          <w:t>30</w:t>
         </w:r>
         <w:r>
           <w:rPr>
@@ -5448,7 +5615,7 @@
           <w14:ligatures w14:val="standardContextual"/>
         </w:rPr>
       </w:pPr>
-      <w:hyperlink w:anchor="_Toc236069989" w:history="1">
+      <w:hyperlink w:anchor="_Toc236140373" w:history="1">
         <w:r>
           <w:rPr>
             <w:rStyle w:val="Siuktni"/>
@@ -5476,7 +5643,7 @@
             <w:noProof/>
             <w:webHidden/>
           </w:rPr>
-          <w:instrText xml:space="preserve"> PAGEREF _Toc236069989 \h </w:instrText>
+          <w:instrText xml:space="preserve"> PAGEREF _Toc236140373 \h </w:instrText>
         </w:r>
         <w:r>
           <w:rPr>
@@ -5496,7 +5663,7 @@
             <w:noProof/>
             <w:webHidden/>
           </w:rPr>
-          <w:t>30</w:t>
+          <w:t>31</w:t>
         </w:r>
         <w:r>
           <w:rPr>
@@ -5524,7 +5691,7 @@
           <w14:ligatures w14:val="standardContextual"/>
         </w:rPr>
       </w:pPr>
-      <w:hyperlink w:anchor="_Toc236069990" w:history="1">
+      <w:hyperlink w:anchor="_Toc236140374" w:history="1">
         <w:r>
           <w:rPr>
             <w:rStyle w:val="Siuktni"/>
@@ -5552,7 +5719,7 @@
             <w:noProof/>
             <w:webHidden/>
           </w:rPr>
-          <w:instrText xml:space="preserve"> PAGEREF _Toc236069990 \h </w:instrText>
+          <w:instrText xml:space="preserve"> PAGEREF _Toc236140374 \h </w:instrText>
         </w:r>
         <w:r>
           <w:rPr>
@@ -5572,7 +5739,7 @@
             <w:noProof/>
             <w:webHidden/>
           </w:rPr>
-          <w:t>31</w:t>
+          <w:t>32</w:t>
         </w:r>
         <w:r>
           <w:rPr>
@@ -5634,7 +5801,7 @@
           <w:szCs w:val="26"/>
         </w:rPr>
       </w:pPr>
-      <w:bookmarkStart w:id="5" w:name="_Toc236069939"/>
+      <w:bookmarkStart w:id="5" w:name="_Toc236140322"/>
       <w:r>
         <w:rPr>
           <w:rFonts w:ascii="Times New Roman" w:hAnsi="Times New Roman" w:cs="Times New Roman"/>
@@ -6556,7 +6723,7 @@
           <w:szCs w:val="26"/>
         </w:rPr>
       </w:pPr>
-      <w:bookmarkStart w:id="6" w:name="_Toc236069940"/>
+      <w:bookmarkStart w:id="6" w:name="_Toc236140323"/>
       <w:r>
         <w:rPr>
           <w:rFonts w:ascii="Times New Roman" w:hAnsi="Times New Roman" w:cs="Times New Roman"/>
@@ -6578,7 +6745,7 @@
           <w:color w:val="000000" w:themeColor="text1"/>
         </w:rPr>
       </w:pPr>
-      <w:bookmarkStart w:id="7" w:name="_Toc236069941"/>
+      <w:bookmarkStart w:id="7" w:name="_Toc236140324"/>
       <w:r>
         <w:rPr>
           <w:rFonts w:ascii="Times New Roman" w:hAnsi="Times New Roman" w:cs="Times New Roman"/>
@@ -6641,7 +6808,7 @@
           <w:color w:val="000000" w:themeColor="text1"/>
         </w:rPr>
       </w:pPr>
-      <w:bookmarkStart w:id="8" w:name="_Toc236069942"/>
+      <w:bookmarkStart w:id="8" w:name="_Toc236140325"/>
       <w:r>
         <w:rPr>
           <w:rFonts w:ascii="Times New Roman" w:hAnsi="Times New Roman" w:cs="Times New Roman"/>
@@ -6704,7 +6871,7 @@
           <w:color w:val="000000" w:themeColor="text1"/>
         </w:rPr>
       </w:pPr>
-      <w:bookmarkStart w:id="9" w:name="_Toc236069943"/>
+      <w:bookmarkStart w:id="9" w:name="_Toc236140326"/>
       <w:r>
         <w:rPr>
           <w:rFonts w:ascii="Times New Roman" w:hAnsi="Times New Roman" w:cs="Times New Roman"/>
@@ -6713,6 +6880,17 @@
         <w:t>1.3. Mục tiêu đo được</w:t>
       </w:r>
       <w:bookmarkEnd w:id="9"/>
+    </w:p>
+    <w:p>
+      <w:pPr>
+        <w:pStyle w:val="Chuthich"/>
+        <w:keepNext/>
+        <w:spacing w:before="60" w:after="60"/>
+        <w:jc w:val="center"/>
+      </w:pPr>
+      <w:r>
+        <w:t>Bảng 1.1. Mục tiêu đo được, đầu ra và cách kiểm chứng.</w:t>
+      </w:r>
     </w:p>
     <w:tbl>
       <w:tblPr>
@@ -7316,30 +7494,40 @@
                 <w:sz w:val="26"/>
                 <w:szCs w:val="26"/>
               </w:rPr>
-              <w:t>README, log, CSV, hình và commit.</w:t>
-            </w:r>
-          </w:p>
-        </w:tc>
-        <w:tc>
-          <w:tcPr>
-            <w:tcW w:w="0" w:type="auto"/>
-            <w:vAlign w:val="center"/>
-          </w:tcPr>
-          <w:p>
-            <w:pPr>
-              <w:spacing w:after="0" w:line="312" w:lineRule="auto"/>
-              <w:rPr>
-                <w:rFonts w:cs="Times New Roman"/>
-                <w:sz w:val="26"/>
-                <w:szCs w:val="26"/>
-              </w:rPr>
-            </w:pPr>
-            <w:r>
-              <w:rPr>
-                <w:rFonts w:cs="Times New Roman"/>
-                <w:sz w:val="26"/>
-                <w:szCs w:val="26"/>
-              </w:rPr>
+              <w:t xml:space="preserve">README, log, CSV, hình và </w:t>
+            </w:r>
+            <w:r>
+              <w:rPr>
+                <w:rFonts w:cs="Times New Roman"/>
+                <w:sz w:val="26"/>
+                <w:szCs w:val="26"/>
+              </w:rPr>
+              <w:lastRenderedPageBreak/>
+              <w:t>commit.</w:t>
+            </w:r>
+          </w:p>
+        </w:tc>
+        <w:tc>
+          <w:tcPr>
+            <w:tcW w:w="0" w:type="auto"/>
+            <w:vAlign w:val="center"/>
+          </w:tcPr>
+          <w:p>
+            <w:pPr>
+              <w:spacing w:after="0" w:line="312" w:lineRule="auto"/>
+              <w:rPr>
+                <w:rFonts w:cs="Times New Roman"/>
+                <w:sz w:val="26"/>
+                <w:szCs w:val="26"/>
+              </w:rPr>
+            </w:pPr>
+            <w:r>
+              <w:rPr>
+                <w:rFonts w:cs="Times New Roman"/>
+                <w:sz w:val="26"/>
+                <w:szCs w:val="26"/>
+              </w:rPr>
+              <w:lastRenderedPageBreak/>
               <w:t>5/5 ca trùng kỳ vọng; repo mở được.</w:t>
             </w:r>
           </w:p>
@@ -7379,13 +7567,12 @@
           <w:color w:val="000000" w:themeColor="text1"/>
         </w:rPr>
       </w:pPr>
-      <w:bookmarkStart w:id="10" w:name="_Toc236069944"/>
+      <w:bookmarkStart w:id="10" w:name="_Toc236140327"/>
       <w:r>
         <w:rPr>
           <w:rFonts w:ascii="Times New Roman" w:hAnsi="Times New Roman" w:cs="Times New Roman"/>
           <w:color w:val="000000" w:themeColor="text1"/>
         </w:rPr>
-        <w:lastRenderedPageBreak/>
         <w:t>1.4. Đối tượng, phạm vi và giới hạn an toàn</w:t>
       </w:r>
       <w:bookmarkEnd w:id="10"/>
@@ -7443,7 +7630,7 @@
           <w:color w:val="000000" w:themeColor="text1"/>
         </w:rPr>
       </w:pPr>
-      <w:bookmarkStart w:id="11" w:name="_Toc236069945"/>
+      <w:bookmarkStart w:id="11" w:name="_Toc236140328"/>
       <w:r>
         <w:rPr>
           <w:rFonts w:ascii="Times New Roman" w:hAnsi="Times New Roman" w:cs="Times New Roman"/>
@@ -7582,7 +7769,7 @@
           <w:color w:val="000000" w:themeColor="text1"/>
         </w:rPr>
       </w:pPr>
-      <w:bookmarkStart w:id="12" w:name="_Toc236069946"/>
+      <w:bookmarkStart w:id="12" w:name="_Toc236140329"/>
       <w:r>
         <w:rPr>
           <w:rFonts w:ascii="Times New Roman" w:hAnsi="Times New Roman" w:cs="Times New Roman"/>
@@ -7645,7 +7832,7 @@
           <w:szCs w:val="26"/>
         </w:rPr>
       </w:pPr>
-      <w:bookmarkStart w:id="13" w:name="_Toc236069947"/>
+      <w:bookmarkStart w:id="13" w:name="_Toc236140330"/>
       <w:r>
         <w:rPr>
           <w:rFonts w:ascii="Times New Roman" w:hAnsi="Times New Roman" w:cs="Times New Roman"/>
@@ -7667,7 +7854,7 @@
           <w:color w:val="000000" w:themeColor="text1"/>
         </w:rPr>
       </w:pPr>
-      <w:bookmarkStart w:id="14" w:name="_Toc236069948"/>
+      <w:bookmarkStart w:id="14" w:name="_Toc236140331"/>
       <w:r>
         <w:rPr>
           <w:rFonts w:ascii="Times New Roman" w:hAnsi="Times New Roman" w:cs="Times New Roman"/>
@@ -7811,7 +7998,7 @@
           <w:color w:val="000000" w:themeColor="text1"/>
         </w:rPr>
       </w:pPr>
-      <w:bookmarkStart w:id="15" w:name="_Toc236069949"/>
+      <w:bookmarkStart w:id="15" w:name="_Toc236140332"/>
       <w:r>
         <w:rPr>
           <w:rFonts w:ascii="Times New Roman" w:hAnsi="Times New Roman" w:cs="Times New Roman"/>
@@ -7820,6 +8007,17 @@
         <w:t>2.2. Các khái niệm bảo mật được sử dụng</w:t>
       </w:r>
       <w:bookmarkEnd w:id="15"/>
+    </w:p>
+    <w:p>
+      <w:pPr>
+        <w:pStyle w:val="Chuthich"/>
+        <w:keepNext/>
+        <w:spacing w:before="60" w:after="60"/>
+        <w:jc w:val="center"/>
+      </w:pPr>
+      <w:r>
+        <w:t>Bảng 2.1. Các khái niệm bảo mật được sử dụng trong đề tài.</w:t>
+      </w:r>
     </w:p>
     <w:tbl>
       <w:tblPr>
@@ -8329,55 +8527,84 @@
                 <w:sz w:val="26"/>
                 <w:szCs w:val="26"/>
               </w:rPr>
-              <w:t>Khả dụng/phục hồi</w:t>
-            </w:r>
-          </w:p>
-        </w:tc>
-        <w:tc>
-          <w:tcPr>
-            <w:tcW w:w="0" w:type="auto"/>
-            <w:vAlign w:val="center"/>
-          </w:tcPr>
-          <w:p>
-            <w:pPr>
-              <w:spacing w:after="0" w:line="312" w:lineRule="auto"/>
-              <w:rPr>
-                <w:rFonts w:cs="Times New Roman"/>
-                <w:sz w:val="26"/>
-                <w:szCs w:val="26"/>
-              </w:rPr>
-            </w:pPr>
-            <w:r>
-              <w:rPr>
-                <w:rFonts w:cs="Times New Roman"/>
-                <w:sz w:val="26"/>
-                <w:szCs w:val="26"/>
-              </w:rPr>
-              <w:t>Không commit bản không hoạt động.</w:t>
-            </w:r>
-          </w:p>
-        </w:tc>
-        <w:tc>
-          <w:tcPr>
-            <w:tcW w:w="0" w:type="auto"/>
-            <w:vAlign w:val="center"/>
-          </w:tcPr>
-          <w:p>
-            <w:pPr>
-              <w:spacing w:after="0" w:line="312" w:lineRule="auto"/>
-              <w:rPr>
-                <w:rFonts w:cs="Times New Roman"/>
-                <w:sz w:val="26"/>
-                <w:szCs w:val="26"/>
-              </w:rPr>
-            </w:pPr>
-            <w:r>
-              <w:rPr>
-                <w:rFonts w:cs="Times New Roman"/>
-                <w:sz w:val="26"/>
-                <w:szCs w:val="26"/>
-              </w:rPr>
-              <w:t>Staging → self-test → commit; lỗi thì rollback.</w:t>
+              <w:t xml:space="preserve">Khả dụng/phục </w:t>
+            </w:r>
+            <w:r>
+              <w:rPr>
+                <w:rFonts w:cs="Times New Roman"/>
+                <w:sz w:val="26"/>
+                <w:szCs w:val="26"/>
+              </w:rPr>
+              <w:lastRenderedPageBreak/>
+              <w:t>hồi</w:t>
+            </w:r>
+          </w:p>
+        </w:tc>
+        <w:tc>
+          <w:tcPr>
+            <w:tcW w:w="0" w:type="auto"/>
+            <w:vAlign w:val="center"/>
+          </w:tcPr>
+          <w:p>
+            <w:pPr>
+              <w:spacing w:after="0" w:line="312" w:lineRule="auto"/>
+              <w:rPr>
+                <w:rFonts w:cs="Times New Roman"/>
+                <w:sz w:val="26"/>
+                <w:szCs w:val="26"/>
+              </w:rPr>
+            </w:pPr>
+            <w:r>
+              <w:rPr>
+                <w:rFonts w:cs="Times New Roman"/>
+                <w:sz w:val="26"/>
+                <w:szCs w:val="26"/>
+              </w:rPr>
+              <w:lastRenderedPageBreak/>
+              <w:t xml:space="preserve">Không commit bản không hoạt </w:t>
+            </w:r>
+            <w:r>
+              <w:rPr>
+                <w:rFonts w:cs="Times New Roman"/>
+                <w:sz w:val="26"/>
+                <w:szCs w:val="26"/>
+              </w:rPr>
+              <w:lastRenderedPageBreak/>
+              <w:t>động.</w:t>
+            </w:r>
+          </w:p>
+        </w:tc>
+        <w:tc>
+          <w:tcPr>
+            <w:tcW w:w="0" w:type="auto"/>
+            <w:vAlign w:val="center"/>
+          </w:tcPr>
+          <w:p>
+            <w:pPr>
+              <w:spacing w:after="0" w:line="312" w:lineRule="auto"/>
+              <w:rPr>
+                <w:rFonts w:cs="Times New Roman"/>
+                <w:sz w:val="26"/>
+                <w:szCs w:val="26"/>
+              </w:rPr>
+            </w:pPr>
+            <w:r>
+              <w:rPr>
+                <w:rFonts w:cs="Times New Roman"/>
+                <w:sz w:val="26"/>
+                <w:szCs w:val="26"/>
+              </w:rPr>
+              <w:lastRenderedPageBreak/>
+              <w:t xml:space="preserve">Staging → self-test → commit; lỗi thì </w:t>
+            </w:r>
+            <w:r>
+              <w:rPr>
+                <w:rFonts w:cs="Times New Roman"/>
+                <w:sz w:val="26"/>
+                <w:szCs w:val="26"/>
+              </w:rPr>
+              <w:lastRenderedPageBreak/>
+              <w:t>rollback.</w:t>
             </w:r>
           </w:p>
         </w:tc>
@@ -8392,7 +8619,7 @@
           <w:color w:val="000000" w:themeColor="text1"/>
         </w:rPr>
       </w:pPr>
-      <w:bookmarkStart w:id="16" w:name="_Toc236069950"/>
+      <w:bookmarkStart w:id="16" w:name="_Toc236140333"/>
       <w:r>
         <w:rPr>
           <w:rFonts w:ascii="Times New Roman" w:hAnsi="Times New Roman" w:cs="Times New Roman"/>
@@ -8432,6 +8659,17 @@
         <w:t>chuyển quyền điều khiển.</w:t>
       </w:r>
     </w:p>
+    <w:p>
+      <w:pPr>
+        <w:pStyle w:val="Chuthich"/>
+        <w:keepNext/>
+        <w:spacing w:before="60" w:after="60"/>
+        <w:jc w:val="center"/>
+      </w:pPr>
+      <w:r>
+        <w:t>Bảng 2.2. Điểm kiểm tra trong chuỗi boot và cập nhật firmware.</w:t>
+      </w:r>
+    </w:p>
     <w:tbl>
       <w:tblPr>
         <w:tblStyle w:val="LiBang"/>
@@ -9084,7 +9322,7 @@
           <w:color w:val="000000" w:themeColor="text1"/>
         </w:rPr>
       </w:pPr>
-      <w:bookmarkStart w:id="17" w:name="_Toc236069951"/>
+      <w:bookmarkStart w:id="17" w:name="_Toc236140334"/>
       <w:r>
         <w:rPr>
           <w:rFonts w:ascii="Times New Roman" w:hAnsi="Times New Roman" w:cs="Times New Roman"/>
@@ -9093,6 +9331,17 @@
         <w:t>2.4. Chuẩn, công cụ và repository tham chiếu</w:t>
       </w:r>
       <w:bookmarkEnd w:id="17"/>
+    </w:p>
+    <w:p>
+      <w:pPr>
+        <w:pStyle w:val="Chuthich"/>
+        <w:keepNext/>
+        <w:spacing w:before="60" w:after="60"/>
+        <w:jc w:val="center"/>
+      </w:pPr>
+      <w:r>
+        <w:t>Bảng 2.3. Chuẩn, công cụ và repository tham chiếu.</w:t>
+      </w:r>
     </w:p>
     <w:tbl>
       <w:tblPr>
@@ -9673,30 +9922,40 @@
                 <w:sz w:val="26"/>
                 <w:szCs w:val="26"/>
               </w:rPr>
-              <w:t>RFC 8017</w:t>
-            </w:r>
-          </w:p>
-        </w:tc>
-        <w:tc>
-          <w:tcPr>
-            <w:tcW w:w="0" w:type="auto"/>
-            <w:vAlign w:val="center"/>
-          </w:tcPr>
-          <w:p>
-            <w:pPr>
-              <w:spacing w:after="0" w:line="312" w:lineRule="auto"/>
-              <w:rPr>
-                <w:rFonts w:cs="Times New Roman"/>
-                <w:sz w:val="26"/>
-                <w:szCs w:val="26"/>
-              </w:rPr>
-            </w:pPr>
-            <w:r>
-              <w:rPr>
-                <w:rFonts w:cs="Times New Roman"/>
-                <w:sz w:val="26"/>
-                <w:szCs w:val="26"/>
-              </w:rPr>
+              <w:t xml:space="preserve">RFC </w:t>
+            </w:r>
+            <w:r>
+              <w:rPr>
+                <w:rFonts w:cs="Times New Roman"/>
+                <w:sz w:val="26"/>
+                <w:szCs w:val="26"/>
+              </w:rPr>
+              <w:lastRenderedPageBreak/>
+              <w:t>8017</w:t>
+            </w:r>
+          </w:p>
+        </w:tc>
+        <w:tc>
+          <w:tcPr>
+            <w:tcW w:w="0" w:type="auto"/>
+            <w:vAlign w:val="center"/>
+          </w:tcPr>
+          <w:p>
+            <w:pPr>
+              <w:spacing w:after="0" w:line="312" w:lineRule="auto"/>
+              <w:rPr>
+                <w:rFonts w:cs="Times New Roman"/>
+                <w:sz w:val="26"/>
+                <w:szCs w:val="26"/>
+              </w:rPr>
+            </w:pPr>
+            <w:r>
+              <w:rPr>
+                <w:rFonts w:cs="Times New Roman"/>
+                <w:sz w:val="26"/>
+                <w:szCs w:val="26"/>
+              </w:rPr>
+              <w:lastRenderedPageBreak/>
               <w:t>https://datatracker.ietf.org/doc/html/rfc8017</w:t>
             </w:r>
           </w:p>
@@ -9721,30 +9980,40 @@
                 <w:sz w:val="26"/>
                 <w:szCs w:val="26"/>
               </w:rPr>
-              <w:t>RSA-PSS và RSA-OAEP</w:t>
-            </w:r>
-          </w:p>
-        </w:tc>
-        <w:tc>
-          <w:tcPr>
-            <w:tcW w:w="0" w:type="auto"/>
-            <w:vAlign w:val="center"/>
-          </w:tcPr>
-          <w:p>
-            <w:pPr>
-              <w:spacing w:after="0" w:line="312" w:lineRule="auto"/>
-              <w:rPr>
-                <w:rFonts w:cs="Times New Roman"/>
-                <w:sz w:val="26"/>
-                <w:szCs w:val="26"/>
-              </w:rPr>
-            </w:pPr>
-            <w:r>
-              <w:rPr>
-                <w:rFonts w:cs="Times New Roman"/>
-                <w:sz w:val="26"/>
-                <w:szCs w:val="26"/>
-              </w:rPr>
+              <w:t xml:space="preserve">RSA-PSS </w:t>
+            </w:r>
+            <w:r>
+              <w:rPr>
+                <w:rFonts w:cs="Times New Roman"/>
+                <w:sz w:val="26"/>
+                <w:szCs w:val="26"/>
+              </w:rPr>
+              <w:lastRenderedPageBreak/>
+              <w:t>và RSA-OAEP</w:t>
+            </w:r>
+          </w:p>
+        </w:tc>
+        <w:tc>
+          <w:tcPr>
+            <w:tcW w:w="0" w:type="auto"/>
+            <w:vAlign w:val="center"/>
+          </w:tcPr>
+          <w:p>
+            <w:pPr>
+              <w:spacing w:after="0" w:line="312" w:lineRule="auto"/>
+              <w:rPr>
+                <w:rFonts w:cs="Times New Roman"/>
+                <w:sz w:val="26"/>
+                <w:szCs w:val="26"/>
+              </w:rPr>
+            </w:pPr>
+            <w:r>
+              <w:rPr>
+                <w:rFonts w:cs="Times New Roman"/>
+                <w:sz w:val="26"/>
+                <w:szCs w:val="26"/>
+              </w:rPr>
+              <w:lastRenderedPageBreak/>
               <w:t>25/07/2026</w:t>
             </w:r>
           </w:p>
@@ -9846,40 +10115,30 @@
                 <w:sz w:val="26"/>
                 <w:szCs w:val="26"/>
               </w:rPr>
-              <w:t xml:space="preserve">AES-GCM và yêu cầu </w:t>
-            </w:r>
-            <w:r>
-              <w:rPr>
-                <w:rFonts w:cs="Times New Roman"/>
-                <w:sz w:val="26"/>
-                <w:szCs w:val="26"/>
-              </w:rPr>
-              <w:lastRenderedPageBreak/>
-              <w:t>IV/nonce</w:t>
-            </w:r>
-          </w:p>
-        </w:tc>
-        <w:tc>
-          <w:tcPr>
-            <w:tcW w:w="0" w:type="auto"/>
-            <w:vAlign w:val="center"/>
-          </w:tcPr>
-          <w:p>
-            <w:pPr>
-              <w:spacing w:after="0" w:line="312" w:lineRule="auto"/>
-              <w:rPr>
-                <w:rFonts w:cs="Times New Roman"/>
-                <w:sz w:val="26"/>
-                <w:szCs w:val="26"/>
-              </w:rPr>
-            </w:pPr>
-            <w:r>
-              <w:rPr>
-                <w:rFonts w:cs="Times New Roman"/>
-                <w:sz w:val="26"/>
-                <w:szCs w:val="26"/>
-              </w:rPr>
-              <w:lastRenderedPageBreak/>
+              <w:t>AES-GCM và yêu cầu IV/nonce</w:t>
+            </w:r>
+          </w:p>
+        </w:tc>
+        <w:tc>
+          <w:tcPr>
+            <w:tcW w:w="0" w:type="auto"/>
+            <w:vAlign w:val="center"/>
+          </w:tcPr>
+          <w:p>
+            <w:pPr>
+              <w:spacing w:after="0" w:line="312" w:lineRule="auto"/>
+              <w:rPr>
+                <w:rFonts w:cs="Times New Roman"/>
+                <w:sz w:val="26"/>
+                <w:szCs w:val="26"/>
+              </w:rPr>
+            </w:pPr>
+            <w:r>
+              <w:rPr>
+                <w:rFonts w:cs="Times New Roman"/>
+                <w:sz w:val="26"/>
+                <w:szCs w:val="26"/>
+              </w:rPr>
               <w:t>25/07/2026</w:t>
             </w:r>
           </w:p>
@@ -10280,7 +10539,7 @@
           <w:color w:val="000000" w:themeColor="text1"/>
         </w:rPr>
       </w:pPr>
-      <w:bookmarkStart w:id="18" w:name="_Toc236069952"/>
+      <w:bookmarkStart w:id="18" w:name="_Toc236140335"/>
       <w:r>
         <w:rPr>
           <w:rFonts w:ascii="Times New Roman" w:hAnsi="Times New Roman" w:cs="Times New Roman"/>
@@ -10289,6 +10548,17 @@
         <w:t>2.5. So sánh các giải pháp gần nhất</w:t>
       </w:r>
       <w:bookmarkEnd w:id="18"/>
+    </w:p>
+    <w:p>
+      <w:pPr>
+        <w:pStyle w:val="Chuthich"/>
+        <w:keepNext/>
+        <w:spacing w:before="60" w:after="60"/>
+        <w:jc w:val="center"/>
+      </w:pPr>
+      <w:r>
+        <w:t>Bảng 2.4. So sánh các giải pháp liên quan.</w:t>
+      </w:r>
     </w:p>
     <w:tbl>
       <w:tblPr>
@@ -10740,7 +11010,7 @@
           <w:color w:val="000000" w:themeColor="text1"/>
         </w:rPr>
       </w:pPr>
-      <w:bookmarkStart w:id="19" w:name="_Toc236069953"/>
+      <w:bookmarkStart w:id="19" w:name="_Toc236140336"/>
       <w:r>
         <w:rPr>
           <w:rFonts w:ascii="Times New Roman" w:hAnsi="Times New Roman" w:cs="Times New Roman"/>
@@ -10769,7 +11039,17 @@
           <w:sz w:val="26"/>
           <w:szCs w:val="26"/>
         </w:rPr>
-        <w:t>Cơ sở lý thuyết cho thấy một cập nhật an toàn không thể chỉ dựa vào mã hóa hoặc hash. Cần kết hợp xác thực nguồn, toàn vẹn, chống rollback, ràng buộc target và phục hồi. Chương 3 chuyển các yêu cầu này thành mô hình cục bộ, quy trình thực hiện và tiêu chí PASS có thể kiểm tra.</w:t>
+        <w:t xml:space="preserve">Cơ sở lý thuyết cho thấy một cập nhật an toàn không thể chỉ dựa vào mã hóa hoặc hash. Cần kết hợp xác thực nguồn, toàn vẹn, chống rollback, ràng buộc target và phục hồi. </w:t>
+      </w:r>
+      <w:r>
+        <w:rPr>
+          <w:rFonts w:cs="Times New Roman"/>
+          <w:color w:val="000000" w:themeColor="text1"/>
+          <w:sz w:val="26"/>
+          <w:szCs w:val="26"/>
+        </w:rPr>
+        <w:lastRenderedPageBreak/>
+        <w:t>Chương 3 chuyển các yêu cầu này thành mô hình cục bộ, quy trình thực hiện và tiêu chí PASS có thể kiểm tra.</w:t>
       </w:r>
     </w:p>
     <w:p>
@@ -10803,7 +11083,7 @@
           <w:szCs w:val="26"/>
         </w:rPr>
       </w:pPr>
-      <w:bookmarkStart w:id="20" w:name="_Toc236069954"/>
+      <w:bookmarkStart w:id="20" w:name="_Toc236140337"/>
       <w:r>
         <w:rPr>
           <w:rFonts w:ascii="Times New Roman" w:hAnsi="Times New Roman" w:cs="Times New Roman"/>
@@ -10825,7 +11105,7 @@
           <w:color w:val="000000" w:themeColor="text1"/>
         </w:rPr>
       </w:pPr>
-      <w:bookmarkStart w:id="21" w:name="_Toc236069955"/>
+      <w:bookmarkStart w:id="21" w:name="_Toc236140338"/>
       <w:r>
         <w:rPr>
           <w:rFonts w:ascii="Times New Roman" w:hAnsi="Times New Roman" w:cs="Times New Roman"/>
@@ -10989,7 +11269,7 @@
           <w:color w:val="000000" w:themeColor="text1"/>
         </w:rPr>
       </w:pPr>
-      <w:bookmarkStart w:id="22" w:name="_Toc236069956"/>
+      <w:bookmarkStart w:id="22" w:name="_Toc236140339"/>
       <w:r>
         <w:rPr>
           <w:rFonts w:ascii="Times New Roman" w:hAnsi="Times New Roman" w:cs="Times New Roman"/>
@@ -11135,7 +11415,7 @@
           <w:color w:val="000000" w:themeColor="text1"/>
         </w:rPr>
       </w:pPr>
-      <w:bookmarkStart w:id="23" w:name="_Toc236069957"/>
+      <w:bookmarkStart w:id="23" w:name="_Toc236140340"/>
       <w:r>
         <w:rPr>
           <w:rFonts w:ascii="Times New Roman" w:hAnsi="Times New Roman" w:cs="Times New Roman"/>
@@ -11145,6 +11425,17 @@
         <w:t>3.3. Môi trường, công cụ và dữ liệu</w:t>
       </w:r>
       <w:bookmarkEnd w:id="23"/>
+    </w:p>
+    <w:p>
+      <w:pPr>
+        <w:pStyle w:val="Chuthich"/>
+        <w:keepNext/>
+        <w:spacing w:before="60" w:after="60"/>
+        <w:jc w:val="center"/>
+      </w:pPr>
+      <w:r>
+        <w:t>Bảng 3.1. Môi trường, công cụ và dữ liệu thử nghiệm.</w:t>
+      </w:r>
     </w:p>
     <w:tbl>
       <w:tblPr>
@@ -11899,7 +12190,7 @@
           <w:color w:val="000000" w:themeColor="text1"/>
         </w:rPr>
       </w:pPr>
-      <w:bookmarkStart w:id="24" w:name="_Toc236069958"/>
+      <w:bookmarkStart w:id="24" w:name="_Toc236140341"/>
       <w:r>
         <w:rPr>
           <w:rFonts w:ascii="Times New Roman" w:hAnsi="Times New Roman" w:cs="Times New Roman"/>
@@ -11908,6 +12199,17 @@
         <w:t>3.4. Quy trình và mốc thực hiện</w:t>
       </w:r>
       <w:bookmarkEnd w:id="24"/>
+    </w:p>
+    <w:p>
+      <w:pPr>
+        <w:pStyle w:val="Chuthich"/>
+        <w:keepNext/>
+        <w:spacing w:before="60" w:after="60"/>
+        <w:jc w:val="center"/>
+      </w:pPr>
+      <w:r>
+        <w:t>Bảng 3.2. Quy trình và mốc thực hiện.</w:t>
+      </w:r>
     </w:p>
     <w:tbl>
       <w:tblPr>
@@ -12569,7 +12871,7 @@
           <w:color w:val="000000" w:themeColor="text1"/>
         </w:rPr>
       </w:pPr>
-      <w:bookmarkStart w:id="25" w:name="_Toc236069959"/>
+      <w:bookmarkStart w:id="25" w:name="_Toc236140342"/>
       <w:r>
         <w:rPr>
           <w:rFonts w:ascii="Times New Roman" w:hAnsi="Times New Roman" w:cs="Times New Roman"/>
@@ -12579,6 +12881,17 @@
         <w:t>3.5. Tiêu chí đánh giá và ngưỡng PASS</w:t>
       </w:r>
       <w:bookmarkEnd w:id="25"/>
+    </w:p>
+    <w:p>
+      <w:pPr>
+        <w:pStyle w:val="Chuthich"/>
+        <w:keepNext/>
+        <w:spacing w:before="60" w:after="60"/>
+        <w:jc w:val="center"/>
+      </w:pPr>
+      <w:r>
+        <w:t>Bảng 3.3. Tiêu chí đánh giá và ngưỡng PASS.</w:t>
+      </w:r>
     </w:p>
     <w:tbl>
       <w:tblPr>
@@ -13104,7 +13417,7 @@
           <w:szCs w:val="26"/>
         </w:rPr>
       </w:pPr>
-      <w:bookmarkStart w:id="26" w:name="_Toc236069960"/>
+      <w:bookmarkStart w:id="26" w:name="_Toc236140343"/>
       <w:r>
         <w:rPr>
           <w:rFonts w:ascii="Times New Roman" w:hAnsi="Times New Roman" w:cs="Times New Roman"/>
@@ -13126,7 +13439,7 @@
           <w:color w:val="000000" w:themeColor="text1"/>
         </w:rPr>
       </w:pPr>
-      <w:bookmarkStart w:id="27" w:name="_Toc236069961"/>
+      <w:bookmarkStart w:id="27" w:name="_Toc236140344"/>
       <w:r>
         <w:rPr>
           <w:rFonts w:ascii="Times New Roman" w:hAnsi="Times New Roman" w:cs="Times New Roman"/>
@@ -13366,7 +13679,7 @@
           <w:color w:val="000000" w:themeColor="text1"/>
         </w:rPr>
       </w:pPr>
-      <w:bookmarkStart w:id="28" w:name="_Toc236069962"/>
+      <w:bookmarkStart w:id="28" w:name="_Toc236140345"/>
       <w:r>
         <w:rPr>
           <w:rFonts w:ascii="Times New Roman" w:hAnsi="Times New Roman" w:cs="Times New Roman"/>
@@ -13375,6 +13688,17 @@
         <w:t>4.2. Thành phần sản phẩm và cấu trúc repository</w:t>
       </w:r>
       <w:bookmarkEnd w:id="28"/>
+    </w:p>
+    <w:p>
+      <w:pPr>
+        <w:pStyle w:val="Chuthich"/>
+        <w:keepNext/>
+        <w:spacing w:before="60" w:after="60"/>
+        <w:jc w:val="center"/>
+      </w:pPr>
+      <w:r>
+        <w:t>Bảng 4.1. Cấu trúc repository của sản phẩm.</w:t>
+      </w:r>
     </w:p>
     <w:tbl>
       <w:tblPr>
@@ -13541,6 +13865,18 @@
         <w:br w:type="page"/>
       </w:r>
     </w:p>
+    <w:p>
+      <w:pPr>
+        <w:pStyle w:val="Chuthich"/>
+        <w:keepNext/>
+        <w:spacing w:before="60" w:after="60"/>
+        <w:jc w:val="center"/>
+      </w:pPr>
+      <w:r>
+        <w:lastRenderedPageBreak/>
+        <w:t>Bảng 4.2. Thành phần sản phẩm và minh chứng.</w:t>
+      </w:r>
+    </w:p>
     <w:tbl>
       <w:tblPr>
         <w:tblStyle w:val="LiBang"/>
@@ -13581,7 +13917,6 @@
                 <w:sz w:val="26"/>
                 <w:szCs w:val="26"/>
               </w:rPr>
-              <w:lastRenderedPageBreak/>
               <w:t>Thành phần</w:t>
             </w:r>
           </w:p>
@@ -14123,7 +14458,7 @@
           <w:color w:val="000000" w:themeColor="text1"/>
         </w:rPr>
       </w:pPr>
-      <w:bookmarkStart w:id="29" w:name="_Toc236069963"/>
+      <w:bookmarkStart w:id="29" w:name="_Toc236140346"/>
       <w:r>
         <w:rPr>
           <w:rFonts w:ascii="Times New Roman" w:hAnsi="Times New Roman" w:cs="Times New Roman"/>
@@ -14132,6 +14467,17 @@
         <w:t>4.3. Kịch bản kiểm thử</w:t>
       </w:r>
       <w:bookmarkEnd w:id="29"/>
+    </w:p>
+    <w:p>
+      <w:pPr>
+        <w:pStyle w:val="Chuthich"/>
+        <w:keepNext/>
+        <w:spacing w:before="60" w:after="60"/>
+        <w:jc w:val="center"/>
+      </w:pPr>
+      <w:r>
+        <w:t>Bảng 4.3. Các kịch bản kiểm thử.</w:t>
+      </w:r>
     </w:p>
     <w:tbl>
       <w:tblPr>
@@ -14933,7 +15279,7 @@
           <w:color w:val="000000" w:themeColor="text1"/>
         </w:rPr>
       </w:pPr>
-      <w:bookmarkStart w:id="30" w:name="_Toc236069964"/>
+      <w:bookmarkStart w:id="30" w:name="_Toc236140347"/>
       <w:r>
         <w:rPr>
           <w:rFonts w:ascii="Times New Roman" w:hAnsi="Times New Roman" w:cs="Times New Roman"/>
@@ -14942,6 +15288,17 @@
         <w:t>4.4. Kết quả và đối chiếu tiêu chí</w:t>
       </w:r>
       <w:bookmarkEnd w:id="30"/>
+    </w:p>
+    <w:p>
+      <w:pPr>
+        <w:pStyle w:val="Chuthich"/>
+        <w:keepNext/>
+        <w:spacing w:before="60" w:after="60"/>
+        <w:jc w:val="center"/>
+      </w:pPr>
+      <w:r>
+        <w:t>Bảng 4.4. Kết quả kiểm thử và đối chiếu kỳ vọng.</w:t>
+      </w:r>
     </w:p>
     <w:tbl>
       <w:tblPr>
@@ -15746,21 +16103,8 @@
         </w:rPr>
       </w:pPr>
       <w:r>
-        <w:rPr>
-          <w:rFonts w:cs="Times New Roman"/>
-          <w:sz w:val="26"/>
-          <w:szCs w:val="26"/>
-        </w:rPr>
-        <w:t xml:space="preserve">Kết quả ngày 25/07/2026 là 5/5 PASS, đúng ngưỡng ở Mục 3.5. TC-02 cho thấy hash đơn lẻ không xác thực nhà phát hành; TC-03 chứng minh AEAD phát hiện payload bị sửa; TC-04 cho thấy chữ ký hợp lệ không đồng nghĩa gói là mới; TC-05 cho thấy xác thực </w:t>
-      </w:r>
-      <w:r>
-        <w:rPr>
-          <w:rFonts w:cs="Times New Roman"/>
-          <w:sz w:val="26"/>
-          <w:szCs w:val="26"/>
-        </w:rPr>
         <w:lastRenderedPageBreak/>
-        <w:t>mật mã không thay thế kiểm thử khả năng hoạt động. Log đầy đủ được lưu tại `results/logs/secure_update_demo.log`.</w:t>
+        <w:t>Kết quả ghi nhận ngày 25/07/2026 và lần chạy tái xác nhận ngày 27/07/2026 đều đạt 5/5 PASS, đúng ngưỡng ở Mục 3.5. TC-02 cho thấy hash đơn lẻ không xác thực nhà phát hành; TC-03 chứng minh AEAD phát hiện payload bị sửa; TC-04 cho thấy chữ ký hợp lệ không đồng nghĩa gói là mới; TC-05 cho thấy xác thực mật mã không thay thế kiểm thử khả năng hoạt động. Log đầy đủ được lưu tại `results/logs/secure_update_demo.log`.</w:t>
       </w:r>
     </w:p>
     <w:p>
@@ -15772,7 +16116,7 @@
           <w:color w:val="000000" w:themeColor="text1"/>
         </w:rPr>
       </w:pPr>
-      <w:bookmarkStart w:id="31" w:name="_Toc236069965"/>
+      <w:bookmarkStart w:id="31" w:name="_Toc236140348"/>
       <w:r>
         <w:rPr>
           <w:rFonts w:ascii="Times New Roman" w:hAnsi="Times New Roman" w:cs="Times New Roman"/>
@@ -15811,6 +16155,17 @@
         <w:t>matrix.csv`. Hàm test runner trả mã thoát khác 0 nếu có ca FAIL, nhờ đó có thể đưa vào CI sau này. Trích xuất 6 dòng cuối của lần chạy:</w:t>
       </w:r>
     </w:p>
+    <w:p>
+      <w:pPr>
+        <w:pStyle w:val="Chuthich"/>
+        <w:keepNext/>
+        <w:spacing w:before="60" w:after="60"/>
+        <w:jc w:val="center"/>
+      </w:pPr>
+      <w:r>
+        <w:t>Bảng 4.5. Trích xuất log của năm ca kiểm thử.</w:t>
+      </w:r>
+    </w:p>
     <w:tbl>
       <w:tblPr>
         <w:tblStyle w:val="LiBang"/>
@@ -15959,7 +16314,7 @@
           <w:color w:val="000000" w:themeColor="text1"/>
         </w:rPr>
       </w:pPr>
-      <w:bookmarkStart w:id="32" w:name="_Toc236069966"/>
+      <w:bookmarkStart w:id="32" w:name="_Toc236140349"/>
       <w:r>
         <w:rPr>
           <w:rFonts w:ascii="Times New Roman" w:hAnsi="Times New Roman" w:cs="Times New Roman"/>
@@ -16046,7 +16401,7 @@
           <w:szCs w:val="26"/>
         </w:rPr>
       </w:pPr>
-      <w:bookmarkStart w:id="33" w:name="_Toc236069967"/>
+      <w:bookmarkStart w:id="33" w:name="_Toc236140350"/>
       <w:r>
         <w:rPr>
           <w:rFonts w:ascii="Times New Roman" w:hAnsi="Times New Roman" w:cs="Times New Roman"/>
@@ -16068,7 +16423,7 @@
           <w:color w:val="000000" w:themeColor="text1"/>
         </w:rPr>
       </w:pPr>
-      <w:bookmarkStart w:id="34" w:name="_Toc236069968"/>
+      <w:bookmarkStart w:id="34" w:name="_Toc236140351"/>
       <w:r>
         <w:rPr>
           <w:rFonts w:ascii="Times New Roman" w:hAnsi="Times New Roman" w:cs="Times New Roman"/>
@@ -16077,6 +16432,17 @@
         <w:t>5.1. Tài sản và yêu cầu CIA</w:t>
       </w:r>
       <w:bookmarkEnd w:id="34"/>
+    </w:p>
+    <w:p>
+      <w:pPr>
+        <w:pStyle w:val="Chuthich"/>
+        <w:keepNext/>
+        <w:spacing w:before="60" w:after="60"/>
+        <w:jc w:val="center"/>
+      </w:pPr>
+      <w:r>
+        <w:t>Bảng 5.1. Tài sản và yêu cầu bảo mật CIA.</w:t>
+      </w:r>
     </w:p>
     <w:tbl>
       <w:tblPr>
@@ -17175,7 +17541,7 @@
           <w:color w:val="000000" w:themeColor="text1"/>
         </w:rPr>
       </w:pPr>
-      <w:bookmarkStart w:id="35" w:name="_Toc236069969"/>
+      <w:bookmarkStart w:id="35" w:name="_Toc236140352"/>
       <w:r>
         <w:rPr>
           <w:rFonts w:ascii="Times New Roman" w:hAnsi="Times New Roman" w:cs="Times New Roman"/>
@@ -17184,6 +17550,17 @@
         <w:t>5.2. Phân tích STRIDE gắn với hệ thống</w:t>
       </w:r>
       <w:bookmarkEnd w:id="35"/>
+    </w:p>
+    <w:p>
+      <w:pPr>
+        <w:pStyle w:val="Chuthich"/>
+        <w:keepNext/>
+        <w:spacing w:before="60" w:after="60"/>
+        <w:jc w:val="center"/>
+      </w:pPr>
+      <w:r>
+        <w:t>Bảng 5.2. Phân tích STRIDE cho chuỗi cập nhật OTA.</w:t>
+      </w:r>
     </w:p>
     <w:tbl>
       <w:tblPr>
@@ -17945,7 +18322,7 @@
           <w:color w:val="000000" w:themeColor="text1"/>
         </w:rPr>
       </w:pPr>
-      <w:bookmarkStart w:id="36" w:name="_Toc236069970"/>
+      <w:bookmarkStart w:id="36" w:name="_Toc236140353"/>
       <w:r>
         <w:rPr>
           <w:rFonts w:ascii="Times New Roman" w:hAnsi="Times New Roman" w:cs="Times New Roman"/>
@@ -17976,6 +18353,17 @@
         <w:t>Thang điểm: Khả năng (K) và Tác động (T) từ 1 đến 5; Điểm = K × T. Phân loại 1–4 Thấp, 5–9 Trung bình, 10–16 Cao, 17–25 Nghiêm trọng. Ma trận sau đặt ID rủi ro vào đúng tọa độ ban đầu.</w:t>
       </w:r>
     </w:p>
+    <w:p>
+      <w:pPr>
+        <w:pStyle w:val="Chuthich"/>
+        <w:keepNext/>
+        <w:spacing w:before="60" w:after="60"/>
+        <w:jc w:val="center"/>
+      </w:pPr>
+      <w:r>
+        <w:t>Bảng 5.3. Ma trận rủi ro 5 x 5.</w:t>
+      </w:r>
+    </w:p>
     <w:tbl>
       <w:tblPr>
         <w:tblStyle w:val="LiBang"/>
@@ -18746,6 +19134,17 @@
           <w:szCs w:val="26"/>
         </w:rPr>
       </w:pPr>
+    </w:p>
+    <w:p>
+      <w:pPr>
+        <w:pStyle w:val="Chuthich"/>
+        <w:keepNext/>
+        <w:spacing w:before="60" w:after="60"/>
+        <w:jc w:val="center"/>
+      </w:pPr>
+      <w:r>
+        <w:t>Bảng 5.4. Danh sách và mức ưu tiên rủi ro.</w:t>
+      </w:r>
     </w:p>
     <w:tbl>
       <w:tblPr>
@@ -19844,7 +20243,7 @@
           <w:color w:val="000000" w:themeColor="text1"/>
         </w:rPr>
       </w:pPr>
-      <w:bookmarkStart w:id="37" w:name="_Toc236069971"/>
+      <w:bookmarkStart w:id="37" w:name="_Toc236140354"/>
       <w:r>
         <w:rPr>
           <w:rFonts w:ascii="Times New Roman" w:hAnsi="Times New Roman" w:cs="Times New Roman"/>
@@ -19853,6 +20252,17 @@
         <w:t>5.4. Kiểm soát theo rủi ro ưu tiên</w:t>
       </w:r>
       <w:bookmarkEnd w:id="37"/>
+    </w:p>
+    <w:p>
+      <w:pPr>
+        <w:pStyle w:val="Chuthich"/>
+        <w:keepNext/>
+        <w:spacing w:before="60" w:after="60"/>
+        <w:jc w:val="center"/>
+      </w:pPr>
+      <w:r>
+        <w:t>Bảng 5.5. Kiểm soát và rủi ro còn lại.</w:t>
+      </w:r>
     </w:p>
     <w:tbl>
       <w:tblPr>
@@ -20515,6 +20925,7 @@
           <w:sz w:val="26"/>
           <w:szCs w:val="26"/>
         </w:rPr>
+        <w:lastRenderedPageBreak/>
         <w:t xml:space="preserve">HTTPS/mTLS không thay thế chữ ký firmware: nó bảo vệ một đoạn kênh tại thời điểm truyền, còn chữ ký và metadata đã ký bảo vệ đầu-cuối trong suốt vòng đời gói. Tương tự, </w:t>
       </w:r>
       <w:r>
@@ -20536,13 +20947,12 @@
           <w:color w:val="000000" w:themeColor="text1"/>
         </w:rPr>
       </w:pPr>
-      <w:bookmarkStart w:id="38" w:name="_Toc236069972"/>
+      <w:bookmarkStart w:id="38" w:name="_Toc236140355"/>
       <w:r>
         <w:rPr>
           <w:rFonts w:ascii="Times New Roman" w:hAnsi="Times New Roman" w:cs="Times New Roman"/>
           <w:color w:val="000000" w:themeColor="text1"/>
         </w:rPr>
-        <w:lastRenderedPageBreak/>
         <w:t>5.5. Rủi ro còn lại và điều kiện xem xét lại</w:t>
       </w:r>
       <w:bookmarkEnd w:id="38"/>
@@ -20605,7 +21015,7 @@
           <w:szCs w:val="26"/>
         </w:rPr>
       </w:pPr>
-      <w:bookmarkStart w:id="39" w:name="_Toc236069973"/>
+      <w:bookmarkStart w:id="39" w:name="_Toc236140356"/>
       <w:r>
         <w:rPr>
           <w:rFonts w:ascii="Times New Roman" w:hAnsi="Times New Roman" w:cs="Times New Roman"/>
@@ -20627,7 +21037,7 @@
           <w:color w:val="000000" w:themeColor="text1"/>
         </w:rPr>
       </w:pPr>
-      <w:bookmarkStart w:id="40" w:name="_Toc236069974"/>
+      <w:bookmarkStart w:id="40" w:name="_Toc236140357"/>
       <w:r>
         <w:rPr>
           <w:rFonts w:ascii="Times New Roman" w:hAnsi="Times New Roman" w:cs="Times New Roman"/>
@@ -20636,6 +21046,17 @@
         <w:t>6.1. Kết luận theo mục tiêu</w:t>
       </w:r>
       <w:bookmarkEnd w:id="40"/>
+    </w:p>
+    <w:p>
+      <w:pPr>
+        <w:pStyle w:val="Chuthich"/>
+        <w:keepNext/>
+        <w:spacing w:before="60" w:after="60"/>
+        <w:jc w:val="center"/>
+      </w:pPr>
+      <w:r>
+        <w:t>Bảng 6.1. Kết quả thực hiện theo mục tiêu.</w:t>
+      </w:r>
     </w:p>
     <w:tbl>
       <w:tblPr>
@@ -21208,7 +21629,7 @@
           <w:color w:val="000000" w:themeColor="text1"/>
         </w:rPr>
       </w:pPr>
-      <w:bookmarkStart w:id="41" w:name="_Toc236069975"/>
+      <w:bookmarkStart w:id="41" w:name="_Toc236140358"/>
       <w:r>
         <w:rPr>
           <w:rFonts w:ascii="Times New Roman" w:hAnsi="Times New Roman" w:cs="Times New Roman"/>
@@ -21249,7 +21670,7 @@
           <w:color w:val="000000" w:themeColor="text1"/>
         </w:rPr>
       </w:pPr>
-      <w:bookmarkStart w:id="42" w:name="_Toc236069976"/>
+      <w:bookmarkStart w:id="42" w:name="_Toc236140359"/>
       <w:r>
         <w:rPr>
           <w:rFonts w:ascii="Times New Roman" w:hAnsi="Times New Roman" w:cs="Times New Roman"/>
@@ -21429,7 +21850,7 @@
           <w:szCs w:val="26"/>
         </w:rPr>
       </w:pPr>
-      <w:bookmarkStart w:id="43" w:name="_Toc236069977"/>
+      <w:bookmarkStart w:id="43" w:name="_Toc236140360"/>
       <w:r>
         <w:rPr>
           <w:rFonts w:ascii="Times New Roman" w:hAnsi="Times New Roman" w:cs="Times New Roman"/>
@@ -21651,7 +22072,7 @@
           <w:szCs w:val="26"/>
         </w:rPr>
       </w:pPr>
-      <w:bookmarkStart w:id="44" w:name="_Toc236069978"/>
+      <w:bookmarkStart w:id="44" w:name="_Toc236140361"/>
       <w:r>
         <w:rPr>
           <w:rFonts w:ascii="Times New Roman" w:hAnsi="Times New Roman" w:cs="Times New Roman"/>
@@ -21695,7 +22116,7 @@
           <w:color w:val="000000" w:themeColor="text1"/>
         </w:rPr>
       </w:pPr>
-      <w:bookmarkStart w:id="45" w:name="_Toc236069979"/>
+      <w:bookmarkStart w:id="45" w:name="_Toc236140362"/>
       <w:r>
         <w:rPr>
           <w:rFonts w:ascii="Times New Roman" w:hAnsi="Times New Roman" w:cs="Times New Roman"/>
@@ -22636,7 +23057,7 @@
           <w:color w:val="000000" w:themeColor="text1"/>
         </w:rPr>
       </w:pPr>
-      <w:bookmarkStart w:id="46" w:name="_Toc236069980"/>
+      <w:bookmarkStart w:id="46" w:name="_Toc236140363"/>
       <w:r>
         <w:rPr>
           <w:rFonts w:ascii="Times New Roman" w:hAnsi="Times New Roman" w:cs="Times New Roman"/>
@@ -23321,7 +23742,7 @@
           <w:color w:val="000000" w:themeColor="text1"/>
         </w:rPr>
       </w:pPr>
-      <w:bookmarkStart w:id="47" w:name="_Toc236069981"/>
+      <w:bookmarkStart w:id="47" w:name="_Toc236140364"/>
       <w:r>
         <w:rPr>
           <w:rFonts w:ascii="Times New Roman" w:hAnsi="Times New Roman" w:cs="Times New Roman"/>
@@ -24331,7 +24752,7 @@
           <w:color w:val="000000" w:themeColor="text1"/>
         </w:rPr>
       </w:pPr>
-      <w:bookmarkStart w:id="48" w:name="_Toc236069982"/>
+      <w:bookmarkStart w:id="48" w:name="_Toc236140365"/>
       <w:r>
         <w:rPr>
           <w:rFonts w:ascii="Times New Roman" w:hAnsi="Times New Roman" w:cs="Times New Roman"/>
@@ -25015,7 +25436,7 @@
           <w:color w:val="000000" w:themeColor="text1"/>
         </w:rPr>
       </w:pPr>
-      <w:bookmarkStart w:id="49" w:name="_Toc236069983"/>
+      <w:bookmarkStart w:id="49" w:name="_Toc236140366"/>
       <w:r>
         <w:rPr>
           <w:rFonts w:ascii="Times New Roman" w:hAnsi="Times New Roman" w:cs="Times New Roman"/>
@@ -25689,7 +26110,7 @@
           <w:color w:val="000000" w:themeColor="text1"/>
         </w:rPr>
       </w:pPr>
-      <w:bookmarkStart w:id="50" w:name="_Toc236069984"/>
+      <w:bookmarkStart w:id="50" w:name="_Toc236140367"/>
       <w:r>
         <w:rPr>
           <w:rFonts w:ascii="Times New Roman" w:hAnsi="Times New Roman" w:cs="Times New Roman"/>
@@ -26500,7 +26921,7 @@
           <w:color w:val="000000" w:themeColor="text1"/>
         </w:rPr>
       </w:pPr>
-      <w:bookmarkStart w:id="51" w:name="_Toc236069985"/>
+      <w:bookmarkStart w:id="51" w:name="_Toc236140368"/>
       <w:r>
         <w:rPr>
           <w:rFonts w:ascii="Times New Roman" w:hAnsi="Times New Roman" w:cs="Times New Roman"/>
@@ -26860,7 +27281,7 @@
           <w:color w:val="000000" w:themeColor="text1"/>
         </w:rPr>
       </w:pPr>
-      <w:bookmarkStart w:id="52" w:name="_Toc236069986"/>
+      <w:bookmarkStart w:id="52" w:name="_Toc236140369"/>
       <w:r>
         <w:rPr>
           <w:rFonts w:ascii="Times New Roman" w:hAnsi="Times New Roman" w:cs="Times New Roman"/>
@@ -27408,7 +27829,7 @@
           <w:color w:val="000000" w:themeColor="text1"/>
         </w:rPr>
       </w:pPr>
-      <w:bookmarkStart w:id="53" w:name="_Toc236069987"/>
+      <w:bookmarkStart w:id="53" w:name="_Toc236140370"/>
       <w:r>
         <w:rPr>
           <w:rFonts w:ascii="Times New Roman" w:hAnsi="Times New Roman" w:cs="Times New Roman"/>
@@ -27682,6 +28103,852 @@
                   </a:graphic>
                 </wp:inline>
               </w:drawing>
+            </w:r>
+          </w:p>
+        </w:tc>
+      </w:tr>
+    </w:tbl>
+    <w:p>
+      <w:pPr>
+        <w:spacing w:after="0" w:line="312" w:lineRule="auto"/>
+        <w:rPr>
+          <w:rFonts w:cs="Times New Roman"/>
+          <w:sz w:val="26"/>
+          <w:szCs w:val="26"/>
+        </w:rPr>
+      </w:pPr>
+    </w:p>
+    <w:p>
+      <w:pPr>
+        <w:spacing w:after="0" w:line="312" w:lineRule="auto"/>
+        <w:rPr>
+          <w:rFonts w:cs="Times New Roman"/>
+          <w:sz w:val="26"/>
+          <w:szCs w:val="26"/>
+        </w:rPr>
+      </w:pPr>
+      <w:r>
+        <w:rPr>
+          <w:rFonts w:cs="Times New Roman"/>
+          <w:sz w:val="26"/>
+          <w:szCs w:val="26"/>
+        </w:rPr>
+        <w:br w:type="page"/>
+      </w:r>
+    </w:p>
+    <w:p>
+      <w:pPr>
+        <w:pStyle w:val="u2"/>
+      </w:pPr>
+      <w:bookmarkStart w:id="54" w:name="_Toc236140371"/>
+      <w:r>
+        <w:lastRenderedPageBreak/>
+        <w:t>A.10. T</w:t>
+      </w:r>
+      <w:r>
+        <w:t>ổ</w:t>
+      </w:r>
+      <w:r>
+        <w:t>ng h</w:t>
+      </w:r>
+      <w:r>
+        <w:t>ợ</w:t>
+      </w:r>
+      <w:r>
+        <w:t>p ti</w:t>
+      </w:r>
+      <w:r>
+        <w:t>ế</w:t>
+      </w:r>
+      <w:r>
+        <w:t>n đ</w:t>
+      </w:r>
+      <w:r>
+        <w:t>ộ</w:t>
+      </w:r>
+      <w:r>
+        <w:t xml:space="preserve"> các tu</w:t>
+      </w:r>
+      <w:r>
+        <w:t>ầ</w:t>
+      </w:r>
+      <w:r>
+        <w:t>n theo minh ch</w:t>
+      </w:r>
+      <w:r>
+        <w:t>ứ</w:t>
+      </w:r>
+      <w:r>
+        <w:t>ng th</w:t>
+      </w:r>
+      <w:r>
+        <w:t>ự</w:t>
+      </w:r>
+      <w:r>
+        <w:t>c t</w:t>
+      </w:r>
+      <w:r>
+        <w:t>ế</w:t>
+      </w:r>
+      <w:bookmarkEnd w:id="54"/>
+    </w:p>
+    <w:p>
+      <w:r>
+        <w:t>Bảng dưới đây tổng hợp theo lịch sử repository và nội dung đã tích lũy. Những tuần không có bản nộp riêng được ghi đúng thực tế, không tạo minh chứng hồi tố.</w:t>
+      </w:r>
+    </w:p>
+    <w:tbl>
+      <w:tblPr>
+        <w:tblStyle w:val="LiBang"/>
+        <w:tblW w:w="0" w:type="auto"/>
+        <w:jc w:val="center"/>
+        <w:tblLayout w:type="fixed"/>
+        <w:tblLook w:val="04A0" w:firstRow="1" w:lastRow="0" w:firstColumn="1" w:lastColumn="0" w:noHBand="0" w:noVBand="1"/>
+      </w:tblPr>
+      <w:tblGrid>
+        <w:gridCol w:w="794"/>
+        <w:gridCol w:w="1701"/>
+        <w:gridCol w:w="3061"/>
+        <w:gridCol w:w="3288"/>
+      </w:tblGrid>
+      <w:tr>
+        <w:trPr>
+          <w:jc w:val="center"/>
+        </w:trPr>
+        <w:tc>
+          <w:tcPr>
+            <w:tcW w:w="794" w:type="dxa"/>
+            <w:shd w:val="clear" w:color="auto" w:fill="17365D"/>
+            <w:vAlign w:val="center"/>
+          </w:tcPr>
+          <w:p>
+            <w:pPr>
+              <w:spacing w:after="0"/>
+              <w:jc w:val="center"/>
+            </w:pPr>
+            <w:r>
+              <w:rPr>
+                <w:b/>
+                <w:color w:val="FFFFFF"/>
+                <w:sz w:val="17"/>
+              </w:rPr>
+              <w:t>Tuần</w:t>
+            </w:r>
+          </w:p>
+        </w:tc>
+        <w:tc>
+          <w:tcPr>
+            <w:tcW w:w="1701" w:type="dxa"/>
+            <w:shd w:val="clear" w:color="auto" w:fill="17365D"/>
+            <w:vAlign w:val="center"/>
+          </w:tcPr>
+          <w:p>
+            <w:pPr>
+              <w:spacing w:after="0"/>
+              <w:jc w:val="center"/>
+            </w:pPr>
+            <w:r>
+              <w:rPr>
+                <w:b/>
+                <w:color w:val="FFFFFF"/>
+                <w:sz w:val="17"/>
+              </w:rPr>
+              <w:t>Trạng thái thực tế</w:t>
+            </w:r>
+          </w:p>
+        </w:tc>
+        <w:tc>
+          <w:tcPr>
+            <w:tcW w:w="3061" w:type="dxa"/>
+            <w:shd w:val="clear" w:color="auto" w:fill="17365D"/>
+            <w:vAlign w:val="center"/>
+          </w:tcPr>
+          <w:p>
+            <w:pPr>
+              <w:spacing w:after="0"/>
+              <w:jc w:val="center"/>
+            </w:pPr>
+            <w:r>
+              <w:rPr>
+                <w:b/>
+                <w:color w:val="FFFFFF"/>
+                <w:sz w:val="17"/>
+              </w:rPr>
+              <w:t>Nội dung tích lũy</w:t>
+            </w:r>
+          </w:p>
+        </w:tc>
+        <w:tc>
+          <w:tcPr>
+            <w:tcW w:w="3288" w:type="dxa"/>
+            <w:shd w:val="clear" w:color="auto" w:fill="17365D"/>
+            <w:vAlign w:val="center"/>
+          </w:tcPr>
+          <w:p>
+            <w:pPr>
+              <w:spacing w:after="0"/>
+              <w:jc w:val="center"/>
+            </w:pPr>
+            <w:r>
+              <w:rPr>
+                <w:b/>
+                <w:color w:val="FFFFFF"/>
+                <w:sz w:val="17"/>
+              </w:rPr>
+              <w:t>Minh chứng</w:t>
+            </w:r>
+          </w:p>
+        </w:tc>
+      </w:tr>
+      <w:tr>
+        <w:trPr>
+          <w:jc w:val="center"/>
+        </w:trPr>
+        <w:tc>
+          <w:tcPr>
+            <w:tcW w:w="794" w:type="dxa"/>
+            <w:vAlign w:val="center"/>
+          </w:tcPr>
+          <w:p>
+            <w:pPr>
+              <w:spacing w:after="0"/>
+            </w:pPr>
+            <w:r>
+              <w:rPr>
+                <w:sz w:val="17"/>
+              </w:rPr>
+              <w:t>Tuần 01</w:t>
+            </w:r>
+          </w:p>
+        </w:tc>
+        <w:tc>
+          <w:tcPr>
+            <w:tcW w:w="1701" w:type="dxa"/>
+            <w:vAlign w:val="center"/>
+          </w:tcPr>
+          <w:p>
+            <w:pPr>
+              <w:spacing w:after="0"/>
+            </w:pPr>
+            <w:r>
+              <w:rPr>
+                <w:sz w:val="17"/>
+              </w:rPr>
+              <w:t>Đã thực hiện</w:t>
+            </w:r>
+          </w:p>
+        </w:tc>
+        <w:tc>
+          <w:tcPr>
+            <w:tcW w:w="3061" w:type="dxa"/>
+            <w:vAlign w:val="center"/>
+          </w:tcPr>
+          <w:p>
+            <w:pPr>
+              <w:spacing w:after="0"/>
+            </w:pPr>
+            <w:r>
+              <w:rPr>
+                <w:sz w:val="17"/>
+              </w:rPr>
+              <w:t>Lập đề cương, khởi tạo repository, README và cấu trúc ban đầu.</w:t>
+            </w:r>
+          </w:p>
+        </w:tc>
+        <w:tc>
+          <w:tcPr>
+            <w:tcW w:w="3288" w:type="dxa"/>
+            <w:vAlign w:val="center"/>
+          </w:tcPr>
+          <w:p>
+            <w:pPr>
+              <w:spacing w:after="0"/>
+            </w:pPr>
+            <w:r>
+              <w:rPr>
+                <w:sz w:val="17"/>
+              </w:rPr>
+              <w:t>29ba97d, 9499a6d; README.md; configs/.</w:t>
+            </w:r>
+          </w:p>
+        </w:tc>
+      </w:tr>
+      <w:tr>
+        <w:trPr>
+          <w:jc w:val="center"/>
+        </w:trPr>
+        <w:tc>
+          <w:tcPr>
+            <w:tcW w:w="794" w:type="dxa"/>
+            <w:vAlign w:val="center"/>
+          </w:tcPr>
+          <w:p>
+            <w:pPr>
+              <w:spacing w:after="0"/>
+            </w:pPr>
+            <w:r>
+              <w:rPr>
+                <w:sz w:val="17"/>
+              </w:rPr>
+              <w:t>Tuần 02</w:t>
+            </w:r>
+          </w:p>
+        </w:tc>
+        <w:tc>
+          <w:tcPr>
+            <w:tcW w:w="1701" w:type="dxa"/>
+            <w:vAlign w:val="center"/>
+          </w:tcPr>
+          <w:p>
+            <w:pPr>
+              <w:spacing w:after="0"/>
+            </w:pPr>
+            <w:r>
+              <w:rPr>
+                <w:sz w:val="17"/>
+              </w:rPr>
+              <w:t>Đã thực hiện</w:t>
+            </w:r>
+          </w:p>
+        </w:tc>
+        <w:tc>
+          <w:tcPr>
+            <w:tcW w:w="3061" w:type="dxa"/>
+            <w:vAlign w:val="center"/>
+          </w:tcPr>
+          <w:p>
+            <w:pPr>
+              <w:spacing w:after="0"/>
+            </w:pPr>
+            <w:r>
+              <w:rPr>
+                <w:sz w:val="17"/>
+              </w:rPr>
+              <w:t>Hoàn thiện Chương 1-2; policy, firmware giả lập, code demo và năm ca kiểm thử.</w:t>
+            </w:r>
+          </w:p>
+        </w:tc>
+        <w:tc>
+          <w:tcPr>
+            <w:tcW w:w="3288" w:type="dxa"/>
+            <w:vAlign w:val="center"/>
+          </w:tcPr>
+          <w:p>
+            <w:pPr>
+              <w:spacing w:after="0"/>
+            </w:pPr>
+            <w:r>
+              <w:rPr>
+                <w:sz w:val="17"/>
+              </w:rPr>
+              <w:t>8e22f6e, 73aa4cf, 9dac557, 22b6697; Chương 1-2; results/.</w:t>
+            </w:r>
+          </w:p>
+        </w:tc>
+      </w:tr>
+      <w:tr>
+        <w:trPr>
+          <w:jc w:val="center"/>
+        </w:trPr>
+        <w:tc>
+          <w:tcPr>
+            <w:tcW w:w="794" w:type="dxa"/>
+            <w:vAlign w:val="center"/>
+          </w:tcPr>
+          <w:p>
+            <w:pPr>
+              <w:spacing w:after="0"/>
+            </w:pPr>
+            <w:r>
+              <w:rPr>
+                <w:sz w:val="17"/>
+              </w:rPr>
+              <w:t>Tuần 03</w:t>
+            </w:r>
+          </w:p>
+        </w:tc>
+        <w:tc>
+          <w:tcPr>
+            <w:tcW w:w="1701" w:type="dxa"/>
+            <w:vAlign w:val="center"/>
+          </w:tcPr>
+          <w:p>
+            <w:pPr>
+              <w:spacing w:after="0"/>
+            </w:pPr>
+            <w:r>
+              <w:rPr>
+                <w:sz w:val="17"/>
+              </w:rPr>
+              <w:t>Không nộp bản riêng</w:t>
+            </w:r>
+          </w:p>
+        </w:tc>
+        <w:tc>
+          <w:tcPr>
+            <w:tcW w:w="3061" w:type="dxa"/>
+            <w:vAlign w:val="center"/>
+          </w:tcPr>
+          <w:p>
+            <w:pPr>
+              <w:spacing w:after="0"/>
+            </w:pPr>
+            <w:r>
+              <w:rPr>
+                <w:sz w:val="17"/>
+              </w:rPr>
+              <w:t>Hoàn thiện tích lũy Chương 2-3 trong bản cuối; giữ đúng nhận xét của GV, không khai đã nộp Tuần 03.</w:t>
+            </w:r>
+          </w:p>
+        </w:tc>
+        <w:tc>
+          <w:tcPr>
+            <w:tcW w:w="3288" w:type="dxa"/>
+            <w:vAlign w:val="center"/>
+          </w:tcPr>
+          <w:p>
+            <w:pPr>
+              <w:spacing w:after="0"/>
+            </w:pPr>
+            <w:r>
+              <w:rPr>
+                <w:sz w:val="17"/>
+              </w:rPr>
+              <w:t>Chương 2-3; Bảng 3.1-3.3; commit a8febb2.</w:t>
+            </w:r>
+          </w:p>
+        </w:tc>
+      </w:tr>
+      <w:tr>
+        <w:trPr>
+          <w:jc w:val="center"/>
+        </w:trPr>
+        <w:tc>
+          <w:tcPr>
+            <w:tcW w:w="794" w:type="dxa"/>
+            <w:vAlign w:val="center"/>
+          </w:tcPr>
+          <w:p>
+            <w:pPr>
+              <w:spacing w:after="0"/>
+            </w:pPr>
+            <w:r>
+              <w:rPr>
+                <w:sz w:val="17"/>
+              </w:rPr>
+              <w:t>Tuần 04</w:t>
+            </w:r>
+          </w:p>
+        </w:tc>
+        <w:tc>
+          <w:tcPr>
+            <w:tcW w:w="1701" w:type="dxa"/>
+            <w:vAlign w:val="center"/>
+          </w:tcPr>
+          <w:p>
+            <w:pPr>
+              <w:spacing w:after="0"/>
+            </w:pPr>
+            <w:r>
+              <w:rPr>
+                <w:sz w:val="17"/>
+              </w:rPr>
+              <w:t>Tích lũy trong bản cuối</w:t>
+            </w:r>
+          </w:p>
+        </w:tc>
+        <w:tc>
+          <w:tcPr>
+            <w:tcW w:w="3061" w:type="dxa"/>
+            <w:vAlign w:val="center"/>
+          </w:tcPr>
+          <w:p>
+            <w:pPr>
+              <w:spacing w:after="0"/>
+            </w:pPr>
+            <w:r>
+              <w:rPr>
+                <w:sz w:val="17"/>
+              </w:rPr>
+              <w:t>Hoàn thiện Chương 4: môi trường, thành phần sản phẩm, năm kịch bản và kết quả.</w:t>
+            </w:r>
+          </w:p>
+        </w:tc>
+        <w:tc>
+          <w:tcPr>
+            <w:tcW w:w="3288" w:type="dxa"/>
+            <w:vAlign w:val="center"/>
+          </w:tcPr>
+          <w:p>
+            <w:pPr>
+              <w:spacing w:after="0"/>
+            </w:pPr>
+            <w:r>
+              <w:rPr>
+                <w:sz w:val="17"/>
+              </w:rPr>
+              <w:t>Chương 4; results/test_matrix.csv; commit a8febb2.</w:t>
+            </w:r>
+          </w:p>
+        </w:tc>
+      </w:tr>
+      <w:tr>
+        <w:trPr>
+          <w:jc w:val="center"/>
+        </w:trPr>
+        <w:tc>
+          <w:tcPr>
+            <w:tcW w:w="794" w:type="dxa"/>
+            <w:vAlign w:val="center"/>
+          </w:tcPr>
+          <w:p>
+            <w:pPr>
+              <w:spacing w:after="0"/>
+            </w:pPr>
+            <w:r>
+              <w:rPr>
+                <w:sz w:val="17"/>
+              </w:rPr>
+              <w:t>Tuần 05</w:t>
+            </w:r>
+          </w:p>
+        </w:tc>
+        <w:tc>
+          <w:tcPr>
+            <w:tcW w:w="1701" w:type="dxa"/>
+            <w:vAlign w:val="center"/>
+          </w:tcPr>
+          <w:p>
+            <w:pPr>
+              <w:spacing w:after="0"/>
+            </w:pPr>
+            <w:r>
+              <w:rPr>
+                <w:sz w:val="17"/>
+              </w:rPr>
+              <w:t>Tích lũy trong bản cuối</w:t>
+            </w:r>
+          </w:p>
+        </w:tc>
+        <w:tc>
+          <w:tcPr>
+            <w:tcW w:w="3061" w:type="dxa"/>
+            <w:vAlign w:val="center"/>
+          </w:tcPr>
+          <w:p>
+            <w:pPr>
+              <w:spacing w:after="0"/>
+            </w:pPr>
+            <w:r>
+              <w:rPr>
+                <w:sz w:val="17"/>
+              </w:rPr>
+              <w:t>Hoàn thiện Chương 5-6: CIA, STRIDE, ma trận 5 x 5, giảm thiểu, kết luận và hướng phát triển.</w:t>
+            </w:r>
+          </w:p>
+        </w:tc>
+        <w:tc>
+          <w:tcPr>
+            <w:tcW w:w="3288" w:type="dxa"/>
+            <w:vAlign w:val="center"/>
+          </w:tcPr>
+          <w:p>
+            <w:pPr>
+              <w:spacing w:after="0"/>
+            </w:pPr>
+            <w:r>
+              <w:rPr>
+                <w:sz w:val="17"/>
+              </w:rPr>
+              <w:t>Chương 5-6; commit a8febb2.</w:t>
+            </w:r>
+          </w:p>
+        </w:tc>
+      </w:tr>
+      <w:tr>
+        <w:trPr>
+          <w:jc w:val="center"/>
+        </w:trPr>
+        <w:tc>
+          <w:tcPr>
+            <w:tcW w:w="794" w:type="dxa"/>
+            <w:vAlign w:val="center"/>
+          </w:tcPr>
+          <w:p>
+            <w:pPr>
+              <w:spacing w:after="0"/>
+            </w:pPr>
+            <w:r>
+              <w:rPr>
+                <w:sz w:val="17"/>
+              </w:rPr>
+              <w:t>Tuần 06</w:t>
+            </w:r>
+          </w:p>
+        </w:tc>
+        <w:tc>
+          <w:tcPr>
+            <w:tcW w:w="1701" w:type="dxa"/>
+            <w:vAlign w:val="center"/>
+          </w:tcPr>
+          <w:p>
+            <w:pPr>
+              <w:spacing w:after="0"/>
+            </w:pPr>
+            <w:r>
+              <w:rPr>
+                <w:sz w:val="17"/>
+              </w:rPr>
+              <w:t>Hoàn thành</w:t>
+            </w:r>
+          </w:p>
+        </w:tc>
+        <w:tc>
+          <w:tcPr>
+            <w:tcW w:w="3061" w:type="dxa"/>
+            <w:vAlign w:val="center"/>
+          </w:tcPr>
+          <w:p>
+            <w:pPr>
+              <w:spacing w:after="0"/>
+            </w:pPr>
+            <w:r>
+              <w:rPr>
+                <w:sz w:val="17"/>
+              </w:rPr>
+              <w:t>Rà soát mẫu, nguồn và phụ lục; xuất DOCX/PDF; đồng bộ repository công khai.</w:t>
+            </w:r>
+          </w:p>
+        </w:tc>
+        <w:tc>
+          <w:tcPr>
+            <w:tcW w:w="3288" w:type="dxa"/>
+            <w:vAlign w:val="center"/>
+          </w:tcPr>
+          <w:p>
+            <w:pPr>
+              <w:spacing w:after="0"/>
+            </w:pPr>
+            <w:r>
+              <w:rPr>
+                <w:sz w:val="17"/>
+              </w:rPr>
+              <w:t>report/*.docx, report/*.pdf; commits a8febb2 và 0afa6bf.</w:t>
+            </w:r>
+          </w:p>
+        </w:tc>
+      </w:tr>
+    </w:tbl>
+    <w:p>
+      <w:pPr>
+        <w:pStyle w:val="u1"/>
+        <w:spacing w:before="0" w:after="0" w:line="312" w:lineRule="auto"/>
+        <w:rPr>
+          <w:rFonts w:ascii="Times New Roman" w:hAnsi="Times New Roman" w:cs="Times New Roman"/>
+          <w:color w:val="000000" w:themeColor="text1"/>
+          <w:sz w:val="26"/>
+          <w:szCs w:val="26"/>
+        </w:rPr>
+      </w:pPr>
+      <w:bookmarkStart w:id="55" w:name="_Toc236140372"/>
+      <w:r>
+        <w:rPr>
+          <w:rFonts w:ascii="Times New Roman" w:hAnsi="Times New Roman" w:cs="Times New Roman"/>
+          <w:color w:val="000000" w:themeColor="text1"/>
+          <w:sz w:val="26"/>
+          <w:szCs w:val="26"/>
+        </w:rPr>
+        <w:t>PHỤ LỤC B. REPOSITORY, COMMIT VÀ GÓI NỘP</w:t>
+      </w:r>
+      <w:bookmarkEnd w:id="55"/>
+    </w:p>
+    <w:p>
+      <w:pPr>
+        <w:spacing w:after="0" w:line="312" w:lineRule="auto"/>
+        <w:jc w:val="both"/>
+        <w:rPr>
+          <w:rFonts w:cs="Times New Roman"/>
+          <w:color w:val="000000" w:themeColor="text1"/>
+          <w:sz w:val="26"/>
+          <w:szCs w:val="26"/>
+        </w:rPr>
+      </w:pPr>
+      <w:r>
+        <w:rPr>
+          <w:rFonts w:cs="Times New Roman"/>
+          <w:color w:val="000000" w:themeColor="text1"/>
+          <w:sz w:val="26"/>
+          <w:szCs w:val="26"/>
+        </w:rPr>
+        <w:t>Repository: https://github.com/hv6z/n20-secure-firmware-update-iot</w:t>
+      </w:r>
+    </w:p>
+    <w:p>
+      <w:pPr>
+        <w:spacing w:after="0" w:line="312" w:lineRule="auto"/>
+        <w:jc w:val="both"/>
+        <w:rPr>
+          <w:rFonts w:cs="Times New Roman"/>
+          <w:sz w:val="26"/>
+          <w:szCs w:val="26"/>
+        </w:rPr>
+      </w:pPr>
+      <w:r>
+        <w:t>Commit mốc kiểm tra: a8febb243aca96388c1981e141e823b8f397af8b (27/07/2026).</w:t>
+      </w:r>
+    </w:p>
+    <w:tbl>
+      <w:tblPr>
+        <w:tblStyle w:val="LiBang"/>
+        <w:tblW w:w="0" w:type="auto"/>
+        <w:jc w:val="center"/>
+        <w:tblLook w:val="04A0" w:firstRow="1" w:lastRow="0" w:firstColumn="1" w:lastColumn="0" w:noHBand="0" w:noVBand="1"/>
+      </w:tblPr>
+      <w:tblGrid>
+        <w:gridCol w:w="5155"/>
+        <w:gridCol w:w="1219"/>
+        <w:gridCol w:w="3480"/>
+      </w:tblGrid>
+      <w:tr>
+        <w:trPr>
+          <w:tblHeader/>
+          <w:jc w:val="center"/>
+        </w:trPr>
+        <w:tc>
+          <w:tcPr>
+            <w:tcW w:w="0" w:type="auto"/>
+            <w:shd w:val="clear" w:color="auto" w:fill="1F4E79"/>
+            <w:vAlign w:val="center"/>
+          </w:tcPr>
+          <w:p>
+            <w:pPr>
+              <w:spacing w:after="0" w:line="312" w:lineRule="auto"/>
+              <w:rPr>
+                <w:rFonts w:cs="Times New Roman"/>
+                <w:sz w:val="26"/>
+                <w:szCs w:val="26"/>
+              </w:rPr>
+            </w:pPr>
+            <w:r>
+              <w:rPr>
+                <w:rFonts w:cs="Times New Roman"/>
+                <w:b/>
+                <w:color w:val="FFFFFF"/>
+                <w:sz w:val="26"/>
+                <w:szCs w:val="26"/>
+              </w:rPr>
+              <w:t>Commit</w:t>
+            </w:r>
+          </w:p>
+        </w:tc>
+        <w:tc>
+          <w:tcPr>
+            <w:tcW w:w="0" w:type="auto"/>
+            <w:shd w:val="clear" w:color="auto" w:fill="1F4E79"/>
+            <w:vAlign w:val="center"/>
+          </w:tcPr>
+          <w:p>
+            <w:pPr>
+              <w:spacing w:after="0" w:line="312" w:lineRule="auto"/>
+              <w:rPr>
+                <w:rFonts w:cs="Times New Roman"/>
+                <w:sz w:val="26"/>
+                <w:szCs w:val="26"/>
+              </w:rPr>
+            </w:pPr>
+            <w:r>
+              <w:rPr>
+                <w:rFonts w:cs="Times New Roman"/>
+                <w:b/>
+                <w:color w:val="FFFFFF"/>
+                <w:sz w:val="26"/>
+                <w:szCs w:val="26"/>
+              </w:rPr>
+              <w:t>Ngày</w:t>
+            </w:r>
+          </w:p>
+        </w:tc>
+        <w:tc>
+          <w:tcPr>
+            <w:tcW w:w="0" w:type="auto"/>
+            <w:shd w:val="clear" w:color="auto" w:fill="1F4E79"/>
+            <w:vAlign w:val="center"/>
+          </w:tcPr>
+          <w:p>
+            <w:pPr>
+              <w:spacing w:after="0" w:line="312" w:lineRule="auto"/>
+              <w:rPr>
+                <w:rFonts w:cs="Times New Roman"/>
+                <w:sz w:val="26"/>
+                <w:szCs w:val="26"/>
+              </w:rPr>
+            </w:pPr>
+            <w:r>
+              <w:rPr>
+                <w:rFonts w:cs="Times New Roman"/>
+                <w:b/>
+                <w:color w:val="FFFFFF"/>
+                <w:sz w:val="26"/>
+                <w:szCs w:val="26"/>
+              </w:rPr>
+              <w:t>Nội dung</w:t>
+            </w:r>
+          </w:p>
+        </w:tc>
+      </w:tr>
+      <w:tr>
+        <w:trPr>
+          <w:jc w:val="center"/>
+        </w:trPr>
+        <w:tc>
+          <w:tcPr>
+            <w:tcW w:w="0" w:type="auto"/>
+            <w:vAlign w:val="center"/>
+          </w:tcPr>
+          <w:p>
+            <w:pPr>
+              <w:spacing w:after="0" w:line="312" w:lineRule="auto"/>
+              <w:rPr>
+                <w:rFonts w:cs="Times New Roman"/>
+                <w:sz w:val="26"/>
+                <w:szCs w:val="26"/>
+              </w:rPr>
+            </w:pPr>
+            <w:r>
+              <w:rPr>
+                <w:rFonts w:cs="Times New Roman"/>
+                <w:sz w:val="26"/>
+                <w:szCs w:val="26"/>
+              </w:rPr>
+              <w:t>a8febb243aca96388c1981e141e823b8f397af8b</w:t>
+            </w:r>
+          </w:p>
+        </w:tc>
+        <w:tc>
+          <w:tcPr>
+            <w:tcW w:w="0" w:type="auto"/>
+            <w:vAlign w:val="center"/>
+          </w:tcPr>
+          <w:p>
+            <w:r>
+              <w:t>27/07/2026</w:t>
+            </w:r>
+          </w:p>
+        </w:tc>
+        <w:tc>
+          <w:tcPr>
+            <w:tcW w:w="0" w:type="auto"/>
+            <w:vAlign w:val="center"/>
+          </w:tcPr>
+          <w:p>
+            <w:pPr>
+              <w:spacing w:after="0"/>
+            </w:pPr>
+            <w:r>
+              <w:rPr>
+                <w:sz w:val="21"/>
+              </w:rPr>
+              <w:t>Commit mốc dùng để đối chiếu toàn bộ nội dung, mã nguồn và minh chứng trong báo cáo.</w:t>
             </w:r>
           </w:p>
         </w:tc>
@@ -27726,7 +28993,7 @@
           <w:szCs w:val="26"/>
         </w:rPr>
       </w:pPr>
-      <w:bookmarkStart w:id="54" w:name="_Toc236069988"/>
+      <w:bookmarkStart w:id="56" w:name="_Toc236140373"/>
       <w:r>
         <w:rPr>
           <w:rFonts w:ascii="Times New Roman" w:hAnsi="Times New Roman" w:cs="Times New Roman"/>
@@ -27735,44 +29002,9 @@
           <w:szCs w:val="26"/>
         </w:rPr>
         <w:lastRenderedPageBreak/>
-        <w:t>PHỤ LỤC B. REPOSITORY, COMMIT VÀ GÓI NỘP</w:t>
+        <w:t>PHỤ LỤC C. CHECKLIST TRƯỚC KHI IN VÀ NỘP</w:t>
       </w:r>
-      <w:bookmarkEnd w:id="54"/>
-    </w:p>
-    <w:p>
-      <w:pPr>
-        <w:spacing w:after="0" w:line="312" w:lineRule="auto"/>
-        <w:jc w:val="both"/>
-        <w:rPr>
-          <w:rFonts w:cs="Times New Roman"/>
-          <w:color w:val="000000" w:themeColor="text1"/>
-          <w:sz w:val="26"/>
-          <w:szCs w:val="26"/>
-        </w:rPr>
-      </w:pPr>
-      <w:r>
-        <w:rPr>
-          <w:rFonts w:cs="Times New Roman"/>
-          <w:color w:val="000000" w:themeColor="text1"/>
-          <w:sz w:val="26"/>
-          <w:szCs w:val="26"/>
-        </w:rPr>
-        <w:t>Repository: https://github.com/hv6z/n20-secure-firmware-update-iot</w:t>
-      </w:r>
-    </w:p>
-    <w:p>
-      <w:pPr>
-        <w:spacing w:after="0" w:line="312" w:lineRule="auto"/>
-        <w:jc w:val="both"/>
-        <w:rPr>
-          <w:rFonts w:cs="Times New Roman"/>
-          <w:sz w:val="26"/>
-          <w:szCs w:val="26"/>
-        </w:rPr>
-      </w:pPr>
-      <w:r>
-        <w:t>Commit main kiểm tra lần cuối: a8febb243aca96388c1981e141e823b8f397af8b (27/07/2026).</w:t>
-      </w:r>
+      <w:bookmarkEnd w:id="56"/>
     </w:p>
     <w:tbl>
       <w:tblPr>
@@ -27782,9 +29014,9 @@
         <w:tblLook w:val="04A0" w:firstRow="1" w:lastRow="0" w:firstColumn="1" w:lastColumn="0" w:noHBand="0" w:noVBand="1"/>
       </w:tblPr>
       <w:tblGrid>
-        <w:gridCol w:w="5155"/>
-        <w:gridCol w:w="1219"/>
-        <w:gridCol w:w="3480"/>
+        <w:gridCol w:w="708"/>
+        <w:gridCol w:w="7094"/>
+        <w:gridCol w:w="2052"/>
       </w:tblGrid>
       <w:tr>
         <w:trPr>
@@ -27814,7 +29046,7 @@
                 <w:sz w:val="26"/>
                 <w:szCs w:val="26"/>
               </w:rPr>
-              <w:t>Commit</w:t>
+              <w:t>STT</w:t>
             </w:r>
           </w:p>
         </w:tc>
@@ -27841,7 +29073,7 @@
                 <w:sz w:val="26"/>
                 <w:szCs w:val="26"/>
               </w:rPr>
-              <w:t>Ngày</w:t>
+              <w:t>Nội dung kiểm tra</w:t>
             </w:r>
           </w:p>
         </w:tc>
@@ -27868,7 +29100,7 @@
                 <w:sz w:val="26"/>
                 <w:szCs w:val="26"/>
               </w:rPr>
-              <w:t>Nội dung</w:t>
+              <w:t>Trạng thái</w:t>
             </w:r>
           </w:p>
         </w:tc>
@@ -27897,42 +29129,825 @@
                 <w:sz w:val="26"/>
                 <w:szCs w:val="26"/>
               </w:rPr>
-              <w:t>a8febb243aca96388c1981e141e823b8f397af8b</w:t>
-            </w:r>
-          </w:p>
-        </w:tc>
-        <w:tc>
-          <w:tcPr>
-            <w:tcW w:w="0" w:type="auto"/>
-            <w:vAlign w:val="center"/>
-          </w:tcPr>
-          <w:p>
-            <w:r>
-              <w:t>27/07/2026</w:t>
-            </w:r>
-          </w:p>
-        </w:tc>
-        <w:tc>
-          <w:tcPr>
-            <w:tcW w:w="0" w:type="auto"/>
-            <w:vAlign w:val="center"/>
-          </w:tcPr>
-          <w:p>
-            <w:pPr>
-              <w:spacing w:after="0" w:line="312" w:lineRule="auto"/>
-              <w:rPr>
-                <w:rFonts w:cs="Times New Roman"/>
-                <w:sz w:val="26"/>
-                <w:szCs w:val="26"/>
-              </w:rPr>
-            </w:pPr>
-            <w:r>
-              <w:rPr>
-                <w:rFonts w:cs="Times New Roman"/>
-                <w:sz w:val="26"/>
-                <w:szCs w:val="26"/>
-              </w:rPr>
-              <w:t>Commit main duy nhất dùng để đối chiếu toàn bộ nội dung, mã nguồn và minh chứng trong báo cáo.</w:t>
+              <w:t>1</w:t>
+            </w:r>
+          </w:p>
+        </w:tc>
+        <w:tc>
+          <w:tcPr>
+            <w:tcW w:w="0" w:type="auto"/>
+            <w:vAlign w:val="center"/>
+          </w:tcPr>
+          <w:p>
+            <w:pPr>
+              <w:spacing w:after="0" w:line="312" w:lineRule="auto"/>
+              <w:rPr>
+                <w:rFonts w:cs="Times New Roman"/>
+                <w:sz w:val="26"/>
+                <w:szCs w:val="26"/>
+              </w:rPr>
+            </w:pPr>
+            <w:r>
+              <w:rPr>
+                <w:rFonts w:cs="Times New Roman"/>
+                <w:sz w:val="26"/>
+                <w:szCs w:val="26"/>
+              </w:rPr>
+              <w:t>Đúng tên file MSSV_HoTen_DeTai20_TieuLuan_CuoiKy (.docx và .pdf).</w:t>
+            </w:r>
+          </w:p>
+        </w:tc>
+        <w:tc>
+          <w:tcPr>
+            <w:tcW w:w="0" w:type="auto"/>
+            <w:vAlign w:val="center"/>
+          </w:tcPr>
+          <w:p>
+            <w:pPr>
+              <w:spacing w:after="0" w:line="312" w:lineRule="auto"/>
+              <w:rPr>
+                <w:rFonts w:cs="Times New Roman"/>
+                <w:sz w:val="26"/>
+                <w:szCs w:val="26"/>
+              </w:rPr>
+            </w:pPr>
+            <w:r>
+              <w:rPr>
+                <w:rFonts w:cs="Times New Roman"/>
+                <w:sz w:val="26"/>
+                <w:szCs w:val="26"/>
+              </w:rPr>
+              <w:t>☒ Đạt</w:t>
+            </w:r>
+          </w:p>
+        </w:tc>
+      </w:tr>
+      <w:tr>
+        <w:trPr>
+          <w:jc w:val="center"/>
+        </w:trPr>
+        <w:tc>
+          <w:tcPr>
+            <w:tcW w:w="0" w:type="auto"/>
+            <w:vAlign w:val="center"/>
+          </w:tcPr>
+          <w:p>
+            <w:pPr>
+              <w:spacing w:after="0" w:line="312" w:lineRule="auto"/>
+              <w:rPr>
+                <w:rFonts w:cs="Times New Roman"/>
+                <w:sz w:val="26"/>
+                <w:szCs w:val="26"/>
+              </w:rPr>
+            </w:pPr>
+            <w:r>
+              <w:rPr>
+                <w:rFonts w:cs="Times New Roman"/>
+                <w:sz w:val="26"/>
+                <w:szCs w:val="26"/>
+              </w:rPr>
+              <w:t>2</w:t>
+            </w:r>
+          </w:p>
+        </w:tc>
+        <w:tc>
+          <w:tcPr>
+            <w:tcW w:w="0" w:type="auto"/>
+            <w:vAlign w:val="center"/>
+          </w:tcPr>
+          <w:p>
+            <w:pPr>
+              <w:spacing w:after="0" w:line="312" w:lineRule="auto"/>
+              <w:rPr>
+                <w:rFonts w:cs="Times New Roman"/>
+                <w:sz w:val="26"/>
+                <w:szCs w:val="26"/>
+              </w:rPr>
+            </w:pPr>
+            <w:r>
+              <w:rPr>
+                <w:rFonts w:cs="Times New Roman"/>
+                <w:sz w:val="26"/>
+                <w:szCs w:val="26"/>
+              </w:rPr>
+              <w:t>Một file có Chương 1–6, tài liệu tham khảo và phụ lục tiến độ.</w:t>
+            </w:r>
+          </w:p>
+        </w:tc>
+        <w:tc>
+          <w:tcPr>
+            <w:tcW w:w="0" w:type="auto"/>
+            <w:vAlign w:val="center"/>
+          </w:tcPr>
+          <w:p>
+            <w:pPr>
+              <w:spacing w:after="0" w:line="312" w:lineRule="auto"/>
+              <w:rPr>
+                <w:rFonts w:cs="Times New Roman"/>
+                <w:sz w:val="26"/>
+                <w:szCs w:val="26"/>
+              </w:rPr>
+            </w:pPr>
+            <w:r>
+              <w:rPr>
+                <w:rFonts w:cs="Times New Roman"/>
+                <w:sz w:val="26"/>
+                <w:szCs w:val="26"/>
+              </w:rPr>
+              <w:t>☒ Đạt</w:t>
+            </w:r>
+          </w:p>
+        </w:tc>
+      </w:tr>
+      <w:tr>
+        <w:trPr>
+          <w:jc w:val="center"/>
+        </w:trPr>
+        <w:tc>
+          <w:tcPr>
+            <w:tcW w:w="0" w:type="auto"/>
+            <w:vAlign w:val="center"/>
+          </w:tcPr>
+          <w:p>
+            <w:pPr>
+              <w:spacing w:after="0" w:line="312" w:lineRule="auto"/>
+              <w:rPr>
+                <w:rFonts w:cs="Times New Roman"/>
+                <w:sz w:val="26"/>
+                <w:szCs w:val="26"/>
+              </w:rPr>
+            </w:pPr>
+            <w:r>
+              <w:rPr>
+                <w:rFonts w:cs="Times New Roman"/>
+                <w:sz w:val="26"/>
+                <w:szCs w:val="26"/>
+              </w:rPr>
+              <w:t>3</w:t>
+            </w:r>
+          </w:p>
+        </w:tc>
+        <w:tc>
+          <w:tcPr>
+            <w:tcW w:w="0" w:type="auto"/>
+            <w:vAlign w:val="center"/>
+          </w:tcPr>
+          <w:p>
+            <w:pPr>
+              <w:spacing w:after="0" w:line="312" w:lineRule="auto"/>
+              <w:rPr>
+                <w:rFonts w:cs="Times New Roman"/>
+                <w:sz w:val="26"/>
+                <w:szCs w:val="26"/>
+              </w:rPr>
+            </w:pPr>
+            <w:r>
+              <w:rPr>
+                <w:rFonts w:cs="Times New Roman"/>
+                <w:sz w:val="26"/>
+                <w:szCs w:val="26"/>
+              </w:rPr>
+              <w:t>Đã xóa hướng dẫn mẫu, phụ lục 50 đề tài và chỗ giữ chỗ.</w:t>
+            </w:r>
+          </w:p>
+        </w:tc>
+        <w:tc>
+          <w:tcPr>
+            <w:tcW w:w="0" w:type="auto"/>
+            <w:vAlign w:val="center"/>
+          </w:tcPr>
+          <w:p>
+            <w:pPr>
+              <w:spacing w:after="0" w:line="312" w:lineRule="auto"/>
+              <w:rPr>
+                <w:rFonts w:cs="Times New Roman"/>
+                <w:sz w:val="26"/>
+                <w:szCs w:val="26"/>
+              </w:rPr>
+            </w:pPr>
+            <w:r>
+              <w:rPr>
+                <w:rFonts w:cs="Times New Roman"/>
+                <w:sz w:val="26"/>
+                <w:szCs w:val="26"/>
+              </w:rPr>
+              <w:t>☒ Đạt</w:t>
+            </w:r>
+          </w:p>
+        </w:tc>
+      </w:tr>
+      <w:tr>
+        <w:trPr>
+          <w:jc w:val="center"/>
+        </w:trPr>
+        <w:tc>
+          <w:tcPr>
+            <w:tcW w:w="0" w:type="auto"/>
+            <w:vAlign w:val="center"/>
+          </w:tcPr>
+          <w:p>
+            <w:pPr>
+              <w:spacing w:after="0" w:line="312" w:lineRule="auto"/>
+              <w:rPr>
+                <w:rFonts w:cs="Times New Roman"/>
+                <w:sz w:val="26"/>
+                <w:szCs w:val="26"/>
+              </w:rPr>
+            </w:pPr>
+            <w:r>
+              <w:rPr>
+                <w:rFonts w:cs="Times New Roman"/>
+                <w:sz w:val="26"/>
+                <w:szCs w:val="26"/>
+              </w:rPr>
+              <w:t>4</w:t>
+            </w:r>
+          </w:p>
+        </w:tc>
+        <w:tc>
+          <w:tcPr>
+            <w:tcW w:w="0" w:type="auto"/>
+            <w:vAlign w:val="center"/>
+          </w:tcPr>
+          <w:p>
+            <w:pPr>
+              <w:spacing w:after="0" w:line="312" w:lineRule="auto"/>
+              <w:rPr>
+                <w:rFonts w:cs="Times New Roman"/>
+                <w:sz w:val="26"/>
+                <w:szCs w:val="26"/>
+              </w:rPr>
+            </w:pPr>
+            <w:r>
+              <w:rPr>
+                <w:rFonts w:cs="Times New Roman"/>
+                <w:sz w:val="26"/>
+                <w:szCs w:val="26"/>
+              </w:rPr>
+              <w:t>Mục lục tự động, tiêu đề dùng Heading 1/2.</w:t>
+            </w:r>
+          </w:p>
+        </w:tc>
+        <w:tc>
+          <w:tcPr>
+            <w:tcW w:w="0" w:type="auto"/>
+            <w:vAlign w:val="center"/>
+          </w:tcPr>
+          <w:p>
+            <w:pPr>
+              <w:spacing w:after="0" w:line="312" w:lineRule="auto"/>
+              <w:rPr>
+                <w:rFonts w:cs="Times New Roman"/>
+                <w:sz w:val="26"/>
+                <w:szCs w:val="26"/>
+              </w:rPr>
+            </w:pPr>
+            <w:r>
+              <w:rPr>
+                <w:rFonts w:cs="Times New Roman"/>
+                <w:sz w:val="26"/>
+                <w:szCs w:val="26"/>
+              </w:rPr>
+              <w:t>☒ Đạt</w:t>
+            </w:r>
+          </w:p>
+        </w:tc>
+      </w:tr>
+      <w:tr>
+        <w:trPr>
+          <w:jc w:val="center"/>
+        </w:trPr>
+        <w:tc>
+          <w:tcPr>
+            <w:tcW w:w="0" w:type="auto"/>
+            <w:vAlign w:val="center"/>
+          </w:tcPr>
+          <w:p>
+            <w:pPr>
+              <w:spacing w:after="0" w:line="312" w:lineRule="auto"/>
+              <w:rPr>
+                <w:rFonts w:cs="Times New Roman"/>
+                <w:sz w:val="26"/>
+                <w:szCs w:val="26"/>
+              </w:rPr>
+            </w:pPr>
+            <w:r>
+              <w:rPr>
+                <w:rFonts w:cs="Times New Roman"/>
+                <w:sz w:val="26"/>
+                <w:szCs w:val="26"/>
+              </w:rPr>
+              <w:t>5</w:t>
+            </w:r>
+          </w:p>
+        </w:tc>
+        <w:tc>
+          <w:tcPr>
+            <w:tcW w:w="0" w:type="auto"/>
+            <w:vAlign w:val="center"/>
+          </w:tcPr>
+          <w:p>
+            <w:pPr>
+              <w:spacing w:after="0" w:line="312" w:lineRule="auto"/>
+              <w:rPr>
+                <w:rFonts w:cs="Times New Roman"/>
+                <w:sz w:val="26"/>
+                <w:szCs w:val="26"/>
+              </w:rPr>
+            </w:pPr>
+            <w:r>
+              <w:rPr>
+                <w:rFonts w:cs="Times New Roman"/>
+                <w:sz w:val="26"/>
+                <w:szCs w:val="26"/>
+              </w:rPr>
+              <w:t>Hình/bảng có số, tên, nguồn và được phân tích.</w:t>
+            </w:r>
+          </w:p>
+        </w:tc>
+        <w:tc>
+          <w:tcPr>
+            <w:tcW w:w="0" w:type="auto"/>
+            <w:vAlign w:val="center"/>
+          </w:tcPr>
+          <w:p>
+            <w:pPr>
+              <w:spacing w:after="0" w:line="312" w:lineRule="auto"/>
+              <w:rPr>
+                <w:rFonts w:cs="Times New Roman"/>
+                <w:sz w:val="26"/>
+                <w:szCs w:val="26"/>
+              </w:rPr>
+            </w:pPr>
+            <w:r>
+              <w:rPr>
+                <w:rFonts w:cs="Times New Roman"/>
+                <w:sz w:val="26"/>
+                <w:szCs w:val="26"/>
+              </w:rPr>
+              <w:t>☒ Đạt</w:t>
+            </w:r>
+          </w:p>
+        </w:tc>
+      </w:tr>
+      <w:tr>
+        <w:trPr>
+          <w:jc w:val="center"/>
+        </w:trPr>
+        <w:tc>
+          <w:tcPr>
+            <w:tcW w:w="0" w:type="auto"/>
+            <w:vAlign w:val="center"/>
+          </w:tcPr>
+          <w:p>
+            <w:pPr>
+              <w:spacing w:after="0" w:line="312" w:lineRule="auto"/>
+              <w:rPr>
+                <w:rFonts w:cs="Times New Roman"/>
+                <w:sz w:val="26"/>
+                <w:szCs w:val="26"/>
+              </w:rPr>
+            </w:pPr>
+            <w:r>
+              <w:rPr>
+                <w:rFonts w:cs="Times New Roman"/>
+                <w:sz w:val="26"/>
+                <w:szCs w:val="26"/>
+              </w:rPr>
+              <w:t>6</w:t>
+            </w:r>
+          </w:p>
+        </w:tc>
+        <w:tc>
+          <w:tcPr>
+            <w:tcW w:w="0" w:type="auto"/>
+            <w:vAlign w:val="center"/>
+          </w:tcPr>
+          <w:p>
+            <w:pPr>
+              <w:spacing w:after="0" w:line="312" w:lineRule="auto"/>
+              <w:rPr>
+                <w:rFonts w:cs="Times New Roman"/>
+                <w:sz w:val="26"/>
+                <w:szCs w:val="26"/>
+              </w:rPr>
+            </w:pPr>
+            <w:r>
+              <w:rPr>
+                <w:rFonts w:cs="Times New Roman"/>
+                <w:sz w:val="26"/>
+                <w:szCs w:val="26"/>
+              </w:rPr>
+              <w:t>Kết quả Chương 4 khớp log/CSV tại commit đã khai.</w:t>
+            </w:r>
+          </w:p>
+        </w:tc>
+        <w:tc>
+          <w:tcPr>
+            <w:tcW w:w="0" w:type="auto"/>
+            <w:vAlign w:val="center"/>
+          </w:tcPr>
+          <w:p>
+            <w:pPr>
+              <w:spacing w:after="0" w:line="312" w:lineRule="auto"/>
+              <w:rPr>
+                <w:rFonts w:cs="Times New Roman"/>
+                <w:sz w:val="26"/>
+                <w:szCs w:val="26"/>
+              </w:rPr>
+            </w:pPr>
+            <w:r>
+              <w:rPr>
+                <w:rFonts w:cs="Times New Roman"/>
+                <w:sz w:val="26"/>
+                <w:szCs w:val="26"/>
+              </w:rPr>
+              <w:t>☒ Đạt</w:t>
+            </w:r>
+          </w:p>
+        </w:tc>
+      </w:tr>
+      <w:tr>
+        <w:trPr>
+          <w:jc w:val="center"/>
+        </w:trPr>
+        <w:tc>
+          <w:tcPr>
+            <w:tcW w:w="0" w:type="auto"/>
+            <w:vAlign w:val="center"/>
+          </w:tcPr>
+          <w:p>
+            <w:pPr>
+              <w:spacing w:after="0" w:line="312" w:lineRule="auto"/>
+              <w:rPr>
+                <w:rFonts w:cs="Times New Roman"/>
+                <w:sz w:val="26"/>
+                <w:szCs w:val="26"/>
+              </w:rPr>
+            </w:pPr>
+            <w:r>
+              <w:rPr>
+                <w:rFonts w:cs="Times New Roman"/>
+                <w:sz w:val="26"/>
+                <w:szCs w:val="26"/>
+              </w:rPr>
+              <w:t>7</w:t>
+            </w:r>
+          </w:p>
+        </w:tc>
+        <w:tc>
+          <w:tcPr>
+            <w:tcW w:w="0" w:type="auto"/>
+            <w:vAlign w:val="center"/>
+          </w:tcPr>
+          <w:p>
+            <w:pPr>
+              <w:spacing w:after="0" w:line="312" w:lineRule="auto"/>
+              <w:rPr>
+                <w:rFonts w:cs="Times New Roman"/>
+                <w:sz w:val="26"/>
+                <w:szCs w:val="26"/>
+              </w:rPr>
+            </w:pPr>
+            <w:r>
+              <w:rPr>
+                <w:rFonts w:cs="Times New Roman"/>
+                <w:sz w:val="26"/>
+                <w:szCs w:val="26"/>
+              </w:rPr>
+              <w:t>Có ≥5 nguồn, URL sạch, ngày truy cập và phần sử dụng.</w:t>
+            </w:r>
+          </w:p>
+        </w:tc>
+        <w:tc>
+          <w:tcPr>
+            <w:tcW w:w="0" w:type="auto"/>
+            <w:vAlign w:val="center"/>
+          </w:tcPr>
+          <w:p>
+            <w:pPr>
+              <w:spacing w:after="0" w:line="312" w:lineRule="auto"/>
+              <w:rPr>
+                <w:rFonts w:cs="Times New Roman"/>
+                <w:sz w:val="26"/>
+                <w:szCs w:val="26"/>
+              </w:rPr>
+            </w:pPr>
+            <w:r>
+              <w:rPr>
+                <w:rFonts w:cs="Times New Roman"/>
+                <w:sz w:val="26"/>
+                <w:szCs w:val="26"/>
+              </w:rPr>
+              <w:t>☒ Đạt</w:t>
+            </w:r>
+          </w:p>
+        </w:tc>
+      </w:tr>
+      <w:tr>
+        <w:trPr>
+          <w:jc w:val="center"/>
+        </w:trPr>
+        <w:tc>
+          <w:tcPr>
+            <w:tcW w:w="0" w:type="auto"/>
+            <w:vAlign w:val="center"/>
+          </w:tcPr>
+          <w:p>
+            <w:pPr>
+              <w:spacing w:after="0" w:line="312" w:lineRule="auto"/>
+              <w:rPr>
+                <w:rFonts w:cs="Times New Roman"/>
+                <w:sz w:val="26"/>
+                <w:szCs w:val="26"/>
+              </w:rPr>
+            </w:pPr>
+            <w:r>
+              <w:rPr>
+                <w:rFonts w:cs="Times New Roman"/>
+                <w:sz w:val="26"/>
+                <w:szCs w:val="26"/>
+              </w:rPr>
+              <w:t>8</w:t>
+            </w:r>
+          </w:p>
+        </w:tc>
+        <w:tc>
+          <w:tcPr>
+            <w:tcW w:w="0" w:type="auto"/>
+            <w:vAlign w:val="center"/>
+          </w:tcPr>
+          <w:p>
+            <w:pPr>
+              <w:spacing w:after="0" w:line="312" w:lineRule="auto"/>
+              <w:rPr>
+                <w:rFonts w:cs="Times New Roman"/>
+                <w:sz w:val="26"/>
+                <w:szCs w:val="26"/>
+              </w:rPr>
+            </w:pPr>
+            <w:r>
+              <w:rPr>
+                <w:rFonts w:cs="Times New Roman"/>
+                <w:sz w:val="26"/>
+                <w:szCs w:val="26"/>
+              </w:rPr>
+              <w:t>Không có secret, token, mật khẩu hoặc khóa riêng triển khai.</w:t>
+            </w:r>
+          </w:p>
+        </w:tc>
+        <w:tc>
+          <w:tcPr>
+            <w:tcW w:w="0" w:type="auto"/>
+            <w:vAlign w:val="center"/>
+          </w:tcPr>
+          <w:p>
+            <w:pPr>
+              <w:spacing w:after="0" w:line="312" w:lineRule="auto"/>
+              <w:rPr>
+                <w:rFonts w:cs="Times New Roman"/>
+                <w:sz w:val="26"/>
+                <w:szCs w:val="26"/>
+              </w:rPr>
+            </w:pPr>
+            <w:r>
+              <w:rPr>
+                <w:rFonts w:cs="Times New Roman"/>
+                <w:sz w:val="26"/>
+                <w:szCs w:val="26"/>
+              </w:rPr>
+              <w:t>☒ Đạt</w:t>
+            </w:r>
+          </w:p>
+        </w:tc>
+      </w:tr>
+      <w:tr>
+        <w:trPr>
+          <w:jc w:val="center"/>
+        </w:trPr>
+        <w:tc>
+          <w:tcPr>
+            <w:tcW w:w="0" w:type="auto"/>
+            <w:vAlign w:val="center"/>
+          </w:tcPr>
+          <w:p>
+            <w:pPr>
+              <w:spacing w:after="0" w:line="312" w:lineRule="auto"/>
+              <w:rPr>
+                <w:rFonts w:cs="Times New Roman"/>
+                <w:sz w:val="26"/>
+                <w:szCs w:val="26"/>
+              </w:rPr>
+            </w:pPr>
+            <w:r>
+              <w:rPr>
+                <w:rFonts w:cs="Times New Roman"/>
+                <w:sz w:val="26"/>
+                <w:szCs w:val="26"/>
+              </w:rPr>
+              <w:t>9</w:t>
+            </w:r>
+          </w:p>
+        </w:tc>
+        <w:tc>
+          <w:tcPr>
+            <w:tcW w:w="0" w:type="auto"/>
+            <w:vAlign w:val="center"/>
+          </w:tcPr>
+          <w:p>
+            <w:pPr>
+              <w:spacing w:after="0" w:line="312" w:lineRule="auto"/>
+              <w:rPr>
+                <w:rFonts w:cs="Times New Roman"/>
+                <w:sz w:val="26"/>
+                <w:szCs w:val="26"/>
+              </w:rPr>
+            </w:pPr>
+            <w:r>
+              <w:rPr>
+                <w:rFonts w:cs="Times New Roman"/>
+                <w:sz w:val="26"/>
+                <w:szCs w:val="26"/>
+              </w:rPr>
+              <w:t>Đã ghi rõ mô phỏng local, không tuyên bố chạy phần cứng thật.</w:t>
+            </w:r>
+          </w:p>
+        </w:tc>
+        <w:tc>
+          <w:tcPr>
+            <w:tcW w:w="0" w:type="auto"/>
+            <w:vAlign w:val="center"/>
+          </w:tcPr>
+          <w:p>
+            <w:pPr>
+              <w:spacing w:after="0" w:line="312" w:lineRule="auto"/>
+              <w:rPr>
+                <w:rFonts w:cs="Times New Roman"/>
+                <w:sz w:val="26"/>
+                <w:szCs w:val="26"/>
+              </w:rPr>
+            </w:pPr>
+            <w:r>
+              <w:rPr>
+                <w:rFonts w:cs="Times New Roman"/>
+                <w:sz w:val="26"/>
+                <w:szCs w:val="26"/>
+              </w:rPr>
+              <w:t>☒ Đạt</w:t>
+            </w:r>
+          </w:p>
+        </w:tc>
+      </w:tr>
+      <w:tr>
+        <w:trPr>
+          <w:jc w:val="center"/>
+        </w:trPr>
+        <w:tc>
+          <w:tcPr>
+            <w:tcW w:w="0" w:type="auto"/>
+            <w:vAlign w:val="center"/>
+          </w:tcPr>
+          <w:p>
+            <w:pPr>
+              <w:spacing w:after="0" w:line="312" w:lineRule="auto"/>
+              <w:rPr>
+                <w:rFonts w:cs="Times New Roman"/>
+                <w:sz w:val="26"/>
+                <w:szCs w:val="26"/>
+              </w:rPr>
+            </w:pPr>
+            <w:r>
+              <w:rPr>
+                <w:rFonts w:cs="Times New Roman"/>
+                <w:sz w:val="26"/>
+                <w:szCs w:val="26"/>
+              </w:rPr>
+              <w:t>10</w:t>
+            </w:r>
+          </w:p>
+        </w:tc>
+        <w:tc>
+          <w:tcPr>
+            <w:tcW w:w="0" w:type="auto"/>
+            <w:vAlign w:val="center"/>
+          </w:tcPr>
+          <w:p>
+            <w:pPr>
+              <w:spacing w:after="0" w:line="312" w:lineRule="auto"/>
+              <w:rPr>
+                <w:rFonts w:cs="Times New Roman"/>
+                <w:sz w:val="26"/>
+                <w:szCs w:val="26"/>
+              </w:rPr>
+            </w:pPr>
+            <w:r>
+              <w:rPr>
+                <w:rFonts w:cs="Times New Roman"/>
+                <w:sz w:val="26"/>
+                <w:szCs w:val="26"/>
+              </w:rPr>
+              <w:t>Cần cập nhật README và tải DOCX/PDF cuối lên GitHub trước nộp.</w:t>
+            </w:r>
+          </w:p>
+        </w:tc>
+        <w:tc>
+          <w:tcPr>
+            <w:tcW w:w="0" w:type="auto"/>
+            <w:vAlign w:val="center"/>
+          </w:tcPr>
+          <w:p>
+            <w:pPr>
+              <w:spacing w:after="0" w:line="312" w:lineRule="auto"/>
+              <w:rPr>
+                <w:rFonts w:cs="Times New Roman"/>
+                <w:sz w:val="26"/>
+                <w:szCs w:val="26"/>
+              </w:rPr>
+            </w:pPr>
+            <w:r>
+              <w:rPr>
+                <w:rFonts w:cs="Times New Roman"/>
+                <w:sz w:val="26"/>
+                <w:szCs w:val="26"/>
+              </w:rPr>
+              <w:t>☐ Sinh viên thực hiện</w:t>
+            </w:r>
+          </w:p>
+        </w:tc>
+      </w:tr>
+      <w:tr>
+        <w:trPr>
+          <w:jc w:val="center"/>
+        </w:trPr>
+        <w:tc>
+          <w:tcPr>
+            <w:tcW w:w="0" w:type="auto"/>
+            <w:vAlign w:val="center"/>
+          </w:tcPr>
+          <w:p>
+            <w:pPr>
+              <w:spacing w:after="0" w:line="312" w:lineRule="auto"/>
+              <w:rPr>
+                <w:rFonts w:cs="Times New Roman"/>
+                <w:sz w:val="26"/>
+                <w:szCs w:val="26"/>
+              </w:rPr>
+            </w:pPr>
+            <w:r>
+              <w:rPr>
+                <w:rFonts w:cs="Times New Roman"/>
+                <w:sz w:val="26"/>
+                <w:szCs w:val="26"/>
+              </w:rPr>
+              <w:t>11</w:t>
+            </w:r>
+          </w:p>
+        </w:tc>
+        <w:tc>
+          <w:tcPr>
+            <w:tcW w:w="0" w:type="auto"/>
+            <w:vAlign w:val="center"/>
+          </w:tcPr>
+          <w:p>
+            <w:pPr>
+              <w:spacing w:after="0" w:line="312" w:lineRule="auto"/>
+              <w:rPr>
+                <w:rFonts w:cs="Times New Roman"/>
+                <w:sz w:val="26"/>
+                <w:szCs w:val="26"/>
+              </w:rPr>
+            </w:pPr>
+            <w:r>
+              <w:rPr>
+                <w:rFonts w:cs="Times New Roman"/>
+                <w:sz w:val="26"/>
+                <w:szCs w:val="26"/>
+              </w:rPr>
+              <w:t>Mở PDF kiểm tra lần cuối và ký tên bản in.</w:t>
+            </w:r>
+          </w:p>
+        </w:tc>
+        <w:tc>
+          <w:tcPr>
+            <w:tcW w:w="0" w:type="auto"/>
+            <w:vAlign w:val="center"/>
+          </w:tcPr>
+          <w:p>
+            <w:pPr>
+              <w:spacing w:after="0" w:line="312" w:lineRule="auto"/>
+              <w:rPr>
+                <w:rFonts w:cs="Times New Roman"/>
+                <w:sz w:val="26"/>
+                <w:szCs w:val="26"/>
+              </w:rPr>
+            </w:pPr>
+            <w:r>
+              <w:rPr>
+                <w:rFonts w:cs="Times New Roman"/>
+                <w:sz w:val="26"/>
+                <w:szCs w:val="26"/>
+              </w:rPr>
+              <w:t>☐ Sinh viên thực hiện</w:t>
             </w:r>
           </w:p>
         </w:tc>
@@ -27977,1006 +29992,7 @@
           <w:szCs w:val="26"/>
         </w:rPr>
       </w:pPr>
-      <w:bookmarkStart w:id="55" w:name="_Toc236069989"/>
-      <w:r>
-        <w:rPr>
-          <w:rFonts w:ascii="Times New Roman" w:hAnsi="Times New Roman" w:cs="Times New Roman"/>
-          <w:color w:val="000000" w:themeColor="text1"/>
-          <w:sz w:val="26"/>
-          <w:szCs w:val="26"/>
-        </w:rPr>
-        <w:lastRenderedPageBreak/>
-        <w:t>PHỤ LỤC C. CHECKLIST TRƯỚC KHI IN VÀ NỘP</w:t>
-      </w:r>
-      <w:bookmarkEnd w:id="55"/>
-    </w:p>
-    <w:tbl>
-      <w:tblPr>
-        <w:tblStyle w:val="LiBang"/>
-        <w:tblW w:w="0" w:type="auto"/>
-        <w:jc w:val="center"/>
-        <w:tblLook w:val="04A0" w:firstRow="1" w:lastRow="0" w:firstColumn="1" w:lastColumn="0" w:noHBand="0" w:noVBand="1"/>
-      </w:tblPr>
-      <w:tblGrid>
-        <w:gridCol w:w="708"/>
-        <w:gridCol w:w="7094"/>
-        <w:gridCol w:w="2052"/>
-      </w:tblGrid>
-      <w:tr>
-        <w:trPr>
-          <w:tblHeader/>
-          <w:jc w:val="center"/>
-        </w:trPr>
-        <w:tc>
-          <w:tcPr>
-            <w:tcW w:w="0" w:type="auto"/>
-            <w:shd w:val="clear" w:color="auto" w:fill="1F4E79"/>
-            <w:vAlign w:val="center"/>
-          </w:tcPr>
-          <w:p>
-            <w:pPr>
-              <w:spacing w:after="0" w:line="312" w:lineRule="auto"/>
-              <w:rPr>
-                <w:rFonts w:cs="Times New Roman"/>
-                <w:sz w:val="26"/>
-                <w:szCs w:val="26"/>
-              </w:rPr>
-            </w:pPr>
-            <w:r>
-              <w:rPr>
-                <w:rFonts w:cs="Times New Roman"/>
-                <w:b/>
-                <w:color w:val="FFFFFF"/>
-                <w:sz w:val="26"/>
-                <w:szCs w:val="26"/>
-              </w:rPr>
-              <w:t>STT</w:t>
-            </w:r>
-          </w:p>
-        </w:tc>
-        <w:tc>
-          <w:tcPr>
-            <w:tcW w:w="0" w:type="auto"/>
-            <w:shd w:val="clear" w:color="auto" w:fill="1F4E79"/>
-            <w:vAlign w:val="center"/>
-          </w:tcPr>
-          <w:p>
-            <w:pPr>
-              <w:spacing w:after="0" w:line="312" w:lineRule="auto"/>
-              <w:rPr>
-                <w:rFonts w:cs="Times New Roman"/>
-                <w:sz w:val="26"/>
-                <w:szCs w:val="26"/>
-              </w:rPr>
-            </w:pPr>
-            <w:r>
-              <w:rPr>
-                <w:rFonts w:cs="Times New Roman"/>
-                <w:b/>
-                <w:color w:val="FFFFFF"/>
-                <w:sz w:val="26"/>
-                <w:szCs w:val="26"/>
-              </w:rPr>
-              <w:t>Nội dung kiểm tra</w:t>
-            </w:r>
-          </w:p>
-        </w:tc>
-        <w:tc>
-          <w:tcPr>
-            <w:tcW w:w="0" w:type="auto"/>
-            <w:shd w:val="clear" w:color="auto" w:fill="1F4E79"/>
-            <w:vAlign w:val="center"/>
-          </w:tcPr>
-          <w:p>
-            <w:pPr>
-              <w:spacing w:after="0" w:line="312" w:lineRule="auto"/>
-              <w:rPr>
-                <w:rFonts w:cs="Times New Roman"/>
-                <w:sz w:val="26"/>
-                <w:szCs w:val="26"/>
-              </w:rPr>
-            </w:pPr>
-            <w:r>
-              <w:rPr>
-                <w:rFonts w:cs="Times New Roman"/>
-                <w:b/>
-                <w:color w:val="FFFFFF"/>
-                <w:sz w:val="26"/>
-                <w:szCs w:val="26"/>
-              </w:rPr>
-              <w:t>Trạng thái</w:t>
-            </w:r>
-          </w:p>
-        </w:tc>
-      </w:tr>
-      <w:tr>
-        <w:trPr>
-          <w:jc w:val="center"/>
-        </w:trPr>
-        <w:tc>
-          <w:tcPr>
-            <w:tcW w:w="0" w:type="auto"/>
-            <w:vAlign w:val="center"/>
-          </w:tcPr>
-          <w:p>
-            <w:pPr>
-              <w:spacing w:after="0" w:line="312" w:lineRule="auto"/>
-              <w:rPr>
-                <w:rFonts w:cs="Times New Roman"/>
-                <w:sz w:val="26"/>
-                <w:szCs w:val="26"/>
-              </w:rPr>
-            </w:pPr>
-            <w:r>
-              <w:rPr>
-                <w:rFonts w:cs="Times New Roman"/>
-                <w:sz w:val="26"/>
-                <w:szCs w:val="26"/>
-              </w:rPr>
-              <w:t>1</w:t>
-            </w:r>
-          </w:p>
-        </w:tc>
-        <w:tc>
-          <w:tcPr>
-            <w:tcW w:w="0" w:type="auto"/>
-            <w:vAlign w:val="center"/>
-          </w:tcPr>
-          <w:p>
-            <w:pPr>
-              <w:spacing w:after="0" w:line="312" w:lineRule="auto"/>
-              <w:rPr>
-                <w:rFonts w:cs="Times New Roman"/>
-                <w:sz w:val="26"/>
-                <w:szCs w:val="26"/>
-              </w:rPr>
-            </w:pPr>
-            <w:r>
-              <w:rPr>
-                <w:rFonts w:cs="Times New Roman"/>
-                <w:sz w:val="26"/>
-                <w:szCs w:val="26"/>
-              </w:rPr>
-              <w:t>Đúng tên file MSSV_HoTen_DeTai20_TieuLuan_CuoiKy (.docx và .pdf).</w:t>
-            </w:r>
-          </w:p>
-        </w:tc>
-        <w:tc>
-          <w:tcPr>
-            <w:tcW w:w="0" w:type="auto"/>
-            <w:vAlign w:val="center"/>
-          </w:tcPr>
-          <w:p>
-            <w:pPr>
-              <w:spacing w:after="0" w:line="312" w:lineRule="auto"/>
-              <w:rPr>
-                <w:rFonts w:cs="Times New Roman"/>
-                <w:sz w:val="26"/>
-                <w:szCs w:val="26"/>
-              </w:rPr>
-            </w:pPr>
-            <w:r>
-              <w:rPr>
-                <w:rFonts w:cs="Times New Roman"/>
-                <w:sz w:val="26"/>
-                <w:szCs w:val="26"/>
-              </w:rPr>
-              <w:t>☒ Đạt</w:t>
-            </w:r>
-          </w:p>
-        </w:tc>
-      </w:tr>
-      <w:tr>
-        <w:trPr>
-          <w:jc w:val="center"/>
-        </w:trPr>
-        <w:tc>
-          <w:tcPr>
-            <w:tcW w:w="0" w:type="auto"/>
-            <w:vAlign w:val="center"/>
-          </w:tcPr>
-          <w:p>
-            <w:pPr>
-              <w:spacing w:after="0" w:line="312" w:lineRule="auto"/>
-              <w:rPr>
-                <w:rFonts w:cs="Times New Roman"/>
-                <w:sz w:val="26"/>
-                <w:szCs w:val="26"/>
-              </w:rPr>
-            </w:pPr>
-            <w:r>
-              <w:rPr>
-                <w:rFonts w:cs="Times New Roman"/>
-                <w:sz w:val="26"/>
-                <w:szCs w:val="26"/>
-              </w:rPr>
-              <w:t>2</w:t>
-            </w:r>
-          </w:p>
-        </w:tc>
-        <w:tc>
-          <w:tcPr>
-            <w:tcW w:w="0" w:type="auto"/>
-            <w:vAlign w:val="center"/>
-          </w:tcPr>
-          <w:p>
-            <w:pPr>
-              <w:spacing w:after="0" w:line="312" w:lineRule="auto"/>
-              <w:rPr>
-                <w:rFonts w:cs="Times New Roman"/>
-                <w:sz w:val="26"/>
-                <w:szCs w:val="26"/>
-              </w:rPr>
-            </w:pPr>
-            <w:r>
-              <w:rPr>
-                <w:rFonts w:cs="Times New Roman"/>
-                <w:sz w:val="26"/>
-                <w:szCs w:val="26"/>
-              </w:rPr>
-              <w:t>Một file có Chương 1–6, tài liệu tham khảo và phụ lục tiến độ.</w:t>
-            </w:r>
-          </w:p>
-        </w:tc>
-        <w:tc>
-          <w:tcPr>
-            <w:tcW w:w="0" w:type="auto"/>
-            <w:vAlign w:val="center"/>
-          </w:tcPr>
-          <w:p>
-            <w:pPr>
-              <w:spacing w:after="0" w:line="312" w:lineRule="auto"/>
-              <w:rPr>
-                <w:rFonts w:cs="Times New Roman"/>
-                <w:sz w:val="26"/>
-                <w:szCs w:val="26"/>
-              </w:rPr>
-            </w:pPr>
-            <w:r>
-              <w:rPr>
-                <w:rFonts w:cs="Times New Roman"/>
-                <w:sz w:val="26"/>
-                <w:szCs w:val="26"/>
-              </w:rPr>
-              <w:t>☒ Đạt</w:t>
-            </w:r>
-          </w:p>
-        </w:tc>
-      </w:tr>
-      <w:tr>
-        <w:trPr>
-          <w:jc w:val="center"/>
-        </w:trPr>
-        <w:tc>
-          <w:tcPr>
-            <w:tcW w:w="0" w:type="auto"/>
-            <w:vAlign w:val="center"/>
-          </w:tcPr>
-          <w:p>
-            <w:pPr>
-              <w:spacing w:after="0" w:line="312" w:lineRule="auto"/>
-              <w:rPr>
-                <w:rFonts w:cs="Times New Roman"/>
-                <w:sz w:val="26"/>
-                <w:szCs w:val="26"/>
-              </w:rPr>
-            </w:pPr>
-            <w:r>
-              <w:rPr>
-                <w:rFonts w:cs="Times New Roman"/>
-                <w:sz w:val="26"/>
-                <w:szCs w:val="26"/>
-              </w:rPr>
-              <w:t>3</w:t>
-            </w:r>
-          </w:p>
-        </w:tc>
-        <w:tc>
-          <w:tcPr>
-            <w:tcW w:w="0" w:type="auto"/>
-            <w:vAlign w:val="center"/>
-          </w:tcPr>
-          <w:p>
-            <w:pPr>
-              <w:spacing w:after="0" w:line="312" w:lineRule="auto"/>
-              <w:rPr>
-                <w:rFonts w:cs="Times New Roman"/>
-                <w:sz w:val="26"/>
-                <w:szCs w:val="26"/>
-              </w:rPr>
-            </w:pPr>
-            <w:r>
-              <w:rPr>
-                <w:rFonts w:cs="Times New Roman"/>
-                <w:sz w:val="26"/>
-                <w:szCs w:val="26"/>
-              </w:rPr>
-              <w:t>Đã xóa hướng dẫn mẫu, phụ lục 50 đề tài và chỗ giữ chỗ.</w:t>
-            </w:r>
-          </w:p>
-        </w:tc>
-        <w:tc>
-          <w:tcPr>
-            <w:tcW w:w="0" w:type="auto"/>
-            <w:vAlign w:val="center"/>
-          </w:tcPr>
-          <w:p>
-            <w:pPr>
-              <w:spacing w:after="0" w:line="312" w:lineRule="auto"/>
-              <w:rPr>
-                <w:rFonts w:cs="Times New Roman"/>
-                <w:sz w:val="26"/>
-                <w:szCs w:val="26"/>
-              </w:rPr>
-            </w:pPr>
-            <w:r>
-              <w:rPr>
-                <w:rFonts w:cs="Times New Roman"/>
-                <w:sz w:val="26"/>
-                <w:szCs w:val="26"/>
-              </w:rPr>
-              <w:t>☒ Đạt</w:t>
-            </w:r>
-          </w:p>
-        </w:tc>
-      </w:tr>
-      <w:tr>
-        <w:trPr>
-          <w:jc w:val="center"/>
-        </w:trPr>
-        <w:tc>
-          <w:tcPr>
-            <w:tcW w:w="0" w:type="auto"/>
-            <w:vAlign w:val="center"/>
-          </w:tcPr>
-          <w:p>
-            <w:pPr>
-              <w:spacing w:after="0" w:line="312" w:lineRule="auto"/>
-              <w:rPr>
-                <w:rFonts w:cs="Times New Roman"/>
-                <w:sz w:val="26"/>
-                <w:szCs w:val="26"/>
-              </w:rPr>
-            </w:pPr>
-            <w:r>
-              <w:rPr>
-                <w:rFonts w:cs="Times New Roman"/>
-                <w:sz w:val="26"/>
-                <w:szCs w:val="26"/>
-              </w:rPr>
-              <w:t>4</w:t>
-            </w:r>
-          </w:p>
-        </w:tc>
-        <w:tc>
-          <w:tcPr>
-            <w:tcW w:w="0" w:type="auto"/>
-            <w:vAlign w:val="center"/>
-          </w:tcPr>
-          <w:p>
-            <w:pPr>
-              <w:spacing w:after="0" w:line="312" w:lineRule="auto"/>
-              <w:rPr>
-                <w:rFonts w:cs="Times New Roman"/>
-                <w:sz w:val="26"/>
-                <w:szCs w:val="26"/>
-              </w:rPr>
-            </w:pPr>
-            <w:r>
-              <w:rPr>
-                <w:rFonts w:cs="Times New Roman"/>
-                <w:sz w:val="26"/>
-                <w:szCs w:val="26"/>
-              </w:rPr>
-              <w:t>Mục lục tự động, tiêu đề dùng Heading 1/2.</w:t>
-            </w:r>
-          </w:p>
-        </w:tc>
-        <w:tc>
-          <w:tcPr>
-            <w:tcW w:w="0" w:type="auto"/>
-            <w:vAlign w:val="center"/>
-          </w:tcPr>
-          <w:p>
-            <w:pPr>
-              <w:spacing w:after="0" w:line="312" w:lineRule="auto"/>
-              <w:rPr>
-                <w:rFonts w:cs="Times New Roman"/>
-                <w:sz w:val="26"/>
-                <w:szCs w:val="26"/>
-              </w:rPr>
-            </w:pPr>
-            <w:r>
-              <w:rPr>
-                <w:rFonts w:cs="Times New Roman"/>
-                <w:sz w:val="26"/>
-                <w:szCs w:val="26"/>
-              </w:rPr>
-              <w:t>☒ Đạt</w:t>
-            </w:r>
-          </w:p>
-        </w:tc>
-      </w:tr>
-      <w:tr>
-        <w:trPr>
-          <w:jc w:val="center"/>
-        </w:trPr>
-        <w:tc>
-          <w:tcPr>
-            <w:tcW w:w="0" w:type="auto"/>
-            <w:vAlign w:val="center"/>
-          </w:tcPr>
-          <w:p>
-            <w:pPr>
-              <w:spacing w:after="0" w:line="312" w:lineRule="auto"/>
-              <w:rPr>
-                <w:rFonts w:cs="Times New Roman"/>
-                <w:sz w:val="26"/>
-                <w:szCs w:val="26"/>
-              </w:rPr>
-            </w:pPr>
-            <w:r>
-              <w:rPr>
-                <w:rFonts w:cs="Times New Roman"/>
-                <w:sz w:val="26"/>
-                <w:szCs w:val="26"/>
-              </w:rPr>
-              <w:t>5</w:t>
-            </w:r>
-          </w:p>
-        </w:tc>
-        <w:tc>
-          <w:tcPr>
-            <w:tcW w:w="0" w:type="auto"/>
-            <w:vAlign w:val="center"/>
-          </w:tcPr>
-          <w:p>
-            <w:pPr>
-              <w:spacing w:after="0" w:line="312" w:lineRule="auto"/>
-              <w:rPr>
-                <w:rFonts w:cs="Times New Roman"/>
-                <w:sz w:val="26"/>
-                <w:szCs w:val="26"/>
-              </w:rPr>
-            </w:pPr>
-            <w:r>
-              <w:rPr>
-                <w:rFonts w:cs="Times New Roman"/>
-                <w:sz w:val="26"/>
-                <w:szCs w:val="26"/>
-              </w:rPr>
-              <w:t>Hình/bảng có số, tên, nguồn và được phân tích.</w:t>
-            </w:r>
-          </w:p>
-        </w:tc>
-        <w:tc>
-          <w:tcPr>
-            <w:tcW w:w="0" w:type="auto"/>
-            <w:vAlign w:val="center"/>
-          </w:tcPr>
-          <w:p>
-            <w:pPr>
-              <w:spacing w:after="0" w:line="312" w:lineRule="auto"/>
-              <w:rPr>
-                <w:rFonts w:cs="Times New Roman"/>
-                <w:sz w:val="26"/>
-                <w:szCs w:val="26"/>
-              </w:rPr>
-            </w:pPr>
-            <w:r>
-              <w:rPr>
-                <w:rFonts w:cs="Times New Roman"/>
-                <w:sz w:val="26"/>
-                <w:szCs w:val="26"/>
-              </w:rPr>
-              <w:t>☒ Đạt</w:t>
-            </w:r>
-          </w:p>
-        </w:tc>
-      </w:tr>
-      <w:tr>
-        <w:trPr>
-          <w:jc w:val="center"/>
-        </w:trPr>
-        <w:tc>
-          <w:tcPr>
-            <w:tcW w:w="0" w:type="auto"/>
-            <w:vAlign w:val="center"/>
-          </w:tcPr>
-          <w:p>
-            <w:pPr>
-              <w:spacing w:after="0" w:line="312" w:lineRule="auto"/>
-              <w:rPr>
-                <w:rFonts w:cs="Times New Roman"/>
-                <w:sz w:val="26"/>
-                <w:szCs w:val="26"/>
-              </w:rPr>
-            </w:pPr>
-            <w:r>
-              <w:rPr>
-                <w:rFonts w:cs="Times New Roman"/>
-                <w:sz w:val="26"/>
-                <w:szCs w:val="26"/>
-              </w:rPr>
-              <w:t>6</w:t>
-            </w:r>
-          </w:p>
-        </w:tc>
-        <w:tc>
-          <w:tcPr>
-            <w:tcW w:w="0" w:type="auto"/>
-            <w:vAlign w:val="center"/>
-          </w:tcPr>
-          <w:p>
-            <w:pPr>
-              <w:spacing w:after="0" w:line="312" w:lineRule="auto"/>
-              <w:rPr>
-                <w:rFonts w:cs="Times New Roman"/>
-                <w:sz w:val="26"/>
-                <w:szCs w:val="26"/>
-              </w:rPr>
-            </w:pPr>
-            <w:r>
-              <w:rPr>
-                <w:rFonts w:cs="Times New Roman"/>
-                <w:sz w:val="26"/>
-                <w:szCs w:val="26"/>
-              </w:rPr>
-              <w:t>Kết quả Chương 4 khớp log/CSV tại commit đã khai.</w:t>
-            </w:r>
-          </w:p>
-        </w:tc>
-        <w:tc>
-          <w:tcPr>
-            <w:tcW w:w="0" w:type="auto"/>
-            <w:vAlign w:val="center"/>
-          </w:tcPr>
-          <w:p>
-            <w:pPr>
-              <w:spacing w:after="0" w:line="312" w:lineRule="auto"/>
-              <w:rPr>
-                <w:rFonts w:cs="Times New Roman"/>
-                <w:sz w:val="26"/>
-                <w:szCs w:val="26"/>
-              </w:rPr>
-            </w:pPr>
-            <w:r>
-              <w:rPr>
-                <w:rFonts w:cs="Times New Roman"/>
-                <w:sz w:val="26"/>
-                <w:szCs w:val="26"/>
-              </w:rPr>
-              <w:t>☒ Đạt</w:t>
-            </w:r>
-          </w:p>
-        </w:tc>
-      </w:tr>
-      <w:tr>
-        <w:trPr>
-          <w:jc w:val="center"/>
-        </w:trPr>
-        <w:tc>
-          <w:tcPr>
-            <w:tcW w:w="0" w:type="auto"/>
-            <w:vAlign w:val="center"/>
-          </w:tcPr>
-          <w:p>
-            <w:pPr>
-              <w:spacing w:after="0" w:line="312" w:lineRule="auto"/>
-              <w:rPr>
-                <w:rFonts w:cs="Times New Roman"/>
-                <w:sz w:val="26"/>
-                <w:szCs w:val="26"/>
-              </w:rPr>
-            </w:pPr>
-            <w:r>
-              <w:rPr>
-                <w:rFonts w:cs="Times New Roman"/>
-                <w:sz w:val="26"/>
-                <w:szCs w:val="26"/>
-              </w:rPr>
-              <w:t>7</w:t>
-            </w:r>
-          </w:p>
-        </w:tc>
-        <w:tc>
-          <w:tcPr>
-            <w:tcW w:w="0" w:type="auto"/>
-            <w:vAlign w:val="center"/>
-          </w:tcPr>
-          <w:p>
-            <w:pPr>
-              <w:spacing w:after="0" w:line="312" w:lineRule="auto"/>
-              <w:rPr>
-                <w:rFonts w:cs="Times New Roman"/>
-                <w:sz w:val="26"/>
-                <w:szCs w:val="26"/>
-              </w:rPr>
-            </w:pPr>
-            <w:r>
-              <w:rPr>
-                <w:rFonts w:cs="Times New Roman"/>
-                <w:sz w:val="26"/>
-                <w:szCs w:val="26"/>
-              </w:rPr>
-              <w:t>Có ≥5 nguồn, URL sạch, ngày truy cập và phần sử dụng.</w:t>
-            </w:r>
-          </w:p>
-        </w:tc>
-        <w:tc>
-          <w:tcPr>
-            <w:tcW w:w="0" w:type="auto"/>
-            <w:vAlign w:val="center"/>
-          </w:tcPr>
-          <w:p>
-            <w:pPr>
-              <w:spacing w:after="0" w:line="312" w:lineRule="auto"/>
-              <w:rPr>
-                <w:rFonts w:cs="Times New Roman"/>
-                <w:sz w:val="26"/>
-                <w:szCs w:val="26"/>
-              </w:rPr>
-            </w:pPr>
-            <w:r>
-              <w:rPr>
-                <w:rFonts w:cs="Times New Roman"/>
-                <w:sz w:val="26"/>
-                <w:szCs w:val="26"/>
-              </w:rPr>
-              <w:t>☒ Đạt</w:t>
-            </w:r>
-          </w:p>
-        </w:tc>
-      </w:tr>
-      <w:tr>
-        <w:trPr>
-          <w:jc w:val="center"/>
-        </w:trPr>
-        <w:tc>
-          <w:tcPr>
-            <w:tcW w:w="0" w:type="auto"/>
-            <w:vAlign w:val="center"/>
-          </w:tcPr>
-          <w:p>
-            <w:pPr>
-              <w:spacing w:after="0" w:line="312" w:lineRule="auto"/>
-              <w:rPr>
-                <w:rFonts w:cs="Times New Roman"/>
-                <w:sz w:val="26"/>
-                <w:szCs w:val="26"/>
-              </w:rPr>
-            </w:pPr>
-            <w:r>
-              <w:rPr>
-                <w:rFonts w:cs="Times New Roman"/>
-                <w:sz w:val="26"/>
-                <w:szCs w:val="26"/>
-              </w:rPr>
-              <w:t>8</w:t>
-            </w:r>
-          </w:p>
-        </w:tc>
-        <w:tc>
-          <w:tcPr>
-            <w:tcW w:w="0" w:type="auto"/>
-            <w:vAlign w:val="center"/>
-          </w:tcPr>
-          <w:p>
-            <w:pPr>
-              <w:spacing w:after="0" w:line="312" w:lineRule="auto"/>
-              <w:rPr>
-                <w:rFonts w:cs="Times New Roman"/>
-                <w:sz w:val="26"/>
-                <w:szCs w:val="26"/>
-              </w:rPr>
-            </w:pPr>
-            <w:r>
-              <w:rPr>
-                <w:rFonts w:cs="Times New Roman"/>
-                <w:sz w:val="26"/>
-                <w:szCs w:val="26"/>
-              </w:rPr>
-              <w:t>Không có secret, token, mật khẩu hoặc khóa riêng triển khai.</w:t>
-            </w:r>
-          </w:p>
-        </w:tc>
-        <w:tc>
-          <w:tcPr>
-            <w:tcW w:w="0" w:type="auto"/>
-            <w:vAlign w:val="center"/>
-          </w:tcPr>
-          <w:p>
-            <w:pPr>
-              <w:spacing w:after="0" w:line="312" w:lineRule="auto"/>
-              <w:rPr>
-                <w:rFonts w:cs="Times New Roman"/>
-                <w:sz w:val="26"/>
-                <w:szCs w:val="26"/>
-              </w:rPr>
-            </w:pPr>
-            <w:r>
-              <w:rPr>
-                <w:rFonts w:cs="Times New Roman"/>
-                <w:sz w:val="26"/>
-                <w:szCs w:val="26"/>
-              </w:rPr>
-              <w:t>☒ Đạt</w:t>
-            </w:r>
-          </w:p>
-        </w:tc>
-      </w:tr>
-      <w:tr>
-        <w:trPr>
-          <w:jc w:val="center"/>
-        </w:trPr>
-        <w:tc>
-          <w:tcPr>
-            <w:tcW w:w="0" w:type="auto"/>
-            <w:vAlign w:val="center"/>
-          </w:tcPr>
-          <w:p>
-            <w:pPr>
-              <w:spacing w:after="0" w:line="312" w:lineRule="auto"/>
-              <w:rPr>
-                <w:rFonts w:cs="Times New Roman"/>
-                <w:sz w:val="26"/>
-                <w:szCs w:val="26"/>
-              </w:rPr>
-            </w:pPr>
-            <w:r>
-              <w:rPr>
-                <w:rFonts w:cs="Times New Roman"/>
-                <w:sz w:val="26"/>
-                <w:szCs w:val="26"/>
-              </w:rPr>
-              <w:t>9</w:t>
-            </w:r>
-          </w:p>
-        </w:tc>
-        <w:tc>
-          <w:tcPr>
-            <w:tcW w:w="0" w:type="auto"/>
-            <w:vAlign w:val="center"/>
-          </w:tcPr>
-          <w:p>
-            <w:pPr>
-              <w:spacing w:after="0" w:line="312" w:lineRule="auto"/>
-              <w:rPr>
-                <w:rFonts w:cs="Times New Roman"/>
-                <w:sz w:val="26"/>
-                <w:szCs w:val="26"/>
-              </w:rPr>
-            </w:pPr>
-            <w:r>
-              <w:rPr>
-                <w:rFonts w:cs="Times New Roman"/>
-                <w:sz w:val="26"/>
-                <w:szCs w:val="26"/>
-              </w:rPr>
-              <w:t>Đã ghi rõ mô phỏng local, không tuyên bố chạy phần cứng thật.</w:t>
-            </w:r>
-          </w:p>
-        </w:tc>
-        <w:tc>
-          <w:tcPr>
-            <w:tcW w:w="0" w:type="auto"/>
-            <w:vAlign w:val="center"/>
-          </w:tcPr>
-          <w:p>
-            <w:pPr>
-              <w:spacing w:after="0" w:line="312" w:lineRule="auto"/>
-              <w:rPr>
-                <w:rFonts w:cs="Times New Roman"/>
-                <w:sz w:val="26"/>
-                <w:szCs w:val="26"/>
-              </w:rPr>
-            </w:pPr>
-            <w:r>
-              <w:rPr>
-                <w:rFonts w:cs="Times New Roman"/>
-                <w:sz w:val="26"/>
-                <w:szCs w:val="26"/>
-              </w:rPr>
-              <w:t>☒ Đạt</w:t>
-            </w:r>
-          </w:p>
-        </w:tc>
-      </w:tr>
-      <w:tr>
-        <w:trPr>
-          <w:jc w:val="center"/>
-        </w:trPr>
-        <w:tc>
-          <w:tcPr>
-            <w:tcW w:w="0" w:type="auto"/>
-            <w:vAlign w:val="center"/>
-          </w:tcPr>
-          <w:p>
-            <w:pPr>
-              <w:spacing w:after="0" w:line="312" w:lineRule="auto"/>
-              <w:rPr>
-                <w:rFonts w:cs="Times New Roman"/>
-                <w:sz w:val="26"/>
-                <w:szCs w:val="26"/>
-              </w:rPr>
-            </w:pPr>
-            <w:r>
-              <w:rPr>
-                <w:rFonts w:cs="Times New Roman"/>
-                <w:sz w:val="26"/>
-                <w:szCs w:val="26"/>
-              </w:rPr>
-              <w:t>10</w:t>
-            </w:r>
-          </w:p>
-        </w:tc>
-        <w:tc>
-          <w:tcPr>
-            <w:tcW w:w="0" w:type="auto"/>
-            <w:vAlign w:val="center"/>
-          </w:tcPr>
-          <w:p>
-            <w:pPr>
-              <w:spacing w:after="0" w:line="312" w:lineRule="auto"/>
-              <w:rPr>
-                <w:rFonts w:cs="Times New Roman"/>
-                <w:sz w:val="26"/>
-                <w:szCs w:val="26"/>
-              </w:rPr>
-            </w:pPr>
-            <w:r>
-              <w:rPr>
-                <w:rFonts w:cs="Times New Roman"/>
-                <w:sz w:val="26"/>
-                <w:szCs w:val="26"/>
-              </w:rPr>
-              <w:t>Cần cập nhật README và tải DOCX/PDF cuối lên GitHub trước nộp.</w:t>
-            </w:r>
-          </w:p>
-        </w:tc>
-        <w:tc>
-          <w:tcPr>
-            <w:tcW w:w="0" w:type="auto"/>
-            <w:vAlign w:val="center"/>
-          </w:tcPr>
-          <w:p>
-            <w:pPr>
-              <w:spacing w:after="0" w:line="312" w:lineRule="auto"/>
-              <w:rPr>
-                <w:rFonts w:cs="Times New Roman"/>
-                <w:sz w:val="26"/>
-                <w:szCs w:val="26"/>
-              </w:rPr>
-            </w:pPr>
-            <w:r>
-              <w:rPr>
-                <w:rFonts w:cs="Times New Roman"/>
-                <w:sz w:val="26"/>
-                <w:szCs w:val="26"/>
-              </w:rPr>
-              <w:t>☐ Sinh viên thực hiện</w:t>
-            </w:r>
-          </w:p>
-        </w:tc>
-      </w:tr>
-      <w:tr>
-        <w:trPr>
-          <w:jc w:val="center"/>
-        </w:trPr>
-        <w:tc>
-          <w:tcPr>
-            <w:tcW w:w="0" w:type="auto"/>
-            <w:vAlign w:val="center"/>
-          </w:tcPr>
-          <w:p>
-            <w:pPr>
-              <w:spacing w:after="0" w:line="312" w:lineRule="auto"/>
-              <w:rPr>
-                <w:rFonts w:cs="Times New Roman"/>
-                <w:sz w:val="26"/>
-                <w:szCs w:val="26"/>
-              </w:rPr>
-            </w:pPr>
-            <w:r>
-              <w:rPr>
-                <w:rFonts w:cs="Times New Roman"/>
-                <w:sz w:val="26"/>
-                <w:szCs w:val="26"/>
-              </w:rPr>
-              <w:t>11</w:t>
-            </w:r>
-          </w:p>
-        </w:tc>
-        <w:tc>
-          <w:tcPr>
-            <w:tcW w:w="0" w:type="auto"/>
-            <w:vAlign w:val="center"/>
-          </w:tcPr>
-          <w:p>
-            <w:pPr>
-              <w:spacing w:after="0" w:line="312" w:lineRule="auto"/>
-              <w:rPr>
-                <w:rFonts w:cs="Times New Roman"/>
-                <w:sz w:val="26"/>
-                <w:szCs w:val="26"/>
-              </w:rPr>
-            </w:pPr>
-            <w:r>
-              <w:rPr>
-                <w:rFonts w:cs="Times New Roman"/>
-                <w:sz w:val="26"/>
-                <w:szCs w:val="26"/>
-              </w:rPr>
-              <w:t>Mở PDF kiểm tra lần cuối và ký tên bản in.</w:t>
-            </w:r>
-          </w:p>
-        </w:tc>
-        <w:tc>
-          <w:tcPr>
-            <w:tcW w:w="0" w:type="auto"/>
-            <w:vAlign w:val="center"/>
-          </w:tcPr>
-          <w:p>
-            <w:pPr>
-              <w:spacing w:after="0" w:line="312" w:lineRule="auto"/>
-              <w:rPr>
-                <w:rFonts w:cs="Times New Roman"/>
-                <w:sz w:val="26"/>
-                <w:szCs w:val="26"/>
-              </w:rPr>
-            </w:pPr>
-            <w:r>
-              <w:rPr>
-                <w:rFonts w:cs="Times New Roman"/>
-                <w:sz w:val="26"/>
-                <w:szCs w:val="26"/>
-              </w:rPr>
-              <w:t>☐ Sinh viên thực hiện</w:t>
-            </w:r>
-          </w:p>
-        </w:tc>
-      </w:tr>
-    </w:tbl>
-    <w:p>
-      <w:pPr>
-        <w:spacing w:after="0" w:line="312" w:lineRule="auto"/>
-        <w:rPr>
-          <w:rFonts w:cs="Times New Roman"/>
-          <w:sz w:val="26"/>
-          <w:szCs w:val="26"/>
-        </w:rPr>
-      </w:pPr>
-    </w:p>
-    <w:p>
-      <w:pPr>
-        <w:spacing w:after="0" w:line="312" w:lineRule="auto"/>
-        <w:rPr>
-          <w:rFonts w:cs="Times New Roman"/>
-          <w:sz w:val="26"/>
-          <w:szCs w:val="26"/>
-        </w:rPr>
-      </w:pPr>
-      <w:r>
-        <w:rPr>
-          <w:rFonts w:cs="Times New Roman"/>
-          <w:sz w:val="26"/>
-          <w:szCs w:val="26"/>
-        </w:rPr>
-        <w:br w:type="page"/>
-      </w:r>
-    </w:p>
-    <w:p>
-      <w:pPr>
-        <w:pStyle w:val="u1"/>
-        <w:spacing w:before="0" w:after="0" w:line="312" w:lineRule="auto"/>
-        <w:rPr>
-          <w:rFonts w:ascii="Times New Roman" w:hAnsi="Times New Roman" w:cs="Times New Roman"/>
-          <w:color w:val="000000" w:themeColor="text1"/>
-          <w:sz w:val="26"/>
-          <w:szCs w:val="26"/>
-        </w:rPr>
-      </w:pPr>
-      <w:bookmarkStart w:id="56" w:name="_Toc236069990"/>
+      <w:bookmarkStart w:id="57" w:name="_Toc236140374"/>
       <w:r>
         <w:rPr>
           <w:rFonts w:ascii="Times New Roman" w:hAnsi="Times New Roman" w:cs="Times New Roman"/>
@@ -28987,7 +30003,7 @@
         <w:lastRenderedPageBreak/>
         <w:t>PHỤ LỤC D. CÂU HỎI CHUẨN BỊ BẢO VỆ</w:t>
       </w:r>
-      <w:bookmarkEnd w:id="56"/>
+      <w:bookmarkEnd w:id="57"/>
     </w:p>
     <w:tbl>
       <w:tblPr>
